--- a/fuentes/72310013_CF01_DU.docx
+++ b/fuentes/72310013_CF01_DU.docx
@@ -472,9 +472,7 @@
           <w14:ligatures w14:val="none"/>
         </w:rPr>
       </w:pPr>
-    </w:p>
-    <w:p>
-      <w:pPr>
+      <w:r>
         <w:rPr>
           <w:rFonts w:ascii="Calibri" w:hAnsi="Calibri"/>
           <w:b/>
@@ -483,17 +481,18 @@
           <w:kern w:val="0"/>
           <w14:ligatures w14:val="none"/>
         </w:rPr>
-      </w:pPr>
-      <w:r>
-        <w:rPr>
-          <w:rFonts w:ascii="Calibri" w:hAnsi="Calibri"/>
-          <w:b/>
-          <w:bCs/>
-          <w:color w:val="000000" w:themeColor="text1"/>
-          <w:kern w:val="0"/>
-          <w14:ligatures w14:val="none"/>
-        </w:rPr>
         <w:t>Breve descripción:</w:t>
+      </w:r>
+    </w:p>
+    <w:p>
+      <w:r>
+        <w:t>En este componente formativo</w:t>
+      </w:r>
+      <w:r>
+        <w:t>,</w:t>
+      </w:r>
+      <w:r>
+        <w:t xml:space="preserve"> el aprendiz conocerá las etapas del ciclo productivo de la palma de aceite, desde el reconocimiento del terreno, diseño de la plantación, diseño de los lotes productivos, la selección técnica del material de siembra y sustratos, hasta la adecuación estratégica del terreno mediante el trazado, drenaje, preparación de suelo y siembra de plantas en sitio definitivo. Dicha siembra comprende realizar un alistamiento en vivero, transporte de las plantas del vivero al lugar definitivo y trasplante.</w:t>
       </w:r>
     </w:p>
     <w:p>
@@ -509,33 +508,6 @@
           <w14:ligatures w14:val="none"/>
         </w:rPr>
       </w:pPr>
-      <w:r>
-        <w:rPr>
-          <w:rFonts w:ascii="Calibri" w:hAnsi="Calibri"/>
-          <w:color w:val="000000" w:themeColor="text1"/>
-          <w:kern w:val="0"/>
-          <w14:ligatures w14:val="none"/>
-        </w:rPr>
-        <w:t>En este componente formativo</w:t>
-      </w:r>
-      <w:r>
-        <w:rPr>
-          <w:rFonts w:ascii="Calibri" w:hAnsi="Calibri"/>
-          <w:color w:val="000000" w:themeColor="text1"/>
-          <w:kern w:val="0"/>
-          <w14:ligatures w14:val="none"/>
-        </w:rPr>
-        <w:t>,</w:t>
-      </w:r>
-      <w:r>
-        <w:rPr>
-          <w:rFonts w:ascii="Calibri" w:hAnsi="Calibri"/>
-          <w:color w:val="000000" w:themeColor="text1"/>
-          <w:kern w:val="0"/>
-          <w14:ligatures w14:val="none"/>
-        </w:rPr>
-        <w:t xml:space="preserve"> el aprendiz conocerá las etapas del ciclo productivo de la palma de aceite, desde el reconocimiento del terreno, diseño de la plantación, diseño de los lotes productivos, la selección técnica del material de siembra y sustratos, hasta la adecuación estratégica del terreno mediante el trazado, drenaje, preparación de suelo y siembra de plantas en sitio definitivo. Dicha siembra comprende realizar un alistamiento en vivero, transporte de las plantas del vivero al lugar definitivo y trasplante.</w:t>
-      </w:r>
     </w:p>
     <w:p>
       <w:pPr>
@@ -633,7 +605,7 @@
           <w:r>
             <w:fldChar w:fldCharType="separate"/>
           </w:r>
-          <w:hyperlink w:anchor="_Toc224087098" w:history="1">
+          <w:hyperlink w:anchor="_Toc226799003" w:history="1">
             <w:r>
               <w:rPr>
                 <w:rStyle w:val="Hipervnculo"/>
@@ -660,7 +632,7 @@
                 <w:noProof/>
                 <w:webHidden/>
               </w:rPr>
-              <w:instrText xml:space="preserve"> PAGEREF _Toc224087098 \h </w:instrText>
+              <w:instrText xml:space="preserve"> PAGEREF _Toc226799003 \h </w:instrText>
             </w:r>
             <w:r>
               <w:rPr>
@@ -707,7 +679,7 @@
               <w14:ligatures w14:val="none"/>
             </w:rPr>
           </w:pPr>
-          <w:hyperlink w:anchor="_Toc224087099" w:history="1">
+          <w:hyperlink w:anchor="_Toc226799004" w:history="1">
             <w:r>
               <w:rPr>
                 <w:rStyle w:val="Hipervnculo"/>
@@ -752,7 +724,7 @@
                 <w:noProof/>
                 <w:webHidden/>
               </w:rPr>
-              <w:instrText xml:space="preserve"> PAGEREF _Toc224087099 \h </w:instrText>
+              <w:instrText xml:space="preserve"> PAGEREF _Toc226799004 \h </w:instrText>
             </w:r>
             <w:r>
               <w:rPr>
@@ -799,7 +771,7 @@
               <w14:ligatures w14:val="none"/>
             </w:rPr>
           </w:pPr>
-          <w:hyperlink w:anchor="_Toc224087100" w:history="1">
+          <w:hyperlink w:anchor="_Toc226799005" w:history="1">
             <w:r>
               <w:rPr>
                 <w:rStyle w:val="Hipervnculo"/>
@@ -850,7 +822,7 @@
                 <w:noProof/>
                 <w:webHidden/>
               </w:rPr>
-              <w:instrText xml:space="preserve"> PAGEREF _Toc224087100 \h </w:instrText>
+              <w:instrText xml:space="preserve"> PAGEREF _Toc226799005 \h </w:instrText>
             </w:r>
             <w:r>
               <w:rPr>
@@ -897,7 +869,7 @@
               <w14:ligatures w14:val="none"/>
             </w:rPr>
           </w:pPr>
-          <w:hyperlink w:anchor="_Toc224087101" w:history="1">
+          <w:hyperlink w:anchor="_Toc226799006" w:history="1">
             <w:r>
               <w:rPr>
                 <w:rStyle w:val="Hipervnculo"/>
@@ -948,7 +920,7 @@
                 <w:noProof/>
                 <w:webHidden/>
               </w:rPr>
-              <w:instrText xml:space="preserve"> PAGEREF _Toc224087101 \h </w:instrText>
+              <w:instrText xml:space="preserve"> PAGEREF _Toc226799006 \h </w:instrText>
             </w:r>
             <w:r>
               <w:rPr>
@@ -995,7 +967,7 @@
               <w14:ligatures w14:val="none"/>
             </w:rPr>
           </w:pPr>
-          <w:hyperlink w:anchor="_Toc224087102" w:history="1">
+          <w:hyperlink w:anchor="_Toc226799007" w:history="1">
             <w:r>
               <w:rPr>
                 <w:rStyle w:val="Hipervnculo"/>
@@ -1046,7 +1018,7 @@
                 <w:noProof/>
                 <w:webHidden/>
               </w:rPr>
-              <w:instrText xml:space="preserve"> PAGEREF _Toc224087102 \h </w:instrText>
+              <w:instrText xml:space="preserve"> PAGEREF _Toc226799007 \h </w:instrText>
             </w:r>
             <w:r>
               <w:rPr>
@@ -1066,7 +1038,7 @@
                 <w:noProof/>
                 <w:webHidden/>
               </w:rPr>
-              <w:t>15</w:t>
+              <w:t>16</w:t>
             </w:r>
             <w:r>
               <w:rPr>
@@ -1093,7 +1065,7 @@
               <w14:ligatures w14:val="none"/>
             </w:rPr>
           </w:pPr>
-          <w:hyperlink w:anchor="_Toc224087103" w:history="1">
+          <w:hyperlink w:anchor="_Toc226799008" w:history="1">
             <w:r>
               <w:rPr>
                 <w:rStyle w:val="Hipervnculo"/>
@@ -1138,7 +1110,7 @@
                 <w:noProof/>
                 <w:webHidden/>
               </w:rPr>
-              <w:instrText xml:space="preserve"> PAGEREF _Toc224087103 \h </w:instrText>
+              <w:instrText xml:space="preserve"> PAGEREF _Toc226799008 \h </w:instrText>
             </w:r>
             <w:r>
               <w:rPr>
@@ -1158,7 +1130,7 @@
                 <w:noProof/>
                 <w:webHidden/>
               </w:rPr>
-              <w:t>25</w:t>
+              <w:t>26</w:t>
             </w:r>
             <w:r>
               <w:rPr>
@@ -1185,7 +1157,7 @@
               <w14:ligatures w14:val="none"/>
             </w:rPr>
           </w:pPr>
-          <w:hyperlink w:anchor="_Toc224087104" w:history="1">
+          <w:hyperlink w:anchor="_Toc226799009" w:history="1">
             <w:r>
               <w:rPr>
                 <w:rStyle w:val="Hipervnculo"/>
@@ -1215,7 +1187,7 @@
                 <w:rStyle w:val="Hipervnculo"/>
                 <w:noProof/>
               </w:rPr>
-              <w:t>Diseño de la planeación</w:t>
+              <w:t>Diseño de la plantación</w:t>
             </w:r>
             <w:r>
               <w:rPr>
@@ -1236,7 +1208,7 @@
                 <w:noProof/>
                 <w:webHidden/>
               </w:rPr>
-              <w:instrText xml:space="preserve"> PAGEREF _Toc224087104 \h </w:instrText>
+              <w:instrText xml:space="preserve"> PAGEREF _Toc226799009 \h </w:instrText>
             </w:r>
             <w:r>
               <w:rPr>
@@ -1256,7 +1228,7 @@
                 <w:noProof/>
                 <w:webHidden/>
               </w:rPr>
-              <w:t>26</w:t>
+              <w:t>27</w:t>
             </w:r>
             <w:r>
               <w:rPr>
@@ -1283,7 +1255,7 @@
               <w14:ligatures w14:val="none"/>
             </w:rPr>
           </w:pPr>
-          <w:hyperlink w:anchor="_Toc224087105" w:history="1">
+          <w:hyperlink w:anchor="_Toc226799010" w:history="1">
             <w:r>
               <w:rPr>
                 <w:rStyle w:val="Hipervnculo"/>
@@ -1334,7 +1306,7 @@
                 <w:noProof/>
                 <w:webHidden/>
               </w:rPr>
-              <w:instrText xml:space="preserve"> PAGEREF _Toc224087105 \h </w:instrText>
+              <w:instrText xml:space="preserve"> PAGEREF _Toc226799010 \h </w:instrText>
             </w:r>
             <w:r>
               <w:rPr>
@@ -1354,7 +1326,7 @@
                 <w:noProof/>
                 <w:webHidden/>
               </w:rPr>
-              <w:t>27</w:t>
+              <w:t>30</w:t>
             </w:r>
             <w:r>
               <w:rPr>
@@ -1381,7 +1353,7 @@
               <w14:ligatures w14:val="none"/>
             </w:rPr>
           </w:pPr>
-          <w:hyperlink w:anchor="_Toc224087106" w:history="1">
+          <w:hyperlink w:anchor="_Toc226799011" w:history="1">
             <w:r>
               <w:rPr>
                 <w:rStyle w:val="Hipervnculo"/>
@@ -1432,7 +1404,7 @@
                 <w:noProof/>
                 <w:webHidden/>
               </w:rPr>
-              <w:instrText xml:space="preserve"> PAGEREF _Toc224087106 \h </w:instrText>
+              <w:instrText xml:space="preserve"> PAGEREF _Toc226799011 \h </w:instrText>
             </w:r>
             <w:r>
               <w:rPr>
@@ -1452,7 +1424,7 @@
                 <w:noProof/>
                 <w:webHidden/>
               </w:rPr>
-              <w:t>28</w:t>
+              <w:t>30</w:t>
             </w:r>
             <w:r>
               <w:rPr>
@@ -1479,7 +1451,7 @@
               <w14:ligatures w14:val="none"/>
             </w:rPr>
           </w:pPr>
-          <w:hyperlink w:anchor="_Toc224087107" w:history="1">
+          <w:hyperlink w:anchor="_Toc226799012" w:history="1">
             <w:r>
               <w:rPr>
                 <w:rStyle w:val="Hipervnculo"/>
@@ -1530,7 +1502,7 @@
                 <w:noProof/>
                 <w:webHidden/>
               </w:rPr>
-              <w:instrText xml:space="preserve"> PAGEREF _Toc224087107 \h </w:instrText>
+              <w:instrText xml:space="preserve"> PAGEREF _Toc226799012 \h </w:instrText>
             </w:r>
             <w:r>
               <w:rPr>
@@ -1550,7 +1522,7 @@
                 <w:noProof/>
                 <w:webHidden/>
               </w:rPr>
-              <w:t>32</w:t>
+              <w:t>35</w:t>
             </w:r>
             <w:r>
               <w:rPr>
@@ -1577,7 +1549,7 @@
               <w14:ligatures w14:val="none"/>
             </w:rPr>
           </w:pPr>
-          <w:hyperlink w:anchor="_Toc224087108" w:history="1">
+          <w:hyperlink w:anchor="_Toc226799013" w:history="1">
             <w:r>
               <w:rPr>
                 <w:rStyle w:val="Hipervnculo"/>
@@ -1628,7 +1600,7 @@
                 <w:noProof/>
                 <w:webHidden/>
               </w:rPr>
-              <w:instrText xml:space="preserve"> PAGEREF _Toc224087108 \h </w:instrText>
+              <w:instrText xml:space="preserve"> PAGEREF _Toc226799013 \h </w:instrText>
             </w:r>
             <w:r>
               <w:rPr>
@@ -1648,7 +1620,7 @@
                 <w:noProof/>
                 <w:webHidden/>
               </w:rPr>
-              <w:t>33</w:t>
+              <w:t>36</w:t>
             </w:r>
             <w:r>
               <w:rPr>
@@ -1674,7 +1646,7 @@
               <w14:ligatures w14:val="none"/>
             </w:rPr>
           </w:pPr>
-          <w:hyperlink w:anchor="_Toc224087109" w:history="1">
+          <w:hyperlink w:anchor="_Toc226799014" w:history="1">
             <w:r>
               <w:rPr>
                 <w:rStyle w:val="Hipervnculo"/>
@@ -1701,7 +1673,7 @@
                 <w:noProof/>
                 <w:webHidden/>
               </w:rPr>
-              <w:instrText xml:space="preserve"> PAGEREF _Toc224087109 \h </w:instrText>
+              <w:instrText xml:space="preserve"> PAGEREF _Toc226799014 \h </w:instrText>
             </w:r>
             <w:r>
               <w:rPr>
@@ -1721,7 +1693,7 @@
                 <w:noProof/>
                 <w:webHidden/>
               </w:rPr>
-              <w:t>35</w:t>
+              <w:t>38</w:t>
             </w:r>
             <w:r>
               <w:rPr>
@@ -1747,7 +1719,7 @@
               <w14:ligatures w14:val="none"/>
             </w:rPr>
           </w:pPr>
-          <w:hyperlink w:anchor="_Toc224087110" w:history="1">
+          <w:hyperlink w:anchor="_Toc226799015" w:history="1">
             <w:r>
               <w:rPr>
                 <w:rStyle w:val="Hipervnculo"/>
@@ -1774,7 +1746,7 @@
                 <w:noProof/>
                 <w:webHidden/>
               </w:rPr>
-              <w:instrText xml:space="preserve"> PAGEREF _Toc224087110 \h </w:instrText>
+              <w:instrText xml:space="preserve"> PAGEREF _Toc226799015 \h </w:instrText>
             </w:r>
             <w:r>
               <w:rPr>
@@ -1794,7 +1766,7 @@
                 <w:noProof/>
                 <w:webHidden/>
               </w:rPr>
-              <w:t>36</w:t>
+              <w:t>39</w:t>
             </w:r>
             <w:r>
               <w:rPr>
@@ -1820,7 +1792,7 @@
               <w14:ligatures w14:val="none"/>
             </w:rPr>
           </w:pPr>
-          <w:hyperlink w:anchor="_Toc224087111" w:history="1">
+          <w:hyperlink w:anchor="_Toc226799016" w:history="1">
             <w:r>
               <w:rPr>
                 <w:rStyle w:val="Hipervnculo"/>
@@ -1847,7 +1819,7 @@
                 <w:noProof/>
                 <w:webHidden/>
               </w:rPr>
-              <w:instrText xml:space="preserve"> PAGEREF _Toc224087111 \h </w:instrText>
+              <w:instrText xml:space="preserve"> PAGEREF _Toc226799016 \h </w:instrText>
             </w:r>
             <w:r>
               <w:rPr>
@@ -1867,7 +1839,7 @@
                 <w:noProof/>
                 <w:webHidden/>
               </w:rPr>
-              <w:t>40</w:t>
+              <w:t>43</w:t>
             </w:r>
             <w:r>
               <w:rPr>
@@ -1893,7 +1865,7 @@
               <w14:ligatures w14:val="none"/>
             </w:rPr>
           </w:pPr>
-          <w:hyperlink w:anchor="_Toc224087112" w:history="1">
+          <w:hyperlink w:anchor="_Toc226799017" w:history="1">
             <w:r>
               <w:rPr>
                 <w:rStyle w:val="Hipervnculo"/>
@@ -1920,7 +1892,7 @@
                 <w:noProof/>
                 <w:webHidden/>
               </w:rPr>
-              <w:instrText xml:space="preserve"> PAGEREF _Toc224087112 \h </w:instrText>
+              <w:instrText xml:space="preserve"> PAGEREF _Toc226799017 \h </w:instrText>
             </w:r>
             <w:r>
               <w:rPr>
@@ -1940,7 +1912,7 @@
                 <w:noProof/>
                 <w:webHidden/>
               </w:rPr>
-              <w:t>43</w:t>
+              <w:t>46</w:t>
             </w:r>
             <w:r>
               <w:rPr>
@@ -1962,7 +1934,7 @@
       <w:pPr>
         <w:pStyle w:val="Titulosgenerales"/>
       </w:pPr>
-      <w:bookmarkStart w:id="0" w:name="_Toc224087098"/>
+      <w:bookmarkStart w:id="0" w:name="_Toc226799003"/>
       <w:r>
         <w:lastRenderedPageBreak/>
         <w:t>Introducción</w:t>
@@ -2067,7 +2039,7 @@
       <w:pPr>
         <w:pStyle w:val="Ttulo1"/>
       </w:pPr>
-      <w:bookmarkStart w:id="1" w:name="_Toc224087099"/>
+      <w:bookmarkStart w:id="1" w:name="_Toc226799004"/>
       <w:proofErr w:type="spellStart"/>
       <w:r>
         <w:lastRenderedPageBreak/>
@@ -2179,7 +2151,7 @@
       <w:pPr>
         <w:pStyle w:val="Ttulo2"/>
       </w:pPr>
-      <w:bookmarkStart w:id="2" w:name="_Toc224087100"/>
+      <w:bookmarkStart w:id="2" w:name="_Toc226799005"/>
       <w:r>
         <w:t>Generalidades del cultivo</w:t>
       </w:r>
@@ -2265,15 +2237,7 @@
           <w:bCs/>
           <w:lang w:val="es-419" w:eastAsia="es-CO"/>
         </w:rPr>
-        <w:t>Origen</w:t>
-      </w:r>
-      <w:r>
-        <w:rPr>
-          <w:b/>
-          <w:bCs/>
-          <w:lang w:val="es-419" w:eastAsia="es-CO"/>
-        </w:rPr>
-        <w:t>:</w:t>
+        <w:t>Origen:</w:t>
       </w:r>
       <w:r>
         <w:rPr>
@@ -2300,15 +2264,7 @@
           <w:bCs/>
           <w:lang w:val="es-419" w:eastAsia="es-CO"/>
         </w:rPr>
-        <w:t>Clima</w:t>
-      </w:r>
-      <w:r>
-        <w:rPr>
-          <w:b/>
-          <w:bCs/>
-          <w:lang w:val="es-419" w:eastAsia="es-CO"/>
-        </w:rPr>
-        <w:t>:</w:t>
+        <w:t>Clima:</w:t>
       </w:r>
       <w:r>
         <w:rPr>
@@ -2335,15 +2291,7 @@
           <w:bCs/>
           <w:lang w:val="es-419" w:eastAsia="es-CO"/>
         </w:rPr>
-        <w:t>Tipo de cultivo</w:t>
-      </w:r>
-      <w:r>
-        <w:rPr>
-          <w:b/>
-          <w:bCs/>
-          <w:lang w:val="es-419" w:eastAsia="es-CO"/>
-        </w:rPr>
-        <w:t>:</w:t>
+        <w:t>Tipo de cultivo:</w:t>
       </w:r>
       <w:r>
         <w:rPr>
@@ -2370,27 +2318,13 @@
           <w:bCs/>
           <w:lang w:val="es-419" w:eastAsia="es-CO"/>
         </w:rPr>
-        <w:t>Promedio de vida útil</w:t>
-      </w:r>
-      <w:r>
-        <w:rPr>
-          <w:b/>
-          <w:bCs/>
-          <w:lang w:val="es-419" w:eastAsia="es-CO"/>
-        </w:rPr>
-        <w:t>:</w:t>
-      </w:r>
-      <w:r>
-        <w:rPr>
-          <w:lang w:val="es-419" w:eastAsia="es-CO"/>
-        </w:rPr>
-        <w:t xml:space="preserve"> </w:t>
-      </w:r>
-      <w:r>
-        <w:rPr>
-          <w:lang w:val="es-419" w:eastAsia="es-CO"/>
-        </w:rPr>
-        <w:t xml:space="preserve"> Entre 24 y 25 años.</w:t>
+        <w:t>Promedio de vida útil:</w:t>
+      </w:r>
+      <w:r>
+        <w:rPr>
+          <w:lang w:val="es-419" w:eastAsia="es-CO"/>
+        </w:rPr>
+        <w:t xml:space="preserve">  Entre 24 y 25 años.</w:t>
       </w:r>
     </w:p>
     <w:p>
@@ -2411,15 +2345,7 @@
           <w:bCs/>
           <w:lang w:val="es-419" w:eastAsia="es-CO"/>
         </w:rPr>
-        <w:t>Propósito</w:t>
-      </w:r>
-      <w:r>
-        <w:rPr>
-          <w:b/>
-          <w:bCs/>
-          <w:lang w:val="es-419" w:eastAsia="es-CO"/>
-        </w:rPr>
-        <w:t>:</w:t>
+        <w:t>Propósito:</w:t>
       </w:r>
       <w:r>
         <w:rPr>
@@ -2483,31 +2409,13 @@
         <w:rPr>
           <w:rStyle w:val="Ttulo5Car"/>
         </w:rPr>
-        <w:t>Dura</w:t>
-      </w:r>
-      <w:r>
-        <w:rPr>
-          <w:rStyle w:val="Ttulo5Car"/>
-        </w:rPr>
-        <w:t>.</w:t>
-      </w:r>
-      <w:r>
-        <w:rPr>
-          <w:lang w:val="es-419" w:eastAsia="es-CO"/>
-        </w:rPr>
-        <w:t xml:space="preserve"> </w:t>
-      </w:r>
-      <w:r>
-        <w:rPr>
-          <w:lang w:val="es-419" w:eastAsia="es-CO"/>
-        </w:rPr>
-        <w:t>Cuesco grueso, menor pulpa.</w:t>
-      </w:r>
-      <w:r>
-        <w:rPr>
-          <w:lang w:val="es-419" w:eastAsia="es-CO"/>
-        </w:rPr>
-        <w:t xml:space="preserve"> </w:t>
+        <w:t>Dura.</w:t>
+      </w:r>
+      <w:r>
+        <w:rPr>
+          <w:lang w:val="es-419" w:eastAsia="es-CO"/>
+        </w:rPr>
+        <w:t xml:space="preserve"> Cuesco grueso, menor pulpa. </w:t>
       </w:r>
     </w:p>
     <w:p>
@@ -2554,13 +2462,7 @@
         <w:rPr>
           <w:lang w:val="es-419" w:eastAsia="es-CO"/>
         </w:rPr>
-        <w:t xml:space="preserve"> </w:t>
-      </w:r>
-      <w:r>
-        <w:rPr>
-          <w:lang w:val="es-419" w:eastAsia="es-CO"/>
-        </w:rPr>
-        <w:t>Cuesco ausente o muy delgado.</w:t>
+        <w:t xml:space="preserve"> Cuesco ausente o muy delgado.</w:t>
       </w:r>
     </w:p>
     <w:p>
@@ -2608,13 +2510,7 @@
         <w:rPr>
           <w:lang w:val="es-419" w:eastAsia="es-CO"/>
         </w:rPr>
-        <w:t xml:space="preserve"> </w:t>
-      </w:r>
-      <w:r>
-        <w:rPr>
-          <w:lang w:val="es-419" w:eastAsia="es-CO"/>
-        </w:rPr>
-        <w:t>Cuesco delgado, mayor pulpa. Mayor rendimiento en aceite.</w:t>
+        <w:t xml:space="preserve"> Cuesco delgado, mayor pulpa. Mayor rendimiento en aceite.</w:t>
       </w:r>
     </w:p>
     <w:p>
@@ -2625,11 +2521,19 @@
           <w:lang w:val="es-419" w:eastAsia="es-CO"/>
         </w:rPr>
       </w:pPr>
-      <w:r>
-        <w:rPr>
-          <w:lang w:val="es-419" w:eastAsia="es-CO"/>
-        </w:rPr>
-        <w:t xml:space="preserve">Ternera se obtiene del cruzamiento de dura y </w:t>
+      <w:proofErr w:type="spellStart"/>
+      <w:r>
+        <w:rPr>
+          <w:lang w:val="es-419" w:eastAsia="es-CO"/>
+        </w:rPr>
+        <w:t>Tenera</w:t>
+      </w:r>
+      <w:proofErr w:type="spellEnd"/>
+      <w:r>
+        <w:rPr>
+          <w:lang w:val="es-419" w:eastAsia="es-CO"/>
+        </w:rPr>
+        <w:t xml:space="preserve"> se obtiene del cruzamiento de dura y </w:t>
       </w:r>
       <w:proofErr w:type="spellStart"/>
       <w:r>
@@ -3329,7 +3233,7 @@
         <w:rPr>
           <w:lang w:val="es-419" w:eastAsia="es-CO"/>
         </w:rPr>
-        <w:t>y</w:t>
+        <w:t>a</w:t>
       </w:r>
       <w:r>
         <w:rPr>
@@ -3343,20 +3247,32 @@
         </w:rPr>
         <w:t xml:space="preserve"> </w:t>
       </w:r>
-      <w:proofErr w:type="spellStart"/>
-      <w:r>
-        <w:rPr>
-          <w:lang w:val="es-419" w:eastAsia="es-CO"/>
-        </w:rPr>
-        <w:t>ºC</w:t>
-      </w:r>
-      <w:proofErr w:type="spellEnd"/>
+      <w:r>
+        <w:rPr>
+          <w:lang w:val="es-419" w:eastAsia="es-CO"/>
+        </w:rPr>
+        <w:t>°</w:t>
+      </w:r>
+      <w:proofErr w:type="gramStart"/>
+      <w:r>
+        <w:rPr>
+          <w:lang w:val="es-419" w:eastAsia="es-CO"/>
+        </w:rPr>
+        <w:t>C</w:t>
+      </w:r>
+      <w:r>
+        <w:rPr>
+          <w:lang w:val="es-419" w:eastAsia="es-CO"/>
+        </w:rPr>
+        <w:t xml:space="preserve"> </w:t>
+      </w:r>
       <w:r>
         <w:rPr>
           <w:lang w:val="es-419" w:eastAsia="es-CO"/>
         </w:rPr>
         <w:t>.</w:t>
       </w:r>
+      <w:proofErr w:type="gramEnd"/>
     </w:p>
     <w:p>
       <w:pPr>
@@ -3393,7 +3309,19 @@
         <w:rPr>
           <w:lang w:val="es-419" w:eastAsia="es-CO"/>
         </w:rPr>
-        <w:t>Las precipitaciones óptimas deben estar 1800 - 2200 mm al año, aproximadamente 150 mm al mes.</w:t>
+        <w:t xml:space="preserve">Las precipitaciones óptimas deben estar 1800 </w:t>
+      </w:r>
+      <w:r>
+        <w:rPr>
+          <w:lang w:val="es-419" w:eastAsia="es-CO"/>
+        </w:rPr>
+        <w:t xml:space="preserve">y </w:t>
+      </w:r>
+      <w:r>
+        <w:rPr>
+          <w:lang w:val="es-419" w:eastAsia="es-CO"/>
+        </w:rPr>
+        <w:t>2200 mm al año, aproximadamente 150 mm al mes.</w:t>
       </w:r>
     </w:p>
     <w:p>
@@ -3482,7 +3410,7 @@
           <w:ilvl w:val="0"/>
           <w:numId w:val="8"/>
         </w:numPr>
-        <w:ind w:left="567" w:hanging="283"/>
+        <w:ind w:left="567" w:hanging="425"/>
         <w:rPr>
           <w:lang w:val="es-419" w:eastAsia="es-CO"/>
         </w:rPr>
@@ -3491,25 +3419,13 @@
         <w:rPr>
           <w:rStyle w:val="Ttulo5Car"/>
         </w:rPr>
-        <w:t>Raíces</w:t>
-      </w:r>
-      <w:r>
-        <w:rPr>
-          <w:rStyle w:val="Ttulo5Car"/>
-        </w:rPr>
-        <w:t>.</w:t>
-      </w:r>
-      <w:r>
-        <w:rPr>
-          <w:lang w:val="es-419" w:eastAsia="es-CO"/>
-        </w:rPr>
-        <w:t xml:space="preserve"> </w:t>
-      </w:r>
-      <w:r>
-        <w:rPr>
-          <w:lang w:val="es-419" w:eastAsia="es-CO"/>
-        </w:rPr>
-        <w:t>El sistema radicular de la palma se desarrolla a partir del bulbo de la base del tallo. Gran parte de sus raíces son superficiales, concentrándose en los primeros 50 cm del suelo; sin embargo, las raíces de anclaje pueden alcanzar profundidades de 1 hasta 15 metros y la cantidad de raíces absorbentes que están alrededor de la palma alcanzan a llegar en un radio de 3.50 a 4.50 metros.</w:t>
+        <w:t>Raíces.</w:t>
+      </w:r>
+      <w:r>
+        <w:rPr>
+          <w:lang w:val="es-419" w:eastAsia="es-CO"/>
+        </w:rPr>
+        <w:t xml:space="preserve"> El sistema radicular de la palma se desarrolla a partir del bulbo de la base del tallo. Gran parte de sus raíces son superficiales, concentrándose en los primeros 50 cm del suelo; sin embargo, las raíces de anclaje pueden alcanzar profundidades de 1 hasta 15 metros y la cantidad de raíces absorbentes que están alrededor de la palma alcanzan a llegar en un radio de 3.50 a 4.50 metros.</w:t>
       </w:r>
     </w:p>
     <w:p>
@@ -3519,7 +3435,7 @@
           <w:ilvl w:val="0"/>
           <w:numId w:val="8"/>
         </w:numPr>
-        <w:ind w:left="567" w:hanging="283"/>
+        <w:ind w:left="567" w:hanging="425"/>
         <w:rPr>
           <w:lang w:val="es-419" w:eastAsia="es-CO"/>
         </w:rPr>
@@ -3528,25 +3444,13 @@
         <w:rPr>
           <w:rStyle w:val="Ttulo5Car"/>
         </w:rPr>
-        <w:t>Tallo</w:t>
-      </w:r>
-      <w:r>
-        <w:rPr>
-          <w:rStyle w:val="Ttulo5Car"/>
-        </w:rPr>
-        <w:t>.</w:t>
-      </w:r>
-      <w:r>
-        <w:rPr>
-          <w:lang w:val="es-419" w:eastAsia="es-CO"/>
-        </w:rPr>
-        <w:t xml:space="preserve"> </w:t>
-      </w:r>
-      <w:r>
-        <w:rPr>
-          <w:lang w:val="es-419" w:eastAsia="es-CO"/>
-        </w:rPr>
-        <w:t>También denominado estipe, que comunica el sistema radicular con las hojas, el cual crece entre 30 y 50 cm por año y puede alcanzar hasta 30 m. Se caracteriza por formar gruesas escamas cuando es joven, por ser de forma cónica, es ancho en el bulbo o base y delgado en el ápice.</w:t>
+        <w:t>Tallo.</w:t>
+      </w:r>
+      <w:r>
+        <w:rPr>
+          <w:lang w:val="es-419" w:eastAsia="es-CO"/>
+        </w:rPr>
+        <w:t xml:space="preserve"> También denominado estipe, que comunica el sistema radicular con las hojas, el cual crece entre 30 y 50 cm por año y puede alcanzar hasta 30 m. Se caracteriza por formar gruesas escamas cuando es joven, por ser de forma cónica, es ancho en el bulbo o base y delgado en el ápice.</w:t>
       </w:r>
     </w:p>
     <w:p>
@@ -3556,7 +3460,7 @@
           <w:ilvl w:val="0"/>
           <w:numId w:val="8"/>
         </w:numPr>
-        <w:ind w:left="567" w:hanging="283"/>
+        <w:ind w:left="567" w:hanging="425"/>
         <w:rPr>
           <w:lang w:val="es-419" w:eastAsia="es-CO"/>
         </w:rPr>
@@ -3565,25 +3469,13 @@
         <w:rPr>
           <w:rStyle w:val="Ttulo5Car"/>
         </w:rPr>
-        <w:t>Hojas</w:t>
-      </w:r>
-      <w:r>
-        <w:rPr>
-          <w:rStyle w:val="Ttulo5Car"/>
-        </w:rPr>
-        <w:t>.</w:t>
-      </w:r>
-      <w:r>
-        <w:rPr>
-          <w:lang w:val="es-419" w:eastAsia="es-CO"/>
-        </w:rPr>
-        <w:t xml:space="preserve"> </w:t>
-      </w:r>
-      <w:r>
-        <w:rPr>
-          <w:lang w:val="es-419" w:eastAsia="es-CO"/>
-        </w:rPr>
-        <w:t>Las hojas son pinnadas, de 5 a 7 m de longitud; una palma adulta puede tener entre 30 y 49 hojas funcionales. Estas se componen de un peciolo de aproximadamente 1.5 m con espinas laterales y un raquis que soporta entre 200 y 300 foliolos que se insertan alternadamente en las caras laterales.</w:t>
+        <w:t>Hojas.</w:t>
+      </w:r>
+      <w:r>
+        <w:rPr>
+          <w:lang w:val="es-419" w:eastAsia="es-CO"/>
+        </w:rPr>
+        <w:t xml:space="preserve"> Las hojas son pinnadas, de 5 a 7 m de longitud; una palma adulta puede tener entre 30 y 49 hojas funcionales. Estas se componen de un peciolo de aproximadamente 1.5 m con espinas laterales y un raquis que soporta entre 200 y 300 foliolos que se insertan alternadamente en las caras laterales.</w:t>
       </w:r>
     </w:p>
     <w:p>
@@ -3593,7 +3485,7 @@
           <w:ilvl w:val="0"/>
           <w:numId w:val="8"/>
         </w:numPr>
-        <w:ind w:left="567" w:hanging="283"/>
+        <w:ind w:left="567" w:hanging="425"/>
         <w:rPr>
           <w:lang w:val="es-419" w:eastAsia="es-CO"/>
         </w:rPr>
@@ -3602,25 +3494,13 @@
         <w:rPr>
           <w:rStyle w:val="Ttulo5Car"/>
         </w:rPr>
-        <w:t>Inflorescencia</w:t>
-      </w:r>
-      <w:r>
-        <w:rPr>
-          <w:rStyle w:val="Ttulo5Car"/>
-        </w:rPr>
-        <w:t>.</w:t>
-      </w:r>
-      <w:r>
-        <w:rPr>
-          <w:lang w:val="es-419" w:eastAsia="es-CO"/>
-        </w:rPr>
-        <w:t xml:space="preserve"> </w:t>
-      </w:r>
-      <w:r>
-        <w:rPr>
-          <w:lang w:val="es-419" w:eastAsia="es-CO"/>
-        </w:rPr>
-        <w:t>Es un espádice formado por un pedúnculo y un raquis central ramificado. Estas se producen en la axila de cada una de las hojas. La planta es monoica, es decir, que posee flores tanto femeninas como masculinas, pero requiere el transporte de polen de una planta a otra para su fecundación, por lo cual</w:t>
+        <w:t>Inflorescencia.</w:t>
+      </w:r>
+      <w:r>
+        <w:rPr>
+          <w:lang w:val="es-419" w:eastAsia="es-CO"/>
+        </w:rPr>
+        <w:t xml:space="preserve"> Es un espádice formado por un pedúnculo y un raquis central ramificado. Estas se producen en la axila de cada una de las hojas. La planta es monoica, es decir, que posee flores tanto femeninas como masculinas, pero requiere el transporte de polen de una planta a otra para su fecundación, por lo cual</w:t>
       </w:r>
       <w:r>
         <w:rPr>
@@ -3654,7 +3534,7 @@
           <w:ilvl w:val="0"/>
           <w:numId w:val="8"/>
         </w:numPr>
-        <w:ind w:left="567" w:hanging="283"/>
+        <w:ind w:left="567" w:hanging="425"/>
         <w:rPr>
           <w:lang w:val="es-419" w:eastAsia="es-CO"/>
         </w:rPr>
@@ -3664,13 +3544,13 @@
           <w:rStyle w:val="Ttulo5Car"/>
         </w:rPr>
         <w:lastRenderedPageBreak/>
-        <w:t>Fruto</w:t>
-      </w:r>
-      <w:r>
-        <w:rPr>
-          <w:rStyle w:val="Ttulo5Car"/>
-        </w:rPr>
-        <w:t>.</w:t>
+        <w:t>Fruto.</w:t>
+      </w:r>
+      <w:r>
+        <w:rPr>
+          <w:lang w:val="es-419" w:eastAsia="es-CO"/>
+        </w:rPr>
+        <w:t xml:space="preserve"> Es una drupa de forma redonda a ovoide, los cuales conforman el racimo que puede contener en promedio entre 1200 y 1500 frutos. Su longitud puede variar de 3 a 6 cm, con un peso aproximado de 5 a 12 gramos. Está formado por</w:t>
       </w:r>
       <w:r>
         <w:rPr>
@@ -3682,18 +3562,6 @@
         <w:rPr>
           <w:lang w:val="es-419" w:eastAsia="es-CO"/>
         </w:rPr>
-        <w:t>Es una drupa de forma redonda a ovoide, los cuales conforman el racimo que puede contener en promedio entre 1200 y 1500 frutos. Su longitud puede variar de 3 a 6 cm, con un peso aproximado de 5 a 12 gramos. Está formado por</w:t>
-      </w:r>
-      <w:r>
-        <w:rPr>
-          <w:lang w:val="es-419" w:eastAsia="es-CO"/>
-        </w:rPr>
-        <w:t xml:space="preserve"> </w:t>
-      </w:r>
-      <w:r>
-        <w:rPr>
-          <w:lang w:val="es-419" w:eastAsia="es-CO"/>
-        </w:rPr>
         <w:t>el exocarpio</w:t>
       </w:r>
       <w:r>
@@ -3706,7 +3574,31 @@
         <w:rPr>
           <w:lang w:val="es-419" w:eastAsia="es-CO"/>
         </w:rPr>
-        <w:t xml:space="preserve"> que tiene la piel lisa y brillante, el mesocarpio que es la pulpa o tejido fibroso que contiene las células con aceite, el endocarpio</w:t>
+        <w:t xml:space="preserve"> que tiene la piel lisa y brillante</w:t>
+      </w:r>
+      <w:r>
+        <w:rPr>
+          <w:lang w:val="es-419" w:eastAsia="es-CO"/>
+        </w:rPr>
+        <w:t>;</w:t>
+      </w:r>
+      <w:r>
+        <w:rPr>
+          <w:lang w:val="es-419" w:eastAsia="es-CO"/>
+        </w:rPr>
+        <w:t xml:space="preserve"> el mesocarpio que es la pulpa o tejido fibroso que contiene las células con aceite</w:t>
+      </w:r>
+      <w:r>
+        <w:rPr>
+          <w:lang w:val="es-419" w:eastAsia="es-CO"/>
+        </w:rPr>
+        <w:t>;</w:t>
+      </w:r>
+      <w:r>
+        <w:rPr>
+          <w:lang w:val="es-419" w:eastAsia="es-CO"/>
+        </w:rPr>
+        <w:t xml:space="preserve"> el endocarpio</w:t>
       </w:r>
       <w:r>
         <w:rPr>
@@ -3718,14 +3610,38 @@
         <w:rPr>
           <w:lang w:val="es-419" w:eastAsia="es-CO"/>
         </w:rPr>
-        <w:t xml:space="preserve"> que es una nuez o semilla compuesta por un cuesco lignificado y el endospermo que es una almendra aceitosa o palmiste (TECHNOSERVER, 2009).</w:t>
+        <w:t xml:space="preserve"> que es una nuez o semilla compuesta por un cuesco lignificado</w:t>
+      </w:r>
+      <w:r>
+        <w:rPr>
+          <w:lang w:val="es-419" w:eastAsia="es-CO"/>
+        </w:rPr>
+        <w:t>;</w:t>
+      </w:r>
+      <w:r>
+        <w:rPr>
+          <w:lang w:val="es-419" w:eastAsia="es-CO"/>
+        </w:rPr>
+        <w:t xml:space="preserve"> y el endospermo</w:t>
+      </w:r>
+      <w:r>
+        <w:rPr>
+          <w:lang w:val="es-419" w:eastAsia="es-CO"/>
+        </w:rPr>
+        <w:t>,</w:t>
+      </w:r>
+      <w:r>
+        <w:rPr>
+          <w:lang w:val="es-419" w:eastAsia="es-CO"/>
+        </w:rPr>
+        <w:t xml:space="preserve"> que es una almendra aceitosa o palmiste (TECHNOSERVER, 2009).</w:t>
       </w:r>
     </w:p>
     <w:p>
       <w:pPr>
         <w:pStyle w:val="Ttulo2"/>
       </w:pPr>
-      <w:bookmarkStart w:id="3" w:name="_Toc224087101"/>
+      <w:bookmarkStart w:id="3" w:name="_Toc226799006"/>
       <w:r>
         <w:t>Selección de material vegetal</w:t>
       </w:r>
@@ -3818,7 +3734,7 @@
           <w:ilvl w:val="0"/>
           <w:numId w:val="10"/>
         </w:numPr>
-        <w:ind w:left="567" w:hanging="283"/>
+        <w:ind w:left="567" w:hanging="425"/>
         <w:rPr>
           <w:lang w:val="es-419" w:eastAsia="es-CO"/>
         </w:rPr>
@@ -3827,13 +3743,7 @@
         <w:rPr>
           <w:rStyle w:val="Ttulo5Car"/>
         </w:rPr>
-        <w:t>Cuesco o endocarpio</w:t>
-      </w:r>
-      <w:r>
-        <w:rPr>
-          <w:rStyle w:val="Ttulo5Car"/>
-        </w:rPr>
-        <w:t>.</w:t>
+        <w:t>Cuesco o endocarpio.</w:t>
       </w:r>
       <w:r>
         <w:rPr>
@@ -3845,19 +3755,7 @@
         <w:rPr>
           <w:lang w:val="es-419" w:eastAsia="es-CO"/>
         </w:rPr>
-        <w:t xml:space="preserve">Es la estructura que protege el embrión, los poros germinales, el ovario tricarpelar y la almendra. Dentro del cuesco están las almendras o endospermo </w:t>
-      </w:r>
-      <w:r>
-        <w:rPr>
-          <w:lang w:val="es-419" w:eastAsia="es-CO"/>
-        </w:rPr>
-        <w:t xml:space="preserve">y semilla </w:t>
-      </w:r>
-      <w:r>
-        <w:rPr>
-          <w:lang w:val="es-419" w:eastAsia="es-CO"/>
-        </w:rPr>
-        <w:t>donde se encuentra el embrión. Y en él se encuentran los órganos que son importantes en la germinación de la semilla como el cotiledón. Cabe anotar que del embrión nace</w:t>
+        <w:t>Es la estructura que protege el embrión, los poros germinales, el ovario tricarpelar y la almendra. Dentro del cuesco están las almendras o endospermo, donde se encuentra el embrión. Y en él se encuentran los órganos que son importantes en la germinación de la semilla, como el cotiledón. Cabe anotar que del embrión nace</w:t>
       </w:r>
       <w:r>
         <w:rPr>
@@ -3879,7 +3777,7 @@
           <w:ilvl w:val="0"/>
           <w:numId w:val="10"/>
         </w:numPr>
-        <w:ind w:left="567" w:hanging="283"/>
+        <w:ind w:left="567" w:hanging="425"/>
         <w:rPr>
           <w:rStyle w:val="Ttulo5Car"/>
         </w:rPr>
@@ -3888,25 +3786,13 @@
         <w:rPr>
           <w:rStyle w:val="Ttulo5Car"/>
         </w:rPr>
-        <w:t>Poro germinal</w:t>
-      </w:r>
-      <w:r>
-        <w:rPr>
-          <w:rStyle w:val="Ttulo5Car"/>
-        </w:rPr>
-        <w:t>.</w:t>
-      </w:r>
-      <w:r>
-        <w:rPr>
-          <w:lang w:val="es-419" w:eastAsia="es-CO"/>
-        </w:rPr>
-        <w:t xml:space="preserve"> </w:t>
-      </w:r>
-      <w:r>
-        <w:rPr>
-          <w:lang w:val="es-419" w:eastAsia="es-CO"/>
-        </w:rPr>
-        <w:t>Es un tapón de fibras que se descubre durante la germinación.</w:t>
+        <w:t>Poro germinal.</w:t>
+      </w:r>
+      <w:r>
+        <w:rPr>
+          <w:lang w:val="es-419" w:eastAsia="es-CO"/>
+        </w:rPr>
+        <w:t xml:space="preserve"> Es un tapón de fibras que se descubre durante la germinación.</w:t>
       </w:r>
     </w:p>
     <w:p>
@@ -3916,7 +3802,7 @@
           <w:ilvl w:val="0"/>
           <w:numId w:val="10"/>
         </w:numPr>
-        <w:ind w:left="567" w:hanging="283"/>
+        <w:ind w:left="567" w:hanging="425"/>
         <w:rPr>
           <w:lang w:val="es-419" w:eastAsia="es-CO"/>
         </w:rPr>
@@ -3925,25 +3811,13 @@
         <w:rPr>
           <w:rStyle w:val="Ttulo5Car"/>
         </w:rPr>
-        <w:t>Plúmula</w:t>
-      </w:r>
-      <w:r>
-        <w:rPr>
-          <w:rStyle w:val="Ttulo5Car"/>
-        </w:rPr>
-        <w:t>.</w:t>
-      </w:r>
-      <w:r>
-        <w:rPr>
-          <w:lang w:val="es-419" w:eastAsia="es-CO"/>
-        </w:rPr>
-        <w:t xml:space="preserve"> </w:t>
-      </w:r>
-      <w:r>
-        <w:rPr>
-          <w:lang w:val="es-419" w:eastAsia="es-CO"/>
-        </w:rPr>
-        <w:t>Esta es la estructura recta que da origen a las hojas. Alcanza una longitud de 1.5 cm.</w:t>
+        <w:t>Plúmula.</w:t>
+      </w:r>
+      <w:r>
+        <w:rPr>
+          <w:lang w:val="es-419" w:eastAsia="es-CO"/>
+        </w:rPr>
+        <w:t xml:space="preserve"> Esta es la estructura recta que da origen a las hojas. Alcanza una longitud de 1.5 cm.</w:t>
       </w:r>
     </w:p>
     <w:p>
@@ -3953,7 +3827,7 @@
           <w:ilvl w:val="0"/>
           <w:numId w:val="10"/>
         </w:numPr>
-        <w:ind w:left="567" w:hanging="283"/>
+        <w:ind w:left="567" w:hanging="425"/>
         <w:rPr>
           <w:lang w:val="es-419" w:eastAsia="es-CO"/>
         </w:rPr>
@@ -3962,25 +3836,37 @@
         <w:rPr>
           <w:rStyle w:val="Ttulo5Car"/>
         </w:rPr>
-        <w:t>Radícula</w:t>
-      </w:r>
-      <w:r>
-        <w:rPr>
-          <w:rStyle w:val="Ttulo5Car"/>
-        </w:rPr>
-        <w:t>.</w:t>
-      </w:r>
-      <w:r>
-        <w:rPr>
-          <w:lang w:val="es-419" w:eastAsia="es-CO"/>
-        </w:rPr>
-        <w:t xml:space="preserve"> </w:t>
-      </w:r>
-      <w:r>
-        <w:rPr>
-          <w:lang w:val="es-419" w:eastAsia="es-CO"/>
-        </w:rPr>
-        <w:t>Es la estructura más larga y blanca que tiene la semilla la cual da origen a la raíz, puede presentar curvaturas. Alcanza una longitud de 2.5 a 3.5 cm.</w:t>
+        <w:t>Radícula.</w:t>
+      </w:r>
+      <w:r>
+        <w:rPr>
+          <w:lang w:val="es-419" w:eastAsia="es-CO"/>
+        </w:rPr>
+        <w:t xml:space="preserve"> Es la estructura más larga y blanca que tiene la semilla</w:t>
+      </w:r>
+      <w:r>
+        <w:rPr>
+          <w:lang w:val="es-419" w:eastAsia="es-CO"/>
+        </w:rPr>
+        <w:t>,</w:t>
+      </w:r>
+      <w:r>
+        <w:rPr>
+          <w:lang w:val="es-419" w:eastAsia="es-CO"/>
+        </w:rPr>
+        <w:t xml:space="preserve"> la cual da origen a la raíz</w:t>
+      </w:r>
+      <w:r>
+        <w:rPr>
+          <w:lang w:val="es-419" w:eastAsia="es-CO"/>
+        </w:rPr>
+        <w:t>;</w:t>
+      </w:r>
+      <w:r>
+        <w:rPr>
+          <w:lang w:val="es-419" w:eastAsia="es-CO"/>
+        </w:rPr>
+        <w:t xml:space="preserve"> puede presentar curvaturas. Alcanza una longitud de 2.5 a 3.5 cm.</w:t>
       </w:r>
     </w:p>
     <w:p>
@@ -3990,7 +3876,7 @@
           <w:ilvl w:val="0"/>
           <w:numId w:val="10"/>
         </w:numPr>
-        <w:ind w:left="567" w:hanging="283"/>
+        <w:ind w:left="567" w:hanging="425"/>
         <w:rPr>
           <w:lang w:val="es-419" w:eastAsia="es-CO"/>
         </w:rPr>
@@ -3999,25 +3885,13 @@
         <w:rPr>
           <w:rStyle w:val="Ttulo5Car"/>
         </w:rPr>
-        <w:t>Raíces adventicias</w:t>
-      </w:r>
-      <w:r>
-        <w:rPr>
-          <w:rStyle w:val="Ttulo5Car"/>
-        </w:rPr>
-        <w:t>.</w:t>
-      </w:r>
-      <w:r>
-        <w:rPr>
-          <w:lang w:val="es-419" w:eastAsia="es-CO"/>
-        </w:rPr>
-        <w:t xml:space="preserve"> </w:t>
-      </w:r>
-      <w:r>
-        <w:rPr>
-          <w:lang w:val="es-419" w:eastAsia="es-CO"/>
-        </w:rPr>
-        <w:t>Son pequeños y finos pelos que se desarrollan desde la radícula.</w:t>
+        <w:t>Raíces adventicias.</w:t>
+      </w:r>
+      <w:r>
+        <w:rPr>
+          <w:lang w:val="es-419" w:eastAsia="es-CO"/>
+        </w:rPr>
+        <w:t xml:space="preserve"> Son pequeños y finos pelos que se desarrollan desde la radícula.</w:t>
       </w:r>
     </w:p>
     <w:p>
@@ -4071,24 +3945,24 @@
         <w:rPr>
           <w:lang w:val="es-419" w:eastAsia="es-CO"/>
         </w:rPr>
+        <w:t xml:space="preserve"> y,</w:t>
+      </w:r>
+      <w:r>
+        <w:rPr>
+          <w:lang w:val="es-419" w:eastAsia="es-CO"/>
+        </w:rPr>
+        <w:t xml:space="preserve"> de ahí en adelante</w:t>
+      </w:r>
+      <w:r>
+        <w:rPr>
+          <w:lang w:val="es-419" w:eastAsia="es-CO"/>
+        </w:rPr>
         <w:t>,</w:t>
       </w:r>
       <w:r>
         <w:rPr>
           <w:lang w:val="es-419" w:eastAsia="es-CO"/>
         </w:rPr>
-        <w:t xml:space="preserve"> de ahí en adelante</w:t>
-      </w:r>
-      <w:r>
-        <w:rPr>
-          <w:lang w:val="es-419" w:eastAsia="es-CO"/>
-        </w:rPr>
-        <w:t>,</w:t>
-      </w:r>
-      <w:r>
-        <w:rPr>
-          <w:lang w:val="es-419" w:eastAsia="es-CO"/>
-        </w:rPr>
         <w:t xml:space="preserve"> se desarrollan numerosas raíces primarias.</w:t>
       </w:r>
     </w:p>
@@ -4119,12 +3993,6 @@
           <w:lang w:val="es-419" w:eastAsia="es-CO"/>
         </w:rPr>
       </w:pPr>
-      <w:r>
-        <w:rPr>
-          <w:lang w:val="es-419" w:eastAsia="es-CO"/>
-        </w:rPr>
-        <w:t>A continuación, se presenta un pódcast que explica de manera detallada la caracterización del sitio, abordando sus componentes físicos, bióticos y socioeconómicos como elementos clave para el análisis ambiental previo a cualquier intervención.</w:t>
-      </w:r>
     </w:p>
     <w:tbl>
       <w:tblPr>
@@ -4160,7 +4028,7 @@
                 <w:b/>
                 <w:bCs/>
               </w:rPr>
-              <w:t>El ritmo de la cuenta T: Débitos, créditos y saldos</w:t>
+              <w:t>Semillero de palma de aceite</w:t>
             </w:r>
           </w:p>
         </w:tc>
@@ -4171,9 +4039,80 @@
             <w:tcW w:w="9962" w:type="dxa"/>
           </w:tcPr>
           <w:p>
-            <w:pPr>
-              <w:ind w:firstLine="0"/>
-            </w:pPr>
+            <w:r>
+              <w:t xml:space="preserve">Si se busca liderar el mercado de la </w:t>
+            </w:r>
+            <w:proofErr w:type="spellStart"/>
+            <w:r>
+              <w:t>palmicultura</w:t>
+            </w:r>
+            <w:proofErr w:type="spellEnd"/>
+            <w:r>
+              <w:t>, se debe comprender que el éxito está escrito en su origen. Cuidar el semillero es asegurar que ese ADN de productividad se active con la precisión que el campo moderno exige.</w:t>
+            </w:r>
+          </w:p>
+          <w:p>
+            <w:r>
+              <w:t>Y es que, para que la cosecha rinda, hay que entender que la semilla de palma africana es dormilona; trae consigo una latencia, como un sueño profundo, y se debe despertar a punta de calor para que pueda brotar.</w:t>
+            </w:r>
+          </w:p>
+          <w:p>
+            <w:r>
+              <w:t>El secreto está en el proceso de calentamiento. Se deben colocar las semillas en bolsas de polietileno transparente y llevarlas a un cuarto caliente, con temperaturas entre los 38 y 40 grados centígrados, manteniendo una humedad entre el 40 y el 45 %. Y se requiere de mucha paciencia, porque son necesarios 80 días en ese calorcito.</w:t>
+            </w:r>
+          </w:p>
+          <w:p>
+            <w:r>
+              <w:t>Después de eso, se les da un chapuzón en agua por 4 días, se ponen a secar a la sombra y se guardan en bolsas selladas con aire para que se dé la germinación.</w:t>
+            </w:r>
+          </w:p>
+          <w:p/>
+          <w:p>
+            <w:r>
+              <w:lastRenderedPageBreak/>
+              <w:t>¡Ojo! No es dejarlas por ahí olvidadas. Diariamente se debe retirar el agua que se condensa en las bolsas con un paño limpio para evitar la formación de hongos y permitir que la semilla respire, para que nazca sana.</w:t>
+            </w:r>
+          </w:p>
+          <w:p>
+            <w:r>
+              <w:t xml:space="preserve">Ahora, si se prefiere comprar las semillas ya listas en el mercado, es importante verificar que ya vengan </w:t>
+            </w:r>
+            <w:proofErr w:type="spellStart"/>
+            <w:r>
+              <w:t>pre-germinadas</w:t>
+            </w:r>
+            <w:proofErr w:type="spellEnd"/>
+            <w:r>
+              <w:t xml:space="preserve">, mejor dicho, con su plúmula y radícula ya diferenciadas. Las empresas suministradoras deben entregar las semillas con sus correspondientes pruebas de viabilidad, </w:t>
+            </w:r>
+            <w:proofErr w:type="spellStart"/>
+            <w:r>
+              <w:t>fitosanidad</w:t>
+            </w:r>
+            <w:proofErr w:type="spellEnd"/>
+            <w:r>
+              <w:t xml:space="preserve"> y pureza, asegurando que el genotipo esté plenamente identificado para garantizar la producción.</w:t>
+            </w:r>
+          </w:p>
+          <w:p>
+            <w:r>
+              <w:t>Al recibirlas, lo recomendado es que vengan en bolsas de 200 semillas. Se debe tener en cuenta que del total de semillas germinadas se espera que un 80 % resulten en plantas aptas para el trasplante.</w:t>
+            </w:r>
+          </w:p>
+          <w:p>
+            <w:r>
+              <w:t>Mientras se realiza la siembra, se deben mantener en un lugar fresco, húmedo y donde no les dé el sol directamente para conservar su capacidad de germinación, aunque lo ideal es sembrarlas apenas lleguen a la finca.</w:t>
+            </w:r>
+          </w:p>
+          <w:p>
+            <w:r>
+              <w:t>Ponerle el alma al semillero es asegurar que el futuro cultivo crezca fuerte y productivo.</w:t>
+            </w:r>
+          </w:p>
+          <w:p>
+            <w:r>
+              <w:t>Gracias por acompañarnos en el programa de hoy. Hasta el próximo episodio.</w:t>
+            </w:r>
           </w:p>
         </w:tc>
       </w:tr>
@@ -4208,34 +4147,6 @@
     </w:p>
     <w:p>
       <w:pPr>
-        <w:rPr>
-          <w:lang w:eastAsia="es-CO"/>
-        </w:rPr>
-      </w:pPr>
-    </w:p>
-    <w:p>
-      <w:pPr>
-        <w:rPr>
-          <w:lang w:eastAsia="es-CO"/>
-        </w:rPr>
-      </w:pPr>
-    </w:p>
-    <w:p>
-      <w:pPr>
-        <w:rPr>
-          <w:lang w:eastAsia="es-CO"/>
-        </w:rPr>
-      </w:pPr>
-    </w:p>
-    <w:p>
-      <w:pPr>
-        <w:rPr>
-          <w:lang w:eastAsia="es-CO"/>
-        </w:rPr>
-      </w:pPr>
-    </w:p>
-    <w:p>
-      <w:pPr>
         <w:pStyle w:val="Ttulo3"/>
       </w:pPr>
       <w:r>
@@ -4288,13 +4199,7 @@
         <w:rPr>
           <w:rStyle w:val="Ttulo5Car"/>
         </w:rPr>
-        <w:t>Sitio de trabajo</w:t>
-      </w:r>
-      <w:r>
-        <w:rPr>
-          <w:rStyle w:val="Ttulo5Car"/>
-        </w:rPr>
-        <w:t>.</w:t>
+        <w:t>Sitio de trabajo.</w:t>
       </w:r>
       <w:r>
         <w:rPr>
@@ -4312,21 +4217,25 @@
         <w:rPr>
           <w:lang w:val="es-419" w:eastAsia="es-CO"/>
         </w:rPr>
-        <w:t xml:space="preserve"> y </w:t>
-      </w:r>
-      <w:proofErr w:type="spellStart"/>
-      <w:r>
-        <w:rPr>
-          <w:lang w:val="es-419" w:eastAsia="es-CO"/>
-        </w:rPr>
-        <w:t>ºC</w:t>
-      </w:r>
-      <w:proofErr w:type="spellEnd"/>
-      <w:r>
-        <w:rPr>
-          <w:lang w:val="es-419" w:eastAsia="es-CO"/>
-        </w:rPr>
-        <w:t xml:space="preserve"> y nunca bajo exposición solar o a la lluvia. Si el sitio de trabajo está muy despejado</w:t>
+        <w:t xml:space="preserve"> </w:t>
+      </w:r>
+      <w:r>
+        <w:rPr>
+          <w:lang w:val="es-419" w:eastAsia="es-CO"/>
+        </w:rPr>
+        <w:t>°C</w:t>
+      </w:r>
+      <w:r>
+        <w:rPr>
+          <w:lang w:val="es-419" w:eastAsia="es-CO"/>
+        </w:rPr>
+        <w:t xml:space="preserve"> </w:t>
+      </w:r>
+      <w:r>
+        <w:rPr>
+          <w:lang w:val="es-419" w:eastAsia="es-CO"/>
+        </w:rPr>
+        <w:t>y nunca bajo exposición solar o a la lluvia. Si el sitio de trabajo está muy despejado</w:t>
       </w:r>
       <w:r>
         <w:rPr>
@@ -4370,7 +4279,7 @@
           <w:ilvl w:val="0"/>
           <w:numId w:val="11"/>
         </w:numPr>
-        <w:ind w:left="567" w:hanging="283"/>
+        <w:ind w:left="567" w:hanging="425"/>
         <w:rPr>
           <w:lang w:val="es-419" w:eastAsia="es-CO"/>
         </w:rPr>
@@ -4389,7 +4298,7 @@
           <w:ilvl w:val="0"/>
           <w:numId w:val="11"/>
         </w:numPr>
-        <w:ind w:left="567" w:hanging="283"/>
+        <w:ind w:left="567" w:hanging="425"/>
         <w:rPr>
           <w:lang w:val="es-419" w:eastAsia="es-CO"/>
         </w:rPr>
@@ -4408,7 +4317,7 @@
           <w:ilvl w:val="0"/>
           <w:numId w:val="11"/>
         </w:numPr>
-        <w:ind w:left="567" w:hanging="283"/>
+        <w:ind w:left="567" w:hanging="425"/>
         <w:rPr>
           <w:lang w:val="es-419" w:eastAsia="es-CO"/>
         </w:rPr>
@@ -4427,7 +4336,7 @@
           <w:ilvl w:val="0"/>
           <w:numId w:val="11"/>
         </w:numPr>
-        <w:ind w:left="567" w:hanging="283"/>
+        <w:ind w:left="567" w:hanging="425"/>
         <w:rPr>
           <w:lang w:val="es-419" w:eastAsia="es-CO"/>
         </w:rPr>
@@ -4446,7 +4355,7 @@
           <w:ilvl w:val="0"/>
           <w:numId w:val="11"/>
         </w:numPr>
-        <w:ind w:left="567" w:hanging="283"/>
+        <w:ind w:left="567" w:hanging="425"/>
         <w:rPr>
           <w:lang w:val="es-419" w:eastAsia="es-CO"/>
         </w:rPr>
@@ -4465,7 +4374,7 @@
           <w:ilvl w:val="0"/>
           <w:numId w:val="11"/>
         </w:numPr>
-        <w:ind w:left="567" w:hanging="283"/>
+        <w:ind w:left="567" w:hanging="425"/>
         <w:rPr>
           <w:lang w:val="es-419" w:eastAsia="es-CO"/>
         </w:rPr>
@@ -4498,11 +4407,72 @@
           <w:rStyle w:val="Ttulo5Car"/>
         </w:rPr>
         <w:lastRenderedPageBreak/>
-        <w:t>Seguridad e higiene</w:t>
-      </w:r>
-      <w:r>
-        <w:rPr>
-          <w:rStyle w:val="Ttulo5Car"/>
+        <w:t>Seguridad e higiene.</w:t>
+      </w:r>
+      <w:r>
+        <w:rPr>
+          <w:lang w:val="es-419" w:eastAsia="es-CO"/>
+        </w:rPr>
+        <w:t xml:space="preserve"> </w:t>
+      </w:r>
+      <w:r>
+        <w:rPr>
+          <w:lang w:val="es-419" w:eastAsia="es-CO"/>
+        </w:rPr>
+        <w:t>Para manipular las semillas, se deben llevar a cabo acciones para evitar la contaminación de éstas y garantizar la protección de la persona que realiza la labor.</w:t>
+      </w:r>
+    </w:p>
+    <w:p>
+      <w:pPr>
+        <w:rPr>
+          <w:lang w:val="es-419" w:eastAsia="es-CO"/>
+        </w:rPr>
+      </w:pPr>
+      <w:r>
+        <w:rPr>
+          <w:lang w:val="es-419" w:eastAsia="es-CO"/>
+        </w:rPr>
+        <w:t>De acuerdo con lo anterior, se debe hacer uso de la indumentaria necesaria</w:t>
+      </w:r>
+      <w:r>
+        <w:rPr>
+          <w:lang w:val="es-419" w:eastAsia="es-CO"/>
+        </w:rPr>
+        <w:t>,</w:t>
+      </w:r>
+      <w:r>
+        <w:rPr>
+          <w:lang w:val="es-419" w:eastAsia="es-CO"/>
+        </w:rPr>
+        <w:t xml:space="preserve"> como cofia o gorra para el cubrimiento de la cabeza; usar bata antifluido limpia, pantalón de tela resistente (jean o dril) y calzado que proteja de la humedad (botas plásticas preferiblemente)</w:t>
+      </w:r>
+      <w:r>
+        <w:rPr>
+          <w:lang w:val="es-419" w:eastAsia="es-CO"/>
+        </w:rPr>
+        <w:t>;</w:t>
+      </w:r>
+      <w:r>
+        <w:rPr>
+          <w:lang w:val="es-419" w:eastAsia="es-CO"/>
+        </w:rPr>
+        <w:t xml:space="preserve"> usar guantes de examinación (vinilo, látex o </w:t>
+      </w:r>
+      <w:r>
+        <w:rPr>
+          <w:lang w:val="es-419" w:eastAsia="es-CO"/>
+        </w:rPr>
+        <w:t>N</w:t>
+      </w:r>
+      <w:r>
+        <w:rPr>
+          <w:lang w:val="es-419" w:eastAsia="es-CO"/>
+        </w:rPr>
+        <w:t>itrilo)</w:t>
+      </w:r>
+      <w:r>
+        <w:rPr>
+          <w:lang w:val="es-419" w:eastAsia="es-CO"/>
         </w:rPr>
         <w:t>.</w:t>
       </w:r>
@@ -4516,20 +4486,13 @@
         <w:rPr>
           <w:lang w:val="es-419" w:eastAsia="es-CO"/>
         </w:rPr>
-        <w:t>Para manipular las semillas, se deben llevar a cabo acciones para evitar la contaminación de éstas y garantizar la protección de la persona que realiza la labor.</w:t>
-      </w:r>
-    </w:p>
-    <w:p>
-      <w:pPr>
-        <w:rPr>
-          <w:lang w:val="es-419" w:eastAsia="es-CO"/>
-        </w:rPr>
-      </w:pPr>
-      <w:r>
-        <w:rPr>
-          <w:lang w:val="es-419" w:eastAsia="es-CO"/>
-        </w:rPr>
-        <w:t>De acuerdo con lo anterior, se debe hacer uso de la indumentaria necesaria</w:t>
+        <w:t>E</w:t>
+      </w:r>
+      <w:r>
+        <w:rPr>
+          <w:lang w:val="es-419" w:eastAsia="es-CO"/>
+        </w:rPr>
+        <w:t>n caso de no hacerlo, se procura una rigurosa limpieza de manos del operario. Igualmente</w:t>
       </w:r>
       <w:r>
         <w:rPr>
@@ -4541,19 +4504,7 @@
         <w:rPr>
           <w:lang w:val="es-419" w:eastAsia="es-CO"/>
         </w:rPr>
-        <w:t xml:space="preserve"> como cofia o gorra para el cubrimiento de la cabeza; usar bata antifluido limpia, pantalón de tela resistente (jean o dril), y calzado que proteja de la humedad (botas plásticas preferiblemente), usar guantes de examinación (vinilo, látex o </w:t>
-      </w:r>
-      <w:r>
-        <w:rPr>
-          <w:lang w:val="es-419" w:eastAsia="es-CO"/>
-        </w:rPr>
-        <w:t>N</w:t>
-      </w:r>
-      <w:r>
-        <w:rPr>
-          <w:lang w:val="es-419" w:eastAsia="es-CO"/>
-        </w:rPr>
-        <w:t>itrilo), en caso de no hacerlo, se procura una rigurosa limpieza de manos del operario. Igualmente se recomienda desinfectar las áreas de las superficies y los recipientes donde se colocará la semilla clasificada.</w:t>
+        <w:t xml:space="preserve"> se recomienda desinfectar las áreas de las superficies y los recipientes donde se colocará la semilla clasificada.</w:t>
       </w:r>
     </w:p>
     <w:p>
@@ -4611,7 +4562,7 @@
           <w:ilvl w:val="0"/>
           <w:numId w:val="12"/>
         </w:numPr>
-        <w:ind w:left="567" w:hanging="283"/>
+        <w:ind w:left="567" w:hanging="425"/>
         <w:rPr>
           <w:lang w:val="es-419" w:eastAsia="es-CO"/>
         </w:rPr>
@@ -4630,16 +4581,16 @@
           <w:ilvl w:val="0"/>
           <w:numId w:val="12"/>
         </w:numPr>
-        <w:ind w:left="567" w:hanging="283"/>
-        <w:rPr>
-          <w:lang w:val="es-419" w:eastAsia="es-CO"/>
-        </w:rPr>
-      </w:pPr>
-      <w:r>
-        <w:rPr>
-          <w:lang w:val="es-419" w:eastAsia="es-CO"/>
-        </w:rPr>
-        <w:t>Presencia de moteados o tejido necrosado; con puntos castaños en la plúmula o radícula, usualmente se manifiesta, por una fitotoxicidad.</w:t>
+        <w:ind w:left="567" w:hanging="425"/>
+        <w:rPr>
+          <w:lang w:val="es-419" w:eastAsia="es-CO"/>
+        </w:rPr>
+      </w:pPr>
+      <w:r>
+        <w:rPr>
+          <w:lang w:val="es-419" w:eastAsia="es-CO"/>
+        </w:rPr>
+        <w:t>Presencia de moteados o tejido necrosado; con puntos castaños en la plúmula o radícula, usualmente se manifiesta por una fitotoxicidad.</w:t>
       </w:r>
     </w:p>
     <w:p>
@@ -4649,7 +4600,7 @@
           <w:ilvl w:val="0"/>
           <w:numId w:val="12"/>
         </w:numPr>
-        <w:ind w:left="567" w:hanging="283"/>
+        <w:ind w:left="567" w:hanging="425"/>
         <w:rPr>
           <w:lang w:val="es-419" w:eastAsia="es-CO"/>
         </w:rPr>
@@ -4695,7 +4646,7 @@
         <w:rPr>
           <w:lang w:val="es-419" w:eastAsia="es-CO"/>
         </w:rPr>
-        <w:t>Se presentan como resultado de la manipulación inadecuada de las semillas durante el proceso de germinación, embalaje, manejo previo, y durante la siembra en el vivero. Las principales características de este tipo de daño son:</w:t>
+        <w:t>Se presentan como resultado de la manipulación inadecuada de las semillas durante el proceso de germinación, embalaje, manejo previo y durante la siembra en el vivero. Las principales características de este tipo de daño son:</w:t>
       </w:r>
     </w:p>
     <w:p>
@@ -4705,7 +4656,7 @@
           <w:ilvl w:val="0"/>
           <w:numId w:val="13"/>
         </w:numPr>
-        <w:ind w:left="567" w:hanging="283"/>
+        <w:ind w:left="567" w:hanging="425"/>
         <w:rPr>
           <w:lang w:val="es-419" w:eastAsia="es-CO"/>
         </w:rPr>
@@ -4724,7 +4675,7 @@
           <w:ilvl w:val="0"/>
           <w:numId w:val="13"/>
         </w:numPr>
-        <w:ind w:left="567" w:hanging="283"/>
+        <w:ind w:left="567" w:hanging="425"/>
         <w:rPr>
           <w:lang w:val="es-419" w:eastAsia="es-CO"/>
         </w:rPr>
@@ -4743,7 +4694,7 @@
           <w:ilvl w:val="0"/>
           <w:numId w:val="13"/>
         </w:numPr>
-        <w:ind w:left="567" w:hanging="283"/>
+        <w:ind w:left="567" w:hanging="425"/>
         <w:rPr>
           <w:lang w:val="es-419" w:eastAsia="es-CO"/>
         </w:rPr>
@@ -4762,7 +4713,7 @@
           <w:ilvl w:val="0"/>
           <w:numId w:val="13"/>
         </w:numPr>
-        <w:ind w:left="567" w:hanging="283"/>
+        <w:ind w:left="567" w:hanging="425"/>
         <w:rPr>
           <w:lang w:val="es-419" w:eastAsia="es-CO"/>
         </w:rPr>
@@ -4802,7 +4753,7 @@
           <w:ilvl w:val="0"/>
           <w:numId w:val="14"/>
         </w:numPr>
-        <w:ind w:left="567" w:hanging="283"/>
+        <w:ind w:left="567" w:hanging="425"/>
         <w:rPr>
           <w:lang w:val="es-419" w:eastAsia="es-CO"/>
         </w:rPr>
@@ -4821,7 +4772,7 @@
           <w:ilvl w:val="0"/>
           <w:numId w:val="14"/>
         </w:numPr>
-        <w:ind w:left="567" w:hanging="283"/>
+        <w:ind w:left="567" w:hanging="425"/>
         <w:rPr>
           <w:lang w:val="es-419" w:eastAsia="es-CO"/>
         </w:rPr>
@@ -4840,7 +4791,7 @@
           <w:ilvl w:val="0"/>
           <w:numId w:val="14"/>
         </w:numPr>
-        <w:ind w:left="567" w:hanging="283"/>
+        <w:ind w:left="567" w:hanging="425"/>
         <w:rPr>
           <w:lang w:val="es-419" w:eastAsia="es-CO"/>
         </w:rPr>
@@ -4859,16 +4810,28 @@
           <w:ilvl w:val="0"/>
           <w:numId w:val="14"/>
         </w:numPr>
-        <w:ind w:left="567" w:hanging="283"/>
-        <w:rPr>
-          <w:lang w:val="es-419" w:eastAsia="es-CO"/>
-        </w:rPr>
-      </w:pPr>
-      <w:r>
-        <w:rPr>
-          <w:lang w:val="es-419" w:eastAsia="es-CO"/>
-        </w:rPr>
-        <w:t>Plúmulas o radículas demasiado desarrolladas, es un indicativo de anormalidad.</w:t>
+        <w:ind w:left="567" w:hanging="425"/>
+        <w:rPr>
+          <w:lang w:val="es-419" w:eastAsia="es-CO"/>
+        </w:rPr>
+      </w:pPr>
+      <w:r>
+        <w:rPr>
+          <w:lang w:val="es-419" w:eastAsia="es-CO"/>
+        </w:rPr>
+        <w:t>Plúmulas o radículas demasiado desarrolladas</w:t>
+      </w:r>
+      <w:r>
+        <w:rPr>
+          <w:lang w:val="es-419" w:eastAsia="es-CO"/>
+        </w:rPr>
+        <w:t>;</w:t>
+      </w:r>
+      <w:r>
+        <w:rPr>
+          <w:lang w:val="es-419" w:eastAsia="es-CO"/>
+        </w:rPr>
+        <w:t xml:space="preserve"> es un indicativo de anormalidad.</w:t>
       </w:r>
     </w:p>
     <w:p>
@@ -4878,7 +4841,7 @@
           <w:ilvl w:val="0"/>
           <w:numId w:val="14"/>
         </w:numPr>
-        <w:ind w:left="567" w:hanging="283"/>
+        <w:ind w:left="567" w:hanging="425"/>
         <w:rPr>
           <w:lang w:val="es-419" w:eastAsia="es-CO"/>
         </w:rPr>
@@ -4919,7 +4882,7 @@
           <w:ilvl w:val="0"/>
           <w:numId w:val="15"/>
         </w:numPr>
-        <w:ind w:left="567" w:hanging="283"/>
+        <w:ind w:left="567" w:hanging="425"/>
         <w:rPr>
           <w:lang w:val="es-419" w:eastAsia="es-CO"/>
         </w:rPr>
@@ -4928,25 +4891,13 @@
         <w:rPr>
           <w:rStyle w:val="Ttulo5Car"/>
         </w:rPr>
-        <w:t>Extracción y disposición inicial</w:t>
-      </w:r>
-      <w:r>
-        <w:rPr>
-          <w:rStyle w:val="Ttulo5Car"/>
-        </w:rPr>
-        <w:t>.</w:t>
-      </w:r>
-      <w:r>
-        <w:rPr>
-          <w:lang w:val="es-419" w:eastAsia="es-CO"/>
-        </w:rPr>
-        <w:t xml:space="preserve"> </w:t>
-      </w:r>
-      <w:r>
-        <w:rPr>
-          <w:lang w:val="es-419" w:eastAsia="es-CO"/>
-        </w:rPr>
-        <w:t>Se retiran cuidadosamente las semillas de la bolsa y se extienden sobre una superficie limpia y desinfectada, cubierta con tela de algodón o toalla de papel.</w:t>
+        <w:t>Extracción y disposición inicial.</w:t>
+      </w:r>
+      <w:r>
+        <w:rPr>
+          <w:lang w:val="es-419" w:eastAsia="es-CO"/>
+        </w:rPr>
+        <w:t xml:space="preserve"> Se retiran cuidadosamente las semillas de la bolsa y se extienden sobre una superficie limpia y desinfectada, cubierta con tela de algodón o toalla de papel.</w:t>
       </w:r>
     </w:p>
     <w:p>
@@ -4956,7 +4907,7 @@
           <w:ilvl w:val="0"/>
           <w:numId w:val="15"/>
         </w:numPr>
-        <w:ind w:left="567" w:hanging="283"/>
+        <w:ind w:left="567" w:hanging="425"/>
         <w:rPr>
           <w:lang w:val="es-419" w:eastAsia="es-CO"/>
         </w:rPr>
@@ -4965,25 +4916,13 @@
         <w:rPr>
           <w:rStyle w:val="Ttulo5Car"/>
         </w:rPr>
-        <w:t>Control de condiciones ambientales</w:t>
-      </w:r>
-      <w:r>
-        <w:rPr>
-          <w:rStyle w:val="Ttulo5Car"/>
-        </w:rPr>
-        <w:t>.</w:t>
-      </w:r>
-      <w:r>
-        <w:rPr>
-          <w:lang w:val="es-419" w:eastAsia="es-CO"/>
-        </w:rPr>
-        <w:t xml:space="preserve"> </w:t>
-      </w:r>
-      <w:r>
-        <w:rPr>
-          <w:lang w:val="es-419" w:eastAsia="es-CO"/>
-        </w:rPr>
-        <w:t>No se deben manipular semillas cuando la temperatura supere los 35 °C ni en ambientes extremadamente secos o húmedos.</w:t>
+        <w:t>Control de condiciones ambientales.</w:t>
+      </w:r>
+      <w:r>
+        <w:rPr>
+          <w:lang w:val="es-419" w:eastAsia="es-CO"/>
+        </w:rPr>
+        <w:t xml:space="preserve"> No se deben manipular semillas cuando la temperatura supere los 35 °C ni en ambientes extremadamente secos o húmedos.</w:t>
       </w:r>
     </w:p>
     <w:p>
@@ -4993,7 +4932,7 @@
           <w:ilvl w:val="0"/>
           <w:numId w:val="15"/>
         </w:numPr>
-        <w:ind w:left="567" w:hanging="283"/>
+        <w:ind w:left="567" w:hanging="425"/>
         <w:rPr>
           <w:lang w:val="es-419" w:eastAsia="es-CO"/>
         </w:rPr>
@@ -5002,25 +4941,13 @@
         <w:rPr>
           <w:rStyle w:val="Ttulo5Car"/>
         </w:rPr>
-        <w:t>Verificación y ajuste de humedad</w:t>
-      </w:r>
-      <w:r>
-        <w:rPr>
-          <w:rStyle w:val="Ttulo5Car"/>
-        </w:rPr>
-        <w:t>.</w:t>
-      </w:r>
-      <w:r>
-        <w:rPr>
-          <w:lang w:val="es-419" w:eastAsia="es-CO"/>
-        </w:rPr>
-        <w:t xml:space="preserve"> </w:t>
-      </w:r>
-      <w:r>
-        <w:rPr>
-          <w:lang w:val="es-419" w:eastAsia="es-CO"/>
-        </w:rPr>
-        <w:t>Las semillas deben conservar su color negro brillante, indicativo de buena humedad. Si se tornan opacas o grisáceas, se aplica agua limpia con atomizador sin exceder la superficie del cuesco.</w:t>
+        <w:t>Verificación y ajuste de humedad.</w:t>
+      </w:r>
+      <w:r>
+        <w:rPr>
+          <w:lang w:val="es-419" w:eastAsia="es-CO"/>
+        </w:rPr>
+        <w:t xml:space="preserve"> Las semillas deben conservar su color negro brillante, indicativo de buena humedad. Si se tornan opacas o grisáceas, se aplica agua limpia con atomizador sin exceder la superficie del cuesco.</w:t>
       </w:r>
     </w:p>
     <w:p>
@@ -5030,7 +4957,7 @@
           <w:ilvl w:val="0"/>
           <w:numId w:val="15"/>
         </w:numPr>
-        <w:ind w:left="567" w:hanging="283"/>
+        <w:ind w:left="567" w:hanging="425"/>
         <w:rPr>
           <w:lang w:val="es-419" w:eastAsia="es-CO"/>
         </w:rPr>
@@ -5039,25 +4966,13 @@
         <w:rPr>
           <w:rStyle w:val="Ttulo5Car"/>
         </w:rPr>
-        <w:t>Clasificación técnica</w:t>
-      </w:r>
-      <w:r>
-        <w:rPr>
-          <w:rStyle w:val="Ttulo5Car"/>
-        </w:rPr>
-        <w:t>.</w:t>
-      </w:r>
-      <w:r>
-        <w:rPr>
-          <w:lang w:val="es-419" w:eastAsia="es-CO"/>
-        </w:rPr>
-        <w:t xml:space="preserve"> </w:t>
-      </w:r>
-      <w:r>
-        <w:rPr>
-          <w:lang w:val="es-419" w:eastAsia="es-CO"/>
-        </w:rPr>
-        <w:t>Se separan las semillas conforme a los criterios técnicos de selección previamente establecidos.</w:t>
+        <w:t>Clasificación técnica.</w:t>
+      </w:r>
+      <w:r>
+        <w:rPr>
+          <w:lang w:val="es-419" w:eastAsia="es-CO"/>
+        </w:rPr>
+        <w:t xml:space="preserve"> Se separan las semillas conforme a los criterios técnicos de selección previamente establecidos.</w:t>
       </w:r>
     </w:p>
     <w:p>
@@ -5067,7 +4982,7 @@
           <w:ilvl w:val="0"/>
           <w:numId w:val="15"/>
         </w:numPr>
-        <w:ind w:left="567" w:hanging="283"/>
+        <w:ind w:left="567" w:hanging="425"/>
         <w:rPr>
           <w:lang w:val="es-419" w:eastAsia="es-CO"/>
         </w:rPr>
@@ -5076,25 +4991,13 @@
         <w:rPr>
           <w:rStyle w:val="Ttulo5Car"/>
         </w:rPr>
-        <w:t>Manejo de semillas sanas</w:t>
-      </w:r>
-      <w:r>
-        <w:rPr>
-          <w:rStyle w:val="Ttulo5Car"/>
-        </w:rPr>
-        <w:t>.</w:t>
-      </w:r>
-      <w:r>
-        <w:rPr>
-          <w:lang w:val="es-419" w:eastAsia="es-CO"/>
-        </w:rPr>
-        <w:t xml:space="preserve"> </w:t>
-      </w:r>
-      <w:r>
-        <w:rPr>
-          <w:lang w:val="es-419" w:eastAsia="es-CO"/>
-        </w:rPr>
-        <w:t>Las semillas aptas se colocan en recipientes plásticos (máximo 100 unidades) con agua o cubiertas con tela húmeda y se trasladan al área de siembra.</w:t>
+        <w:t>Manejo de semillas sanas.</w:t>
+      </w:r>
+      <w:r>
+        <w:rPr>
+          <w:lang w:val="es-419" w:eastAsia="es-CO"/>
+        </w:rPr>
+        <w:t xml:space="preserve"> Las semillas aptas se colocan en recipientes plásticos (máximo 100 unidades) con agua o cubiertas con tela húmeda y se trasladan al área de siembra.</w:t>
       </w:r>
     </w:p>
     <w:p>
@@ -5104,7 +5007,7 @@
           <w:ilvl w:val="0"/>
           <w:numId w:val="15"/>
         </w:numPr>
-        <w:ind w:left="567" w:hanging="283"/>
+        <w:ind w:left="567" w:hanging="425"/>
         <w:rPr>
           <w:lang w:val="es-419" w:eastAsia="es-CO"/>
         </w:rPr>
@@ -5113,25 +5016,13 @@
         <w:rPr>
           <w:rStyle w:val="Ttulo5Car"/>
         </w:rPr>
-        <w:t>Separación de semillas mellizas</w:t>
-      </w:r>
-      <w:r>
-        <w:rPr>
-          <w:rStyle w:val="Ttulo5Car"/>
-        </w:rPr>
-        <w:t>.</w:t>
-      </w:r>
-      <w:r>
-        <w:rPr>
-          <w:lang w:val="es-419" w:eastAsia="es-CO"/>
-        </w:rPr>
-        <w:t xml:space="preserve"> </w:t>
-      </w:r>
-      <w:r>
-        <w:rPr>
-          <w:lang w:val="es-419" w:eastAsia="es-CO"/>
-        </w:rPr>
-        <w:t xml:space="preserve">Las semillas dobles se apartan para ser sembradas en secciones especiales del vivero o </w:t>
+        <w:t>Separación de semillas mellizas.</w:t>
+      </w:r>
+      <w:r>
+        <w:rPr>
+          <w:lang w:val="es-419" w:eastAsia="es-CO"/>
+        </w:rPr>
+        <w:t xml:space="preserve"> Las semillas dobles se apartan para ser sembradas en secciones especiales del vivero o </w:t>
       </w:r>
       <w:proofErr w:type="spellStart"/>
       <w:r>
@@ -5155,7 +5046,7 @@
           <w:ilvl w:val="0"/>
           <w:numId w:val="15"/>
         </w:numPr>
-        <w:ind w:left="567" w:hanging="283"/>
+        <w:ind w:left="567" w:hanging="425"/>
         <w:rPr>
           <w:lang w:val="es-419" w:eastAsia="es-CO"/>
         </w:rPr>
@@ -5164,25 +5055,13 @@
         <w:rPr>
           <w:rStyle w:val="Ttulo5Car"/>
         </w:rPr>
-        <w:t>Descarte por daños mecánicos</w:t>
-      </w:r>
-      <w:r>
-        <w:rPr>
-          <w:rStyle w:val="Ttulo5Car"/>
-        </w:rPr>
-        <w:t>.</w:t>
-      </w:r>
-      <w:r>
-        <w:rPr>
-          <w:lang w:val="es-419" w:eastAsia="es-CO"/>
-        </w:rPr>
-        <w:t xml:space="preserve"> </w:t>
-      </w:r>
-      <w:r>
-        <w:rPr>
-          <w:lang w:val="es-419" w:eastAsia="es-CO"/>
-        </w:rPr>
-        <w:t>Las semillas con golpes o fisuras se eliminan, ya que no producirán plántulas vigorosas.</w:t>
+        <w:t>Descarte por daños mecánicos.</w:t>
+      </w:r>
+      <w:r>
+        <w:rPr>
+          <w:lang w:val="es-419" w:eastAsia="es-CO"/>
+        </w:rPr>
+        <w:t xml:space="preserve"> Las semillas con golpes o fisuras se eliminan, ya que no producirán plántulas vigorosas.</w:t>
       </w:r>
     </w:p>
     <w:p>
@@ -5192,7 +5071,7 @@
           <w:ilvl w:val="0"/>
           <w:numId w:val="15"/>
         </w:numPr>
-        <w:ind w:left="567" w:hanging="283"/>
+        <w:ind w:left="567" w:hanging="425"/>
         <w:rPr>
           <w:lang w:val="es-419" w:eastAsia="es-CO"/>
         </w:rPr>
@@ -5201,25 +5080,13 @@
         <w:rPr>
           <w:rStyle w:val="Ttulo5Car"/>
         </w:rPr>
-        <w:t>Manejo de semillas enfermas</w:t>
-      </w:r>
-      <w:r>
-        <w:rPr>
-          <w:rStyle w:val="Ttulo5Car"/>
-        </w:rPr>
-        <w:t>.</w:t>
-      </w:r>
-      <w:r>
-        <w:rPr>
-          <w:lang w:val="es-419" w:eastAsia="es-CO"/>
-        </w:rPr>
-        <w:t xml:space="preserve"> </w:t>
-      </w:r>
-      <w:r>
-        <w:rPr>
-          <w:lang w:val="es-419" w:eastAsia="es-CO"/>
-        </w:rPr>
-        <w:t>Las semillas con signos de enfermedad se retiran, registran e incineran para evitar contaminaciones.</w:t>
+        <w:t>Manejo de semillas enfermas.</w:t>
+      </w:r>
+      <w:r>
+        <w:rPr>
+          <w:lang w:val="es-419" w:eastAsia="es-CO"/>
+        </w:rPr>
+        <w:t xml:space="preserve"> Las semillas con signos de enfermedad se retiran, registran e incineran para evitar contaminaciones.</w:t>
       </w:r>
     </w:p>
     <w:p>
@@ -5229,7 +5096,7 @@
           <w:ilvl w:val="0"/>
           <w:numId w:val="15"/>
         </w:numPr>
-        <w:ind w:left="567" w:hanging="283"/>
+        <w:ind w:left="567" w:hanging="425"/>
         <w:rPr>
           <w:lang w:val="es-419" w:eastAsia="es-CO"/>
         </w:rPr>
@@ -5239,25 +5106,13 @@
           <w:rStyle w:val="Ttulo5Car"/>
         </w:rPr>
         <w:lastRenderedPageBreak/>
-        <w:t>Registro de semillas anormales</w:t>
-      </w:r>
-      <w:r>
-        <w:rPr>
-          <w:rStyle w:val="Ttulo5Car"/>
-        </w:rPr>
-        <w:t>.</w:t>
-      </w:r>
-      <w:r>
-        <w:rPr>
-          <w:lang w:val="es-419" w:eastAsia="es-CO"/>
-        </w:rPr>
-        <w:t xml:space="preserve"> </w:t>
-      </w:r>
-      <w:r>
-        <w:rPr>
-          <w:lang w:val="es-419" w:eastAsia="es-CO"/>
-        </w:rPr>
-        <w:t>Todas las semillas anormales o enfermas deben anotarse en una planilla de control.</w:t>
+        <w:t>Registro de semillas anormales.</w:t>
+      </w:r>
+      <w:r>
+        <w:rPr>
+          <w:lang w:val="es-419" w:eastAsia="es-CO"/>
+        </w:rPr>
+        <w:t xml:space="preserve"> Todas las semillas anormales o enfermas deben anotarse en una planilla de control.</w:t>
       </w:r>
     </w:p>
     <w:p>
@@ -5267,7 +5122,7 @@
           <w:ilvl w:val="0"/>
           <w:numId w:val="15"/>
         </w:numPr>
-        <w:ind w:left="567" w:hanging="283"/>
+        <w:ind w:left="567" w:hanging="425"/>
         <w:rPr>
           <w:lang w:val="es-419" w:eastAsia="es-CO"/>
         </w:rPr>
@@ -5276,32 +5131,20 @@
         <w:rPr>
           <w:rStyle w:val="Ttulo5Car"/>
         </w:rPr>
-        <w:t>Control de calidad y reclamación</w:t>
-      </w:r>
-      <w:r>
-        <w:rPr>
-          <w:rStyle w:val="Ttulo5Car"/>
-        </w:rPr>
-        <w:t>.</w:t>
-      </w:r>
-      <w:r>
-        <w:rPr>
-          <w:lang w:val="es-419" w:eastAsia="es-CO"/>
-        </w:rPr>
-        <w:t xml:space="preserve"> </w:t>
-      </w:r>
-      <w:r>
-        <w:rPr>
-          <w:lang w:val="es-419" w:eastAsia="es-CO"/>
-        </w:rPr>
-        <w:t>Si el porcentaje de descarte supera el 3 %, se debe realizar la reclamación al proveedor, conservando muestras o fotografías como evidencia.</w:t>
+        <w:t>Control de calidad y reclamación.</w:t>
+      </w:r>
+      <w:r>
+        <w:rPr>
+          <w:lang w:val="es-419" w:eastAsia="es-CO"/>
+        </w:rPr>
+        <w:t xml:space="preserve"> Si el porcentaje de descarte supera el 3 %, se debe realizar la reclamación al proveedor, conservando muestras o fotografías como evidencia.</w:t>
       </w:r>
     </w:p>
     <w:p>
       <w:pPr>
         <w:pStyle w:val="Ttulo2"/>
       </w:pPr>
-      <w:bookmarkStart w:id="4" w:name="_Toc224087102"/>
+      <w:bookmarkStart w:id="4" w:name="_Toc226799007"/>
       <w:r>
         <w:t>Vivero</w:t>
       </w:r>
@@ -5412,7 +5255,7 @@
           <w:ilvl w:val="0"/>
           <w:numId w:val="16"/>
         </w:numPr>
-        <w:ind w:left="567" w:hanging="283"/>
+        <w:ind w:left="567" w:hanging="425"/>
         <w:rPr>
           <w:lang w:val="es-419" w:eastAsia="es-CO"/>
         </w:rPr>
@@ -5422,7 +5265,19 @@
           <w:lang w:val="es-419" w:eastAsia="es-CO"/>
         </w:rPr>
         <w:lastRenderedPageBreak/>
-        <w:t>Buen acceso por caminos y cerca a los sitios de plantación.</w:t>
+        <w:t xml:space="preserve">Buen acceso por caminos y cerca </w:t>
+      </w:r>
+      <w:r>
+        <w:rPr>
+          <w:lang w:val="es-419" w:eastAsia="es-CO"/>
+        </w:rPr>
+        <w:t>de</w:t>
+      </w:r>
+      <w:r>
+        <w:rPr>
+          <w:lang w:val="es-419" w:eastAsia="es-CO"/>
+        </w:rPr>
+        <w:t xml:space="preserve"> los sitios de plantación.</w:t>
       </w:r>
     </w:p>
     <w:p>
@@ -5432,7 +5287,7 @@
           <w:ilvl w:val="0"/>
           <w:numId w:val="16"/>
         </w:numPr>
-        <w:ind w:left="567" w:hanging="283"/>
+        <w:ind w:left="567" w:hanging="425"/>
         <w:rPr>
           <w:lang w:val="es-419" w:eastAsia="es-CO"/>
         </w:rPr>
@@ -5443,14 +5298,24 @@
         </w:rPr>
         <w:t xml:space="preserve">Protección contra fuego, inundación, vientos, depredadores </w:t>
       </w:r>
-      <w:proofErr w:type="gramStart"/>
-      <w:r>
-        <w:rPr>
-          <w:lang w:val="es-419" w:eastAsia="es-CO"/>
-        </w:rPr>
-        <w:t>y  caída</w:t>
-      </w:r>
-      <w:proofErr w:type="gramEnd"/>
+      <w:r>
+        <w:rPr>
+          <w:lang w:val="es-419" w:eastAsia="es-CO"/>
+        </w:rPr>
+        <w:t xml:space="preserve">y </w:t>
+      </w:r>
+      <w:r>
+        <w:rPr>
+          <w:lang w:val="es-419" w:eastAsia="es-CO"/>
+        </w:rPr>
+        <w:t xml:space="preserve">de </w:t>
+      </w:r>
+      <w:r>
+        <w:rPr>
+          <w:lang w:val="es-419" w:eastAsia="es-CO"/>
+        </w:rPr>
+        <w:t>caída</w:t>
+      </w:r>
       <w:r>
         <w:rPr>
           <w:lang w:val="es-419" w:eastAsia="es-CO"/>
@@ -5465,7 +5330,7 @@
           <w:ilvl w:val="0"/>
           <w:numId w:val="16"/>
         </w:numPr>
-        <w:ind w:left="567" w:hanging="283"/>
+        <w:ind w:left="567" w:hanging="425"/>
         <w:rPr>
           <w:lang w:val="es-419" w:eastAsia="es-CO"/>
         </w:rPr>
@@ -5484,7 +5349,7 @@
           <w:ilvl w:val="0"/>
           <w:numId w:val="16"/>
         </w:numPr>
-        <w:ind w:left="567" w:hanging="283"/>
+        <w:ind w:left="567" w:hanging="425"/>
         <w:rPr>
           <w:lang w:val="es-419" w:eastAsia="es-CO"/>
         </w:rPr>
@@ -5503,7 +5368,7 @@
           <w:ilvl w:val="0"/>
           <w:numId w:val="16"/>
         </w:numPr>
-        <w:ind w:left="567" w:hanging="283"/>
+        <w:ind w:left="567" w:hanging="425"/>
         <w:rPr>
           <w:lang w:val="es-419" w:eastAsia="es-CO"/>
         </w:rPr>
@@ -5522,7 +5387,7 @@
           <w:ilvl w:val="0"/>
           <w:numId w:val="16"/>
         </w:numPr>
-        <w:ind w:left="567" w:hanging="283"/>
+        <w:ind w:left="567" w:hanging="425"/>
         <w:rPr>
           <w:lang w:val="es-419" w:eastAsia="es-CO"/>
         </w:rPr>
@@ -5541,7 +5406,7 @@
           <w:ilvl w:val="0"/>
           <w:numId w:val="16"/>
         </w:numPr>
-        <w:ind w:left="567" w:hanging="283"/>
+        <w:ind w:left="567" w:hanging="425"/>
         <w:rPr>
           <w:lang w:val="es-419" w:eastAsia="es-CO"/>
         </w:rPr>
@@ -5571,7 +5436,43 @@
         <w:rPr>
           <w:lang w:val="es-419" w:eastAsia="es-CO"/>
         </w:rPr>
-        <w:t>El sustrato para llenar las bolsas debe obtenerse de la capa superior del terreno (0 a 20 cm), debe tener condiciones físicas y químicas excelente, para facilitar el drenaje y permitir un crecimiento óptimo de las plantas. Si no está suficientemente disgregado, se debe acondicionar hasta que permita ser manipulado fácilmente, sin pulverizarlo o tamizarlo, ya que esta destruye su estructura. Si eventualmente el suelo es pobre en nutrientes, al determinar su fertilidad, se le puede agregar fertilizante compuesto N-P-K en una cantidad de 2 gramos por bolsa (1825 kg de peso) y algún fertilizante orgánico (compost), nunca superando el 10% del total de la bolsa y asegurando mezcla homogénea. La mezcla con arena no es recomendable, a excepción de que el suelo disponible sea muy pesado y masivo. Los montículos de suelo deben cubrirse con plásticos o algún otro material para prevenir pérdidas de suelo y nutrientes por lavado. No se recomienda llenar bolsas con suelo húmedo.</w:t>
+        <w:t>El sustrato para llenar las bolsas debe obtenerse de la capa superior del terreno (0 a 20 cm)</w:t>
+      </w:r>
+      <w:r>
+        <w:rPr>
+          <w:lang w:val="es-419" w:eastAsia="es-CO"/>
+        </w:rPr>
+        <w:t>;</w:t>
+      </w:r>
+      <w:r>
+        <w:rPr>
+          <w:lang w:val="es-419" w:eastAsia="es-CO"/>
+        </w:rPr>
+        <w:t xml:space="preserve"> debe tener condiciones físicas y químicas </w:t>
+      </w:r>
+      <w:r>
+        <w:rPr>
+          <w:lang w:val="es-419" w:eastAsia="es-CO"/>
+        </w:rPr>
+        <w:t>excelentes</w:t>
+      </w:r>
+      <w:r>
+        <w:rPr>
+          <w:lang w:val="es-419" w:eastAsia="es-CO"/>
+        </w:rPr>
+        <w:t>, para facilitar el drenaje y permitir un crecimiento óptimo de las plantas. Si no está suficientemente disgregado, se debe acondicionar hasta que permita ser manipulado fácilmente, sin pulverizarlo o tamizarlo, ya que est</w:t>
+      </w:r>
+      <w:r>
+        <w:rPr>
+          <w:lang w:val="es-419" w:eastAsia="es-CO"/>
+        </w:rPr>
+        <w:t>o</w:t>
+      </w:r>
+      <w:r>
+        <w:rPr>
+          <w:lang w:val="es-419" w:eastAsia="es-CO"/>
+        </w:rPr>
+        <w:t xml:space="preserve"> destruye su estructura. Si eventualmente el suelo es pobre en nutrientes, al determinar su fertilidad, se le puede agregar fertilizante compuesto N-P-K en una cantidad de 2 gramos por bolsa (1825 kg de peso) y algún fertilizante orgánico (compost), nunca superando el 10% del total de la bolsa y asegurando mezcla homogénea. La mezcla con arena no es recomendable, a excepción de que el suelo disponible sea muy pesado y masivo. Los montículos de suelo deben cubrirse con plásticos o algún otro material para prevenir pérdidas de suelo y nutrientes por lavado. No se recomienda llenar bolsas con suelo húmedo.</w:t>
       </w:r>
     </w:p>
     <w:p>
@@ -5633,7 +5534,7 @@
           <w:ilvl w:val="0"/>
           <w:numId w:val="17"/>
         </w:numPr>
-        <w:ind w:left="567" w:hanging="283"/>
+        <w:ind w:left="567" w:hanging="425"/>
         <w:rPr>
           <w:lang w:val="es-419" w:eastAsia="es-CO"/>
         </w:rPr>
@@ -5656,25 +5557,13 @@
         <w:rPr>
           <w:rStyle w:val="Ttulo5Car"/>
         </w:rPr>
-        <w:t xml:space="preserve"> (hasta 90 días)</w:t>
-      </w:r>
-      <w:r>
-        <w:rPr>
-          <w:rStyle w:val="Ttulo5Car"/>
-        </w:rPr>
-        <w:t>.</w:t>
-      </w:r>
-      <w:r>
-        <w:rPr>
-          <w:lang w:val="es-419" w:eastAsia="es-CO"/>
-        </w:rPr>
-        <w:t xml:space="preserve"> </w:t>
-      </w:r>
-      <w:r>
-        <w:rPr>
-          <w:lang w:val="es-419" w:eastAsia="es-CO"/>
-        </w:rPr>
-        <w:t>La semilla germinada se desarrolla en bolsa pequeña y a alta densidad por área, lo que facilita el manejo logístico de riego, fertilización, sombra y control fitosanitario, hasta que la plántula esté lista para su traslado al vivero principal.</w:t>
+        <w:t xml:space="preserve"> (hasta 90 días).</w:t>
+      </w:r>
+      <w:r>
+        <w:rPr>
+          <w:lang w:val="es-419" w:eastAsia="es-CO"/>
+        </w:rPr>
+        <w:t xml:space="preserve"> La semilla germinada se desarrolla en bolsa pequeña y a alta densidad por área, lo que facilita el manejo logístico de riego, fertilización, sombra y control fitosanitario, hasta que la plántula esté lista para su traslado al vivero principal.</w:t>
       </w:r>
     </w:p>
     <w:p>
@@ -5684,7 +5573,7 @@
           <w:ilvl w:val="0"/>
           <w:numId w:val="17"/>
         </w:numPr>
-        <w:ind w:left="567" w:hanging="283"/>
+        <w:ind w:left="567" w:hanging="425"/>
         <w:rPr>
           <w:lang w:val="es-419" w:eastAsia="es-CO"/>
         </w:rPr>
@@ -5693,25 +5582,13 @@
         <w:rPr>
           <w:rStyle w:val="Ttulo5Car"/>
         </w:rPr>
-        <w:t>Cobertura y manejo del sombrío</w:t>
-      </w:r>
-      <w:r>
-        <w:rPr>
-          <w:rStyle w:val="Ttulo5Car"/>
-        </w:rPr>
-        <w:t>.</w:t>
-      </w:r>
-      <w:r>
-        <w:rPr>
-          <w:lang w:val="es-419" w:eastAsia="es-CO"/>
-        </w:rPr>
-        <w:t xml:space="preserve"> </w:t>
-      </w:r>
-      <w:r>
-        <w:rPr>
-          <w:lang w:val="es-419" w:eastAsia="es-CO"/>
-        </w:rPr>
-        <w:t xml:space="preserve">La estructura debe tener una altura entre 2,0 y 2,20 m, cubierta con </w:t>
+        <w:t>Cobertura y manejo del sombrío.</w:t>
+      </w:r>
+      <w:r>
+        <w:rPr>
+          <w:lang w:val="es-419" w:eastAsia="es-CO"/>
+        </w:rPr>
+        <w:t xml:space="preserve"> La estructura debe tener una altura entre 2,0 y 2,20 m, cubierta con </w:t>
       </w:r>
       <w:proofErr w:type="spellStart"/>
       <w:r>
@@ -5735,7 +5612,7 @@
           <w:ilvl w:val="0"/>
           <w:numId w:val="17"/>
         </w:numPr>
-        <w:ind w:left="567" w:hanging="283"/>
+        <w:ind w:left="567" w:hanging="425"/>
         <w:rPr>
           <w:lang w:val="es-419" w:eastAsia="es-CO"/>
         </w:rPr>
@@ -5744,25 +5621,13 @@
         <w:rPr>
           <w:rStyle w:val="Ttulo5Car"/>
         </w:rPr>
-        <w:t>Diseño y dimensiones de las camas</w:t>
-      </w:r>
-      <w:r>
-        <w:rPr>
-          <w:rStyle w:val="Ttulo5Car"/>
-        </w:rPr>
-        <w:t>.</w:t>
-      </w:r>
-      <w:r>
-        <w:rPr>
-          <w:lang w:val="es-419" w:eastAsia="es-CO"/>
-        </w:rPr>
-        <w:t xml:space="preserve"> </w:t>
-      </w:r>
-      <w:r>
-        <w:rPr>
-          <w:lang w:val="es-419" w:eastAsia="es-CO"/>
-        </w:rPr>
-        <w:t>Las camas deben medir entre 1,0 y 1,20 m de ancho y hasta 20 m de largo, con separaciones de 0,60 a 0,80 m para facilitar la circulación. Deben elevarse al menos 10 cm sobre el nivel del suelo y orientarse de norte a sur para un mejor aprovechamiento de la luz solar.</w:t>
+        <w:t>Diseño y dimensiones de las camas.</w:t>
+      </w:r>
+      <w:r>
+        <w:rPr>
+          <w:lang w:val="es-419" w:eastAsia="es-CO"/>
+        </w:rPr>
+        <w:t xml:space="preserve"> Las camas deben medir entre 1,0 y 1,20 m de ancho y hasta 20 m de largo, con separaciones de 0,60 a 0,80 m para facilitar la circulación. Deben elevarse al menos 10 cm sobre el nivel del suelo y orientarse de norte a sur para un mejor aprovechamiento de la luz solar.</w:t>
       </w:r>
     </w:p>
     <w:p>
@@ -5799,7 +5664,7 @@
           <w:ilvl w:val="0"/>
           <w:numId w:val="18"/>
         </w:numPr>
-        <w:ind w:left="567" w:hanging="283"/>
+        <w:ind w:left="567" w:hanging="425"/>
         <w:rPr>
           <w:lang w:val="es-419" w:eastAsia="es-CO"/>
         </w:rPr>
@@ -5808,25 +5673,13 @@
         <w:rPr>
           <w:rStyle w:val="Ttulo5Car"/>
         </w:rPr>
-        <w:t>Selección del lugar del vivero</w:t>
-      </w:r>
-      <w:r>
-        <w:rPr>
-          <w:rStyle w:val="Ttulo5Car"/>
-        </w:rPr>
-        <w:t>.</w:t>
-      </w:r>
-      <w:r>
-        <w:rPr>
-          <w:lang w:val="es-419" w:eastAsia="es-CO"/>
-        </w:rPr>
-        <w:t xml:space="preserve"> </w:t>
-      </w:r>
-      <w:r>
-        <w:rPr>
-          <w:lang w:val="es-419" w:eastAsia="es-CO"/>
-        </w:rPr>
-        <w:t xml:space="preserve">Para el éxito del </w:t>
+        <w:t>Selección del lugar del vivero.</w:t>
+      </w:r>
+      <w:r>
+        <w:rPr>
+          <w:lang w:val="es-419" w:eastAsia="es-CO"/>
+        </w:rPr>
+        <w:t xml:space="preserve"> Para el éxito del </w:t>
       </w:r>
       <w:proofErr w:type="spellStart"/>
       <w:r>
@@ -5857,7 +5710,7 @@
           <w:ilvl w:val="0"/>
           <w:numId w:val="18"/>
         </w:numPr>
-        <w:ind w:left="567" w:hanging="283"/>
+        <w:ind w:left="567" w:hanging="425"/>
         <w:rPr>
           <w:lang w:val="es-419" w:eastAsia="es-CO"/>
         </w:rPr>
@@ -5866,25 +5719,13 @@
         <w:rPr>
           <w:rStyle w:val="Ttulo5Car"/>
         </w:rPr>
-        <w:t>Siembra de la semilla</w:t>
-      </w:r>
-      <w:r>
-        <w:rPr>
-          <w:rStyle w:val="Ttulo5Car"/>
-        </w:rPr>
-        <w:t>.</w:t>
-      </w:r>
-      <w:r>
-        <w:rPr>
-          <w:lang w:val="es-419" w:eastAsia="es-CO"/>
-        </w:rPr>
-        <w:t xml:space="preserve"> </w:t>
-      </w:r>
-      <w:r>
-        <w:rPr>
-          <w:lang w:val="es-419" w:eastAsia="es-CO"/>
-        </w:rPr>
-        <w:t xml:space="preserve">Para la siembra, se dobla el borde de la bolsa, se nivela el sustrato y se deja espacio para aplicar </w:t>
+        <w:t>Siembra de la semilla.</w:t>
+      </w:r>
+      <w:r>
+        <w:rPr>
+          <w:lang w:val="es-419" w:eastAsia="es-CO"/>
+        </w:rPr>
+        <w:t xml:space="preserve"> Para la siembra, se dobla el borde de la bolsa, se nivela el sustrato y se deja espacio para aplicar </w:t>
       </w:r>
       <w:proofErr w:type="spellStart"/>
       <w:r>
@@ -5908,7 +5749,7 @@
           <w:ilvl w:val="0"/>
           <w:numId w:val="18"/>
         </w:numPr>
-        <w:ind w:left="567" w:hanging="283"/>
+        <w:ind w:left="567" w:hanging="425"/>
         <w:rPr>
           <w:lang w:val="es-419" w:eastAsia="es-CO"/>
         </w:rPr>
@@ -5937,13 +5778,7 @@
         <w:rPr>
           <w:lang w:val="es-419" w:eastAsia="es-CO"/>
         </w:rPr>
-        <w:t xml:space="preserve"> </w:t>
-      </w:r>
-      <w:r>
-        <w:rPr>
-          <w:lang w:val="es-419" w:eastAsia="es-CO"/>
-        </w:rPr>
-        <w:t>La plántula permanece cerca de tres meses en desarrollo, periodo en el que inicia la fotosíntesis y la absorción de nutrientes. Al mes forma su primera hoja verde y, hacia los dos meses, presenta 3 o 4 hojas y una raíz de 10 a 15 cm, momento en el que puede realizarse el trasplante.</w:t>
+        <w:t xml:space="preserve"> La plántula permanece cerca de tres meses en desarrollo, periodo en el que inicia la fotosíntesis y la absorción de nutrientes. Al mes forma su primera hoja verde y, hacia los dos meses, presenta 3 o 4 hojas y una raíz de 10 a 15 cm, momento en el que puede realizarse el trasplante.</w:t>
       </w:r>
     </w:p>
     <w:p>
@@ -5953,7 +5788,7 @@
           <w:ilvl w:val="0"/>
           <w:numId w:val="18"/>
         </w:numPr>
-        <w:ind w:left="567" w:hanging="283"/>
+        <w:ind w:left="567" w:hanging="425"/>
         <w:rPr>
           <w:lang w:val="es-419" w:eastAsia="es-CO"/>
         </w:rPr>
@@ -5982,13 +5817,7 @@
         <w:rPr>
           <w:lang w:val="es-419" w:eastAsia="es-CO"/>
         </w:rPr>
-        <w:t xml:space="preserve"> </w:t>
-      </w:r>
-      <w:r>
-        <w:rPr>
-          <w:lang w:val="es-419" w:eastAsia="es-CO"/>
-        </w:rPr>
-        <w:t xml:space="preserve">Las plantas deben seleccionarse cuatro veces durante su desarrollo: una en </w:t>
+        <w:t xml:space="preserve"> Las plantas deben seleccionarse cuatro veces durante su desarrollo: una en </w:t>
       </w:r>
       <w:proofErr w:type="spellStart"/>
       <w:r>
@@ -6012,7 +5841,7 @@
           <w:ilvl w:val="0"/>
           <w:numId w:val="18"/>
         </w:numPr>
-        <w:ind w:left="567" w:hanging="283"/>
+        <w:ind w:left="567" w:hanging="425"/>
         <w:rPr>
           <w:lang w:val="es-419" w:eastAsia="es-CO"/>
         </w:rPr>
@@ -6021,25 +5850,13 @@
         <w:rPr>
           <w:rStyle w:val="Ttulo5Car"/>
         </w:rPr>
-        <w:t>Control de maleza, plagas y enfermedades</w:t>
-      </w:r>
-      <w:r>
-        <w:rPr>
-          <w:rStyle w:val="Ttulo5Car"/>
-        </w:rPr>
-        <w:t>.</w:t>
-      </w:r>
-      <w:r>
-        <w:rPr>
-          <w:lang w:val="es-419" w:eastAsia="es-CO"/>
-        </w:rPr>
-        <w:t xml:space="preserve"> </w:t>
-      </w:r>
-      <w:r>
-        <w:rPr>
-          <w:lang w:val="es-419" w:eastAsia="es-CO"/>
-        </w:rPr>
-        <w:t xml:space="preserve">La maleza en las bolsas debe retirarse manualmente y el uso de plaguicidas solo realizarse ante problemas específicos. Es fundamental supervisar diariamente el </w:t>
+        <w:t>Control de maleza, plagas y enfermedades.</w:t>
+      </w:r>
+      <w:r>
+        <w:rPr>
+          <w:lang w:val="es-419" w:eastAsia="es-CO"/>
+        </w:rPr>
+        <w:t xml:space="preserve"> La maleza en las bolsas debe retirarse manualmente y el uso de plaguicidas solo realizarse ante problemas específicos. Es fundamental supervisar diariamente el </w:t>
       </w:r>
       <w:proofErr w:type="spellStart"/>
       <w:r>
@@ -6063,7 +5880,7 @@
           <w:ilvl w:val="0"/>
           <w:numId w:val="18"/>
         </w:numPr>
-        <w:ind w:left="567" w:hanging="283"/>
+        <w:ind w:left="567" w:hanging="425"/>
         <w:rPr>
           <w:lang w:val="es-419" w:eastAsia="es-CO"/>
         </w:rPr>
@@ -6073,25 +5890,13 @@
           <w:rStyle w:val="Ttulo5Car"/>
         </w:rPr>
         <w:lastRenderedPageBreak/>
-        <w:t>Fertilizantes</w:t>
-      </w:r>
-      <w:r>
-        <w:rPr>
-          <w:rStyle w:val="Ttulo5Car"/>
-        </w:rPr>
-        <w:t>.</w:t>
-      </w:r>
-      <w:r>
-        <w:rPr>
-          <w:lang w:val="es-419" w:eastAsia="es-CO"/>
-        </w:rPr>
-        <w:t xml:space="preserve"> </w:t>
-      </w:r>
-      <w:r>
-        <w:rPr>
-          <w:lang w:val="es-419" w:eastAsia="es-CO"/>
-        </w:rPr>
-        <w:t xml:space="preserve">En los primeros 60 días, las plántulas se nutren principalmente del endospermo, aunque puede presentarse clorosis al retirar la sombra, la cual se corrige con aplicaciones de urea. La fertilización inicia tras la aparición de la primera hoja completa, ajustándose a las condiciones de cada cultivo, priorizando actualmente el uso de abonos orgánicos como </w:t>
+        <w:t>Fertilizantes.</w:t>
+      </w:r>
+      <w:r>
+        <w:rPr>
+          <w:lang w:val="es-419" w:eastAsia="es-CO"/>
+        </w:rPr>
+        <w:t xml:space="preserve"> En los primeros 60 días, las plántulas se nutren principalmente del endospermo, aunque puede presentarse clorosis al retirar la sombra, la cual se corrige con aplicaciones de urea. La fertilización inicia tras la aparición de la primera hoja completa, ajustándose a las condiciones de cada cultivo, priorizando actualmente el uso de abonos orgánicos como </w:t>
       </w:r>
       <w:proofErr w:type="spellStart"/>
       <w:r>
@@ -6129,7 +5934,7 @@
           <w:ilvl w:val="0"/>
           <w:numId w:val="18"/>
         </w:numPr>
-        <w:ind w:left="567" w:hanging="283"/>
+        <w:ind w:left="567" w:hanging="425"/>
         <w:rPr>
           <w:lang w:val="es-419" w:eastAsia="es-CO"/>
         </w:rPr>
@@ -6138,25 +5943,13 @@
         <w:rPr>
           <w:rStyle w:val="Ttulo5Car"/>
         </w:rPr>
-        <w:t>Riego</w:t>
-      </w:r>
-      <w:r>
-        <w:rPr>
-          <w:rStyle w:val="Ttulo5Car"/>
-        </w:rPr>
-        <w:t>.</w:t>
-      </w:r>
-      <w:r>
-        <w:rPr>
-          <w:lang w:val="es-419" w:eastAsia="es-CO"/>
-        </w:rPr>
-        <w:t xml:space="preserve"> </w:t>
-      </w:r>
-      <w:r>
-        <w:rPr>
-          <w:lang w:val="es-419" w:eastAsia="es-CO"/>
-        </w:rPr>
-        <w:t xml:space="preserve">El riego oportuno es esencial para garantizar el crecimiento óptimo de las plántulas, manteniendo el sustrato húmedo sin excesos ni déficits. Se recomienda ubicar el vivero cerca de una fuente de agua de buena calidad y utilizar microaspersión y </w:t>
+        <w:t>Riego.</w:t>
+      </w:r>
+      <w:r>
+        <w:rPr>
+          <w:lang w:val="es-419" w:eastAsia="es-CO"/>
+        </w:rPr>
+        <w:t xml:space="preserve"> El riego oportuno es esencial para garantizar el crecimiento óptimo de las plántulas, manteniendo el sustrato húmedo sin excesos ni déficits. Se recomienda ubicar el vivero cerca de una fuente de agua de buena calidad y utilizar microaspersión y </w:t>
       </w:r>
       <w:proofErr w:type="spellStart"/>
       <w:r>
@@ -6219,7 +6012,25 @@
         <w:rPr>
           <w:lang w:val="es-419" w:eastAsia="es-CO"/>
         </w:rPr>
-        <w:t>; o de 10 a 12 meses si se siembran a partir de semillas germinadas, para luego llevarlas a campo definitivo. Durante este periodo, la palma pierde su aspecto juvenil y empieza a tener hojas palmeadas verdaderas. El vivero se maneja en bolsas plásticas, sin sombra y una baja densidad por área. (CIRAD, 2008).</w:t>
+        <w:t xml:space="preserve">, </w:t>
+      </w:r>
+      <w:r>
+        <w:rPr>
+          <w:lang w:val="es-419" w:eastAsia="es-CO"/>
+        </w:rPr>
+        <w:t xml:space="preserve">o de 10 a 12 meses si se siembran a partir de semillas germinadas, para luego llevarlas a campo definitivo. Durante este periodo, la palma pierde su aspecto juvenil y empieza a tener hojas palmeadas verdaderas. El vivero se maneja en bolsas plásticas, sin sombra </w:t>
+      </w:r>
+      <w:r>
+        <w:rPr>
+          <w:lang w:val="es-419" w:eastAsia="es-CO"/>
+        </w:rPr>
+        <w:t xml:space="preserve">con </w:t>
+      </w:r>
+      <w:r>
+        <w:rPr>
+          <w:lang w:val="es-419" w:eastAsia="es-CO"/>
+        </w:rPr>
+        <w:t>una baja densidad por área. (CIRAD, 2008).</w:t>
       </w:r>
     </w:p>
     <w:p>
@@ -6359,7 +6170,7 @@
           <w:ilvl w:val="0"/>
           <w:numId w:val="19"/>
         </w:numPr>
-        <w:ind w:left="567" w:hanging="283"/>
+        <w:ind w:left="567" w:hanging="425"/>
         <w:rPr>
           <w:lang w:val="es-419" w:eastAsia="es-CO"/>
         </w:rPr>
@@ -6406,7 +6217,7 @@
           <w:ilvl w:val="0"/>
           <w:numId w:val="19"/>
         </w:numPr>
-        <w:ind w:left="567" w:hanging="283"/>
+        <w:ind w:left="567" w:hanging="425"/>
         <w:rPr>
           <w:lang w:val="es-419" w:eastAsia="es-CO"/>
         </w:rPr>
@@ -6429,7 +6240,6 @@
         </w:rPr>
         <w:t xml:space="preserve">adicionar 20 gramos de fertilizante a base de </w:t>
       </w:r>
-      <w:proofErr w:type="gramStart"/>
       <w:r>
         <w:rPr>
           <w:lang w:val="es-419" w:eastAsia="es-CO"/>
@@ -6440,9 +6250,8 @@
         <w:rPr>
           <w:lang w:val="es-419" w:eastAsia="es-CO"/>
         </w:rPr>
-        <w:t xml:space="preserve"> y</w:t>
-      </w:r>
-      <w:proofErr w:type="gramEnd"/>
+        <w:t>y</w:t>
+      </w:r>
       <w:r>
         <w:rPr>
           <w:lang w:val="es-419" w:eastAsia="es-CO"/>
@@ -6463,7 +6272,7 @@
           <w:ilvl w:val="0"/>
           <w:numId w:val="19"/>
         </w:numPr>
-        <w:ind w:left="567" w:hanging="283"/>
+        <w:ind w:left="567" w:hanging="425"/>
         <w:rPr>
           <w:lang w:val="es-419" w:eastAsia="es-CO"/>
         </w:rPr>
@@ -6510,7 +6319,7 @@
           <w:ilvl w:val="0"/>
           <w:numId w:val="19"/>
         </w:numPr>
-        <w:ind w:left="567" w:hanging="283"/>
+        <w:ind w:left="567" w:hanging="425"/>
         <w:rPr>
           <w:lang w:val="es-419" w:eastAsia="es-CO"/>
         </w:rPr>
@@ -6543,7 +6352,7 @@
           <w:ilvl w:val="0"/>
           <w:numId w:val="19"/>
         </w:numPr>
-        <w:ind w:left="567" w:hanging="283"/>
+        <w:ind w:left="567" w:hanging="425"/>
         <w:rPr>
           <w:lang w:val="es-419" w:eastAsia="es-CO"/>
         </w:rPr>
@@ -6563,7 +6372,7 @@
           <w:ilvl w:val="0"/>
           <w:numId w:val="19"/>
         </w:numPr>
-        <w:ind w:left="567" w:hanging="283"/>
+        <w:ind w:left="567" w:hanging="425"/>
         <w:rPr>
           <w:lang w:val="es-419" w:eastAsia="es-CO"/>
         </w:rPr>
@@ -6644,7 +6453,33 @@
         <w:rPr>
           <w:lang w:val="es-419" w:eastAsia="es-CO"/>
         </w:rPr>
-        <w:t xml:space="preserve"> comienzan a aparecer hojas con hendiduras en el ápice con la que le dan una forma bifurcada de las hojas; cinco o seis meses después </w:t>
+        <w:t xml:space="preserve"> comienzan a aparecer hojas con hendiduras en el ápice</w:t>
+      </w:r>
+      <w:r>
+        <w:rPr>
+          <w:lang w:val="es-419" w:eastAsia="es-CO"/>
+        </w:rPr>
+        <w:t>,</w:t>
+      </w:r>
+      <w:r>
+        <w:rPr>
+          <w:lang w:val="es-419" w:eastAsia="es-CO"/>
+        </w:rPr>
+        <w:t xml:space="preserve"> con la que </w:t>
+      </w:r>
+      <w:proofErr w:type="gramStart"/>
+      <w:r>
+        <w:rPr>
+          <w:lang w:val="es-419" w:eastAsia="es-CO"/>
+        </w:rPr>
+        <w:t>le</w:t>
+      </w:r>
+      <w:proofErr w:type="gramEnd"/>
+      <w:r>
+        <w:rPr>
+          <w:lang w:val="es-419" w:eastAsia="es-CO"/>
+        </w:rPr>
+        <w:t xml:space="preserve"> dan una forma bifurcada </w:t>
       </w:r>
       <w:r>
         <w:rPr>
@@ -6656,7 +6491,67 @@
         <w:rPr>
           <w:lang w:val="es-419" w:eastAsia="es-CO"/>
         </w:rPr>
-        <w:t xml:space="preserve"> la siembra, comienzan a aparecer hojas separadas en otras secciones denominadas foliolos; en este caso la hoja presenta más de 10 de estos foliolos y entonces se dice que las hojas son pinnadas. Después del trasplante, es decir a los 3 o 4 meses de edad, la base del tallo toma la forma de un cono invertido “bulbo” que da origen a las primeras raíces primarias; dentro de esta estructura se encuentran el meristemo que es el punto de crecimiento vertical de la planta durante toda su vida. Igualmente, después de este tiempo de las raíces primarias, salen otras más delgadas que se llaman raíces secundarias, de las cuales, salen posteriormente otras más delgadas que se denominan terciarias y finalmente las cuaternarias.</w:t>
+        <w:t xml:space="preserve"> las hojas; cinco o seis meses después </w:t>
+      </w:r>
+      <w:r>
+        <w:rPr>
+          <w:lang w:val="es-419" w:eastAsia="es-CO"/>
+        </w:rPr>
+        <w:t>a</w:t>
+      </w:r>
+      <w:r>
+        <w:rPr>
+          <w:lang w:val="es-419" w:eastAsia="es-CO"/>
+        </w:rPr>
+        <w:t xml:space="preserve"> la siembra, comienzan a aparecer hojas separadas en otras secciones denominadas foliolos; en este caso</w:t>
+      </w:r>
+      <w:r>
+        <w:rPr>
+          <w:lang w:val="es-419" w:eastAsia="es-CO"/>
+        </w:rPr>
+        <w:t>,</w:t>
+      </w:r>
+      <w:r>
+        <w:rPr>
+          <w:lang w:val="es-419" w:eastAsia="es-CO"/>
+        </w:rPr>
+        <w:t xml:space="preserve"> la hoja presenta más de 10 de estos foliolos y entonces se dice que las hojas son pinnadas. Después del trasplante, es decir</w:t>
+      </w:r>
+      <w:r>
+        <w:rPr>
+          <w:lang w:val="es-419" w:eastAsia="es-CO"/>
+        </w:rPr>
+        <w:t>,</w:t>
+      </w:r>
+      <w:r>
+        <w:rPr>
+          <w:lang w:val="es-419" w:eastAsia="es-CO"/>
+        </w:rPr>
+        <w:t xml:space="preserve"> a los 3 o 4 meses de edad, la base del tallo toma la forma de un cono invertido “bulbo” que da origen a las primeras raíces primarias; dentro de esta estructura se encuentra el meristemo</w:t>
+      </w:r>
+      <w:r>
+        <w:rPr>
+          <w:lang w:val="es-419" w:eastAsia="es-CO"/>
+        </w:rPr>
+        <w:t>,</w:t>
+      </w:r>
+      <w:r>
+        <w:rPr>
+          <w:lang w:val="es-419" w:eastAsia="es-CO"/>
+        </w:rPr>
+        <w:t xml:space="preserve"> que es el punto de crecimiento vertical de la planta durante toda su vida. Igualmente, después de este tiempo de las raíces primarias, salen otras más delgadas que se llaman raíces secundarias, de las cuales, salen posteriormente otras más delgadas que se denominan terciarias y finalmente</w:t>
+      </w:r>
+      <w:r>
+        <w:rPr>
+          <w:lang w:val="es-419" w:eastAsia="es-CO"/>
+        </w:rPr>
+        <w:t>,</w:t>
+      </w:r>
+      <w:r>
+        <w:rPr>
+          <w:lang w:val="es-419" w:eastAsia="es-CO"/>
+        </w:rPr>
+        <w:t xml:space="preserve"> las cuaternarias.</w:t>
       </w:r>
     </w:p>
     <w:p>
@@ -6795,7 +6690,7 @@
           <w:ilvl w:val="0"/>
           <w:numId w:val="20"/>
         </w:numPr>
-        <w:ind w:left="567" w:hanging="283"/>
+        <w:ind w:left="567" w:hanging="425"/>
         <w:rPr>
           <w:lang w:val="es-419" w:eastAsia="es-CO"/>
         </w:rPr>
@@ -6814,7 +6709,7 @@
           <w:ilvl w:val="0"/>
           <w:numId w:val="20"/>
         </w:numPr>
-        <w:ind w:left="567" w:hanging="283"/>
+        <w:ind w:left="567" w:hanging="425"/>
         <w:rPr>
           <w:lang w:val="es-419" w:eastAsia="es-CO"/>
         </w:rPr>
@@ -6847,7 +6742,7 @@
           <w:ilvl w:val="0"/>
           <w:numId w:val="20"/>
         </w:numPr>
-        <w:ind w:left="567" w:hanging="283"/>
+        <w:ind w:left="567" w:hanging="425"/>
         <w:rPr>
           <w:lang w:val="es-419" w:eastAsia="es-CO"/>
         </w:rPr>
@@ -6880,7 +6775,7 @@
           <w:ilvl w:val="0"/>
           <w:numId w:val="20"/>
         </w:numPr>
-        <w:ind w:left="567" w:hanging="283"/>
+        <w:ind w:left="567" w:hanging="425"/>
         <w:rPr>
           <w:lang w:val="es-419" w:eastAsia="es-CO"/>
         </w:rPr>
@@ -7013,7 +6908,7 @@
           <w:ilvl w:val="0"/>
           <w:numId w:val="21"/>
         </w:numPr>
-        <w:ind w:left="567" w:hanging="283"/>
+        <w:ind w:left="567" w:hanging="425"/>
         <w:rPr>
           <w:lang w:val="es-419" w:eastAsia="es-CO"/>
         </w:rPr>
@@ -7032,7 +6927,7 @@
           <w:ilvl w:val="0"/>
           <w:numId w:val="21"/>
         </w:numPr>
-        <w:ind w:left="567" w:hanging="283"/>
+        <w:ind w:left="567" w:hanging="425"/>
         <w:rPr>
           <w:lang w:val="es-419" w:eastAsia="es-CO"/>
         </w:rPr>
@@ -7051,7 +6946,7 @@
           <w:ilvl w:val="0"/>
           <w:numId w:val="21"/>
         </w:numPr>
-        <w:ind w:left="567" w:hanging="283"/>
+        <w:ind w:left="567" w:hanging="425"/>
         <w:rPr>
           <w:lang w:val="es-419" w:eastAsia="es-CO"/>
         </w:rPr>
@@ -7070,7 +6965,7 @@
           <w:ilvl w:val="0"/>
           <w:numId w:val="21"/>
         </w:numPr>
-        <w:ind w:left="567" w:hanging="283"/>
+        <w:ind w:left="567" w:hanging="425"/>
         <w:rPr>
           <w:lang w:val="es-419" w:eastAsia="es-CO"/>
         </w:rPr>
@@ -7101,7 +6996,7 @@
           <w:ilvl w:val="0"/>
           <w:numId w:val="21"/>
         </w:numPr>
-        <w:ind w:left="567" w:hanging="283"/>
+        <w:ind w:left="567" w:hanging="425"/>
         <w:rPr>
           <w:lang w:val="es-419" w:eastAsia="es-CO"/>
         </w:rPr>
@@ -7150,7 +7045,19 @@
           <w:lang w:val="es-419" w:eastAsia="es-CO"/>
         </w:rPr>
         <w:lastRenderedPageBreak/>
-        <w:t>magnesio) u oligoelementos, dependiendo de la deficiencia de estos. Por consiguiente, se recomienda realizar un análisis al suelo que su utilizará para el llenado de bolsas. En la actualidad</w:t>
+        <w:t>magnesio) u oligoelementos, dependiendo de la deficiencia de estos. Por consiguiente, se recomienda realizar un análisis al suelo que s</w:t>
+      </w:r>
+      <w:r>
+        <w:rPr>
+          <w:lang w:val="es-419" w:eastAsia="es-CO"/>
+        </w:rPr>
+        <w:t>e</w:t>
+      </w:r>
+      <w:r>
+        <w:rPr>
+          <w:lang w:val="es-419" w:eastAsia="es-CO"/>
+        </w:rPr>
+        <w:t xml:space="preserve"> utilizará para el llenado de bolsas. En la actualidad</w:t>
       </w:r>
       <w:r>
         <w:rPr>
@@ -7169,14 +7076,20 @@
         <w:rPr>
           <w:lang w:val="es-419" w:eastAsia="es-CO"/>
         </w:rPr>
-        <w:t>Bocashi</w:t>
+        <w:t>b</w:t>
+      </w:r>
+      <w:r>
+        <w:rPr>
+          <w:lang w:val="es-419" w:eastAsia="es-CO"/>
+        </w:rPr>
+        <w:t>ocashi</w:t>
       </w:r>
       <w:proofErr w:type="spellEnd"/>
       <w:r>
         <w:rPr>
           <w:lang w:val="es-419" w:eastAsia="es-CO"/>
         </w:rPr>
-        <w:t xml:space="preserve"> o caldos biológicos, para implementar los cultivos orgánicos. El fertilizante debe ser aplicado al suelo de la bolsa, en una franja ancha alrededor de la plántula, evitando el contacto con el follaje o con la raíz, para evitar quemaduras.</w:t>
+        <w:t xml:space="preserve"> o caldos biológicos para implementar los cultivos orgánicos. El fertilizante debe ser aplicado al suelo de la bolsa, en una franja ancha alrededor de la plántula, evitando el contacto con el follaje o con la raíz, para evitar quemaduras.</w:t>
       </w:r>
     </w:p>
     <w:p>
@@ -7210,7 +7123,31 @@
         <w:rPr>
           <w:lang w:val="es-419" w:eastAsia="es-CO"/>
         </w:rPr>
-        <w:t>El sistema de riego a presión por aspersión es uno de los más utilizados en viveros por su eficiencia, el cual, consiste en suministrar agua sobre la superficie del suelo en forma de lluvia artificial. Uno de los aspectos más importantes en el uso de este sistema, es su diseño y distribución de los aspersores, para garantizar un correcto traslape; comúnmente se distribuyen triangularmente para garantizar una distribución homogénea del agua; además</w:t>
+        <w:t>El sistema de riego a presión por aspersión es uno de los más utilizados en viveros por su eficiencia, el cual consiste en suministrar agua sobre la superficie del suelo en forma de lluvia artificial. Uno de los aspectos más importantes en el uso de este sistema es su diseño y distribución de los aspersores para garantizar un correcto traslape; comúnmente se distribuyen triangularmente para garantizar una distribución homogénea del agua</w:t>
+      </w:r>
+      <w:r>
+        <w:rPr>
+          <w:lang w:val="es-419" w:eastAsia="es-CO"/>
+        </w:rPr>
+        <w:t>.</w:t>
+      </w:r>
+      <w:r>
+        <w:rPr>
+          <w:lang w:val="es-419" w:eastAsia="es-CO"/>
+        </w:rPr>
+        <w:t xml:space="preserve"> </w:t>
+      </w:r>
+      <w:r>
+        <w:rPr>
+          <w:lang w:val="es-419" w:eastAsia="es-CO"/>
+        </w:rPr>
+        <w:t>A</w:t>
+      </w:r>
+      <w:r>
+        <w:rPr>
+          <w:lang w:val="es-419" w:eastAsia="es-CO"/>
+        </w:rPr>
+        <w:t>demás</w:t>
       </w:r>
       <w:r>
         <w:rPr>
@@ -7250,7 +7187,7 @@
       <w:pPr>
         <w:pStyle w:val="Ttulo1"/>
       </w:pPr>
-      <w:bookmarkStart w:id="5" w:name="_Toc224087103"/>
+      <w:bookmarkStart w:id="5" w:name="_Toc226799008"/>
       <w:r>
         <w:lastRenderedPageBreak/>
         <w:t>Siembra de palma de aceite en sitio definitivo</w:t>
@@ -7267,7 +7204,7 @@
         <w:rPr>
           <w:lang w:val="es-419" w:eastAsia="es-CO"/>
         </w:rPr>
-        <w:t>Esta etapa comprende las operaciones para implementar la plantación en el sitio definitivo, que implica la preparación y acondicionamiento del terreno, y finalmente el trasplante, por lo cual, es necesario planificar adecuadamente, para establecer una población de plantas con capacidad de producir frutos de excelente calidad y altos rendimientos. Por lo anterior, se estudiará el reconocimiento del terreno en la siguiente sección.</w:t>
+        <w:t>Esta etapa comprende las operaciones para implementar la plantación en el sitio definitivo, que implica la preparación y acondicionamiento del terreno, y finalmente el trasplante, por lo cual es necesario planificar adecuadamente para establecer una población de plantas con capacidad de producir frutos de excelente calidad y altos rendimientos. Por lo anterior, se estudiará el reconocimiento del terreno en la siguiente sección.</w:t>
       </w:r>
     </w:p>
     <w:p>
@@ -7277,7 +7214,7 @@
           <w:ilvl w:val="0"/>
           <w:numId w:val="22"/>
         </w:numPr>
-        <w:ind w:left="567" w:hanging="283"/>
+        <w:ind w:left="567" w:hanging="425"/>
         <w:rPr>
           <w:lang w:val="es-419" w:eastAsia="es-CO"/>
         </w:rPr>
@@ -7286,19 +7223,61 @@
         <w:rPr>
           <w:rStyle w:val="Ttulo5Car"/>
         </w:rPr>
-        <w:t>Condiciones climáticas</w:t>
-      </w:r>
-      <w:r>
-        <w:rPr>
-          <w:rStyle w:val="Ttulo5Car"/>
-        </w:rPr>
-        <w:t xml:space="preserve">. </w:t>
-      </w:r>
-      <w:r>
-        <w:rPr>
-          <w:lang w:val="es-419" w:eastAsia="es-CO"/>
-        </w:rPr>
-        <w:t>Inicialmente se evalúan las condiciones climáticas de la zona como son: temperatura, humedad relativa, precipitación y brillo solar; de acuerdo, con las necesidades requeridas por la palma de aceite; teniendo en cuenta que estos factores son decisivos pues inciden directamente en el desempeño del cultivo y no se pueden modificar.</w:t>
+        <w:t xml:space="preserve">Condiciones climáticas. </w:t>
+      </w:r>
+      <w:r>
+        <w:rPr>
+          <w:lang w:val="es-419" w:eastAsia="es-CO"/>
+        </w:rPr>
+        <w:t>Inicialmente</w:t>
+      </w:r>
+      <w:r>
+        <w:rPr>
+          <w:lang w:val="es-419" w:eastAsia="es-CO"/>
+        </w:rPr>
+        <w:t>,</w:t>
+      </w:r>
+      <w:r>
+        <w:rPr>
+          <w:lang w:val="es-419" w:eastAsia="es-CO"/>
+        </w:rPr>
+        <w:t xml:space="preserve"> se evalúan las condiciones climáticas de la zona</w:t>
+      </w:r>
+      <w:r>
+        <w:rPr>
+          <w:lang w:val="es-419" w:eastAsia="es-CO"/>
+        </w:rPr>
+        <w:t>,</w:t>
+      </w:r>
+      <w:r>
+        <w:rPr>
+          <w:lang w:val="es-419" w:eastAsia="es-CO"/>
+        </w:rPr>
+        <w:t xml:space="preserve"> como son: temperatura, humedad relativa, precipitación y brillo solar</w:t>
+      </w:r>
+      <w:r>
+        <w:rPr>
+          <w:lang w:val="es-419" w:eastAsia="es-CO"/>
+        </w:rPr>
+        <w:t xml:space="preserve">, </w:t>
+      </w:r>
+      <w:r>
+        <w:rPr>
+          <w:lang w:val="es-419" w:eastAsia="es-CO"/>
+        </w:rPr>
+        <w:t>de acuerdo con las necesidades requeridas por la palma de aceite; teniendo en cuenta que estos factores son decisivos</w:t>
+      </w:r>
+      <w:r>
+        <w:rPr>
+          <w:lang w:val="es-419" w:eastAsia="es-CO"/>
+        </w:rPr>
+        <w:t>,</w:t>
+      </w:r>
+      <w:r>
+        <w:rPr>
+          <w:lang w:val="es-419" w:eastAsia="es-CO"/>
+        </w:rPr>
+        <w:t xml:space="preserve"> pues inciden directamente en el desempeño del cultivo y no se pueden modificar.</w:t>
       </w:r>
     </w:p>
     <w:p>
@@ -7308,7 +7287,7 @@
           <w:ilvl w:val="0"/>
           <w:numId w:val="22"/>
         </w:numPr>
-        <w:ind w:left="567" w:hanging="283"/>
+        <w:ind w:left="567" w:hanging="425"/>
         <w:rPr>
           <w:lang w:val="es-419" w:eastAsia="es-CO"/>
         </w:rPr>
@@ -7317,25 +7296,13 @@
         <w:rPr>
           <w:rStyle w:val="Ttulo5Car"/>
         </w:rPr>
-        <w:t>Observación del terreno</w:t>
-      </w:r>
-      <w:r>
-        <w:rPr>
-          <w:rStyle w:val="Ttulo5Car"/>
-        </w:rPr>
-        <w:t>.</w:t>
-      </w:r>
-      <w:r>
-        <w:rPr>
-          <w:lang w:val="es-419" w:eastAsia="es-CO"/>
-        </w:rPr>
-        <w:t xml:space="preserve"> </w:t>
-      </w:r>
-      <w:r>
-        <w:rPr>
-          <w:lang w:val="es-419" w:eastAsia="es-CO"/>
-        </w:rPr>
-        <w:t>Por otra parte, se debe realizar un reconocimiento ocular del terreno para identificar cauces naturales, topografía, tipo de vegetación existente (bosque primario o secundario), información que indicará el manejo posterior de limpieza y adecuación.</w:t>
+        <w:t>Observación del terreno.</w:t>
+      </w:r>
+      <w:r>
+        <w:rPr>
+          <w:lang w:val="es-419" w:eastAsia="es-CO"/>
+        </w:rPr>
+        <w:t xml:space="preserve"> Por otra parte, se debe realizar un reconocimiento ocular del terreno para identificar cauces naturales, topografía, tipo de vegetación existente (bosque primario o secundario), información que indicará el manejo posterior de limpieza y adecuación.</w:t>
       </w:r>
     </w:p>
     <w:p>
@@ -7345,7 +7312,7 @@
           <w:ilvl w:val="0"/>
           <w:numId w:val="22"/>
         </w:numPr>
-        <w:ind w:left="567" w:hanging="283"/>
+        <w:ind w:left="567" w:hanging="425"/>
         <w:rPr>
           <w:lang w:val="es-419" w:eastAsia="es-CO"/>
         </w:rPr>
@@ -7354,25 +7321,13 @@
         <w:rPr>
           <w:rStyle w:val="Ttulo5Car"/>
         </w:rPr>
-        <w:t>Planos topográficos</w:t>
-      </w:r>
-      <w:r>
-        <w:rPr>
-          <w:rStyle w:val="Ttulo5Car"/>
-        </w:rPr>
-        <w:t>.</w:t>
-      </w:r>
-      <w:r>
-        <w:rPr>
-          <w:lang w:val="es-419" w:eastAsia="es-CO"/>
-        </w:rPr>
-        <w:t xml:space="preserve"> </w:t>
-      </w:r>
-      <w:r>
-        <w:rPr>
-          <w:lang w:val="es-419" w:eastAsia="es-CO"/>
-        </w:rPr>
-        <w:t xml:space="preserve">Se recomienda contar con planos topográficos del área de producción que incluyan la ubicación de fuentes hídricas, zonas de bosque, información de planimetría y altimetría, con el fin de identificar áreas y pendientes del terreno y facilitar la planificación y diseño de la plantación, como vías, drenajes, sistemas de riego, tamaño de lotes y forma de siembra; además, se prefieren terrenos planos o ligeramente ondulados porque ofrecen mejores rendimientos, mientras que las pendientes pronunciadas incrementan los costos </w:t>
+        <w:t>Planos topográficos.</w:t>
+      </w:r>
+      <w:r>
+        <w:rPr>
+          <w:lang w:val="es-419" w:eastAsia="es-CO"/>
+        </w:rPr>
+        <w:t xml:space="preserve"> Se recomienda contar con planos topográficos del área de producción que incluyan la ubicación de fuentes hídricas, zonas de bosque, información de planimetría y altimetría, con el fin de identificar áreas y pendientes del terreno y facilitar la planificación y diseño de la plantación, como vías, drenajes, sistemas de riego, tamaño de lotes y forma de siembra; además, se prefieren terrenos planos o ligeramente ondulados porque ofrecen mejores rendimientos, mientras que las pendientes pronunciadas incrementan los costos </w:t>
       </w:r>
       <w:r>
         <w:rPr>
@@ -7389,7 +7344,7 @@
           <w:ilvl w:val="0"/>
           <w:numId w:val="22"/>
         </w:numPr>
-        <w:ind w:left="567" w:hanging="283"/>
+        <w:ind w:left="567" w:hanging="425"/>
         <w:rPr>
           <w:lang w:val="es-419" w:eastAsia="es-CO"/>
         </w:rPr>
@@ -7398,34 +7353,25 @@
         <w:rPr>
           <w:rStyle w:val="Ttulo5Car"/>
         </w:rPr>
-        <w:t>Análisis de suelos</w:t>
-      </w:r>
-      <w:r>
-        <w:rPr>
-          <w:rStyle w:val="Ttulo5Car"/>
-        </w:rPr>
-        <w:t>.</w:t>
-      </w:r>
-      <w:r>
-        <w:rPr>
-          <w:lang w:val="es-419" w:eastAsia="es-CO"/>
-        </w:rPr>
-        <w:t xml:space="preserve"> </w:t>
-      </w:r>
-      <w:r>
-        <w:rPr>
-          <w:lang w:val="es-419" w:eastAsia="es-CO"/>
-        </w:rPr>
-        <w:t>Se recomienda realizar un estudio de caracterización de suelos, siguiendo las indicaciones del asistente técnico, para identificar áreas con condiciones físico-químicas similares, llamadas unidades de manejo agronómico, de las cuales se toman submuestras que luego conforman una muestra representativa de todo el terreno. En cuanto a las características físicas, es fundamental evaluar la profundidad efectiva del perfil, la textura, la estructura, la presencia de capas endurecidas y la capacidad de drenaje, ya que texturas extremas como exceso de arcilla o arena limitan el cultivo de palma de aceite; por ello, los suelos más adecuados son profundos, de textura franca, con buena estructura, sueltos, con adecuada circulación de agua y aire y buena retención de humedad.</w:t>
+        <w:t>Análisis de suelos.</w:t>
+      </w:r>
+      <w:r>
+        <w:rPr>
+          <w:lang w:val="es-419" w:eastAsia="es-CO"/>
+        </w:rPr>
+        <w:t xml:space="preserve"> Se recomienda realizar un estudio de caracterización de suelos, siguiendo las indicaciones del asistente técnico, para identificar áreas con condiciones físico-químicas similares, llamadas unidades de manejo agronómico, de las cuales se toman submuestras que luego conforman una muestra representativa de todo el terreno. En cuanto a las características físicas, es fundamental evaluar la profundidad efectiva del perfil, la textura, la estructura, la presencia de capas endurecidas y la capacidad de drenaje, ya que texturas extremas como exceso de arcilla o arena limitan el cultivo de palma de aceite; por ello, los suelos más adecuados son profundos, de textura franca, con buena estructura, sueltos, con adecuada circulación de agua y aire y buena retención de humedad.</w:t>
       </w:r>
     </w:p>
     <w:p>
       <w:pPr>
         <w:pStyle w:val="Ttulo2"/>
       </w:pPr>
-      <w:bookmarkStart w:id="6" w:name="_Toc224087104"/>
-      <w:r>
-        <w:t>Diseño de la planeación</w:t>
+      <w:bookmarkStart w:id="6" w:name="_Toc226799009"/>
+      <w:r>
+        <w:t>Diseño de la plan</w:t>
+      </w:r>
+      <w:r>
+        <w:t>tación</w:t>
       </w:r>
       <w:bookmarkEnd w:id="6"/>
     </w:p>
@@ -7441,15 +7387,16 @@
     <w:p>
       <w:pPr>
         <w:pStyle w:val="Video"/>
-        <w:jc w:val="left"/>
       </w:pPr>
       <w:r>
         <w:lastRenderedPageBreak/>
-        <w:t>CIDM SENA FLORIDABLANCA</w:t>
-      </w:r>
-    </w:p>
-    <w:p>
-      <w:pPr>
+        <w:t>Cultivo de palma de aceite</w:t>
+      </w:r>
+    </w:p>
+    <w:p>
+      <w:pPr>
+        <w:ind w:firstLine="0"/>
+        <w:jc w:val="center"/>
         <w:rPr>
           <w:noProof/>
         </w:rPr>
@@ -7459,10 +7406,10 @@
           <w:noProof/>
         </w:rPr>
         <w:drawing>
-          <wp:inline distT="0" distB="0" distL="0" distR="0" wp14:anchorId="089872FC" wp14:editId="590A92E2">
-            <wp:extent cx="4537004" cy="2552065"/>
+          <wp:inline distT="0" distB="0" distL="0" distR="0" wp14:anchorId="1B193349" wp14:editId="02D8A2C2">
+            <wp:extent cx="6332220" cy="3561874"/>
             <wp:effectExtent l="0" t="0" r="0" b="635"/>
-            <wp:docPr id="2" name="Imagen 2"/>
+            <wp:docPr id="1" name="Imagen 1"/>
             <wp:cNvGraphicFramePr>
               <a:graphicFrameLocks xmlns:a="http://schemas.openxmlformats.org/drawingml/2006/main" noChangeAspect="1"/>
             </wp:cNvGraphicFramePr>
@@ -7470,13 +7417,13 @@
               <a:graphicData uri="http://schemas.openxmlformats.org/drawingml/2006/picture">
                 <pic:pic xmlns:pic="http://schemas.openxmlformats.org/drawingml/2006/picture">
                   <pic:nvPicPr>
-                    <pic:cNvPr id="0" name="Picture 2"/>
+                    <pic:cNvPr id="0" name="Picture 1"/>
                     <pic:cNvPicPr>
                       <a:picLocks noChangeAspect="1" noChangeArrowheads="1"/>
                     </pic:cNvPicPr>
                   </pic:nvPicPr>
                   <pic:blipFill>
-                    <a:blip r:embed="rId12" cstate="print">
+                    <a:blip r:embed="rId12">
                       <a:extLst>
                         <a:ext uri="{28A0092B-C50C-407E-A947-70E740481C1C}">
                           <a14:useLocalDpi xmlns:a14="http://schemas.microsoft.com/office/drawing/2010/main" val="0"/>
@@ -7491,7 +7438,7 @@
                   <pic:spPr bwMode="auto">
                     <a:xfrm>
                       <a:off x="0" y="0"/>
-                      <a:ext cx="4541163" cy="2554404"/>
+                      <a:ext cx="6332220" cy="3561874"/>
                     </a:xfrm>
                     <a:prstGeom prst="rect">
                       <a:avLst/>
@@ -7512,6 +7459,10 @@
       <w:pPr>
         <w:ind w:firstLine="0"/>
         <w:jc w:val="center"/>
+        <w:rPr>
+          <w:rStyle w:val="Hipervnculo"/>
+          <w:b/>
+        </w:rPr>
       </w:pPr>
       <w:r>
         <w:tab/>
@@ -7522,16 +7473,127 @@
             <w:rStyle w:val="Hipervnculo"/>
             <w:b/>
           </w:rPr>
-          <w:t>Enlace de reproducción del video</w:t>
+          <w:t>Enlace de</w:t>
+        </w:r>
+        <w:r>
+          <w:rPr>
+            <w:rStyle w:val="Hipervnculo"/>
+            <w:b/>
+          </w:rPr>
+          <w:t xml:space="preserve"> reproducción del video</w:t>
         </w:r>
       </w:hyperlink>
     </w:p>
+    <w:tbl>
+      <w:tblPr>
+        <w:tblStyle w:val="Tablaconcuadrcula"/>
+        <w:tblW w:w="0" w:type="auto"/>
+        <w:tblLook w:val="04A0" w:firstRow="1" w:lastRow="0" w:firstColumn="1" w:lastColumn="0" w:noHBand="0" w:noVBand="1"/>
+      </w:tblPr>
+      <w:tblGrid>
+        <w:gridCol w:w="9962"/>
+      </w:tblGrid>
+      <w:tr>
+        <w:tc>
+          <w:tcPr>
+            <w:tcW w:w="9962" w:type="dxa"/>
+          </w:tcPr>
+          <w:p>
+            <w:pPr>
+              <w:ind w:firstLine="0"/>
+              <w:jc w:val="center"/>
+              <w:rPr>
+                <w:b/>
+              </w:rPr>
+            </w:pPr>
+            <w:r>
+              <w:tab/>
+            </w:r>
+            <w:r>
+              <w:rPr>
+                <w:b/>
+              </w:rPr>
+              <w:t>Síntesis del video</w:t>
+            </w:r>
+            <w:r>
+              <w:rPr>
+                <w:b/>
+              </w:rPr>
+              <w:t>.</w:t>
+            </w:r>
+            <w:r>
+              <w:rPr>
+                <w:b/>
+              </w:rPr>
+              <w:t xml:space="preserve"> </w:t>
+            </w:r>
+            <w:r>
+              <w:rPr>
+                <w:b/>
+              </w:rPr>
+              <w:t>Cultivo de palma de aceite</w:t>
+            </w:r>
+          </w:p>
+        </w:tc>
+      </w:tr>
+      <w:tr>
+        <w:tc>
+          <w:tcPr>
+            <w:tcW w:w="9962" w:type="dxa"/>
+          </w:tcPr>
+          <w:p>
+            <w:r>
+              <w:t>El video trata sobre el diseño de una plantación de palma de aceite como fundamento para lograr un cultivo eficiente, productivo y sostenible a largo plazo. Explica que una buena planificación puede garantizar hasta 25 años de producción y que este diseño se basa en tres elementos principales: las vías de acceso, la red de drenaje y los lotes de siembra.</w:t>
+            </w:r>
+          </w:p>
+          <w:p>
+            <w:r>
+              <w:t xml:space="preserve">En primer lugar, el video aborda las vías de acceso, indicando que su función es permitir la circulación de trabajadores, maquinaria y cosechas dentro del cultivo, además de conectar todas las áreas con la planta de procesamiento. Señala que el </w:t>
+            </w:r>
+            <w:r>
+              <w:lastRenderedPageBreak/>
+              <w:t>sistema vial se organiza en tres niveles: vía terciaria, ubicada en el centro de cada bloque y utilizada por el cosechador; vía secundaria, que conecta varios caminos internos; y vía principal, que conduce directamente hacia la planta. Cada una cumple un papel específico dentro del funcionamiento del sistema productivo.</w:t>
+            </w:r>
+          </w:p>
+          <w:p>
+            <w:r>
+              <w:t>En segundo lugar, se explica el sistema de drenaje, cuya función es controlar el exceso de agua en el suelo para proteger las plantas y mantener condiciones adecuadas para su crecimiento. El video menciona que este sistema incluye drenajes superficiales y profundos, y que la red está compuesta por canales terciarios, secundarios, primarios y colectores, los cuales conducen el agua de manera progresiva hacia los puntos de evacuación. También resalta que el mantenimiento periódico de esta red es indispensable.</w:t>
+            </w:r>
+          </w:p>
+          <w:p>
+            <w:r>
+              <w:t xml:space="preserve">Por último, el video describe el diseño de los lotes de siembra, destacando que este organiza la plantación y facilita las labores agrícolas. Expone que la forma, tamaño y orientación de los lotes influyen directamente en la eficiencia del cultivo. Indica que el lote ideal debe tener 25 hectáreas, estar orientado de oriente a occidente y contar con hileras dispuestas de norte a sur, lo cual favorece la recolección. Asimismo, señala que la siembra en </w:t>
+            </w:r>
+            <w:proofErr w:type="gramStart"/>
+            <w:r>
+              <w:t>tres bolillo</w:t>
+            </w:r>
+            <w:proofErr w:type="gramEnd"/>
+            <w:r>
+              <w:t>, con 9 metros entre palmas, permite aprovechar mejor la luz, el agua y los nutrientes.</w:t>
+            </w:r>
+          </w:p>
+          <w:p>
+            <w:r>
+              <w:t>En conclusión, el video presenta que la integración adecuada de las vías de acceso, el drenaje y los lotes de siembra es esencial para establecer un cultivo de palma de aceite ordenado, funcional, productivo y sostenible, con mejores resultados en el largo plazo.</w:t>
+            </w:r>
+          </w:p>
+        </w:tc>
+      </w:tr>
+    </w:tbl>
+    <w:p>
+      <w:pPr>
+        <w:ind w:firstLine="0"/>
+        <w:jc w:val="center"/>
+      </w:pPr>
+    </w:p>
     <w:p>
       <w:pPr>
         <w:pStyle w:val="Ttulo2"/>
       </w:pPr>
-      <w:bookmarkStart w:id="7" w:name="_Toc224087105"/>
-      <w:r>
+      <w:bookmarkStart w:id="7" w:name="_Toc226799010"/>
+      <w:r>
+        <w:lastRenderedPageBreak/>
         <w:t>Labores de preparación del suelo</w:t>
       </w:r>
       <w:bookmarkEnd w:id="7"/>
@@ -7546,7 +7608,19 @@
         <w:rPr>
           <w:lang w:val="es-419" w:eastAsia="es-CO"/>
         </w:rPr>
-        <w:t>El acondicionamiento del terreno para palma se define según el análisis de suelo (textura, estructura y profundidad); si se requiere labranza, primero se deben reducir las malezas para facilitar la aireación y la preparación del suelo. A continuación, se detallarán cada una de las labores de preparación.</w:t>
+        <w:t>El acondicionamiento del terreno para palma se define según el análisis de suelo (textura, estructura y profundidad); si se requiere labranza, primero se deben reducir las malezas para facilitar la aireación y la preparación del suelo. A continuación, se detallar</w:t>
+      </w:r>
+      <w:r>
+        <w:rPr>
+          <w:lang w:val="es-419" w:eastAsia="es-CO"/>
+        </w:rPr>
+        <w:t>á</w:t>
+      </w:r>
+      <w:r>
+        <w:rPr>
+          <w:lang w:val="es-419" w:eastAsia="es-CO"/>
+        </w:rPr>
+        <w:t xml:space="preserve"> cada una de las labores de preparación.</w:t>
       </w:r>
     </w:p>
     <w:p>
@@ -7556,7 +7630,7 @@
           <w:ilvl w:val="0"/>
           <w:numId w:val="23"/>
         </w:numPr>
-        <w:ind w:left="567" w:hanging="283"/>
+        <w:ind w:left="567" w:hanging="425"/>
         <w:rPr>
           <w:lang w:val="es-419" w:eastAsia="es-CO"/>
         </w:rPr>
@@ -7565,25 +7639,25 @@
         <w:rPr>
           <w:rStyle w:val="Ttulo5Car"/>
         </w:rPr>
-        <w:t>Limpieza del terreno</w:t>
-      </w:r>
-      <w:r>
-        <w:rPr>
-          <w:rStyle w:val="Ttulo5Car"/>
-        </w:rPr>
-        <w:t>.</w:t>
-      </w:r>
-      <w:r>
-        <w:rPr>
-          <w:lang w:val="es-419" w:eastAsia="es-CO"/>
-        </w:rPr>
-        <w:t xml:space="preserve"> </w:t>
-      </w:r>
-      <w:r>
-        <w:rPr>
-          <w:lang w:val="es-419" w:eastAsia="es-CO"/>
-        </w:rPr>
-        <w:t>La adecuación del terreno inicia con la socola, que consiste en cortar plantas herbáceas o leñosas de bajo y mediano porte para facilitar el ingreso de maquinaria; posteriormente se talan los árboles grandes restantes, conservando las especies ubicadas en áreas de importancia ambiental y manteniendo corredores biológicos, y finalmente se retiran o trozan los residuos vegetales, organizándolos en arrumes longitudinales orientados de norte a sur.</w:t>
+        <w:t>Limpieza del terreno.</w:t>
+      </w:r>
+      <w:r>
+        <w:rPr>
+          <w:lang w:val="es-419" w:eastAsia="es-CO"/>
+        </w:rPr>
+        <w:t xml:space="preserve"> La adecuación del terreno inicia con la socola, que consiste en cortar plantas herbáceas o leñosas de bajo y mediano porte para facilitar el ingreso de maquinaria; posteriormente</w:t>
+      </w:r>
+      <w:r>
+        <w:rPr>
+          <w:lang w:val="es-419" w:eastAsia="es-CO"/>
+        </w:rPr>
+        <w:t>,</w:t>
+      </w:r>
+      <w:r>
+        <w:rPr>
+          <w:lang w:val="es-419" w:eastAsia="es-CO"/>
+        </w:rPr>
+        <w:t xml:space="preserve"> se talan los árboles grandes restantes, conservando las especies ubicadas en áreas de importancia ambiental y manteniendo corredores biológicos, y finalmente se retiran o trozan los residuos vegetales, organizándolos en arrumes longitudinales orientados de norte a sur.</w:t>
       </w:r>
     </w:p>
     <w:p>
@@ -7593,7 +7667,7 @@
           <w:ilvl w:val="0"/>
           <w:numId w:val="23"/>
         </w:numPr>
-        <w:ind w:left="567" w:hanging="283"/>
+        <w:ind w:left="567" w:hanging="425"/>
         <w:rPr>
           <w:lang w:val="es-419" w:eastAsia="es-CO"/>
         </w:rPr>
@@ -7602,13 +7676,50 @@
         <w:rPr>
           <w:rStyle w:val="Ttulo5Car"/>
         </w:rPr>
-        <w:t>Labranza</w:t>
-      </w:r>
-      <w:r>
-        <w:rPr>
-          <w:rStyle w:val="Ttulo5Car"/>
-        </w:rPr>
-        <w:t>.</w:t>
+        <w:t>Labranza.</w:t>
+      </w:r>
+      <w:r>
+        <w:rPr>
+          <w:lang w:val="es-419" w:eastAsia="es-CO"/>
+        </w:rPr>
+        <w:t xml:space="preserve"> Antes de la siembra se realizan labores de labranza con tractor para romper capas endurecidas y mejorar las condiciones del suelo, utilizando implementos como el arado (especialmente en suelos con mal drenaje, aunque su uso debe ser limitado por el impacto que genera), cinceles y subsoladores que </w:t>
+      </w:r>
+      <w:proofErr w:type="spellStart"/>
+      <w:r>
+        <w:rPr>
+          <w:lang w:val="es-419" w:eastAsia="es-CO"/>
+        </w:rPr>
+        <w:t>descompactan</w:t>
+      </w:r>
+      <w:proofErr w:type="spellEnd"/>
+      <w:r>
+        <w:rPr>
+          <w:lang w:val="es-419" w:eastAsia="es-CO"/>
+        </w:rPr>
+        <w:t xml:space="preserve"> sin voltear las capas y rastras que afinan y airean la superficie. La preparación del terreno puede variar según el tamaño y topografía del lote, y debe considerar factores como textura, estructura y humedad del suelo, ya que los suelos pesados requieren mayor intervención y los livianos menos, procurando trabajar con una humedad adecuada para evitar compactación y erosión.</w:t>
+      </w:r>
+    </w:p>
+    <w:p>
+      <w:pPr>
+        <w:pStyle w:val="Ttulo2"/>
+      </w:pPr>
+      <w:bookmarkStart w:id="8" w:name="_Toc226799011"/>
+      <w:r>
+        <w:t>Trazado de la plantación</w:t>
+      </w:r>
+      <w:bookmarkEnd w:id="8"/>
+    </w:p>
+    <w:p>
+      <w:pPr>
+        <w:rPr>
+          <w:lang w:val="es-419" w:eastAsia="es-CO"/>
+        </w:rPr>
+      </w:pPr>
+      <w:r>
+        <w:rPr>
+          <w:lang w:val="es-419" w:eastAsia="es-CO"/>
+        </w:rPr>
+        <w:t>Para iniciar las actividades del trazado, se debe verificar el estado de limpieza del área; para ello se observan los obstáculos que impiden la visualización del alineado y de las marcaciones, y se procede a retirarlos, cuidando que no queden arbustos, malezas</w:t>
       </w:r>
       <w:r>
         <w:rPr>
@@ -7620,51 +7731,8 @@
         <w:rPr>
           <w:lang w:val="es-419" w:eastAsia="es-CO"/>
         </w:rPr>
-        <w:t xml:space="preserve">Antes de la siembra se realizan labores de labranza con tractor para romper capas endurecidas y mejorar las condiciones del suelo, utilizando </w:t>
-      </w:r>
-      <w:r>
-        <w:rPr>
-          <w:lang w:val="es-419" w:eastAsia="es-CO"/>
-        </w:rPr>
         <w:lastRenderedPageBreak/>
-        <w:t xml:space="preserve">implementos como el arado (especialmente en suelos con mal drenaje, aunque su uso debe ser limitado por el impacto que genera), cinceles y subsoladores que </w:t>
-      </w:r>
-      <w:proofErr w:type="spellStart"/>
-      <w:r>
-        <w:rPr>
-          <w:lang w:val="es-419" w:eastAsia="es-CO"/>
-        </w:rPr>
-        <w:t>descompactan</w:t>
-      </w:r>
-      <w:proofErr w:type="spellEnd"/>
-      <w:r>
-        <w:rPr>
-          <w:lang w:val="es-419" w:eastAsia="es-CO"/>
-        </w:rPr>
-        <w:t xml:space="preserve"> sin voltear las capas, y rastras que afinan y airean la superficie. La preparación del terreno puede variar según el tamaño y topografía del lote, y debe considerar factores como textura, estructura y humedad del suelo, ya que los suelos pesados requieren mayor intervención y los livianos menos, procurando trabajar con una humedad adecuada para evitar compactación y erosión.</w:t>
-      </w:r>
-    </w:p>
-    <w:p>
-      <w:pPr>
-        <w:pStyle w:val="Ttulo2"/>
-      </w:pPr>
-      <w:bookmarkStart w:id="8" w:name="_Toc224087106"/>
-      <w:r>
-        <w:t>Trazado de la plantación</w:t>
-      </w:r>
-      <w:bookmarkEnd w:id="8"/>
-    </w:p>
-    <w:p>
-      <w:pPr>
-        <w:rPr>
-          <w:lang w:val="es-419" w:eastAsia="es-CO"/>
-        </w:rPr>
-      </w:pPr>
-      <w:r>
-        <w:rPr>
-          <w:lang w:val="es-419" w:eastAsia="es-CO"/>
-        </w:rPr>
-        <w:t>Para iniciar las actividades del trazado, se debe verificar el estado de limpieza del área; para ello se observan los obstáculos que impiden la visualización del alineado y de las marcaciones, y se procede a retirarlos, cuidando que no queden arbustos, malezas, ni objetos cuya altura sea superior a 50 centímetros. Tras lo anterior, estudiaremos los pasos para realizar un buen trazado.</w:t>
+        <w:t>ni objetos cuya altura sea superior a 50 centímetros. Tras lo anterior, estudiaremos los pasos para realizar un buen trazado.</w:t>
       </w:r>
     </w:p>
     <w:p>
@@ -7682,7 +7750,7 @@
           <w:ilvl w:val="0"/>
           <w:numId w:val="24"/>
         </w:numPr>
-        <w:ind w:left="567" w:hanging="283"/>
+        <w:ind w:left="567" w:hanging="425"/>
         <w:rPr>
           <w:lang w:val="es-419" w:eastAsia="es-CO"/>
         </w:rPr>
@@ -7701,7 +7769,7 @@
           <w:ilvl w:val="0"/>
           <w:numId w:val="24"/>
         </w:numPr>
-        <w:ind w:left="567" w:hanging="283"/>
+        <w:ind w:left="567" w:hanging="425"/>
         <w:rPr>
           <w:lang w:val="es-419" w:eastAsia="es-CO"/>
         </w:rPr>
@@ -7720,7 +7788,7 @@
           <w:ilvl w:val="0"/>
           <w:numId w:val="24"/>
         </w:numPr>
-        <w:ind w:left="567" w:hanging="283"/>
+        <w:ind w:left="567" w:hanging="425"/>
         <w:rPr>
           <w:lang w:val="es-419" w:eastAsia="es-CO"/>
         </w:rPr>
@@ -7747,7 +7815,7 @@
           <w:ilvl w:val="0"/>
           <w:numId w:val="25"/>
         </w:numPr>
-        <w:ind w:left="567" w:hanging="283"/>
+        <w:ind w:left="567" w:hanging="425"/>
         <w:rPr>
           <w:lang w:val="es-419" w:eastAsia="es-CO"/>
         </w:rPr>
@@ -7766,7 +7834,7 @@
           <w:ilvl w:val="0"/>
           <w:numId w:val="25"/>
         </w:numPr>
-        <w:ind w:left="567" w:hanging="283"/>
+        <w:ind w:left="567" w:hanging="425"/>
         <w:rPr>
           <w:lang w:val="es-419" w:eastAsia="es-CO"/>
         </w:rPr>
@@ -7785,7 +7853,7 @@
           <w:ilvl w:val="0"/>
           <w:numId w:val="25"/>
         </w:numPr>
-        <w:ind w:left="567" w:hanging="283"/>
+        <w:ind w:left="567" w:hanging="425"/>
         <w:rPr>
           <w:lang w:val="es-419" w:eastAsia="es-CO"/>
         </w:rPr>
@@ -7804,7 +7872,7 @@
           <w:ilvl w:val="0"/>
           <w:numId w:val="25"/>
         </w:numPr>
-        <w:ind w:left="567" w:hanging="283"/>
+        <w:ind w:left="567" w:hanging="425"/>
         <w:rPr>
           <w:lang w:val="es-419" w:eastAsia="es-CO"/>
         </w:rPr>
@@ -7823,7 +7891,7 @@
           <w:ilvl w:val="0"/>
           <w:numId w:val="25"/>
         </w:numPr>
-        <w:ind w:left="567" w:hanging="283"/>
+        <w:ind w:left="567" w:hanging="425"/>
         <w:rPr>
           <w:lang w:val="es-419" w:eastAsia="es-CO"/>
         </w:rPr>
@@ -7840,7 +7908,6 @@
         <w:pStyle w:val="Ttulo5"/>
       </w:pPr>
       <w:r>
-        <w:lastRenderedPageBreak/>
         <w:t>Materiales requeridos</w:t>
       </w:r>
     </w:p>
@@ -7851,7 +7918,7 @@
           <w:ilvl w:val="0"/>
           <w:numId w:val="26"/>
         </w:numPr>
-        <w:ind w:left="567" w:hanging="283"/>
+        <w:ind w:left="567" w:hanging="425"/>
         <w:rPr>
           <w:lang w:val="es-419" w:eastAsia="es-CO"/>
         </w:rPr>
@@ -7870,7 +7937,7 @@
           <w:ilvl w:val="0"/>
           <w:numId w:val="26"/>
         </w:numPr>
-        <w:ind w:left="567" w:hanging="283"/>
+        <w:ind w:left="567" w:hanging="425"/>
         <w:rPr>
           <w:lang w:val="es-419" w:eastAsia="es-CO"/>
         </w:rPr>
@@ -7889,7 +7956,7 @@
           <w:ilvl w:val="0"/>
           <w:numId w:val="26"/>
         </w:numPr>
-        <w:ind w:left="567" w:hanging="283"/>
+        <w:ind w:left="567" w:hanging="425"/>
         <w:rPr>
           <w:lang w:val="es-419" w:eastAsia="es-CO"/>
         </w:rPr>
@@ -7908,7 +7975,7 @@
           <w:ilvl w:val="0"/>
           <w:numId w:val="26"/>
         </w:numPr>
-        <w:ind w:left="567" w:hanging="283"/>
+        <w:ind w:left="567" w:hanging="425"/>
         <w:rPr>
           <w:lang w:val="es-419" w:eastAsia="es-CO"/>
         </w:rPr>
@@ -7927,7 +7994,7 @@
           <w:ilvl w:val="0"/>
           <w:numId w:val="26"/>
         </w:numPr>
-        <w:ind w:left="567" w:hanging="283"/>
+        <w:ind w:left="567" w:hanging="425"/>
         <w:rPr>
           <w:lang w:val="es-419" w:eastAsia="es-CO"/>
         </w:rPr>
@@ -7946,7 +8013,7 @@
           <w:ilvl w:val="0"/>
           <w:numId w:val="26"/>
         </w:numPr>
-        <w:ind w:left="567" w:hanging="283"/>
+        <w:ind w:left="567" w:hanging="425"/>
         <w:rPr>
           <w:lang w:val="es-419" w:eastAsia="es-CO"/>
         </w:rPr>
@@ -7986,15 +8053,16 @@
           <w:ilvl w:val="0"/>
           <w:numId w:val="27"/>
         </w:numPr>
-        <w:ind w:left="567" w:hanging="283"/>
-        <w:rPr>
-          <w:lang w:val="es-419" w:eastAsia="es-CO"/>
-        </w:rPr>
-      </w:pPr>
-      <w:r>
-        <w:rPr>
-          <w:lang w:val="es-419" w:eastAsia="es-CO"/>
-        </w:rPr>
+        <w:ind w:left="567" w:hanging="425"/>
+        <w:rPr>
+          <w:lang w:val="es-419" w:eastAsia="es-CO"/>
+        </w:rPr>
+      </w:pPr>
+      <w:r>
+        <w:rPr>
+          <w:lang w:val="es-419" w:eastAsia="es-CO"/>
+        </w:rPr>
+        <w:lastRenderedPageBreak/>
         <w:t>Sombrero</w:t>
       </w:r>
     </w:p>
@@ -8005,16 +8073,28 @@
           <w:ilvl w:val="0"/>
           <w:numId w:val="27"/>
         </w:numPr>
-        <w:ind w:left="567" w:hanging="283"/>
-        <w:rPr>
-          <w:lang w:val="es-419" w:eastAsia="es-CO"/>
-        </w:rPr>
-      </w:pPr>
-      <w:r>
-        <w:rPr>
-          <w:lang w:val="es-419" w:eastAsia="es-CO"/>
-        </w:rPr>
-        <w:t>Camisa manga larga.</w:t>
+        <w:ind w:left="567" w:hanging="425"/>
+        <w:rPr>
+          <w:lang w:val="es-419" w:eastAsia="es-CO"/>
+        </w:rPr>
+      </w:pPr>
+      <w:r>
+        <w:rPr>
+          <w:lang w:val="es-419" w:eastAsia="es-CO"/>
+        </w:rPr>
+        <w:t>Camisa</w:t>
+      </w:r>
+      <w:r>
+        <w:rPr>
+          <w:lang w:val="es-419" w:eastAsia="es-CO"/>
+        </w:rPr>
+        <w:t xml:space="preserve"> de</w:t>
+      </w:r>
+      <w:r>
+        <w:rPr>
+          <w:lang w:val="es-419" w:eastAsia="es-CO"/>
+        </w:rPr>
+        <w:t xml:space="preserve"> manga larga.</w:t>
       </w:r>
     </w:p>
     <w:p>
@@ -8024,7 +8104,7 @@
           <w:ilvl w:val="0"/>
           <w:numId w:val="27"/>
         </w:numPr>
-        <w:ind w:left="567" w:hanging="283"/>
+        <w:ind w:left="567" w:hanging="425"/>
         <w:rPr>
           <w:lang w:val="es-419" w:eastAsia="es-CO"/>
         </w:rPr>
@@ -8043,7 +8123,7 @@
           <w:ilvl w:val="0"/>
           <w:numId w:val="27"/>
         </w:numPr>
-        <w:ind w:left="567" w:hanging="283"/>
+        <w:ind w:left="567" w:hanging="425"/>
         <w:rPr>
           <w:lang w:val="es-419" w:eastAsia="es-CO"/>
         </w:rPr>
@@ -8075,7 +8155,7 @@
           <w:ilvl w:val="0"/>
           <w:numId w:val="28"/>
         </w:numPr>
-        <w:ind w:left="567" w:hanging="283"/>
+        <w:ind w:left="567" w:hanging="425"/>
         <w:rPr>
           <w:lang w:val="es-419" w:eastAsia="es-CO"/>
         </w:rPr>
@@ -8094,7 +8174,7 @@
           <w:ilvl w:val="0"/>
           <w:numId w:val="28"/>
         </w:numPr>
-        <w:ind w:left="567" w:hanging="283"/>
+        <w:ind w:left="567" w:hanging="425"/>
         <w:rPr>
           <w:lang w:val="es-419" w:eastAsia="es-CO"/>
         </w:rPr>
@@ -8121,7 +8201,7 @@
           <w:ilvl w:val="0"/>
           <w:numId w:val="29"/>
         </w:numPr>
-        <w:ind w:left="567" w:hanging="283"/>
+        <w:ind w:left="567" w:hanging="425"/>
         <w:rPr>
           <w:lang w:val="es-419" w:eastAsia="es-CO"/>
         </w:rPr>
@@ -8140,7 +8220,7 @@
           <w:ilvl w:val="0"/>
           <w:numId w:val="29"/>
         </w:numPr>
-        <w:ind w:left="567" w:hanging="283"/>
+        <w:ind w:left="567" w:hanging="425"/>
         <w:rPr>
           <w:lang w:val="es-419" w:eastAsia="es-CO"/>
         </w:rPr>
@@ -8159,7 +8239,7 @@
           <w:ilvl w:val="0"/>
           <w:numId w:val="29"/>
         </w:numPr>
-        <w:ind w:left="567" w:hanging="283"/>
+        <w:ind w:left="567" w:hanging="425"/>
         <w:rPr>
           <w:lang w:val="es-419" w:eastAsia="es-CO"/>
         </w:rPr>
@@ -8178,7 +8258,7 @@
           <w:ilvl w:val="0"/>
           <w:numId w:val="29"/>
         </w:numPr>
-        <w:ind w:left="567" w:hanging="283"/>
+        <w:ind w:left="567" w:hanging="425"/>
         <w:rPr>
           <w:lang w:val="es-419" w:eastAsia="es-CO"/>
         </w:rPr>
@@ -8207,6 +8287,48 @@
     </w:p>
     <w:p>
       <w:pPr>
+        <w:rPr>
+          <w:lang w:val="es-419" w:eastAsia="es-CO"/>
+        </w:rPr>
+      </w:pPr>
+    </w:p>
+    <w:p>
+      <w:pPr>
+        <w:rPr>
+          <w:lang w:val="es-419" w:eastAsia="es-CO"/>
+        </w:rPr>
+      </w:pPr>
+    </w:p>
+    <w:p>
+      <w:pPr>
+        <w:rPr>
+          <w:lang w:val="es-419" w:eastAsia="es-CO"/>
+        </w:rPr>
+      </w:pPr>
+    </w:p>
+    <w:p>
+      <w:pPr>
+        <w:rPr>
+          <w:lang w:val="es-419" w:eastAsia="es-CO"/>
+        </w:rPr>
+      </w:pPr>
+    </w:p>
+    <w:p>
+      <w:pPr>
+        <w:rPr>
+          <w:lang w:val="es-419" w:eastAsia="es-CO"/>
+        </w:rPr>
+      </w:pPr>
+    </w:p>
+    <w:p>
+      <w:pPr>
+        <w:rPr>
+          <w:lang w:val="es-419" w:eastAsia="es-CO"/>
+        </w:rPr>
+      </w:pPr>
+    </w:p>
+    <w:p>
+      <w:pPr>
         <w:pStyle w:val="Figura"/>
         <w:rPr>
           <w:lang w:val="es-419"/>
@@ -8216,11 +8338,14 @@
         <w:rPr>
           <w:lang w:val="es-419"/>
         </w:rPr>
+        <w:lastRenderedPageBreak/>
         <w:t>Procedimiento de trazado por triangulación.</w:t>
       </w:r>
     </w:p>
     <w:p>
       <w:pPr>
+        <w:ind w:firstLine="0"/>
+        <w:jc w:val="center"/>
         <w:rPr>
           <w:lang w:val="es-419" w:eastAsia="es-CO"/>
         </w:rPr>
@@ -8309,7 +8434,7 @@
           <w:ilvl w:val="0"/>
           <w:numId w:val="30"/>
         </w:numPr>
-        <w:ind w:left="567" w:hanging="283"/>
+        <w:ind w:left="567" w:hanging="425"/>
         <w:rPr>
           <w:lang w:val="es-419" w:eastAsia="es-CO"/>
         </w:rPr>
@@ -8328,7 +8453,7 @@
           <w:ilvl w:val="0"/>
           <w:numId w:val="30"/>
         </w:numPr>
-        <w:ind w:left="567" w:hanging="283"/>
+        <w:ind w:left="567" w:hanging="425"/>
         <w:rPr>
           <w:lang w:val="es-419" w:eastAsia="es-CO"/>
         </w:rPr>
@@ -8347,7 +8472,7 @@
           <w:ilvl w:val="0"/>
           <w:numId w:val="30"/>
         </w:numPr>
-        <w:ind w:left="567" w:hanging="283"/>
+        <w:ind w:left="567" w:hanging="425"/>
         <w:rPr>
           <w:lang w:val="es-419" w:eastAsia="es-CO"/>
         </w:rPr>
@@ -8357,6 +8482,12 @@
           <w:lang w:val="es-419" w:eastAsia="es-CO"/>
         </w:rPr>
         <w:t>Esta línea sirve como base para el estaquillado en triángulo</w:t>
+      </w:r>
+      <w:r>
+        <w:rPr>
+          <w:lang w:val="es-419" w:eastAsia="es-CO"/>
+        </w:rPr>
+        <w:t>.</w:t>
       </w:r>
     </w:p>
     <w:p>
@@ -8370,19 +8501,9 @@
     </w:p>
     <w:p>
       <w:pPr>
-        <w:pStyle w:val="Prrafodelista"/>
-        <w:ind w:left="567" w:firstLine="0"/>
-        <w:rPr>
-          <w:lang w:val="es-419" w:eastAsia="es-CO"/>
-        </w:rPr>
-      </w:pPr>
-    </w:p>
-    <w:p>
-      <w:pPr>
         <w:pStyle w:val="Ttulo5"/>
       </w:pPr>
       <w:r>
-        <w:lastRenderedPageBreak/>
         <w:t>Paso 2</w:t>
       </w:r>
     </w:p>
@@ -8407,15 +8528,16 @@
           <w:ilvl w:val="0"/>
           <w:numId w:val="31"/>
         </w:numPr>
-        <w:ind w:left="567" w:hanging="283"/>
-        <w:rPr>
-          <w:lang w:val="es-419" w:eastAsia="es-CO"/>
-        </w:rPr>
-      </w:pPr>
-      <w:r>
-        <w:rPr>
-          <w:lang w:val="es-419" w:eastAsia="es-CO"/>
-        </w:rPr>
+        <w:ind w:left="567" w:hanging="425"/>
+        <w:rPr>
+          <w:lang w:val="es-419" w:eastAsia="es-CO"/>
+        </w:rPr>
+      </w:pPr>
+      <w:r>
+        <w:rPr>
+          <w:lang w:val="es-419" w:eastAsia="es-CO"/>
+        </w:rPr>
+        <w:lastRenderedPageBreak/>
         <w:t>Marcar con estacas los puntos a la distancia definida para la siembra.</w:t>
       </w:r>
     </w:p>
@@ -8448,7 +8570,7 @@
           <w:ilvl w:val="0"/>
           <w:numId w:val="31"/>
         </w:numPr>
-        <w:ind w:left="567" w:hanging="283"/>
+        <w:ind w:left="567" w:hanging="425"/>
         <w:rPr>
           <w:lang w:val="es-419" w:eastAsia="es-CO"/>
         </w:rPr>
@@ -8489,7 +8611,7 @@
           <w:ilvl w:val="0"/>
           <w:numId w:val="31"/>
         </w:numPr>
-        <w:ind w:left="567" w:hanging="283"/>
+        <w:ind w:left="567" w:hanging="425"/>
         <w:rPr>
           <w:lang w:val="es-419" w:eastAsia="es-CO"/>
         </w:rPr>
@@ -8508,7 +8630,7 @@
           <w:ilvl w:val="0"/>
           <w:numId w:val="31"/>
         </w:numPr>
-        <w:ind w:left="567" w:hanging="283"/>
+        <w:ind w:left="567" w:hanging="425"/>
         <w:rPr>
           <w:lang w:val="es-419" w:eastAsia="es-CO"/>
         </w:rPr>
@@ -8527,7 +8649,7 @@
           <w:ilvl w:val="0"/>
           <w:numId w:val="31"/>
         </w:numPr>
-        <w:ind w:left="567" w:hanging="283"/>
+        <w:ind w:left="567" w:hanging="425"/>
         <w:rPr>
           <w:lang w:val="es-419" w:eastAsia="es-CO"/>
         </w:rPr>
@@ -8570,7 +8692,7 @@
           <w:ilvl w:val="0"/>
           <w:numId w:val="32"/>
         </w:numPr>
-        <w:ind w:left="567" w:hanging="283"/>
+        <w:ind w:left="567" w:hanging="425"/>
         <w:rPr>
           <w:lang w:val="es-419" w:eastAsia="es-CO"/>
         </w:rPr>
@@ -8610,7 +8732,7 @@
           <w:ilvl w:val="0"/>
           <w:numId w:val="32"/>
         </w:numPr>
-        <w:ind w:left="567" w:hanging="283"/>
+        <w:ind w:left="567" w:hanging="425"/>
         <w:rPr>
           <w:lang w:val="es-419" w:eastAsia="es-CO"/>
         </w:rPr>
@@ -8629,7 +8751,7 @@
           <w:ilvl w:val="0"/>
           <w:numId w:val="32"/>
         </w:numPr>
-        <w:ind w:left="567" w:hanging="283"/>
+        <w:ind w:left="567" w:hanging="425"/>
         <w:rPr>
           <w:lang w:val="es-419" w:eastAsia="es-CO"/>
         </w:rPr>
@@ -8648,7 +8770,7 @@
           <w:ilvl w:val="0"/>
           <w:numId w:val="32"/>
         </w:numPr>
-        <w:ind w:left="567" w:hanging="283"/>
+        <w:ind w:left="567" w:hanging="425"/>
         <w:rPr>
           <w:lang w:val="es-419" w:eastAsia="es-CO"/>
         </w:rPr>
@@ -8665,7 +8787,6 @@
         <w:pStyle w:val="Ttulo5"/>
       </w:pPr>
       <w:r>
-        <w:lastRenderedPageBreak/>
         <w:t>Paso 7</w:t>
       </w:r>
     </w:p>
@@ -8689,7 +8810,7 @@
           <w:ilvl w:val="0"/>
           <w:numId w:val="33"/>
         </w:numPr>
-        <w:ind w:left="567" w:hanging="283"/>
+        <w:ind w:left="567" w:hanging="425"/>
         <w:rPr>
           <w:lang w:val="es-419" w:eastAsia="es-CO"/>
         </w:rPr>
@@ -8706,6 +8827,7 @@
         <w:pStyle w:val="Ttulo5"/>
       </w:pPr>
       <w:r>
+        <w:lastRenderedPageBreak/>
         <w:t>Verificación final del trazado</w:t>
       </w:r>
     </w:p>
@@ -8716,7 +8838,7 @@
           <w:ilvl w:val="0"/>
           <w:numId w:val="33"/>
         </w:numPr>
-        <w:ind w:left="567" w:hanging="283"/>
+        <w:ind w:left="567" w:hanging="425"/>
         <w:rPr>
           <w:lang w:val="es-419" w:eastAsia="es-CO"/>
         </w:rPr>
@@ -8735,7 +8857,7 @@
           <w:ilvl w:val="0"/>
           <w:numId w:val="33"/>
         </w:numPr>
-        <w:ind w:left="567" w:hanging="283"/>
+        <w:ind w:left="567" w:hanging="425"/>
         <w:rPr>
           <w:lang w:val="es-419" w:eastAsia="es-CO"/>
         </w:rPr>
@@ -8754,7 +8876,7 @@
           <w:ilvl w:val="0"/>
           <w:numId w:val="33"/>
         </w:numPr>
-        <w:ind w:left="567" w:hanging="283"/>
+        <w:ind w:left="567" w:hanging="425"/>
         <w:rPr>
           <w:lang w:val="es-419" w:eastAsia="es-CO"/>
         </w:rPr>
@@ -8770,7 +8892,7 @@
       <w:pPr>
         <w:pStyle w:val="Ttulo2"/>
       </w:pPr>
-      <w:bookmarkStart w:id="9" w:name="_Toc224087107"/>
+      <w:bookmarkStart w:id="9" w:name="_Toc226799012"/>
       <w:r>
         <w:t>Establecimiento de coberturas vegetales</w:t>
       </w:r>
@@ -8786,7 +8908,19 @@
         <w:rPr>
           <w:lang w:val="es-419" w:eastAsia="es-CO"/>
         </w:rPr>
-        <w:t>Una práctica significativa para minimizar el impacto de la lluvia, el sol y el viento sobre el suelo, consiste en mantener sobre la superficie una capa vegetal que se conoce como coberturas. Estas son plantas de alta densidad y rápido desarrollo, asociadas con el cultivo de palma que generan importantes beneficios, como las que veremos en esta sección.</w:t>
+        <w:t>Una práctica significativa para minimizar el impacto de la lluvia, el sol y el viento sobre el suelo consiste en mantener sobre la superficie una capa vegetal que se conoce como coberturas. Estas son plantas de alta densidad y rápido desarrollo, asociadas con el cultivo de palma</w:t>
+      </w:r>
+      <w:r>
+        <w:rPr>
+          <w:lang w:val="es-419" w:eastAsia="es-CO"/>
+        </w:rPr>
+        <w:t>,</w:t>
+      </w:r>
+      <w:r>
+        <w:rPr>
+          <w:lang w:val="es-419" w:eastAsia="es-CO"/>
+        </w:rPr>
+        <w:t xml:space="preserve"> que generan importantes beneficios, como las que veremos en esta sección.</w:t>
       </w:r>
     </w:p>
     <w:p>
@@ -8796,7 +8930,7 @@
           <w:ilvl w:val="0"/>
           <w:numId w:val="34"/>
         </w:numPr>
-        <w:ind w:left="567" w:hanging="141"/>
+        <w:ind w:left="567" w:hanging="425"/>
         <w:rPr>
           <w:lang w:val="es-419" w:eastAsia="es-CO"/>
         </w:rPr>
@@ -8805,165 +8939,193 @@
         <w:rPr>
           <w:rStyle w:val="Ttulo5Car"/>
         </w:rPr>
-        <w:t>Rastreras</w:t>
-      </w:r>
-      <w:r>
-        <w:rPr>
-          <w:rStyle w:val="Ttulo5Car"/>
-        </w:rPr>
-        <w:t>.</w:t>
-      </w:r>
-      <w:r>
-        <w:rPr>
+        <w:t>Rastreras.</w:t>
+      </w:r>
+      <w:r>
+        <w:rPr>
+          <w:lang w:val="es-419" w:eastAsia="es-CO"/>
+        </w:rPr>
+        <w:t xml:space="preserve"> Son de porte rastrero, entre las que se destacan</w:t>
+      </w:r>
+      <w:r>
+        <w:rPr>
+          <w:lang w:val="es-419" w:eastAsia="es-CO"/>
+        </w:rPr>
+        <w:t>:</w:t>
+      </w:r>
+      <w:r>
+        <w:rPr>
+          <w:lang w:val="es-419" w:eastAsia="es-CO"/>
+        </w:rPr>
+        <w:t xml:space="preserve"> Kudzu (</w:t>
+      </w:r>
+      <w:proofErr w:type="spellStart"/>
+      <w:r>
+        <w:rPr>
+          <w:i/>
+          <w:iCs/>
+          <w:lang w:val="es-419" w:eastAsia="es-CO"/>
+        </w:rPr>
+        <w:t>Pueraria</w:t>
+      </w:r>
+      <w:proofErr w:type="spellEnd"/>
+      <w:r>
+        <w:rPr>
+          <w:i/>
+          <w:iCs/>
           <w:lang w:val="es-419" w:eastAsia="es-CO"/>
         </w:rPr>
         <w:t xml:space="preserve"> </w:t>
       </w:r>
-      <w:r>
-        <w:rPr>
-          <w:lang w:val="es-419" w:eastAsia="es-CO"/>
-        </w:rPr>
-        <w:t>Son de porte rastrero, entre las que se destacan Kudzu (</w:t>
-      </w:r>
       <w:proofErr w:type="spellStart"/>
       <w:r>
         <w:rPr>
-          <w:lang w:val="es-419" w:eastAsia="es-CO"/>
-        </w:rPr>
-        <w:t>Pueraria</w:t>
+          <w:i/>
+          <w:iCs/>
+          <w:lang w:val="es-419" w:eastAsia="es-CO"/>
+        </w:rPr>
+        <w:t>phaseoloides</w:t>
       </w:r>
       <w:proofErr w:type="spellEnd"/>
       <w:r>
         <w:rPr>
           <w:lang w:val="es-419" w:eastAsia="es-CO"/>
         </w:rPr>
+        <w:t xml:space="preserve">), </w:t>
+      </w:r>
+      <w:proofErr w:type="spellStart"/>
+      <w:r>
+        <w:rPr>
+          <w:lang w:val="es-419" w:eastAsia="es-CO"/>
+        </w:rPr>
+        <w:t>Calopogonium</w:t>
+      </w:r>
+      <w:proofErr w:type="spellEnd"/>
+      <w:r>
+        <w:rPr>
+          <w:lang w:val="es-419" w:eastAsia="es-CO"/>
+        </w:rPr>
+        <w:t xml:space="preserve"> (</w:t>
+      </w:r>
+      <w:proofErr w:type="spellStart"/>
+      <w:r>
+        <w:rPr>
+          <w:i/>
+          <w:iCs/>
+          <w:lang w:val="es-419" w:eastAsia="es-CO"/>
+        </w:rPr>
+        <w:t>Calipogonium</w:t>
+      </w:r>
+      <w:proofErr w:type="spellEnd"/>
+      <w:r>
+        <w:rPr>
+          <w:i/>
+          <w:iCs/>
+          <w:lang w:val="es-419" w:eastAsia="es-CO"/>
+        </w:rPr>
         <w:t xml:space="preserve"> </w:t>
       </w:r>
       <w:proofErr w:type="spellStart"/>
       <w:r>
         <w:rPr>
-          <w:lang w:val="es-419" w:eastAsia="es-CO"/>
-        </w:rPr>
-        <w:t>phaseoloides</w:t>
+          <w:i/>
+          <w:iCs/>
+          <w:lang w:val="es-419" w:eastAsia="es-CO"/>
+        </w:rPr>
+        <w:t>muconoides</w:t>
       </w:r>
       <w:proofErr w:type="spellEnd"/>
       <w:r>
         <w:rPr>
           <w:lang w:val="es-419" w:eastAsia="es-CO"/>
         </w:rPr>
+        <w:t>), Maní forrajero (</w:t>
+      </w:r>
+      <w:proofErr w:type="spellStart"/>
+      <w:r>
+        <w:rPr>
+          <w:lang w:val="es-419" w:eastAsia="es-CO"/>
+        </w:rPr>
+        <w:t>Arachis</w:t>
+      </w:r>
+      <w:proofErr w:type="spellEnd"/>
+      <w:r>
+        <w:rPr>
+          <w:lang w:val="es-419" w:eastAsia="es-CO"/>
+        </w:rPr>
+        <w:t xml:space="preserve"> </w:t>
+      </w:r>
+      <w:proofErr w:type="spellStart"/>
+      <w:r>
+        <w:rPr>
+          <w:lang w:val="es-419" w:eastAsia="es-CO"/>
+        </w:rPr>
+        <w:t>pintoi</w:t>
+      </w:r>
+      <w:proofErr w:type="spellEnd"/>
+      <w:r>
+        <w:rPr>
+          <w:lang w:val="es-419" w:eastAsia="es-CO"/>
+        </w:rPr>
+        <w:t>), Mucuna (</w:t>
+      </w:r>
+      <w:r>
+        <w:rPr>
+          <w:i/>
+          <w:iCs/>
+          <w:lang w:val="es-419" w:eastAsia="es-CO"/>
+        </w:rPr>
+        <w:t xml:space="preserve">Mucuna </w:t>
+      </w:r>
+      <w:proofErr w:type="spellStart"/>
+      <w:r>
+        <w:rPr>
+          <w:i/>
+          <w:iCs/>
+          <w:lang w:val="es-419" w:eastAsia="es-CO"/>
+        </w:rPr>
+        <w:t>bracteata</w:t>
+      </w:r>
+      <w:proofErr w:type="spellEnd"/>
+      <w:r>
+        <w:rPr>
+          <w:lang w:val="es-419" w:eastAsia="es-CO"/>
+        </w:rPr>
         <w:t xml:space="preserve">), </w:t>
       </w:r>
       <w:proofErr w:type="spellStart"/>
       <w:r>
         <w:rPr>
-          <w:lang w:val="es-419" w:eastAsia="es-CO"/>
-        </w:rPr>
-        <w:t>Calopogonium</w:t>
+          <w:i/>
+          <w:iCs/>
+          <w:lang w:val="es-419" w:eastAsia="es-CO"/>
+        </w:rPr>
+        <w:t>Centrosema</w:t>
       </w:r>
       <w:proofErr w:type="spellEnd"/>
       <w:r>
         <w:rPr>
-          <w:lang w:val="es-419" w:eastAsia="es-CO"/>
-        </w:rPr>
-        <w:t xml:space="preserve"> (</w:t>
+          <w:i/>
+          <w:iCs/>
+          <w:lang w:val="es-419" w:eastAsia="es-CO"/>
+        </w:rPr>
+        <w:t xml:space="preserve"> </w:t>
       </w:r>
       <w:proofErr w:type="spellStart"/>
       <w:r>
         <w:rPr>
-          <w:lang w:val="es-419" w:eastAsia="es-CO"/>
-        </w:rPr>
-        <w:t>Calipogonium</w:t>
+          <w:i/>
+          <w:iCs/>
+          <w:lang w:val="es-419" w:eastAsia="es-CO"/>
+        </w:rPr>
+        <w:t>pubescens</w:t>
       </w:r>
       <w:proofErr w:type="spellEnd"/>
       <w:r>
         <w:rPr>
           <w:lang w:val="es-419" w:eastAsia="es-CO"/>
         </w:rPr>
-        <w:t xml:space="preserve"> </w:t>
-      </w:r>
-      <w:proofErr w:type="spellStart"/>
-      <w:r>
-        <w:rPr>
-          <w:lang w:val="es-419" w:eastAsia="es-CO"/>
-        </w:rPr>
-        <w:t>muconoides</w:t>
-      </w:r>
-      <w:proofErr w:type="spellEnd"/>
-      <w:r>
-        <w:rPr>
-          <w:lang w:val="es-419" w:eastAsia="es-CO"/>
-        </w:rPr>
-        <w:t>), Maní forrajero (</w:t>
-      </w:r>
-      <w:proofErr w:type="spellStart"/>
-      <w:r>
-        <w:rPr>
-          <w:lang w:val="es-419" w:eastAsia="es-CO"/>
-        </w:rPr>
-        <w:t>Arachis</w:t>
-      </w:r>
-      <w:proofErr w:type="spellEnd"/>
-      <w:r>
-        <w:rPr>
-          <w:lang w:val="es-419" w:eastAsia="es-CO"/>
-        </w:rPr>
-        <w:t xml:space="preserve"> </w:t>
-      </w:r>
-      <w:proofErr w:type="spellStart"/>
-      <w:r>
-        <w:rPr>
-          <w:lang w:val="es-419" w:eastAsia="es-CO"/>
-        </w:rPr>
-        <w:t>pintoi</w:t>
-      </w:r>
-      <w:proofErr w:type="spellEnd"/>
-      <w:r>
-        <w:rPr>
-          <w:lang w:val="es-419" w:eastAsia="es-CO"/>
-        </w:rPr>
-        <w:t xml:space="preserve">), Mucuna (Mucuna </w:t>
-      </w:r>
-      <w:proofErr w:type="spellStart"/>
-      <w:r>
-        <w:rPr>
-          <w:lang w:val="es-419" w:eastAsia="es-CO"/>
-        </w:rPr>
-        <w:t>bracteata</w:t>
-      </w:r>
-      <w:proofErr w:type="spellEnd"/>
-      <w:r>
-        <w:rPr>
-          <w:lang w:val="es-419" w:eastAsia="es-CO"/>
-        </w:rPr>
-        <w:t xml:space="preserve">), </w:t>
-      </w:r>
-      <w:proofErr w:type="spellStart"/>
-      <w:r>
-        <w:rPr>
-          <w:lang w:val="es-419" w:eastAsia="es-CO"/>
-        </w:rPr>
-        <w:t>Centrosema</w:t>
-      </w:r>
-      <w:proofErr w:type="spellEnd"/>
-      <w:r>
-        <w:rPr>
-          <w:lang w:val="es-419" w:eastAsia="es-CO"/>
-        </w:rPr>
-        <w:t xml:space="preserve"> </w:t>
-      </w:r>
-      <w:proofErr w:type="spellStart"/>
-      <w:r>
-        <w:rPr>
-          <w:lang w:val="es-419" w:eastAsia="es-CO"/>
-        </w:rPr>
-        <w:t>pubescens</w:t>
-      </w:r>
-      <w:proofErr w:type="spellEnd"/>
-      <w:r>
-        <w:rPr>
-          <w:lang w:val="es-419" w:eastAsia="es-CO"/>
-        </w:rPr>
-        <w:t>, y otras.</w:t>
+        <w:t xml:space="preserve"> y otras.</w:t>
       </w:r>
     </w:p>
     <w:p>
@@ -8973,75 +9135,262 @@
           <w:ilvl w:val="0"/>
           <w:numId w:val="34"/>
         </w:numPr>
-        <w:ind w:left="567" w:hanging="141"/>
-        <w:rPr>
-          <w:lang w:val="es-419" w:eastAsia="es-CO"/>
-        </w:rPr>
-      </w:pPr>
+        <w:ind w:left="567" w:hanging="425"/>
+        <w:rPr>
+          <w:lang w:val="es-419" w:eastAsia="es-CO"/>
+        </w:rPr>
+      </w:pPr>
+      <w:r>
+        <w:rPr>
+          <w:rStyle w:val="Ttulo5Car"/>
+        </w:rPr>
+        <w:t>Semi</w:t>
+      </w:r>
+      <w:r>
+        <w:rPr>
+          <w:rStyle w:val="Ttulo5Car"/>
+        </w:rPr>
+        <w:t xml:space="preserve"> </w:t>
+      </w:r>
+      <w:r>
+        <w:rPr>
+          <w:rStyle w:val="Ttulo5Car"/>
+        </w:rPr>
+        <w:t>arbustivas.</w:t>
+      </w:r>
+      <w:r>
+        <w:rPr>
+          <w:lang w:val="es-419" w:eastAsia="es-CO"/>
+        </w:rPr>
+        <w:t xml:space="preserve"> Son de porte bajo o pueden alcanzar hasta 2 o 3 metros de altura, dependiendo de la especie usada</w:t>
+      </w:r>
+      <w:r>
+        <w:rPr>
+          <w:lang w:val="es-419" w:eastAsia="es-CO"/>
+        </w:rPr>
+        <w:t>,</w:t>
+      </w:r>
+      <w:r>
+        <w:rPr>
+          <w:lang w:val="es-419" w:eastAsia="es-CO"/>
+        </w:rPr>
+        <w:t xml:space="preserve"> y poseen la ventaja de que no son trepadoras. Dentro de estos se destacan el </w:t>
+      </w:r>
       <w:proofErr w:type="spellStart"/>
       <w:r>
         <w:rPr>
+          <w:i/>
+          <w:iCs/>
+          <w:lang w:val="es-419" w:eastAsia="es-CO"/>
+        </w:rPr>
+        <w:t>Desmodium</w:t>
+      </w:r>
+      <w:proofErr w:type="spellEnd"/>
+      <w:r>
+        <w:rPr>
+          <w:i/>
+          <w:iCs/>
+          <w:lang w:val="es-419" w:eastAsia="es-CO"/>
+        </w:rPr>
+        <w:t xml:space="preserve"> </w:t>
+      </w:r>
+      <w:proofErr w:type="spellStart"/>
+      <w:r>
+        <w:rPr>
+          <w:i/>
+          <w:iCs/>
+          <w:lang w:val="es-419" w:eastAsia="es-CO"/>
+        </w:rPr>
+        <w:t>ovalifolium</w:t>
+      </w:r>
+      <w:proofErr w:type="spellEnd"/>
+      <w:r>
+        <w:rPr>
+          <w:lang w:val="es-419" w:eastAsia="es-CO"/>
+        </w:rPr>
+        <w:t xml:space="preserve">, </w:t>
+      </w:r>
+      <w:proofErr w:type="spellStart"/>
+      <w:r>
+        <w:rPr>
+          <w:i/>
+          <w:iCs/>
+          <w:lang w:val="es-419" w:eastAsia="es-CO"/>
+        </w:rPr>
+        <w:t>Desmodium</w:t>
+      </w:r>
+      <w:proofErr w:type="spellEnd"/>
+      <w:r>
+        <w:rPr>
+          <w:lang w:val="es-419" w:eastAsia="es-CO"/>
+        </w:rPr>
+        <w:t xml:space="preserve"> </w:t>
+      </w:r>
+      <w:proofErr w:type="spellStart"/>
+      <w:r>
+        <w:rPr>
+          <w:i/>
+          <w:iCs/>
+          <w:lang w:val="es-419" w:eastAsia="es-CO"/>
+        </w:rPr>
+        <w:t>vellotinum</w:t>
+      </w:r>
+      <w:proofErr w:type="spellEnd"/>
+      <w:r>
+        <w:rPr>
+          <w:i/>
+          <w:iCs/>
+          <w:lang w:val="es-419" w:eastAsia="es-CO"/>
+        </w:rPr>
+        <w:t xml:space="preserve"> </w:t>
+      </w:r>
+      <w:r>
+        <w:rPr>
+          <w:lang w:val="es-419" w:eastAsia="es-CO"/>
+        </w:rPr>
+        <w:t>y fríjol (</w:t>
+      </w:r>
+      <w:r>
+        <w:rPr>
+          <w:i/>
+          <w:iCs/>
+          <w:lang w:val="es-419" w:eastAsia="es-CO"/>
+        </w:rPr>
+        <w:t>Canavalia ensiformes</w:t>
+      </w:r>
+      <w:r>
+        <w:rPr>
+          <w:lang w:val="es-419" w:eastAsia="es-CO"/>
+        </w:rPr>
+        <w:t>).</w:t>
+      </w:r>
+    </w:p>
+    <w:p>
+      <w:pPr>
+        <w:rPr>
+          <w:lang w:val="es-419" w:eastAsia="es-CO"/>
+        </w:rPr>
+      </w:pPr>
+      <w:r>
+        <w:rPr>
           <w:rStyle w:val="Ttulo5Car"/>
         </w:rPr>
-        <w:t>Semi-arbustivas</w:t>
+        <w:t>Árboles y arbustos.</w:t>
+      </w:r>
+      <w:r>
+        <w:rPr>
+          <w:lang w:val="es-419" w:eastAsia="es-CO"/>
+        </w:rPr>
+        <w:t xml:space="preserve"> Son de porte alto</w:t>
+      </w:r>
+      <w:r>
+        <w:rPr>
+          <w:lang w:val="es-419" w:eastAsia="es-CO"/>
+        </w:rPr>
+        <w:t>;</w:t>
+      </w:r>
+      <w:r>
+        <w:rPr>
+          <w:lang w:val="es-419" w:eastAsia="es-CO"/>
+        </w:rPr>
+        <w:t xml:space="preserve"> pueden crecer desde 2 hasta 10 metros de altura. Entre estos tenemos: </w:t>
+      </w:r>
+      <w:proofErr w:type="spellStart"/>
+      <w:r>
+        <w:rPr>
+          <w:i/>
+          <w:iCs/>
+          <w:lang w:val="es-419" w:eastAsia="es-CO"/>
+        </w:rPr>
+        <w:t>Flemingia</w:t>
       </w:r>
       <w:proofErr w:type="spellEnd"/>
       <w:r>
         <w:rPr>
-          <w:rStyle w:val="Ttulo5Car"/>
-        </w:rPr>
-        <w:t>.</w:t>
-      </w:r>
-      <w:r>
-        <w:rPr>
+          <w:i/>
+          <w:iCs/>
           <w:lang w:val="es-419" w:eastAsia="es-CO"/>
         </w:rPr>
         <w:t xml:space="preserve"> </w:t>
       </w:r>
-      <w:r>
-        <w:rPr>
-          <w:lang w:val="es-419" w:eastAsia="es-CO"/>
-        </w:rPr>
-        <w:t xml:space="preserve">Son de porte bajo o pueden alcanzar hasta 2 o 3 metros de altura, dependiendo de la especie usada y poseen la ventaja de que no son trepadoras. Dentro de estos se destacan el </w:t>
-      </w:r>
       <w:proofErr w:type="spellStart"/>
       <w:r>
         <w:rPr>
-          <w:lang w:val="es-419" w:eastAsia="es-CO"/>
-        </w:rPr>
-        <w:t>Desmodium</w:t>
+          <w:i/>
+          <w:iCs/>
+          <w:lang w:val="es-419" w:eastAsia="es-CO"/>
+        </w:rPr>
+        <w:t>congesta</w:t>
       </w:r>
       <w:proofErr w:type="spellEnd"/>
       <w:r>
         <w:rPr>
           <w:lang w:val="es-419" w:eastAsia="es-CO"/>
         </w:rPr>
+        <w:t xml:space="preserve">, </w:t>
+      </w:r>
+      <w:proofErr w:type="spellStart"/>
+      <w:r>
+        <w:rPr>
+          <w:i/>
+          <w:iCs/>
+          <w:lang w:val="es-419" w:eastAsia="es-CO"/>
+        </w:rPr>
+        <w:t>Tephrosia</w:t>
+      </w:r>
+      <w:proofErr w:type="spellEnd"/>
+      <w:r>
+        <w:rPr>
+          <w:i/>
+          <w:iCs/>
+          <w:lang w:val="es-419" w:eastAsia="es-CO"/>
+        </w:rPr>
         <w:t xml:space="preserve"> </w:t>
       </w:r>
       <w:proofErr w:type="spellStart"/>
       <w:r>
         <w:rPr>
-          <w:lang w:val="es-419" w:eastAsia="es-CO"/>
-        </w:rPr>
-        <w:t>ovalifolium</w:t>
+          <w:i/>
+          <w:iCs/>
+          <w:lang w:val="es-419" w:eastAsia="es-CO"/>
+        </w:rPr>
+        <w:t>sp</w:t>
       </w:r>
       <w:proofErr w:type="spellEnd"/>
       <w:r>
         <w:rPr>
           <w:lang w:val="es-419" w:eastAsia="es-CO"/>
         </w:rPr>
-        <w:t xml:space="preserve">, </w:t>
+        <w:t xml:space="preserve">. </w:t>
+      </w:r>
+      <w:proofErr w:type="gramStart"/>
+      <w:r>
+        <w:rPr>
+          <w:lang w:val="es-419" w:eastAsia="es-CO"/>
+        </w:rPr>
+        <w:t xml:space="preserve">Y </w:t>
+      </w:r>
+      <w:r>
+        <w:rPr>
+          <w:lang w:val="es-419" w:eastAsia="es-CO"/>
+        </w:rPr>
+        <w:t xml:space="preserve"> </w:t>
       </w:r>
       <w:proofErr w:type="spellStart"/>
       <w:r>
         <w:rPr>
-          <w:lang w:val="es-419" w:eastAsia="es-CO"/>
-        </w:rPr>
-        <w:t>Desmodium</w:t>
+          <w:i/>
+          <w:iCs/>
+          <w:lang w:val="es-419" w:eastAsia="es-CO"/>
+        </w:rPr>
+        <w:t>Cajanus</w:t>
       </w:r>
       <w:proofErr w:type="spellEnd"/>
-      <w:r>
-        <w:rPr>
+      <w:proofErr w:type="gramEnd"/>
+      <w:r>
+        <w:rPr>
+          <w:i/>
+          <w:iCs/>
           <w:lang w:val="es-419" w:eastAsia="es-CO"/>
         </w:rPr>
         <w:t xml:space="preserve"> </w:t>
@@ -9049,130 +9398,17 @@
       <w:proofErr w:type="spellStart"/>
       <w:r>
         <w:rPr>
-          <w:lang w:val="es-419" w:eastAsia="es-CO"/>
-        </w:rPr>
-        <w:t>vellotinum</w:t>
+          <w:i/>
+          <w:iCs/>
+          <w:lang w:val="es-419" w:eastAsia="es-CO"/>
+        </w:rPr>
+        <w:t>cajan</w:t>
       </w:r>
       <w:proofErr w:type="spellEnd"/>
       <w:r>
         <w:rPr>
           <w:lang w:val="es-419" w:eastAsia="es-CO"/>
         </w:rPr>
-        <w:t xml:space="preserve"> y fríjol (Canavalia ensiformes).</w:t>
-      </w:r>
-    </w:p>
-    <w:p>
-      <w:pPr>
-        <w:rPr>
-          <w:lang w:val="es-419" w:eastAsia="es-CO"/>
-        </w:rPr>
-      </w:pPr>
-      <w:r>
-        <w:rPr>
-          <w:rStyle w:val="Ttulo5Car"/>
-        </w:rPr>
-        <w:t>Árboles y arbustos</w:t>
-      </w:r>
-      <w:r>
-        <w:rPr>
-          <w:rStyle w:val="Ttulo5Car"/>
-        </w:rPr>
-        <w:t>.</w:t>
-      </w:r>
-      <w:r>
-        <w:rPr>
-          <w:lang w:val="es-419" w:eastAsia="es-CO"/>
-        </w:rPr>
-        <w:t xml:space="preserve"> </w:t>
-      </w:r>
-      <w:r>
-        <w:rPr>
-          <w:lang w:val="es-419" w:eastAsia="es-CO"/>
-        </w:rPr>
-        <w:t xml:space="preserve">Son de porte alto, pueden crecer desde 2 hasta 10 metros de altura. Entre estos tenemos: </w:t>
-      </w:r>
-      <w:proofErr w:type="spellStart"/>
-      <w:r>
-        <w:rPr>
-          <w:lang w:val="es-419" w:eastAsia="es-CO"/>
-        </w:rPr>
-        <w:t>Flemingia</w:t>
-      </w:r>
-      <w:proofErr w:type="spellEnd"/>
-      <w:r>
-        <w:rPr>
-          <w:lang w:val="es-419" w:eastAsia="es-CO"/>
-        </w:rPr>
-        <w:t xml:space="preserve"> </w:t>
-      </w:r>
-      <w:proofErr w:type="spellStart"/>
-      <w:r>
-        <w:rPr>
-          <w:lang w:val="es-419" w:eastAsia="es-CO"/>
-        </w:rPr>
-        <w:t>congesta</w:t>
-      </w:r>
-      <w:proofErr w:type="spellEnd"/>
-      <w:r>
-        <w:rPr>
-          <w:lang w:val="es-419" w:eastAsia="es-CO"/>
-        </w:rPr>
-        <w:t xml:space="preserve">, </w:t>
-      </w:r>
-      <w:proofErr w:type="spellStart"/>
-      <w:r>
-        <w:rPr>
-          <w:lang w:val="es-419" w:eastAsia="es-CO"/>
-        </w:rPr>
-        <w:t>Tephrosia</w:t>
-      </w:r>
-      <w:proofErr w:type="spellEnd"/>
-      <w:r>
-        <w:rPr>
-          <w:lang w:val="es-419" w:eastAsia="es-CO"/>
-        </w:rPr>
-        <w:t xml:space="preserve"> </w:t>
-      </w:r>
-      <w:proofErr w:type="spellStart"/>
-      <w:r>
-        <w:rPr>
-          <w:lang w:val="es-419" w:eastAsia="es-CO"/>
-        </w:rPr>
-        <w:t>sp</w:t>
-      </w:r>
-      <w:proofErr w:type="spellEnd"/>
-      <w:r>
-        <w:rPr>
-          <w:lang w:val="es-419" w:eastAsia="es-CO"/>
-        </w:rPr>
-        <w:t xml:space="preserve">, </w:t>
-      </w:r>
-      <w:proofErr w:type="spellStart"/>
-      <w:r>
-        <w:rPr>
-          <w:lang w:val="es-419" w:eastAsia="es-CO"/>
-        </w:rPr>
-        <w:t>Cajanus</w:t>
-      </w:r>
-      <w:proofErr w:type="spellEnd"/>
-      <w:r>
-        <w:rPr>
-          <w:lang w:val="es-419" w:eastAsia="es-CO"/>
-        </w:rPr>
-        <w:t xml:space="preserve"> </w:t>
-      </w:r>
-      <w:proofErr w:type="spellStart"/>
-      <w:r>
-        <w:rPr>
-          <w:lang w:val="es-419" w:eastAsia="es-CO"/>
-        </w:rPr>
-        <w:t>cajan</w:t>
-      </w:r>
-      <w:proofErr w:type="spellEnd"/>
-      <w:r>
-        <w:rPr>
-          <w:lang w:val="es-419" w:eastAsia="es-CO"/>
-        </w:rPr>
         <w:t xml:space="preserve"> (guandul).</w:t>
       </w:r>
     </w:p>
@@ -9186,28 +9422,52 @@
         <w:rPr>
           <w:lang w:val="es-419" w:eastAsia="es-CO"/>
         </w:rPr>
+        <w:t>Algunos de este tercer grupo son ideales para la protección de canales de drenaje primarios y para orillas de carreteras y en canales secundarios, si se podan correctamente.</w:t>
+      </w:r>
+    </w:p>
+    <w:p>
+      <w:pPr>
+        <w:rPr>
+          <w:lang w:val="es-419" w:eastAsia="es-CO"/>
+        </w:rPr>
+      </w:pPr>
+      <w:r>
+        <w:rPr>
+          <w:lang w:val="es-419" w:eastAsia="es-CO"/>
+        </w:rPr>
         <w:lastRenderedPageBreak/>
-        <w:t>Algunos de este tercer grupo son ideales para la protección de canales de drenajes primarios y para orillas de carreteras y en canales secundarios, si se podan correctamente.</w:t>
-      </w:r>
-    </w:p>
-    <w:p>
-      <w:pPr>
-        <w:rPr>
-          <w:lang w:val="es-419" w:eastAsia="es-CO"/>
-        </w:rPr>
-      </w:pPr>
-      <w:r>
-        <w:rPr>
-          <w:lang w:val="es-419" w:eastAsia="es-CO"/>
-        </w:rPr>
-        <w:t>Dependiendo la especie seleccionada como cobertura, se siembran entre las hileras al voleo o en surcos. Se recomienda apartar la cobertura del plato de la palma en ciclos periódicos de 3 a 8 semanas, dependiendo principalmente del tipo de crecimiento de la especie utilizada (Kudzu, mucuna, etc.).</w:t>
+        <w:t>Dependiendo</w:t>
+      </w:r>
+      <w:r>
+        <w:rPr>
+          <w:lang w:val="es-419" w:eastAsia="es-CO"/>
+        </w:rPr>
+        <w:t xml:space="preserve"> de</w:t>
+      </w:r>
+      <w:r>
+        <w:rPr>
+          <w:lang w:val="es-419" w:eastAsia="es-CO"/>
+        </w:rPr>
+        <w:t xml:space="preserve"> la especie seleccionada como cobertura, se siembran entre las hileras al voleo o en surcos. Se recomienda apartar la cobertura del plato de la palma en ciclos periódicos de 3 a 8 semanas, dependiendo principalmente del tipo de crecimiento de la especie utilizada (</w:t>
+      </w:r>
+      <w:r>
+        <w:rPr>
+          <w:lang w:val="es-419" w:eastAsia="es-CO"/>
+        </w:rPr>
+        <w:t>k</w:t>
+      </w:r>
+      <w:r>
+        <w:rPr>
+          <w:lang w:val="es-419" w:eastAsia="es-CO"/>
+        </w:rPr>
+        <w:t>udzu, mucuna, etc.).</w:t>
       </w:r>
     </w:p>
     <w:p>
       <w:pPr>
         <w:pStyle w:val="Ttulo2"/>
       </w:pPr>
-      <w:bookmarkStart w:id="10" w:name="_Toc224087108"/>
+      <w:bookmarkStart w:id="10" w:name="_Toc226799013"/>
       <w:r>
         <w:t>Siembra de plantas en sitio definitivo</w:t>
       </w:r>
@@ -9223,7 +9483,43 @@
         <w:rPr>
           <w:lang w:val="es-419" w:eastAsia="es-CO"/>
         </w:rPr>
-        <w:t>La siembra debe llevarse a cabo en el momento en que la disponibilidad de humedad en el suelo sea óptima, que permita el adecuado desarrollo radicular y crecimiento de la palma; por esta razón se debe sembrar al inicio de periodo de lluvias. La edad del trasplante puede variar de un lugar a otro, en general se consideran que este debe realizarse a los doce o trece meses de edad en el vivero. En este punto se conocerá cada una de sus etapas.</w:t>
+        <w:t>La siembra debe llevarse a cabo en el momento en que la disponibilidad de humedad en el suelo sea óptima, que permita el adecuado desarrollo radicular y crecimiento de la palma; por esta razón se debe sembrar al inicio de</w:t>
+      </w:r>
+      <w:r>
+        <w:rPr>
+          <w:lang w:val="es-419" w:eastAsia="es-CO"/>
+        </w:rPr>
+        <w:t>l</w:t>
+      </w:r>
+      <w:r>
+        <w:rPr>
+          <w:lang w:val="es-419" w:eastAsia="es-CO"/>
+        </w:rPr>
+        <w:t xml:space="preserve"> periodo de lluvias. La edad del trasplante puede variar de un lugar a otro</w:t>
+      </w:r>
+      <w:r>
+        <w:rPr>
+          <w:lang w:val="es-419" w:eastAsia="es-CO"/>
+        </w:rPr>
+        <w:t xml:space="preserve">; </w:t>
+      </w:r>
+      <w:r>
+        <w:rPr>
+          <w:lang w:val="es-419" w:eastAsia="es-CO"/>
+        </w:rPr>
+        <w:t>en general</w:t>
+      </w:r>
+      <w:r>
+        <w:rPr>
+          <w:lang w:val="es-419" w:eastAsia="es-CO"/>
+        </w:rPr>
+        <w:t>,</w:t>
+      </w:r>
+      <w:r>
+        <w:rPr>
+          <w:lang w:val="es-419" w:eastAsia="es-CO"/>
+        </w:rPr>
+        <w:t xml:space="preserve"> se considera que este debe realizarse a los doce o trece meses de edad en el vivero. En este punto se conocerá cada una de sus etapas.</w:t>
       </w:r>
     </w:p>
     <w:p>
@@ -9233,7 +9529,7 @@
           <w:ilvl w:val="0"/>
           <w:numId w:val="35"/>
         </w:numPr>
-        <w:ind w:left="567" w:hanging="283"/>
+        <w:ind w:left="567" w:hanging="425"/>
         <w:rPr>
           <w:lang w:val="es-419" w:eastAsia="es-CO"/>
         </w:rPr>
@@ -9242,25 +9538,49 @@
         <w:rPr>
           <w:rStyle w:val="Ttulo5Car"/>
         </w:rPr>
-        <w:t>Alistamiento en vivero</w:t>
-      </w:r>
-      <w:r>
-        <w:rPr>
-          <w:rStyle w:val="Ttulo5Car"/>
-        </w:rPr>
-        <w:t>.</w:t>
-      </w:r>
-      <w:r>
-        <w:rPr>
-          <w:lang w:val="es-419" w:eastAsia="es-CO"/>
-        </w:rPr>
-        <w:t xml:space="preserve"> </w:t>
-      </w:r>
-      <w:r>
-        <w:rPr>
-          <w:lang w:val="es-419" w:eastAsia="es-CO"/>
-        </w:rPr>
-        <w:t xml:space="preserve">Antes de transportar el material vegetal al sitio definitivo se deben tener en cuenta que 3 o 4 semanas antes de la siembra, se giren las bolsas sobre su mismo eje unos 180º para separar raíces que hayan pasado de la bolsa al suelo del vivero y una semana antes del trasplante se </w:t>
+        <w:t>Alistamiento en vivero.</w:t>
+      </w:r>
+      <w:r>
+        <w:rPr>
+          <w:lang w:val="es-419" w:eastAsia="es-CO"/>
+        </w:rPr>
+        <w:t xml:space="preserve"> Antes de transportar el material vegetal al sitio definitivo</w:t>
+      </w:r>
+      <w:r>
+        <w:rPr>
+          <w:lang w:val="es-419" w:eastAsia="es-CO"/>
+        </w:rPr>
+        <w:t>,</w:t>
+      </w:r>
+      <w:r>
+        <w:rPr>
+          <w:lang w:val="es-419" w:eastAsia="es-CO"/>
+        </w:rPr>
+        <w:t xml:space="preserve"> se debe tener en cuenta que 3 o 4 semanas antes de la siembra, se giren las bolsas sobre su mismo eje unos 180º para separar raíces que hayan pasado de la bolsa al suelo del vivero y</w:t>
+      </w:r>
+      <w:r>
+        <w:rPr>
+          <w:lang w:val="es-419" w:eastAsia="es-CO"/>
+        </w:rPr>
+        <w:t>,</w:t>
+      </w:r>
+      <w:r>
+        <w:rPr>
+          <w:lang w:val="es-419" w:eastAsia="es-CO"/>
+        </w:rPr>
+        <w:t xml:space="preserve"> una semana antes del trasplante</w:t>
+      </w:r>
+      <w:r>
+        <w:rPr>
+          <w:lang w:val="es-419" w:eastAsia="es-CO"/>
+        </w:rPr>
+        <w:t>,</w:t>
+      </w:r>
+      <w:r>
+        <w:rPr>
+          <w:lang w:val="es-419" w:eastAsia="es-CO"/>
+        </w:rPr>
+        <w:t xml:space="preserve"> se </w:t>
       </w:r>
       <w:proofErr w:type="gramStart"/>
       <w:r>
@@ -9274,7 +9594,19 @@
         <w:rPr>
           <w:lang w:val="es-419" w:eastAsia="es-CO"/>
         </w:rPr>
-        <w:t xml:space="preserve"> aplique riego a las plantas. Estas deben ser entregadas marcadas con pintura alrededor de la base de tal manera que sirva como referencia para el operario en el momento de hacer la siembra.</w:t>
+        <w:t xml:space="preserve"> aplique riego a las plantas. Estas deben ser entregadas marcadas con pintura alrededor de la base</w:t>
+      </w:r>
+      <w:r>
+        <w:rPr>
+          <w:lang w:val="es-419" w:eastAsia="es-CO"/>
+        </w:rPr>
+        <w:t>,</w:t>
+      </w:r>
+      <w:r>
+        <w:rPr>
+          <w:lang w:val="es-419" w:eastAsia="es-CO"/>
+        </w:rPr>
+        <w:t xml:space="preserve"> de tal manera que sirva como referencia para el operario en el momento de hacer la siembra.</w:t>
       </w:r>
     </w:p>
     <w:p>
@@ -9284,7 +9616,7 @@
           <w:ilvl w:val="0"/>
           <w:numId w:val="35"/>
         </w:numPr>
-        <w:ind w:left="567" w:hanging="283"/>
+        <w:ind w:left="567" w:hanging="425"/>
         <w:rPr>
           <w:lang w:val="es-419" w:eastAsia="es-CO"/>
         </w:rPr>
@@ -9293,26 +9625,20 @@
         <w:rPr>
           <w:rStyle w:val="Ttulo5Car"/>
         </w:rPr>
-        <w:t>Transporte</w:t>
-      </w:r>
-      <w:r>
-        <w:rPr>
-          <w:rStyle w:val="Ttulo5Car"/>
-        </w:rPr>
-        <w:t>.</w:t>
-      </w:r>
-      <w:r>
-        <w:rPr>
-          <w:lang w:val="es-419" w:eastAsia="es-CO"/>
-        </w:rPr>
-        <w:t xml:space="preserve"> El transporte de las plantas desde el vivero hasta el sitio definitivo debe realizarse un día antes de la siembra, utilizando carretas con tractor, </w:t>
+        <w:t>Transporte.</w:t>
+      </w:r>
+      <w:r>
+        <w:rPr>
+          <w:lang w:val="es-419" w:eastAsia="es-CO"/>
+        </w:rPr>
+        <w:t xml:space="preserve"> El transporte de las plantas desde el vivero hasta el sitio definitivo debe realizarse un día antes de la siembra, utilizando carretas con tractor, volquetas o camiones cuando las distancias son mayores. Durante el cargue, es fundamental manipular las bolsas con cuidado, sosteniéndolas por la base y el cuello de la palma, evitando golpes o lanzamientos que puedan romper la bolsa, </w:t>
       </w:r>
       <w:r>
         <w:rPr>
           <w:lang w:val="es-419" w:eastAsia="es-CO"/>
         </w:rPr>
         <w:lastRenderedPageBreak/>
-        <w:t>volquetas o camiones cuando las distancias son mayores. Durante el cargue, es fundamental manipular las bolsas con cuidado, sosteniéndolas por la base y el cuello de la palma, evitando golpes o lanzamientos que puedan romper la bolsa, dañar las hojas o exponer las raíces. Finalmente, las plantas se distribuyen en el borde de cada lote para luego llevarlas a los puntos de siembra.</w:t>
+        <w:t>dañar las hojas o exponer las raíces. Finalmente, las plantas se distribuyen en el borde de cada lote para luego llevarlas a los puntos de siembra.</w:t>
       </w:r>
     </w:p>
     <w:p>
@@ -9322,7 +9648,7 @@
           <w:ilvl w:val="0"/>
           <w:numId w:val="35"/>
         </w:numPr>
-        <w:ind w:left="567" w:hanging="283"/>
+        <w:ind w:left="567" w:hanging="425"/>
         <w:rPr>
           <w:lang w:val="es-419" w:eastAsia="es-CO"/>
         </w:rPr>
@@ -9331,25 +9657,13 @@
         <w:rPr>
           <w:rStyle w:val="Ttulo5Car"/>
         </w:rPr>
-        <w:t>Trasplante</w:t>
-      </w:r>
-      <w:r>
-        <w:rPr>
-          <w:rStyle w:val="Ttulo5Car"/>
-        </w:rPr>
-        <w:t>.</w:t>
-      </w:r>
-      <w:r>
-        <w:rPr>
-          <w:lang w:val="es-419" w:eastAsia="es-CO"/>
-        </w:rPr>
-        <w:t xml:space="preserve"> </w:t>
-      </w:r>
-      <w:r>
-        <w:rPr>
-          <w:lang w:val="es-419" w:eastAsia="es-CO"/>
-        </w:rPr>
-        <w:t>La profundidad de siembra depende del tipo de suelo y del método utilizado; en suelos con baja materia orgánica, la superficie del suelo debe quedar al mismo nivel que el sustrato de la bolsa. El hoyo debe hacerse en el momento de la siembra, con 10 cm más de diámetro y 5 cm más de profundidad que la bolsa, para permitir un buen apisonamiento y evitar espacios de aire que afecten las raíces.</w:t>
+        <w:t>Trasplante.</w:t>
+      </w:r>
+      <w:r>
+        <w:rPr>
+          <w:lang w:val="es-419" w:eastAsia="es-CO"/>
+        </w:rPr>
+        <w:t xml:space="preserve"> La profundidad de siembra depende del tipo de suelo y del método utilizado; en suelos con baja materia orgánica, la superficie del suelo debe quedar al mismo nivel que el sustrato de la bolsa. El hoyo debe hacerse en el momento de la siembra, con 10 cm más de diámetro y 5 cm más de profundidad que la bolsa, para permitir un buen apisonamiento y evitar espacios de aire que afecten las raíces.</w:t>
       </w:r>
     </w:p>
     <w:p>
@@ -9373,7 +9687,7 @@
           <w:lang w:val="es-CO"/>
         </w:rPr>
       </w:pPr>
-      <w:bookmarkStart w:id="11" w:name="_Toc224087109"/>
+      <w:bookmarkStart w:id="11" w:name="_Toc226799014"/>
       <w:r>
         <w:rPr>
           <w:lang w:val="es-CO"/>
@@ -9462,7 +9776,7 @@
           <w:lang w:val="es-CO"/>
         </w:rPr>
       </w:pPr>
-      <w:bookmarkStart w:id="12" w:name="_Toc224087110"/>
+      <w:bookmarkStart w:id="12" w:name="_Toc226799015"/>
       <w:r>
         <w:rPr>
           <w:lang w:val="es-CO"/>
@@ -10041,7 +10355,7 @@
           <w:lang w:val="es-CO"/>
         </w:rPr>
       </w:pPr>
-      <w:bookmarkStart w:id="13" w:name="_Toc224087111"/>
+      <w:bookmarkStart w:id="13" w:name="_Toc226799016"/>
       <w:r>
         <w:rPr>
           <w:lang w:val="es-CO"/>
@@ -10571,7 +10885,7 @@
         <w:pStyle w:val="Prrafodelista"/>
         <w:ind w:left="975" w:firstLine="0"/>
       </w:pPr>
-      <w:hyperlink r:id="rId29" w:history="1">
+      <w:hyperlink r:id="rId29" w:anchor="v=onepage&amp;q&amp;f=false" w:history="1">
         <w:r>
           <w:rPr>
             <w:rStyle w:val="Hipervnculo"/>
@@ -10705,7 +11019,7 @@
           <w:lang w:val="es-CO"/>
         </w:rPr>
       </w:pPr>
-      <w:bookmarkStart w:id="14" w:name="_Toc224087112"/>
+      <w:bookmarkStart w:id="14" w:name="_Toc226799017"/>
       <w:r>
         <w:rPr>
           <w:lang w:val="es-CO"/>
@@ -13631,8 +13945,8 @@
   <w:abstractNum w:abstractNumId="15" w15:restartNumberingAfterBreak="0">
     <w:nsid w:val="27412B07"/>
     <w:multiLevelType w:val="hybridMultilevel"/>
-    <w:tmpl w:val="5CB04CC4"/>
-    <w:lvl w:ilvl="0" w:tplc="7B5292D0">
+    <w:tmpl w:val="848ED67E"/>
+    <w:lvl w:ilvl="0" w:tplc="20EEB2F4">
       <w:start w:val="1"/>
       <w:numFmt w:val="decimal"/>
       <w:pStyle w:val="Figura"/>
@@ -16658,6 +16972,7 @@
   <w:style w:type="character" w:default="1" w:styleId="Fuentedeprrafopredeter">
     <w:name w:val="Default Paragraph Font"/>
     <w:uiPriority w:val="1"/>
+    <w:semiHidden/>
     <w:unhideWhenUsed/>
   </w:style>
   <w:style w:type="table" w:default="1" w:styleId="Tablanormal">
@@ -16798,15 +17113,13 @@
     <w:link w:val="FiguraCar"/>
     <w:autoRedefine/>
     <w:qFormat/>
-    <w:rsid w:val="0039787C"/>
+    <w:rsid w:val="008F01FB"/>
     <w:pPr>
       <w:numPr>
         <w:numId w:val="3"/>
       </w:numPr>
-      <w:tabs>
-        <w:tab w:val="left" w:pos="1134"/>
-      </w:tabs>
-      <w:ind w:left="992" w:hanging="992"/>
+      <w:ind w:left="0" w:hanging="992"/>
+      <w:jc w:val="center"/>
     </w:pPr>
     <w:rPr>
       <w:rFonts w:ascii="Calibri" w:hAnsi="Calibri" w:cs="Times New Roman (Cuerpo en alfa"/>
@@ -16821,7 +17134,7 @@
     <w:name w:val="Figura Car"/>
     <w:basedOn w:val="Fuentedeprrafopredeter"/>
     <w:link w:val="Figura"/>
-    <w:rsid w:val="0039787C"/>
+    <w:rsid w:val="008F01FB"/>
     <w:rPr>
       <w:rFonts w:ascii="Calibri" w:hAnsi="Calibri" w:cs="Times New Roman (Cuerpo en alfa"/>
       <w:color w:val="000000" w:themeColor="text1"/>
@@ -17906,6 +18219,10 @@
 </file>
 
 <file path=customXml/item1.xml><?xml version="1.0" encoding="utf-8"?>
+<b:Sources xmlns:b="http://schemas.openxmlformats.org/officeDocument/2006/bibliography" xmlns="http://schemas.openxmlformats.org/officeDocument/2006/bibliography" SelectedStyle="\APASixthEditionOfficeOnline.xsl" StyleName="APA" Version="6"/>
+</file>
+
+<file path=customXml/item2.xml><?xml version="1.0" encoding="utf-8"?>
 <ct:contentTypeSchema xmlns:ct="http://schemas.microsoft.com/office/2006/metadata/contentType" xmlns:ma="http://schemas.microsoft.com/office/2006/metadata/properties/metaAttributes" ct:_="" ma:_="" ma:contentTypeName="Documento" ma:contentTypeID="0x0101006A81D6BD42E8DF4C91013959704817E1" ma:contentTypeVersion="15" ma:contentTypeDescription="Crear nuevo documento." ma:contentTypeScope="" ma:versionID="bf4f72ffd194f0963ff564daca6869f7">
   <xsd:schema xmlns:xsd="http://www.w3.org/2001/XMLSchema" xmlns:xs="http://www.w3.org/2001/XMLSchema" xmlns:p="http://schemas.microsoft.com/office/2006/metadata/properties" xmlns:ns2="13c90a0b-73bc-4dc0-be5f-28d77b615beb" xmlns:ns3="13c93bba-48ce-428c-bfe5-88b42c19b028" targetNamespace="http://schemas.microsoft.com/office/2006/metadata/properties" ma:root="true" ma:fieldsID="8718d6f4873a5b1392a45044efa78385" ns2:_="" ns3:_="">
     <xsd:import namespace="13c90a0b-73bc-4dc0-be5f-28d77b615beb"/>
@@ -18140,20 +18457,7 @@
 </ct:contentTypeSchema>
 </file>
 
-<file path=customXml/item2.xml><?xml version="1.0" encoding="utf-8"?>
-<b:Sources xmlns:b="http://schemas.openxmlformats.org/officeDocument/2006/bibliography" xmlns="http://schemas.openxmlformats.org/officeDocument/2006/bibliography" SelectedStyle="\APASixthEditionOfficeOnline.xsl" StyleName="APA" Version="6"/>
-</file>
-
 <file path=customXml/item3.xml><?xml version="1.0" encoding="utf-8"?>
-<?mso-contentType ?>
-<FormTemplates xmlns="http://schemas.microsoft.com/sharepoint/v3/contenttype/forms">
-  <Display>DocumentLibraryForm</Display>
-  <Edit>DocumentLibraryForm</Edit>
-  <New>DocumentLibraryForm</New>
-</FormTemplates>
-</file>
-
-<file path=customXml/item4.xml><?xml version="1.0" encoding="utf-8"?>
 <p:properties xmlns:p="http://schemas.microsoft.com/office/2006/metadata/properties" xmlns:xsi="http://www.w3.org/2001/XMLSchema-instance" xmlns:pc="http://schemas.microsoft.com/office/infopath/2007/PartnerControls">
   <documentManagement>
     <TaxCatchAll xmlns="13c90a0b-73bc-4dc0-be5f-28d77b615beb" xsi:nil="true"/>
@@ -18164,11 +18468,16 @@
 </p:properties>
 </file>
 
-<file path=customXml/itemProps1.xml><?xml version="1.0" encoding="utf-8"?>
-<ds:datastoreItem xmlns:ds="http://schemas.openxmlformats.org/officeDocument/2006/customXml" ds:itemID="{BD927250-160E-4371-8189-2EC2B07614D3}"/>
+<file path=customXml/item4.xml><?xml version="1.0" encoding="utf-8"?>
+<?mso-contentType ?>
+<FormTemplates xmlns="http://schemas.microsoft.com/sharepoint/v3/contenttype/forms">
+  <Display>DocumentLibraryForm</Display>
+  <Edit>DocumentLibraryForm</Edit>
+  <New>DocumentLibraryForm</New>
+</FormTemplates>
 </file>
 
-<file path=customXml/itemProps2.xml><?xml version="1.0" encoding="utf-8"?>
+<file path=customXml/itemProps1.xml><?xml version="1.0" encoding="utf-8"?>
 <ds:datastoreItem xmlns:ds="http://schemas.openxmlformats.org/officeDocument/2006/customXml" ds:itemID="{EAE431FD-7059-4C09-804B-C9D69EB7B213}">
   <ds:schemaRefs>
     <ds:schemaRef ds:uri="http://schemas.openxmlformats.org/officeDocument/2006/bibliography"/>
@@ -18176,21 +18485,40 @@
 </ds:datastoreItem>
 </file>
 
+<file path=customXml/itemProps2.xml><?xml version="1.0" encoding="utf-8"?>
+<ds:datastoreItem xmlns:ds="http://schemas.openxmlformats.org/officeDocument/2006/customXml" ds:itemID="{BD927250-160E-4371-8189-2EC2B07614D3}">
+  <ds:schemaRefs>
+    <ds:schemaRef ds:uri="http://schemas.microsoft.com/office/2006/metadata/contentType"/>
+    <ds:schemaRef ds:uri="http://schemas.microsoft.com/office/2006/metadata/properties/metaAttributes"/>
+    <ds:schemaRef ds:uri="http://www.w3.org/2001/XMLSchema"/>
+    <ds:schemaRef ds:uri="http://schemas.microsoft.com/office/2006/metadata/properties"/>
+    <ds:schemaRef ds:uri="13c90a0b-73bc-4dc0-be5f-28d77b615beb"/>
+    <ds:schemaRef ds:uri="13c93bba-48ce-428c-bfe5-88b42c19b028"/>
+    <ds:schemaRef ds:uri="http://schemas.microsoft.com/office/2006/documentManagement/types"/>
+    <ds:schemaRef ds:uri="http://schemas.microsoft.com/office/infopath/2007/PartnerControls"/>
+    <ds:schemaRef ds:uri="http://schemas.openxmlformats.org/package/2006/metadata/core-properties"/>
+    <ds:schemaRef ds:uri="http://purl.org/dc/elements/1.1/"/>
+    <ds:schemaRef ds:uri="http://purl.org/dc/terms/"/>
+    <ds:schemaRef ds:uri="http://schemas.microsoft.com/internal/obd"/>
+  </ds:schemaRefs>
+</ds:datastoreItem>
+</file>
+
 <file path=customXml/itemProps3.xml><?xml version="1.0" encoding="utf-8"?>
+<ds:datastoreItem xmlns:ds="http://schemas.openxmlformats.org/officeDocument/2006/customXml" ds:itemID="{1279454D-02BE-4A9C-A117-DCD1573E2608}">
+  <ds:schemaRefs>
+    <ds:schemaRef ds:uri="http://schemas.microsoft.com/office/2006/metadata/properties"/>
+    <ds:schemaRef ds:uri="http://schemas.microsoft.com/office/infopath/2007/PartnerControls"/>
+    <ds:schemaRef ds:uri="13c90a0b-73bc-4dc0-be5f-28d77b615beb"/>
+    <ds:schemaRef ds:uri="13c93bba-48ce-428c-bfe5-88b42c19b028"/>
+  </ds:schemaRefs>
+</ds:datastoreItem>
+</file>
+
+<file path=customXml/itemProps4.xml><?xml version="1.0" encoding="utf-8"?>
 <ds:datastoreItem xmlns:ds="http://schemas.openxmlformats.org/officeDocument/2006/customXml" ds:itemID="{10663269-2064-4804-8290-36D4A57F5557}">
   <ds:schemaRefs>
     <ds:schemaRef ds:uri="http://schemas.microsoft.com/sharepoint/v3/contenttype/forms"/>
   </ds:schemaRefs>
 </ds:datastoreItem>
-</file>
-
-<file path=customXml/itemProps4.xml><?xml version="1.0" encoding="utf-8"?>
-<ds:datastoreItem xmlns:ds="http://schemas.openxmlformats.org/officeDocument/2006/customXml" ds:itemID="{1279454D-02BE-4A9C-A117-DCD1573E2608}">
-  <ds:schemaRefs>
-    <ds:schemaRef ds:uri="http://schemas.microsoft.com/office/2006/metadata/properties"/>
-    <ds:schemaRef ds:uri="http://schemas.microsoft.com/office/infopath/2007/PartnerControls"/>
-    <ds:schemaRef ds:uri="cb45339b-ced9-4d0d-8f64-77573914d53b"/>
-    <ds:schemaRef ds:uri="43a3ca16-9c26-4813-b83f-4aec9927b43f"/>
-  </ds:schemaRefs>
-</ds:datastoreItem>
 </file>
--- a/fuentes/72310013_CF01_DU.docx
+++ b/fuentes/72310013_CF01_DU.docx
@@ -393,9 +393,9 @@
               </wp:anchor>
             </w:drawing>
           </mc:Choice>
-          <mc:Fallback xmlns:oel="http://schemas.microsoft.com/office/2019/extlst">
+          <mc:Fallback xmlns:oel="http://schemas.microsoft.com/office/2019/extlst" xmlns:asvg="http://schemas.microsoft.com/office/drawing/2016/SVG/main" xmlns:a14="http://schemas.microsoft.com/office/drawing/2010/main" xmlns:pic="http://schemas.openxmlformats.org/drawingml/2006/picture" xmlns:adec="http://schemas.microsoft.com/office/drawing/2017/decorative" xmlns:a="http://schemas.openxmlformats.org/drawingml/2006/main">
             <w:pict>
-              <v:rect w14:anchorId="44ECBD1E" id="Rectángulo 3" o:spid="_x0000_s1026" alt="&quot;&quot;" style="position:absolute;margin-left:-55.95pt;margin-top:26.4pt;width:613.85pt;height:164.25pt;z-index:-251655168;visibility:visible;mso-wrap-style:square;mso-height-percent:0;mso-wrap-distance-left:9pt;mso-wrap-distance-top:0;mso-wrap-distance-right:9pt;mso-wrap-distance-bottom:0;mso-position-horizontal:absolute;mso-position-horizontal-relative:text;mso-position-vertical:absolute;mso-position-vertical-relative:text;mso-height-percent:0;mso-height-relative:margin;v-text-anchor:middle" o:gfxdata="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" fillcolor="#00314d" stroked="f" strokeweight="1pt"/>
+              <v:rect id="Rectángulo 3" style="position:absolute;margin-left:-55.95pt;margin-top:26.4pt;width:613.85pt;height:164.25pt;z-index:-251655168;visibility:visible;mso-wrap-style:square;mso-height-percent:0;mso-wrap-distance-left:9pt;mso-wrap-distance-top:0;mso-wrap-distance-right:9pt;mso-wrap-distance-bottom:0;mso-position-horizontal:absolute;mso-position-horizontal-relative:text;mso-position-vertical:absolute;mso-position-vertical-relative:text;mso-height-percent:0;mso-height-relative:margin;v-text-anchor:middle" alt="&quot;&quot;" o:spid="_x0000_s1026" fillcolor="#00314d" stroked="f" strokeweight="1pt" w14:anchorId="44ECBD1E" o:gfxdata="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"/>
             </w:pict>
           </mc:Fallback>
         </mc:AlternateContent>
@@ -1424,7 +1424,7 @@
                 <w:noProof/>
                 <w:webHidden/>
               </w:rPr>
-              <w:t>30</w:t>
+              <w:t>31</w:t>
             </w:r>
             <w:r>
               <w:rPr>
@@ -2441,26 +2441,19 @@
         </w:numPr>
         <w:ind w:left="567" w:hanging="283"/>
         <w:rPr>
-          <w:lang w:val="es-419" w:eastAsia="es-CO"/>
-        </w:rPr>
-      </w:pPr>
-      <w:proofErr w:type="spellStart"/>
+          <w:lang w:eastAsia="es-CO"/>
+        </w:rPr>
+      </w:pPr>
       <w:r>
         <w:rPr>
           <w:rStyle w:val="Ttulo5Car"/>
-        </w:rPr>
-        <w:t>Pisífera</w:t>
-      </w:r>
-      <w:proofErr w:type="spellEnd"/>
-      <w:r>
-        <w:rPr>
-          <w:rStyle w:val="Ttulo5Car"/>
-        </w:rPr>
-        <w:t>.</w:t>
-      </w:r>
-      <w:r>
-        <w:rPr>
-          <w:lang w:val="es-419" w:eastAsia="es-CO"/>
+          <w:lang w:val="es-CO"/>
+        </w:rPr>
+        <w:t>Pisífera.</w:t>
+      </w:r>
+      <w:r>
+        <w:rPr>
+          <w:lang w:eastAsia="es-CO"/>
         </w:rPr>
         <w:t xml:space="preserve"> Cuesco ausente o muy delgado.</w:t>
       </w:r>
@@ -2489,26 +2482,19 @@
         </w:numPr>
         <w:ind w:left="567" w:hanging="283"/>
         <w:rPr>
-          <w:lang w:val="es-419" w:eastAsia="es-CO"/>
-        </w:rPr>
-      </w:pPr>
-      <w:proofErr w:type="spellStart"/>
+          <w:lang w:eastAsia="es-CO"/>
+        </w:rPr>
+      </w:pPr>
       <w:r>
         <w:rPr>
           <w:rStyle w:val="Ttulo5Car"/>
-        </w:rPr>
-        <w:t>Tenera</w:t>
-      </w:r>
-      <w:proofErr w:type="spellEnd"/>
-      <w:r>
-        <w:rPr>
-          <w:rStyle w:val="Ttulo5Car"/>
-        </w:rPr>
-        <w:t>.</w:t>
-      </w:r>
-      <w:r>
-        <w:rPr>
-          <w:lang w:val="es-419" w:eastAsia="es-CO"/>
+          <w:lang w:val="es-CO"/>
+        </w:rPr>
+        <w:t>Tenera.</w:t>
+      </w:r>
+      <w:r>
+        <w:rPr>
+          <w:lang w:eastAsia="es-CO"/>
         </w:rPr>
         <w:t xml:space="preserve"> Cuesco delgado, mayor pulpa. Mayor rendimiento en aceite.</w:t>
       </w:r>
@@ -5536,32 +5522,19 @@
         </w:numPr>
         <w:ind w:left="567" w:hanging="425"/>
         <w:rPr>
-          <w:lang w:val="es-419" w:eastAsia="es-CO"/>
+          <w:lang w:eastAsia="es-CO"/>
         </w:rPr>
       </w:pPr>
       <w:r>
         <w:rPr>
           <w:rStyle w:val="Ttulo5Car"/>
-        </w:rPr>
-        <w:t xml:space="preserve">Etapa inicial en </w:t>
-      </w:r>
-      <w:proofErr w:type="spellStart"/>
-      <w:r>
-        <w:rPr>
-          <w:rStyle w:val="Ttulo5Car"/>
-        </w:rPr>
-        <w:t>previvero</w:t>
-      </w:r>
-      <w:proofErr w:type="spellEnd"/>
-      <w:r>
-        <w:rPr>
-          <w:rStyle w:val="Ttulo5Car"/>
-        </w:rPr>
-        <w:t xml:space="preserve"> (hasta 90 días).</w:t>
-      </w:r>
-      <w:r>
-        <w:rPr>
-          <w:lang w:val="es-419" w:eastAsia="es-CO"/>
+          <w:lang w:val="es-CO"/>
+        </w:rPr>
+        <w:t>Etapa inicial en previvero (hasta 90 días).</w:t>
+      </w:r>
+      <w:r>
+        <w:rPr>
+          <w:lang w:eastAsia="es-CO"/>
         </w:rPr>
         <w:t xml:space="preserve"> La semilla germinada se desarrolla en bolsa pequeña y a alta densidad por área, lo que facilita el manejo logístico de riego, fertilización, sombra y control fitosanitario, hasta que la plántula esté lista para su traslado al vivero principal.</w:t>
       </w:r>
@@ -5751,32 +5724,19 @@
         </w:numPr>
         <w:ind w:left="567" w:hanging="425"/>
         <w:rPr>
-          <w:lang w:val="es-419" w:eastAsia="es-CO"/>
+          <w:lang w:eastAsia="es-CO"/>
         </w:rPr>
       </w:pPr>
       <w:r>
         <w:rPr>
           <w:rStyle w:val="Ttulo5Car"/>
-        </w:rPr>
-        <w:t xml:space="preserve">Desarrollo de las plántulas en </w:t>
-      </w:r>
-      <w:proofErr w:type="spellStart"/>
-      <w:r>
-        <w:rPr>
-          <w:rStyle w:val="Ttulo5Car"/>
-        </w:rPr>
-        <w:t>previvero</w:t>
-      </w:r>
-      <w:proofErr w:type="spellEnd"/>
-      <w:r>
-        <w:rPr>
-          <w:rStyle w:val="Ttulo5Car"/>
-        </w:rPr>
-        <w:t>.</w:t>
-      </w:r>
-      <w:r>
-        <w:rPr>
-          <w:lang w:val="es-419" w:eastAsia="es-CO"/>
+          <w:lang w:val="es-CO"/>
+        </w:rPr>
+        <w:t>Desarrollo de las plántulas en previvero.</w:t>
+      </w:r>
+      <w:r>
+        <w:rPr>
+          <w:lang w:eastAsia="es-CO"/>
         </w:rPr>
         <w:t xml:space="preserve"> La plántula permanece cerca de tres meses en desarrollo, periodo en el que inicia la fotosíntesis y la absorción de nutrientes. Al mes forma su primera hoja verde y, hacia los dos meses, presenta 3 o 4 hojas y una raíz de 10 a 15 cm, momento en el que puede realizarse el trasplante.</w:t>
       </w:r>
@@ -5797,41 +5757,13 @@
         <w:rPr>
           <w:rStyle w:val="Ttulo5Car"/>
         </w:rPr>
-        <w:t xml:space="preserve">Selección en </w:t>
-      </w:r>
-      <w:proofErr w:type="spellStart"/>
-      <w:r>
-        <w:rPr>
-          <w:rStyle w:val="Ttulo5Car"/>
-        </w:rPr>
-        <w:t>previvero</w:t>
-      </w:r>
-      <w:proofErr w:type="spellEnd"/>
-      <w:r>
-        <w:rPr>
-          <w:rStyle w:val="Ttulo5Car"/>
-        </w:rPr>
-        <w:t>.</w:t>
-      </w:r>
-      <w:r>
-        <w:rPr>
-          <w:lang w:val="es-419" w:eastAsia="es-CO"/>
-        </w:rPr>
-        <w:t xml:space="preserve"> Las plantas deben seleccionarse cuatro veces durante su desarrollo: una en </w:t>
-      </w:r>
-      <w:proofErr w:type="spellStart"/>
-      <w:r>
-        <w:rPr>
-          <w:lang w:val="es-419" w:eastAsia="es-CO"/>
-        </w:rPr>
-        <w:t>previvero</w:t>
-      </w:r>
-      <w:proofErr w:type="spellEnd"/>
-      <w:r>
-        <w:rPr>
-          <w:lang w:val="es-419" w:eastAsia="es-CO"/>
-        </w:rPr>
-        <w:t xml:space="preserve"> (a los 2–3 meses) y tres en vivero, eligiendo plántulas con 3–4 hojas verdes, sanas y bien formadas. En este proceso se eliminan aquellas con anormalidades como hojas rizadas, enrolladas, enanas, cloróticas, torcidas o con alteraciones genéticas; las plántulas dobles se separan al trasplante y el material descartado debe disponerse adecuadamente o aprovecharse para compost.</w:t>
+        <w:t>Selección en previvero.</w:t>
+      </w:r>
+      <w:r>
+        <w:rPr>
+          <w:lang w:val="es-419" w:eastAsia="es-CO"/>
+        </w:rPr>
+        <w:t xml:space="preserve"> Las plantas deben seleccionarse cuatro veces durante su desarrollo: una en previvero (a los 2–3 meses) y tres en vivero, eligiendo plántulas con 3–4 hojas verdes, sanas y bien formadas. En este proceso se eliminan aquellas con anormalidades como hojas rizadas, enrolladas, enanas, cloróticas, torcidas o con alteraciones genéticas; las plántulas dobles se separan al trasplante y el material descartado debe disponerse adecuadamente o aprovecharse para compost.</w:t>
       </w:r>
     </w:p>
     <w:p>
@@ -7380,6 +7312,7 @@
         <w:t>Se considera la principal actividad para llevar a cabo la logística de cada una de las etapas del cultivo durante aproximadamente 25 años, tiempo que puede durar en producción la palma. En el siguiente video, se conocerán los detalles para realizar un diseño.</w:t>
       </w:r>
     </w:p>
+    <w:p/>
     <w:p/>
     <w:p/>
     <w:p/>
@@ -7473,14 +7406,7 @@
             <w:rStyle w:val="Hipervnculo"/>
             <w:b/>
           </w:rPr>
-          <w:t>Enlace de</w:t>
-        </w:r>
-        <w:r>
-          <w:rPr>
-            <w:rStyle w:val="Hipervnculo"/>
-            <w:b/>
-          </w:rPr>
-          <w:t xml:space="preserve"> reproducción del video</w:t>
+          <w:t>Enlace de reproducción del video</w:t>
         </w:r>
       </w:hyperlink>
     </w:p>
@@ -7583,9 +7509,16 @@
     </w:tbl>
     <w:p>
       <w:pPr>
-        <w:ind w:firstLine="0"/>
-        <w:jc w:val="center"/>
-      </w:pPr>
+        <w:pStyle w:val="Ttulo5"/>
+      </w:pPr>
+    </w:p>
+    <w:p>
+      <w:pPr>
+        <w:pStyle w:val="Ttulo5"/>
+      </w:pPr>
+      <w:r>
+        <w:t>Para profundizar sobre el diseño de la plantación, lo invitamos a que consulte la siguiente lectura complementaria.</w:t>
+      </w:r>
     </w:p>
     <w:p>
       <w:pPr>
@@ -7593,7 +7526,6 @@
       </w:pPr>
       <w:bookmarkStart w:id="7" w:name="_Toc226799010"/>
       <w:r>
-        <w:lastRenderedPageBreak/>
         <w:t>Labores de preparación del suelo</w:t>
       </w:r>
       <w:bookmarkEnd w:id="7"/>
@@ -7705,6 +7637,7 @@
       </w:pPr>
       <w:bookmarkStart w:id="8" w:name="_Toc226799011"/>
       <w:r>
+        <w:lastRenderedPageBreak/>
         <w:t>Trazado de la plantación</w:t>
       </w:r>
       <w:bookmarkEnd w:id="8"/>
@@ -7731,7 +7664,6 @@
         <w:rPr>
           <w:lang w:val="es-419" w:eastAsia="es-CO"/>
         </w:rPr>
-        <w:lastRenderedPageBreak/>
         <w:t>ni objetos cuya altura sea superior a 50 centímetros. Tras lo anterior, estudiaremos los pasos para realizar un buen trazado.</w:t>
       </w:r>
     </w:p>
@@ -8022,6 +7954,7 @@
         <w:rPr>
           <w:lang w:val="es-419" w:eastAsia="es-CO"/>
         </w:rPr>
+        <w:lastRenderedPageBreak/>
         <w:t>Brújula o GPS (según técnica utilizada).</w:t>
       </w:r>
     </w:p>
@@ -8062,7 +7995,6 @@
         <w:rPr>
           <w:lang w:val="es-419" w:eastAsia="es-CO"/>
         </w:rPr>
-        <w:lastRenderedPageBreak/>
         <w:t>Sombrero</w:t>
       </w:r>
     </w:p>
@@ -8284,27 +8216,6 @@
       <w:r>
         <w:t>Procedimiento de trazado por triangulación</w:t>
       </w:r>
-    </w:p>
-    <w:p>
-      <w:pPr>
-        <w:rPr>
-          <w:lang w:val="es-419" w:eastAsia="es-CO"/>
-        </w:rPr>
-      </w:pPr>
-    </w:p>
-    <w:p>
-      <w:pPr>
-        <w:rPr>
-          <w:lang w:val="es-419" w:eastAsia="es-CO"/>
-        </w:rPr>
-      </w:pPr>
-    </w:p>
-    <w:p>
-      <w:pPr>
-        <w:rPr>
-          <w:lang w:val="es-419" w:eastAsia="es-CO"/>
-        </w:rPr>
-      </w:pPr>
     </w:p>
     <w:p>
       <w:pPr>
@@ -10373,12 +10284,7 @@
     </w:p>
     <w:p>
       <w:pPr>
-        <w:pStyle w:val="Prrafodelista"/>
-        <w:numPr>
-          <w:ilvl w:val="0"/>
-          <w:numId w:val="6"/>
-        </w:numPr>
-        <w:ind w:left="993"/>
+        <w:ind w:left="1069" w:firstLine="0"/>
       </w:pPr>
       <w:r>
         <w:t>Bustillo, A. (2014). Manejo de insectos plagas de la palma de aceite, con énfasis en control biológico y sus relaciones con el cambio climático. Bogotá.</w:t>
@@ -10401,11 +10307,7 @@
     <w:p>
       <w:pPr>
         <w:pStyle w:val="Prrafodelista"/>
-        <w:numPr>
-          <w:ilvl w:val="0"/>
-          <w:numId w:val="6"/>
-        </w:numPr>
-        <w:ind w:left="993"/>
+        <w:ind w:left="993" w:firstLine="0"/>
       </w:pPr>
       <w:r>
         <w:t>CENIPALMA, SENA, SAC y FONADE. (2002). Selección y descarte de plantas anormales de palma de aceite en viveros. Bogotá: Editorial Ápice.</w:t>
@@ -10428,10 +10330,7 @@
     <w:p>
       <w:pPr>
         <w:pStyle w:val="Prrafodelista"/>
-        <w:numPr>
-          <w:ilvl w:val="0"/>
-          <w:numId w:val="36"/>
-        </w:numPr>
+        <w:ind w:left="975" w:firstLine="0"/>
       </w:pPr>
       <w:r>
         <w:rPr>
@@ -10518,10 +10417,7 @@
     <w:p>
       <w:pPr>
         <w:pStyle w:val="Prrafodelista"/>
-        <w:numPr>
-          <w:ilvl w:val="0"/>
-          <w:numId w:val="36"/>
-        </w:numPr>
+        <w:ind w:left="975" w:firstLine="0"/>
       </w:pPr>
       <w:r>
         <w:t>Federación Nacional de Cultivadores de Palma de Aceite (Fedepalma). (2016). Guía de bolsillo para el reconocimiento y manejo de las principales enfermedades e insectos plaga en el cultivo de la palma de aceite. Bogotá.</w:t>
@@ -10544,10 +10440,7 @@
     <w:p>
       <w:pPr>
         <w:pStyle w:val="Prrafodelista"/>
-        <w:numPr>
-          <w:ilvl w:val="0"/>
-          <w:numId w:val="36"/>
-        </w:numPr>
+        <w:ind w:left="975" w:firstLine="0"/>
       </w:pPr>
       <w:r>
         <w:t>Federación Nacional de Cultivadores de Palma de Aceite (Fedepalma). (s. f.). La agroindustria de la palma de aceite en Colombia.</w:t>
@@ -10570,10 +10463,7 @@
     <w:p>
       <w:pPr>
         <w:pStyle w:val="Prrafodelista"/>
-        <w:numPr>
-          <w:ilvl w:val="0"/>
-          <w:numId w:val="36"/>
-        </w:numPr>
+        <w:ind w:left="975" w:firstLine="0"/>
       </w:pPr>
       <w:r>
         <w:lastRenderedPageBreak/>
@@ -10597,10 +10487,7 @@
     <w:p>
       <w:pPr>
         <w:pStyle w:val="Prrafodelista"/>
-        <w:numPr>
-          <w:ilvl w:val="0"/>
-          <w:numId w:val="36"/>
-        </w:numPr>
+        <w:ind w:left="975" w:firstLine="0"/>
       </w:pPr>
       <w:r>
         <w:t xml:space="preserve">Grupo </w:t>
@@ -10631,10 +10518,7 @@
     <w:p>
       <w:pPr>
         <w:pStyle w:val="Prrafodelista"/>
-        <w:numPr>
-          <w:ilvl w:val="0"/>
-          <w:numId w:val="36"/>
-        </w:numPr>
+        <w:ind w:left="975" w:firstLine="0"/>
       </w:pPr>
       <w:r>
         <w:t xml:space="preserve">Instituto Agropecuario Colombiano ICA. (2011). Manejo del picudo - </w:t>
@@ -10689,10 +10573,7 @@
     <w:p>
       <w:pPr>
         <w:pStyle w:val="Prrafodelista"/>
-        <w:numPr>
-          <w:ilvl w:val="0"/>
-          <w:numId w:val="36"/>
-        </w:numPr>
+        <w:ind w:left="975" w:firstLine="0"/>
       </w:pPr>
       <w:r>
         <w:t>Instituto Agropecuario Colombiano ICA. (2014). Resolución 4170 de 2014.</w:t>
@@ -10715,10 +10596,7 @@
     <w:p>
       <w:pPr>
         <w:pStyle w:val="Prrafodelista"/>
-        <w:numPr>
-          <w:ilvl w:val="0"/>
-          <w:numId w:val="36"/>
-        </w:numPr>
+        <w:ind w:left="975" w:firstLine="0"/>
       </w:pPr>
       <w:r>
         <w:t>Instituto Nacional de Investigaciones Agropecuarias – INIAP. (2017). Guía para facilitar el aprendizaje en el manejo integrado del cultivo de Palma aceitera (</w:t>
@@ -10765,10 +10643,7 @@
     <w:p>
       <w:pPr>
         <w:pStyle w:val="Prrafodelista"/>
-        <w:numPr>
-          <w:ilvl w:val="0"/>
-          <w:numId w:val="36"/>
-        </w:numPr>
+        <w:ind w:left="975" w:firstLine="0"/>
       </w:pPr>
       <w:r>
         <w:t>Instituto Nacional de Investigaciones Forestales, Agrícolas y Pecuarias - INIFAB. (2011). Producción de planta en Paquete Tecnológico Palma de Aceite (</w:t>
@@ -10815,10 +10690,7 @@
     <w:p>
       <w:pPr>
         <w:pStyle w:val="Prrafodelista"/>
-        <w:numPr>
-          <w:ilvl w:val="0"/>
-          <w:numId w:val="36"/>
-        </w:numPr>
+        <w:ind w:left="975" w:firstLine="0"/>
       </w:pPr>
       <w:r>
         <w:lastRenderedPageBreak/>
@@ -10866,10 +10738,7 @@
     <w:p>
       <w:pPr>
         <w:pStyle w:val="Prrafodelista"/>
-        <w:numPr>
-          <w:ilvl w:val="0"/>
-          <w:numId w:val="36"/>
-        </w:numPr>
+        <w:ind w:left="975" w:firstLine="0"/>
       </w:pPr>
       <w:proofErr w:type="spellStart"/>
       <w:r>
@@ -10897,10 +10766,7 @@
     <w:p>
       <w:pPr>
         <w:pStyle w:val="Prrafodelista"/>
-        <w:numPr>
-          <w:ilvl w:val="0"/>
-          <w:numId w:val="36"/>
-        </w:numPr>
+        <w:ind w:left="975" w:firstLine="0"/>
       </w:pPr>
       <w:r>
         <w:t>Prada, F., &amp; Romero, M. (2012). Muestreo y análisis de racimos en el cultivo de palma de aceite. Tecnologías para la agricultura de la palma de aceite: guía para facilitadores. Bogotá, Colombia.</w:t>
@@ -10923,10 +10789,7 @@
     <w:p>
       <w:pPr>
         <w:pStyle w:val="Prrafodelista"/>
-        <w:numPr>
-          <w:ilvl w:val="0"/>
-          <w:numId w:val="36"/>
-        </w:numPr>
+        <w:ind w:left="975" w:firstLine="0"/>
       </w:pPr>
       <w:r>
         <w:t>Rodríguez T., D. K. (2025, junio 17). Producción de aceite de palma en Colombia crece 10% entre enero y mayo de 2025. Portafolio.</w:t>
@@ -10949,10 +10812,7 @@
     <w:p>
       <w:pPr>
         <w:pStyle w:val="Prrafodelista"/>
-        <w:numPr>
-          <w:ilvl w:val="0"/>
-          <w:numId w:val="36"/>
-        </w:numPr>
+        <w:ind w:left="975" w:firstLine="0"/>
       </w:pPr>
       <w:r>
         <w:t>TECHNOSERVER Soluciones empresariales para la pobreza rural. (2009). Manual técnico de palma africana.</w:t>
@@ -10975,10 +10835,7 @@
     <w:p>
       <w:pPr>
         <w:pStyle w:val="Prrafodelista"/>
-        <w:numPr>
-          <w:ilvl w:val="0"/>
-          <w:numId w:val="36"/>
-        </w:numPr>
+        <w:ind w:left="975" w:firstLine="0"/>
       </w:pPr>
       <w:r>
         <w:t xml:space="preserve">TECHNOSERVER. (2009). Comparativo técnico de rendimientos de cultivos oleaginosos. </w:t>
@@ -11136,16 +10993,11 @@
               <w:rPr>
                 <w:lang w:val="es-CO"/>
               </w:rPr>
-              <w:t xml:space="preserve">Olga Constanza Bermúdez </w:t>
-            </w:r>
-            <w:proofErr w:type="spellStart"/>
-            <w:r>
-              <w:rPr>
-                <w:lang w:val="es-CO"/>
-              </w:rPr>
-              <w:t>Jaimes</w:t>
-            </w:r>
-            <w:proofErr w:type="spellEnd"/>
+              <w:t>Claudia Johanna Gómez Pérez</w:t>
+            </w:r>
+            <w:r>
+              <w:tab/>
+            </w:r>
           </w:p>
         </w:tc>
         <w:tc>
@@ -11155,33 +11007,12 @@
           <w:p>
             <w:pPr>
               <w:pStyle w:val="TextoTablas"/>
+            </w:pPr>
+            <w:r>
               <w:rPr>
                 <w:lang w:val="es-CO"/>
               </w:rPr>
-            </w:pPr>
-            <w:r>
-              <w:rPr>
-                <w:lang w:val="es-CO"/>
-              </w:rPr>
-              <w:t>Responsable de línea de producción</w:t>
-            </w:r>
-            <w:r>
-              <w:rPr>
-                <w:lang w:val="es-CO"/>
-              </w:rPr>
-              <w:t xml:space="preserve"> </w:t>
-            </w:r>
-            <w:r>
-              <w:rPr>
-                <w:lang w:val="es-CO"/>
-              </w:rPr>
-              <w:t>H</w:t>
-            </w:r>
-            <w:r>
-              <w:rPr>
-                <w:lang w:val="es-CO"/>
-              </w:rPr>
-              <w:t>uila</w:t>
+              <w:t>Líder del ecosistema</w:t>
             </w:r>
           </w:p>
         </w:tc>
@@ -11200,12 +11031,15 @@
               <w:rPr>
                 <w:lang w:val="es-CO"/>
               </w:rPr>
-              <w:t>Dirección General</w:t>
+              <w:t>Centro Agroturístico- Regional Santander</w:t>
             </w:r>
           </w:p>
         </w:tc>
       </w:tr>
       <w:tr>
+        <w:trPr>
+          <w:trHeight w:val="300"/>
+        </w:trPr>
         <w:tc>
           <w:tcPr>
             <w:tcW w:w="2830" w:type="dxa"/>
@@ -11221,7 +11055,7 @@
               <w:rPr>
                 <w:lang w:val="es-CO"/>
               </w:rPr>
-              <w:t>Yuly Soley Alarcón Pérez</w:t>
+              <w:t>Olga Constanza Bermúdez Jaimes</w:t>
             </w:r>
           </w:p>
         </w:tc>
@@ -11236,38 +11070,12 @@
                 <w:lang w:val="es-CO"/>
               </w:rPr>
             </w:pPr>
-            <w:proofErr w:type="gramStart"/>
             <w:r>
               <w:rPr>
                 <w:lang w:val="es-CO"/>
               </w:rPr>
-              <w:t>E</w:t>
-            </w:r>
-            <w:r>
-              <w:rPr>
-                <w:lang w:val="es-CO"/>
-              </w:rPr>
-              <w:t>xpert</w:t>
-            </w:r>
-            <w:r>
-              <w:rPr>
-                <w:lang w:val="es-CO"/>
-              </w:rPr>
-              <w:t>o</w:t>
-            </w:r>
-            <w:r>
-              <w:rPr>
-                <w:lang w:val="es-CO"/>
-              </w:rPr>
-              <w:t xml:space="preserve"> temátic</w:t>
-            </w:r>
-            <w:r>
-              <w:rPr>
-                <w:lang w:val="es-CO"/>
-              </w:rPr>
-              <w:t>a</w:t>
-            </w:r>
-            <w:proofErr w:type="gramEnd"/>
+              <w:t>Responsable de línea de producción Huila</w:t>
+            </w:r>
           </w:p>
         </w:tc>
         <w:tc>
@@ -11285,7 +11093,7 @@
               <w:rPr>
                 <w:lang w:val="es-CO"/>
               </w:rPr>
-              <w:t>Centro de desarrollo Agropecuario y Agroindustrial - Regional Boyacá</w:t>
+              <w:t>Dirección General</w:t>
             </w:r>
           </w:p>
         </w:tc>
@@ -11309,7 +11117,7 @@
               <w:rPr>
                 <w:lang w:val="es-CO"/>
               </w:rPr>
-              <w:t>Paola Alexandra Moya</w:t>
+              <w:t>Andrea Patiño Villarraga</w:t>
             </w:r>
           </w:p>
         </w:tc>
@@ -11328,13 +11136,25 @@
               <w:rPr>
                 <w:lang w:val="es-CO"/>
               </w:rPr>
-              <w:t>E</w:t>
+              <w:t>Expert</w:t>
             </w:r>
             <w:r>
               <w:rPr>
                 <w:lang w:val="es-CO"/>
               </w:rPr>
-              <w:t>valuadora instruccional</w:t>
+              <w:t>a</w:t>
+            </w:r>
+            <w:r>
+              <w:rPr>
+                <w:lang w:val="es-CO"/>
+              </w:rPr>
+              <w:t xml:space="preserve"> temátic</w:t>
+            </w:r>
+            <w:r>
+              <w:rPr>
+                <w:lang w:val="es-CO"/>
+              </w:rPr>
+              <w:t>a</w:t>
             </w:r>
           </w:p>
         </w:tc>
@@ -11353,7 +11173,7 @@
               <w:rPr>
                 <w:lang w:val="es-CO"/>
               </w:rPr>
-              <w:t>Centro Agroempresarial y Desarrollo Pecuario - Regional Huila</w:t>
+              <w:t>Centro de desarrollo Agropecuario y Agroindustrial - Regional Boyacá</w:t>
             </w:r>
           </w:p>
         </w:tc>
@@ -11374,6 +11194,74 @@
               <w:rPr>
                 <w:lang w:val="es-CO"/>
               </w:rPr>
+              <w:t>Paola Alexandra Moya</w:t>
+            </w:r>
+          </w:p>
+        </w:tc>
+        <w:tc>
+          <w:tcPr>
+            <w:tcW w:w="3261" w:type="dxa"/>
+          </w:tcPr>
+          <w:p>
+            <w:pPr>
+              <w:pStyle w:val="TextoTablas"/>
+              <w:rPr>
+                <w:lang w:val="es-CO"/>
+              </w:rPr>
+            </w:pPr>
+            <w:r>
+              <w:rPr>
+                <w:lang w:val="es-CO"/>
+              </w:rPr>
+              <w:t>E</w:t>
+            </w:r>
+            <w:r>
+              <w:rPr>
+                <w:lang w:val="es-CO"/>
+              </w:rPr>
+              <w:t>valuadora instruccional</w:t>
+            </w:r>
+          </w:p>
+        </w:tc>
+        <w:tc>
+          <w:tcPr>
+            <w:tcW w:w="3969" w:type="dxa"/>
+          </w:tcPr>
+          <w:p>
+            <w:pPr>
+              <w:pStyle w:val="TextoTablas"/>
+              <w:rPr>
+                <w:lang w:val="es-CO"/>
+              </w:rPr>
+            </w:pPr>
+            <w:r>
+              <w:rPr>
+                <w:lang w:val="es-CO"/>
+              </w:rPr>
+              <w:t>Centro Agroempresarial y Desarrollo Pecuario - Regional Huila</w:t>
+            </w:r>
+          </w:p>
+        </w:tc>
+      </w:tr>
+      <w:tr>
+        <w:trPr>
+          <w:cnfStyle w:val="000000100000" w:firstRow="0" w:lastRow="0" w:firstColumn="0" w:lastColumn="0" w:oddVBand="0" w:evenVBand="0" w:oddHBand="1" w:evenHBand="0" w:firstRowFirstColumn="0" w:firstRowLastColumn="0" w:lastRowFirstColumn="0" w:lastRowLastColumn="0"/>
+        </w:trPr>
+        <w:tc>
+          <w:tcPr>
+            <w:tcW w:w="2830" w:type="dxa"/>
+          </w:tcPr>
+          <w:p>
+            <w:pPr>
+              <w:pStyle w:val="TextoTablas"/>
+              <w:rPr>
+                <w:lang w:val="es-CO"/>
+              </w:rPr>
+            </w:pPr>
+            <w:r>
+              <w:rPr>
+                <w:lang w:val="es-CO"/>
+              </w:rPr>
               <w:t xml:space="preserve">Carlos </w:t>
             </w:r>
             <w:proofErr w:type="spellStart"/>
@@ -11443,6 +11331,99 @@
               </w:rPr>
               <w:t>iseñador de contenidos digitales</w:t>
             </w:r>
+          </w:p>
+        </w:tc>
+        <w:tc>
+          <w:tcPr>
+            <w:tcW w:w="3969" w:type="dxa"/>
+          </w:tcPr>
+          <w:p>
+            <w:pPr>
+              <w:pStyle w:val="TextoTablas"/>
+              <w:rPr>
+                <w:lang w:val="es-CO"/>
+              </w:rPr>
+            </w:pPr>
+            <w:r>
+              <w:rPr>
+                <w:lang w:val="es-CO"/>
+              </w:rPr>
+              <w:t>Centro Agroempresarial y Desarrollo Pecuario</w:t>
+            </w:r>
+            <w:r>
+              <w:rPr>
+                <w:lang w:val="es-CO"/>
+              </w:rPr>
+              <w:t xml:space="preserve"> - </w:t>
+            </w:r>
+            <w:r>
+              <w:rPr>
+                <w:lang w:val="es-CO"/>
+              </w:rPr>
+              <w:t>Regional Huila</w:t>
+            </w:r>
+          </w:p>
+        </w:tc>
+      </w:tr>
+      <w:tr>
+        <w:tc>
+          <w:tcPr>
+            <w:tcW w:w="2830" w:type="dxa"/>
+          </w:tcPr>
+          <w:p>
+            <w:pPr>
+              <w:pStyle w:val="TextoTablas"/>
+            </w:pPr>
+            <w:r>
+              <w:t>Cristian Fernando Martínez Sánchez</w:t>
+            </w:r>
+          </w:p>
+        </w:tc>
+        <w:tc>
+          <w:tcPr>
+            <w:tcW w:w="3261" w:type="dxa"/>
+          </w:tcPr>
+          <w:p>
+            <w:pPr>
+              <w:pStyle w:val="TextoTablas"/>
+              <w:rPr>
+                <w:lang w:val="es-CO"/>
+              </w:rPr>
+            </w:pPr>
+            <w:r>
+              <w:rPr>
+                <w:lang w:val="es-CO"/>
+              </w:rPr>
+              <w:t>D</w:t>
+            </w:r>
+            <w:r>
+              <w:rPr>
+                <w:lang w:val="es-CO"/>
+              </w:rPr>
+              <w:t xml:space="preserve">esarrollador </w:t>
+            </w:r>
+            <w:r>
+              <w:rPr>
+                <w:rStyle w:val="Extranjerismo"/>
+                <w:lang w:val="es-CO"/>
+              </w:rPr>
+              <w:t>full</w:t>
+            </w:r>
+            <w:r>
+              <w:rPr>
+                <w:lang w:val="es-CO"/>
+              </w:rPr>
+              <w:t xml:space="preserve"> </w:t>
+            </w:r>
+            <w:proofErr w:type="spellStart"/>
+            <w:r>
+              <w:rPr>
+                <w:rStyle w:val="Extranjerismo"/>
+                <w:lang w:val="es-CO"/>
+              </w:rPr>
+              <w:t>stack</w:t>
+            </w:r>
+            <w:proofErr w:type="spellEnd"/>
           </w:p>
         </w:tc>
         <w:tc>
@@ -11490,7 +11471,7 @@
               <w:pStyle w:val="TextoTablas"/>
             </w:pPr>
             <w:r>
-              <w:t>Robinson Javier Ordoñez Barreiro</w:t>
+              <w:t>Alejandro Delgado Acosta</w:t>
             </w:r>
           </w:p>
         </w:tc>
@@ -11509,36 +11490,8 @@
               <w:rPr>
                 <w:lang w:val="es-CO"/>
               </w:rPr>
-              <w:t>D</w:t>
-            </w:r>
-            <w:r>
-              <w:rPr>
-                <w:lang w:val="es-CO"/>
-              </w:rPr>
-              <w:t xml:space="preserve">esarrollador </w:t>
-            </w:r>
-            <w:r>
-              <w:rPr>
-                <w:rStyle w:val="Extranjerismo"/>
-                <w:lang w:val="es-CO"/>
-              </w:rPr>
-              <w:t>full</w:t>
-            </w:r>
-            <w:r>
-              <w:rPr>
-                <w:lang w:val="es-CO"/>
-              </w:rPr>
-              <w:t xml:space="preserve"> </w:t>
-            </w:r>
-            <w:proofErr w:type="spellStart"/>
-            <w:r>
-              <w:rPr>
-                <w:rStyle w:val="Extranjerismo"/>
-                <w:lang w:val="es-CO"/>
-              </w:rPr>
-              <w:t>stack</w:t>
-            </w:r>
-            <w:proofErr w:type="spellEnd"/>
+              <w:t>Intérprete lenguaje de señas </w:t>
+            </w:r>
           </w:p>
         </w:tc>
         <w:tc>
@@ -11556,19 +11509,7 @@
               <w:rPr>
                 <w:lang w:val="es-CO"/>
               </w:rPr>
-              <w:t>Centro Agroempresarial y Desarrollo Pecuario</w:t>
-            </w:r>
-            <w:r>
-              <w:rPr>
-                <w:lang w:val="es-CO"/>
-              </w:rPr>
-              <w:t xml:space="preserve"> - </w:t>
-            </w:r>
-            <w:r>
-              <w:rPr>
-                <w:lang w:val="es-CO"/>
-              </w:rPr>
-              <w:t>Regional Huila</w:t>
+              <w:t>Centro Agroempresarial y Desarrollo Pecuario - Regional Huila </w:t>
             </w:r>
           </w:p>
         </w:tc>
@@ -11583,7 +11524,7 @@
               <w:pStyle w:val="TextoTablas"/>
             </w:pPr>
             <w:r>
-              <w:t>Alejandro Delgado Acosta</w:t>
+              <w:t>Cristhian Giovanni Gordillo Segura</w:t>
             </w:r>
           </w:p>
         </w:tc>
@@ -11602,7 +11543,7 @@
               <w:rPr>
                 <w:lang w:val="es-CO"/>
               </w:rPr>
-              <w:t>Intérprete lenguaje de señas </w:t>
+              <w:t>Intérprete Lenguaje de señas</w:t>
             </w:r>
           </w:p>
         </w:tc>
@@ -11621,7 +11562,7 @@
               <w:rPr>
                 <w:lang w:val="es-CO"/>
               </w:rPr>
-              <w:t>Centro Agroempresarial y Desarrollo Pecuario - Regional Huila </w:t>
+              <w:t>Centro Agroempresarial y Desarrollo Pecuario - Regional Huila</w:t>
             </w:r>
           </w:p>
         </w:tc>
@@ -11637,9 +11578,15 @@
           <w:p>
             <w:pPr>
               <w:pStyle w:val="TextoTablas"/>
+              <w:rPr>
+                <w:lang w:val="es-CO"/>
+              </w:rPr>
             </w:pPr>
             <w:r>
-              <w:t>Cristhian Giovanni Gordillo Segura</w:t>
+              <w:rPr>
+                <w:lang w:val="es-CO"/>
+              </w:rPr>
+              <w:t>Juan Pablo Rojas Polania</w:t>
             </w:r>
           </w:p>
         </w:tc>
@@ -11658,7 +11605,7 @@
               <w:rPr>
                 <w:lang w:val="es-CO"/>
               </w:rPr>
-              <w:t>Intérprete Lenguaje de señas</w:t>
+              <w:t>Animador y productor multimedia</w:t>
             </w:r>
           </w:p>
         </w:tc>
@@ -11698,7 +11645,7 @@
               <w:rPr>
                 <w:lang w:val="es-CO"/>
               </w:rPr>
-              <w:t>Daniela Muñoz Bedoya</w:t>
+              <w:t>Carlos Eduardo Garavito Parada</w:t>
             </w:r>
           </w:p>
         </w:tc>
@@ -11756,12 +11703,28 @@
                 <w:lang w:val="es-CO"/>
               </w:rPr>
             </w:pPr>
+            <w:proofErr w:type="spellStart"/>
             <w:r>
               <w:rPr>
                 <w:lang w:val="es-CO"/>
               </w:rPr>
-              <w:t>Carlos Eduardo Garavito Parada</w:t>
-            </w:r>
+              <w:t>Maria</w:t>
+            </w:r>
+            <w:proofErr w:type="spellEnd"/>
+            <w:r>
+              <w:rPr>
+                <w:lang w:val="es-CO"/>
+              </w:rPr>
+              <w:t xml:space="preserve"> Carolina Tamayo </w:t>
+            </w:r>
+            <w:proofErr w:type="spellStart"/>
+            <w:r>
+              <w:rPr>
+                <w:lang w:val="es-CO"/>
+              </w:rPr>
+              <w:t>Lopez</w:t>
+            </w:r>
+            <w:proofErr w:type="spellEnd"/>
           </w:p>
         </w:tc>
         <w:tc>
@@ -11779,7 +11742,7 @@
               <w:rPr>
                 <w:lang w:val="es-CO"/>
               </w:rPr>
-              <w:t>Animador y productor multimedia</w:t>
+              <w:t>Locución</w:t>
             </w:r>
           </w:p>
         </w:tc>
@@ -11819,7 +11782,7 @@
               <w:rPr>
                 <w:lang w:val="es-CO"/>
               </w:rPr>
-              <w:t>Andrés Felipe Guevara Ariza</w:t>
+              <w:t>German Acosta Ramos</w:t>
             </w:r>
           </w:p>
         </w:tc>
@@ -11881,7 +11844,22 @@
               <w:rPr>
                 <w:lang w:val="es-CO"/>
               </w:rPr>
-              <w:t>Aixa Natalia Sendoya Fernández</w:t>
+              <w:lastRenderedPageBreak/>
+              <w:t xml:space="preserve">Fabio Armando </w:t>
+            </w:r>
+            <w:proofErr w:type="spellStart"/>
+            <w:r>
+              <w:rPr>
+                <w:lang w:val="es-CO"/>
+              </w:rPr>
+              <w:t>Ortíz</w:t>
+            </w:r>
+            <w:proofErr w:type="spellEnd"/>
+            <w:r>
+              <w:rPr>
+                <w:lang w:val="es-CO"/>
+              </w:rPr>
+              <w:t xml:space="preserve"> Reyes</w:t>
             </w:r>
           </w:p>
         </w:tc>
@@ -11900,13 +11878,7 @@
               <w:rPr>
                 <w:lang w:val="es-CO"/>
               </w:rPr>
-              <w:t>V</w:t>
-            </w:r>
-            <w:r>
-              <w:rPr>
-                <w:lang w:val="es-CO"/>
-              </w:rPr>
-              <w:t>alidador de recursos educativos digitales</w:t>
+              <w:t>Locución</w:t>
             </w:r>
           </w:p>
         </w:tc>
@@ -11925,19 +11897,7 @@
               <w:rPr>
                 <w:lang w:val="es-CO"/>
               </w:rPr>
-              <w:t>Centro Agroempresarial y Desarrollo Pecuario</w:t>
-            </w:r>
-            <w:r>
-              <w:rPr>
-                <w:lang w:val="es-CO"/>
-              </w:rPr>
-              <w:t xml:space="preserve"> - </w:t>
-            </w:r>
-            <w:r>
-              <w:rPr>
-                <w:lang w:val="es-CO"/>
-              </w:rPr>
-              <w:t>Regional Huila</w:t>
+              <w:t>Centro Agroempresarial y Desarrollo Pecuario - Regional Huila</w:t>
             </w:r>
           </w:p>
         </w:tc>
@@ -11958,7 +11918,7 @@
               <w:rPr>
                 <w:lang w:val="es-CO"/>
               </w:rPr>
-              <w:t>Jaime Hernán Tejada Llano</w:t>
+              <w:t>Javier Ricardo Ortiz Puentes</w:t>
             </w:r>
           </w:p>
         </w:tc>
@@ -11977,13 +11937,7 @@
               <w:rPr>
                 <w:lang w:val="es-CO"/>
               </w:rPr>
-              <w:t>V</w:t>
-            </w:r>
-            <w:r>
-              <w:rPr>
-                <w:lang w:val="es-CO"/>
-              </w:rPr>
-              <w:t>alidador de recursos educativos digitales</w:t>
+              <w:t>Validador de recursos educativos digitales</w:t>
             </w:r>
           </w:p>
         </w:tc>
@@ -12002,19 +11956,7 @@
               <w:rPr>
                 <w:lang w:val="es-CO"/>
               </w:rPr>
-              <w:t>Centro Agroempresarial y Desarrollo Pecuario</w:t>
-            </w:r>
-            <w:r>
-              <w:rPr>
-                <w:lang w:val="es-CO"/>
-              </w:rPr>
-              <w:t xml:space="preserve"> - </w:t>
-            </w:r>
-            <w:r>
-              <w:rPr>
-                <w:lang w:val="es-CO"/>
-              </w:rPr>
-              <w:t>Regional Huila</w:t>
+              <w:t>Centro Agroempresarial y Desarrollo Pecuario - Regional Huila</w:t>
             </w:r>
           </w:p>
         </w:tc>
@@ -12038,8 +11980,7 @@
               <w:rPr>
                 <w:lang w:val="es-CO"/>
               </w:rPr>
-              <w:lastRenderedPageBreak/>
-              <w:t>Raúl Mosquera Serrano</w:t>
+              <w:t>Aixa Natalia Sendoya Fernández</w:t>
             </w:r>
           </w:p>
         </w:tc>
@@ -12058,13 +11999,13 @@
               <w:rPr>
                 <w:lang w:val="es-CO"/>
               </w:rPr>
-              <w:t>E</w:t>
+              <w:t>V</w:t>
             </w:r>
             <w:r>
               <w:rPr>
                 <w:lang w:val="es-CO"/>
               </w:rPr>
-              <w:t>valuador para contenidos inclusivos y accesibles</w:t>
+              <w:t>alidador de recursos educativos digitales</w:t>
             </w:r>
           </w:p>
         </w:tc>
@@ -12117,6 +12058,108 @@
                 <w:lang w:val="es-CO"/>
               </w:rPr>
               <w:t>Daniel Ricardo Mutis Gómez</w:t>
+            </w:r>
+          </w:p>
+        </w:tc>
+        <w:tc>
+          <w:tcPr>
+            <w:tcW w:w="3261" w:type="dxa"/>
+          </w:tcPr>
+          <w:p>
+            <w:pPr>
+              <w:pStyle w:val="TextoTablas"/>
+              <w:rPr>
+                <w:lang w:val="es-CO"/>
+              </w:rPr>
+            </w:pPr>
+            <w:r>
+              <w:rPr>
+                <w:lang w:val="es-CO"/>
+              </w:rPr>
+              <w:t>E</w:t>
+            </w:r>
+            <w:r>
+              <w:rPr>
+                <w:lang w:val="es-CO"/>
+              </w:rPr>
+              <w:t>valuador para contenidos inclusivos y accesibles</w:t>
+            </w:r>
+          </w:p>
+        </w:tc>
+        <w:tc>
+          <w:tcPr>
+            <w:tcW w:w="3969" w:type="dxa"/>
+          </w:tcPr>
+          <w:p>
+            <w:pPr>
+              <w:pStyle w:val="TextoTablas"/>
+              <w:rPr>
+                <w:lang w:val="es-CO"/>
+              </w:rPr>
+            </w:pPr>
+            <w:r>
+              <w:rPr>
+                <w:lang w:val="es-CO"/>
+              </w:rPr>
+              <w:t>Centro Agroempresarial y Desarrollo Pecuario</w:t>
+            </w:r>
+            <w:r>
+              <w:rPr>
+                <w:lang w:val="es-CO"/>
+              </w:rPr>
+              <w:t xml:space="preserve"> - </w:t>
+            </w:r>
+            <w:r>
+              <w:rPr>
+                <w:lang w:val="es-CO"/>
+              </w:rPr>
+              <w:t>Regional Huila</w:t>
+            </w:r>
+          </w:p>
+        </w:tc>
+      </w:tr>
+      <w:tr>
+        <w:trPr>
+          <w:cnfStyle w:val="000000100000" w:firstRow="0" w:lastRow="0" w:firstColumn="0" w:lastColumn="0" w:oddVBand="0" w:evenVBand="0" w:oddHBand="1" w:evenHBand="0" w:firstRowFirstColumn="0" w:firstRowLastColumn="0" w:lastRowFirstColumn="0" w:lastRowLastColumn="0"/>
+        </w:trPr>
+        <w:tc>
+          <w:tcPr>
+            <w:tcW w:w="2830" w:type="dxa"/>
+          </w:tcPr>
+          <w:p>
+            <w:pPr>
+              <w:pStyle w:val="TextoTablas"/>
+              <w:rPr>
+                <w:lang w:val="es-CO"/>
+              </w:rPr>
+            </w:pPr>
+            <w:proofErr w:type="spellStart"/>
+            <w:r>
+              <w:rPr>
+                <w:lang w:val="es-CO"/>
+              </w:rPr>
+              <w:t>Anyerson</w:t>
+            </w:r>
+            <w:proofErr w:type="spellEnd"/>
+            <w:r>
+              <w:rPr>
+                <w:lang w:val="es-CO"/>
+              </w:rPr>
+              <w:t xml:space="preserve"> Wilfredo </w:t>
+            </w:r>
+            <w:proofErr w:type="spellStart"/>
+            <w:r>
+              <w:rPr>
+                <w:lang w:val="es-CO"/>
+              </w:rPr>
+              <w:t>Pizo</w:t>
+            </w:r>
+            <w:proofErr w:type="spellEnd"/>
+            <w:r>
+              <w:rPr>
+                <w:lang w:val="es-CO"/>
+              </w:rPr>
+              <w:t xml:space="preserve"> Ossa</w:t>
             </w:r>
           </w:p>
         </w:tc>
@@ -18219,10 +18262,6 @@
 </file>
 
 <file path=customXml/item1.xml><?xml version="1.0" encoding="utf-8"?>
-<b:Sources xmlns:b="http://schemas.openxmlformats.org/officeDocument/2006/bibliography" xmlns="http://schemas.openxmlformats.org/officeDocument/2006/bibliography" SelectedStyle="\APASixthEditionOfficeOnline.xsl" StyleName="APA" Version="6"/>
-</file>
-
-<file path=customXml/item2.xml><?xml version="1.0" encoding="utf-8"?>
 <ct:contentTypeSchema xmlns:ct="http://schemas.microsoft.com/office/2006/metadata/contentType" xmlns:ma="http://schemas.microsoft.com/office/2006/metadata/properties/metaAttributes" ct:_="" ma:_="" ma:contentTypeName="Documento" ma:contentTypeID="0x0101006A81D6BD42E8DF4C91013959704817E1" ma:contentTypeVersion="15" ma:contentTypeDescription="Crear nuevo documento." ma:contentTypeScope="" ma:versionID="bf4f72ffd194f0963ff564daca6869f7">
   <xsd:schema xmlns:xsd="http://www.w3.org/2001/XMLSchema" xmlns:xs="http://www.w3.org/2001/XMLSchema" xmlns:p="http://schemas.microsoft.com/office/2006/metadata/properties" xmlns:ns2="13c90a0b-73bc-4dc0-be5f-28d77b615beb" xmlns:ns3="13c93bba-48ce-428c-bfe5-88b42c19b028" targetNamespace="http://schemas.microsoft.com/office/2006/metadata/properties" ma:root="true" ma:fieldsID="8718d6f4873a5b1392a45044efa78385" ns2:_="" ns3:_="">
     <xsd:import namespace="13c90a0b-73bc-4dc0-be5f-28d77b615beb"/>
@@ -18457,7 +18496,20 @@
 </ct:contentTypeSchema>
 </file>
 
+<file path=customXml/item2.xml><?xml version="1.0" encoding="utf-8"?>
+<b:Sources xmlns:b="http://schemas.openxmlformats.org/officeDocument/2006/bibliography" xmlns="http://schemas.openxmlformats.org/officeDocument/2006/bibliography" SelectedStyle="\APASixthEditionOfficeOnline.xsl" StyleName="APA" Version="6"/>
+</file>
+
 <file path=customXml/item3.xml><?xml version="1.0" encoding="utf-8"?>
+<?mso-contentType ?>
+<FormTemplates xmlns="http://schemas.microsoft.com/sharepoint/v3/contenttype/forms">
+  <Display>DocumentLibraryForm</Display>
+  <Edit>DocumentLibraryForm</Edit>
+  <New>DocumentLibraryForm</New>
+</FormTemplates>
+</file>
+
+<file path=customXml/item4.xml><?xml version="1.0" encoding="utf-8"?>
 <p:properties xmlns:p="http://schemas.microsoft.com/office/2006/metadata/properties" xmlns:xsi="http://www.w3.org/2001/XMLSchema-instance" xmlns:pc="http://schemas.microsoft.com/office/infopath/2007/PartnerControls">
   <documentManagement>
     <TaxCatchAll xmlns="13c90a0b-73bc-4dc0-be5f-28d77b615beb" xsi:nil="true"/>
@@ -18468,24 +18520,7 @@
 </p:properties>
 </file>
 
-<file path=customXml/item4.xml><?xml version="1.0" encoding="utf-8"?>
-<?mso-contentType ?>
-<FormTemplates xmlns="http://schemas.microsoft.com/sharepoint/v3/contenttype/forms">
-  <Display>DocumentLibraryForm</Display>
-  <Edit>DocumentLibraryForm</Edit>
-  <New>DocumentLibraryForm</New>
-</FormTemplates>
-</file>
-
 <file path=customXml/itemProps1.xml><?xml version="1.0" encoding="utf-8"?>
-<ds:datastoreItem xmlns:ds="http://schemas.openxmlformats.org/officeDocument/2006/customXml" ds:itemID="{EAE431FD-7059-4C09-804B-C9D69EB7B213}">
-  <ds:schemaRefs>
-    <ds:schemaRef ds:uri="http://schemas.openxmlformats.org/officeDocument/2006/bibliography"/>
-  </ds:schemaRefs>
-</ds:datastoreItem>
-</file>
-
-<file path=customXml/itemProps2.xml><?xml version="1.0" encoding="utf-8"?>
 <ds:datastoreItem xmlns:ds="http://schemas.openxmlformats.org/officeDocument/2006/customXml" ds:itemID="{BD927250-160E-4371-8189-2EC2B07614D3}">
   <ds:schemaRefs>
     <ds:schemaRef ds:uri="http://schemas.microsoft.com/office/2006/metadata/contentType"/>
@@ -18504,7 +18539,23 @@
 </ds:datastoreItem>
 </file>
 
+<file path=customXml/itemProps2.xml><?xml version="1.0" encoding="utf-8"?>
+<ds:datastoreItem xmlns:ds="http://schemas.openxmlformats.org/officeDocument/2006/customXml" ds:itemID="{EAE431FD-7059-4C09-804B-C9D69EB7B213}">
+  <ds:schemaRefs>
+    <ds:schemaRef ds:uri="http://schemas.openxmlformats.org/officeDocument/2006/bibliography"/>
+  </ds:schemaRefs>
+</ds:datastoreItem>
+</file>
+
 <file path=customXml/itemProps3.xml><?xml version="1.0" encoding="utf-8"?>
+<ds:datastoreItem xmlns:ds="http://schemas.openxmlformats.org/officeDocument/2006/customXml" ds:itemID="{10663269-2064-4804-8290-36D4A57F5557}">
+  <ds:schemaRefs>
+    <ds:schemaRef ds:uri="http://schemas.microsoft.com/sharepoint/v3/contenttype/forms"/>
+  </ds:schemaRefs>
+</ds:datastoreItem>
+</file>
+
+<file path=customXml/itemProps4.xml><?xml version="1.0" encoding="utf-8"?>
 <ds:datastoreItem xmlns:ds="http://schemas.openxmlformats.org/officeDocument/2006/customXml" ds:itemID="{1279454D-02BE-4A9C-A117-DCD1573E2608}">
   <ds:schemaRefs>
     <ds:schemaRef ds:uri="http://schemas.microsoft.com/office/2006/metadata/properties"/>
@@ -18513,12 +18564,4 @@
     <ds:schemaRef ds:uri="13c93bba-48ce-428c-bfe5-88b42c19b028"/>
   </ds:schemaRefs>
 </ds:datastoreItem>
-</file>
-
-<file path=customXml/itemProps4.xml><?xml version="1.0" encoding="utf-8"?>
-<ds:datastoreItem xmlns:ds="http://schemas.openxmlformats.org/officeDocument/2006/customXml" ds:itemID="{10663269-2064-4804-8290-36D4A57F5557}">
-  <ds:schemaRefs>
-    <ds:schemaRef ds:uri="http://schemas.microsoft.com/sharepoint/v3/contenttype/forms"/>
-  </ds:schemaRefs>
-</ds:datastoreItem>
 </file>
--- a/fuentes/72310013_CF01_DU.docx
+++ b/fuentes/72310013_CF01_DU.docx
@@ -228,7 +228,7 @@
                                 <w:szCs w:val="68"/>
                                 <w:lang w:val="es-ES"/>
                               </w:rPr>
-                              <w:t>, vivero y siembra.</w:t>
+                              <w:t>, vivero y siembra</w:t>
                             </w:r>
                           </w:p>
                         </w:txbxContent>
@@ -306,7 +306,7 @@
                           <w:szCs w:val="68"/>
                           <w:lang w:val="es-ES"/>
                         </w:rPr>
-                        <w:t>, vivero y siembra.</w:t>
+                        <w:t>, vivero y siembra</w:t>
                       </w:r>
                     </w:p>
                   </w:txbxContent>
@@ -393,7 +393,7 @@
               </wp:anchor>
             </w:drawing>
           </mc:Choice>
-          <mc:Fallback xmlns:oel="http://schemas.microsoft.com/office/2019/extlst" xmlns:asvg="http://schemas.microsoft.com/office/drawing/2016/SVG/main" xmlns:a14="http://schemas.microsoft.com/office/drawing/2010/main" xmlns:pic="http://schemas.openxmlformats.org/drawingml/2006/picture" xmlns:adec="http://schemas.microsoft.com/office/drawing/2017/decorative" xmlns:a="http://schemas.openxmlformats.org/drawingml/2006/main">
+          <mc:Fallback xmlns:a="http://schemas.openxmlformats.org/drawingml/2006/main" xmlns:adec="http://schemas.microsoft.com/office/drawing/2017/decorative" xmlns:pic="http://schemas.openxmlformats.org/drawingml/2006/picture" xmlns:a14="http://schemas.microsoft.com/office/drawing/2010/main" xmlns:asvg="http://schemas.microsoft.com/office/drawing/2016/SVG/main" xmlns:w16sdtfl="http://schemas.microsoft.com/office/word/2024/wordml/sdtformatlock" xmlns:w16du="http://schemas.microsoft.com/office/word/2023/wordml/word16du" xmlns:oel="http://schemas.microsoft.com/office/2019/extlst">
             <w:pict>
               <v:rect id="Rectángulo 3" style="position:absolute;margin-left:-55.95pt;margin-top:26.4pt;width:613.85pt;height:164.25pt;z-index:-251655168;visibility:visible;mso-wrap-style:square;mso-height-percent:0;mso-wrap-distance-left:9pt;mso-wrap-distance-top:0;mso-wrap-distance-right:9pt;mso-wrap-distance-bottom:0;mso-position-horizontal:absolute;mso-position-horizontal-relative:text;mso-position-vertical:absolute;mso-position-vertical-relative:text;mso-height-percent:0;mso-height-relative:margin;v-text-anchor:middle" alt="&quot;&quot;" o:spid="_x0000_s1026" fillcolor="#00314d" stroked="f" strokeweight="1pt" w14:anchorId="44ECBD1E" o:gfxdata="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"/>
             </w:pict>
@@ -605,7 +605,7 @@
           <w:r>
             <w:fldChar w:fldCharType="separate"/>
           </w:r>
-          <w:hyperlink w:anchor="_Toc226799003" w:history="1">
+          <w:hyperlink w:anchor="_Toc227314342" w:history="1">
             <w:r>
               <w:rPr>
                 <w:rStyle w:val="Hipervnculo"/>
@@ -632,7 +632,7 @@
                 <w:noProof/>
                 <w:webHidden/>
               </w:rPr>
-              <w:instrText xml:space="preserve"> PAGEREF _Toc226799003 \h </w:instrText>
+              <w:instrText xml:space="preserve"> PAGEREF _Toc227314342 \h </w:instrText>
             </w:r>
             <w:r>
               <w:rPr>
@@ -679,7 +679,7 @@
               <w14:ligatures w14:val="none"/>
             </w:rPr>
           </w:pPr>
-          <w:hyperlink w:anchor="_Toc226799004" w:history="1">
+          <w:hyperlink w:anchor="_Toc227314343" w:history="1">
             <w:r>
               <w:rPr>
                 <w:rStyle w:val="Hipervnculo"/>
@@ -724,7 +724,7 @@
                 <w:noProof/>
                 <w:webHidden/>
               </w:rPr>
-              <w:instrText xml:space="preserve"> PAGEREF _Toc226799004 \h </w:instrText>
+              <w:instrText xml:space="preserve"> PAGEREF _Toc227314343 \h </w:instrText>
             </w:r>
             <w:r>
               <w:rPr>
@@ -771,7 +771,7 @@
               <w14:ligatures w14:val="none"/>
             </w:rPr>
           </w:pPr>
-          <w:hyperlink w:anchor="_Toc226799005" w:history="1">
+          <w:hyperlink w:anchor="_Toc227314344" w:history="1">
             <w:r>
               <w:rPr>
                 <w:rStyle w:val="Hipervnculo"/>
@@ -822,7 +822,7 @@
                 <w:noProof/>
                 <w:webHidden/>
               </w:rPr>
-              <w:instrText xml:space="preserve"> PAGEREF _Toc226799005 \h </w:instrText>
+              <w:instrText xml:space="preserve"> PAGEREF _Toc227314344 \h </w:instrText>
             </w:r>
             <w:r>
               <w:rPr>
@@ -869,7 +869,7 @@
               <w14:ligatures w14:val="none"/>
             </w:rPr>
           </w:pPr>
-          <w:hyperlink w:anchor="_Toc226799006" w:history="1">
+          <w:hyperlink w:anchor="_Toc227314345" w:history="1">
             <w:r>
               <w:rPr>
                 <w:rStyle w:val="Hipervnculo"/>
@@ -920,7 +920,7 @@
                 <w:noProof/>
                 <w:webHidden/>
               </w:rPr>
-              <w:instrText xml:space="preserve"> PAGEREF _Toc226799006 \h </w:instrText>
+              <w:instrText xml:space="preserve"> PAGEREF _Toc227314345 \h </w:instrText>
             </w:r>
             <w:r>
               <w:rPr>
@@ -967,7 +967,7 @@
               <w14:ligatures w14:val="none"/>
             </w:rPr>
           </w:pPr>
-          <w:hyperlink w:anchor="_Toc226799007" w:history="1">
+          <w:hyperlink w:anchor="_Toc227314346" w:history="1">
             <w:r>
               <w:rPr>
                 <w:rStyle w:val="Hipervnculo"/>
@@ -1018,7 +1018,7 @@
                 <w:noProof/>
                 <w:webHidden/>
               </w:rPr>
-              <w:instrText xml:space="preserve"> PAGEREF _Toc226799007 \h </w:instrText>
+              <w:instrText xml:space="preserve"> PAGEREF _Toc227314346 \h </w:instrText>
             </w:r>
             <w:r>
               <w:rPr>
@@ -1065,7 +1065,7 @@
               <w14:ligatures w14:val="none"/>
             </w:rPr>
           </w:pPr>
-          <w:hyperlink w:anchor="_Toc226799008" w:history="1">
+          <w:hyperlink w:anchor="_Toc227314347" w:history="1">
             <w:r>
               <w:rPr>
                 <w:rStyle w:val="Hipervnculo"/>
@@ -1110,7 +1110,7 @@
                 <w:noProof/>
                 <w:webHidden/>
               </w:rPr>
-              <w:instrText xml:space="preserve"> PAGEREF _Toc226799008 \h </w:instrText>
+              <w:instrText xml:space="preserve"> PAGEREF _Toc227314347 \h </w:instrText>
             </w:r>
             <w:r>
               <w:rPr>
@@ -1130,7 +1130,7 @@
                 <w:noProof/>
                 <w:webHidden/>
               </w:rPr>
-              <w:t>26</w:t>
+              <w:t>27</w:t>
             </w:r>
             <w:r>
               <w:rPr>
@@ -1157,7 +1157,7 @@
               <w14:ligatures w14:val="none"/>
             </w:rPr>
           </w:pPr>
-          <w:hyperlink w:anchor="_Toc226799009" w:history="1">
+          <w:hyperlink w:anchor="_Toc227314348" w:history="1">
             <w:r>
               <w:rPr>
                 <w:rStyle w:val="Hipervnculo"/>
@@ -1208,7 +1208,7 @@
                 <w:noProof/>
                 <w:webHidden/>
               </w:rPr>
-              <w:instrText xml:space="preserve"> PAGEREF _Toc226799009 \h </w:instrText>
+              <w:instrText xml:space="preserve"> PAGEREF _Toc227314348 \h </w:instrText>
             </w:r>
             <w:r>
               <w:rPr>
@@ -1228,7 +1228,7 @@
                 <w:noProof/>
                 <w:webHidden/>
               </w:rPr>
-              <w:t>27</w:t>
+              <w:t>28</w:t>
             </w:r>
             <w:r>
               <w:rPr>
@@ -1255,7 +1255,7 @@
               <w14:ligatures w14:val="none"/>
             </w:rPr>
           </w:pPr>
-          <w:hyperlink w:anchor="_Toc226799010" w:history="1">
+          <w:hyperlink w:anchor="_Toc227314349" w:history="1">
             <w:r>
               <w:rPr>
                 <w:rStyle w:val="Hipervnculo"/>
@@ -1306,7 +1306,7 @@
                 <w:noProof/>
                 <w:webHidden/>
               </w:rPr>
-              <w:instrText xml:space="preserve"> PAGEREF _Toc226799010 \h </w:instrText>
+              <w:instrText xml:space="preserve"> PAGEREF _Toc227314349 \h </w:instrText>
             </w:r>
             <w:r>
               <w:rPr>
@@ -1326,7 +1326,7 @@
                 <w:noProof/>
                 <w:webHidden/>
               </w:rPr>
-              <w:t>30</w:t>
+              <w:t>31</w:t>
             </w:r>
             <w:r>
               <w:rPr>
@@ -1353,7 +1353,7 @@
               <w14:ligatures w14:val="none"/>
             </w:rPr>
           </w:pPr>
-          <w:hyperlink w:anchor="_Toc226799011" w:history="1">
+          <w:hyperlink w:anchor="_Toc227314350" w:history="1">
             <w:r>
               <w:rPr>
                 <w:rStyle w:val="Hipervnculo"/>
@@ -1404,7 +1404,7 @@
                 <w:noProof/>
                 <w:webHidden/>
               </w:rPr>
-              <w:instrText xml:space="preserve"> PAGEREF _Toc226799011 \h </w:instrText>
+              <w:instrText xml:space="preserve"> PAGEREF _Toc227314350 \h </w:instrText>
             </w:r>
             <w:r>
               <w:rPr>
@@ -1424,7 +1424,7 @@
                 <w:noProof/>
                 <w:webHidden/>
               </w:rPr>
-              <w:t>31</w:t>
+              <w:t>32</w:t>
             </w:r>
             <w:r>
               <w:rPr>
@@ -1451,7 +1451,7 @@
               <w14:ligatures w14:val="none"/>
             </w:rPr>
           </w:pPr>
-          <w:hyperlink w:anchor="_Toc226799012" w:history="1">
+          <w:hyperlink w:anchor="_Toc227314351" w:history="1">
             <w:r>
               <w:rPr>
                 <w:rStyle w:val="Hipervnculo"/>
@@ -1502,7 +1502,7 @@
                 <w:noProof/>
                 <w:webHidden/>
               </w:rPr>
-              <w:instrText xml:space="preserve"> PAGEREF _Toc226799012 \h </w:instrText>
+              <w:instrText xml:space="preserve"> PAGEREF _Toc227314351 \h </w:instrText>
             </w:r>
             <w:r>
               <w:rPr>
@@ -1522,7 +1522,7 @@
                 <w:noProof/>
                 <w:webHidden/>
               </w:rPr>
-              <w:t>35</w:t>
+              <w:t>36</w:t>
             </w:r>
             <w:r>
               <w:rPr>
@@ -1549,7 +1549,7 @@
               <w14:ligatures w14:val="none"/>
             </w:rPr>
           </w:pPr>
-          <w:hyperlink w:anchor="_Toc226799013" w:history="1">
+          <w:hyperlink w:anchor="_Toc227314352" w:history="1">
             <w:r>
               <w:rPr>
                 <w:rStyle w:val="Hipervnculo"/>
@@ -1600,7 +1600,7 @@
                 <w:noProof/>
                 <w:webHidden/>
               </w:rPr>
-              <w:instrText xml:space="preserve"> PAGEREF _Toc226799013 \h </w:instrText>
+              <w:instrText xml:space="preserve"> PAGEREF _Toc227314352 \h </w:instrText>
             </w:r>
             <w:r>
               <w:rPr>
@@ -1620,7 +1620,7 @@
                 <w:noProof/>
                 <w:webHidden/>
               </w:rPr>
-              <w:t>36</w:t>
+              <w:t>37</w:t>
             </w:r>
             <w:r>
               <w:rPr>
@@ -1646,7 +1646,7 @@
               <w14:ligatures w14:val="none"/>
             </w:rPr>
           </w:pPr>
-          <w:hyperlink w:anchor="_Toc226799014" w:history="1">
+          <w:hyperlink w:anchor="_Toc227314353" w:history="1">
             <w:r>
               <w:rPr>
                 <w:rStyle w:val="Hipervnculo"/>
@@ -1673,7 +1673,7 @@
                 <w:noProof/>
                 <w:webHidden/>
               </w:rPr>
-              <w:instrText xml:space="preserve"> PAGEREF _Toc226799014 \h </w:instrText>
+              <w:instrText xml:space="preserve"> PAGEREF _Toc227314353 \h </w:instrText>
             </w:r>
             <w:r>
               <w:rPr>
@@ -1693,7 +1693,7 @@
                 <w:noProof/>
                 <w:webHidden/>
               </w:rPr>
-              <w:t>38</w:t>
+              <w:t>39</w:t>
             </w:r>
             <w:r>
               <w:rPr>
@@ -1719,7 +1719,7 @@
               <w14:ligatures w14:val="none"/>
             </w:rPr>
           </w:pPr>
-          <w:hyperlink w:anchor="_Toc226799015" w:history="1">
+          <w:hyperlink w:anchor="_Toc227314354" w:history="1">
             <w:r>
               <w:rPr>
                 <w:rStyle w:val="Hipervnculo"/>
@@ -1746,7 +1746,7 @@
                 <w:noProof/>
                 <w:webHidden/>
               </w:rPr>
-              <w:instrText xml:space="preserve"> PAGEREF _Toc226799015 \h </w:instrText>
+              <w:instrText xml:space="preserve"> PAGEREF _Toc227314354 \h </w:instrText>
             </w:r>
             <w:r>
               <w:rPr>
@@ -1766,7 +1766,7 @@
                 <w:noProof/>
                 <w:webHidden/>
               </w:rPr>
-              <w:t>39</w:t>
+              <w:t>40</w:t>
             </w:r>
             <w:r>
               <w:rPr>
@@ -1792,7 +1792,7 @@
               <w14:ligatures w14:val="none"/>
             </w:rPr>
           </w:pPr>
-          <w:hyperlink w:anchor="_Toc226799016" w:history="1">
+          <w:hyperlink w:anchor="_Toc227314355" w:history="1">
             <w:r>
               <w:rPr>
                 <w:rStyle w:val="Hipervnculo"/>
@@ -1819,7 +1819,7 @@
                 <w:noProof/>
                 <w:webHidden/>
               </w:rPr>
-              <w:instrText xml:space="preserve"> PAGEREF _Toc226799016 \h </w:instrText>
+              <w:instrText xml:space="preserve"> PAGEREF _Toc227314355 \h </w:instrText>
             </w:r>
             <w:r>
               <w:rPr>
@@ -1839,7 +1839,7 @@
                 <w:noProof/>
                 <w:webHidden/>
               </w:rPr>
-              <w:t>43</w:t>
+              <w:t>44</w:t>
             </w:r>
             <w:r>
               <w:rPr>
@@ -1865,7 +1865,7 @@
               <w14:ligatures w14:val="none"/>
             </w:rPr>
           </w:pPr>
-          <w:hyperlink w:anchor="_Toc226799017" w:history="1">
+          <w:hyperlink w:anchor="_Toc227314356" w:history="1">
             <w:r>
               <w:rPr>
                 <w:rStyle w:val="Hipervnculo"/>
@@ -1892,7 +1892,7 @@
                 <w:noProof/>
                 <w:webHidden/>
               </w:rPr>
-              <w:instrText xml:space="preserve"> PAGEREF _Toc226799017 \h </w:instrText>
+              <w:instrText xml:space="preserve"> PAGEREF _Toc227314356 \h </w:instrText>
             </w:r>
             <w:r>
               <w:rPr>
@@ -1912,7 +1912,7 @@
                 <w:noProof/>
                 <w:webHidden/>
               </w:rPr>
-              <w:t>46</w:t>
+              <w:t>47</w:t>
             </w:r>
             <w:r>
               <w:rPr>
@@ -1934,7 +1934,7 @@
       <w:pPr>
         <w:pStyle w:val="Titulosgenerales"/>
       </w:pPr>
-      <w:bookmarkStart w:id="0" w:name="_Toc226799003"/>
+      <w:bookmarkStart w:id="0" w:name="_Toc227314342"/>
       <w:r>
         <w:lastRenderedPageBreak/>
         <w:t>Introducción</w:t>
@@ -2039,7 +2039,7 @@
       <w:pPr>
         <w:pStyle w:val="Ttulo1"/>
       </w:pPr>
-      <w:bookmarkStart w:id="1" w:name="_Toc226799004"/>
+      <w:bookmarkStart w:id="1" w:name="_Toc227314343"/>
       <w:proofErr w:type="spellStart"/>
       <w:r>
         <w:lastRenderedPageBreak/>
@@ -2151,7 +2151,7 @@
       <w:pPr>
         <w:pStyle w:val="Ttulo2"/>
       </w:pPr>
-      <w:bookmarkStart w:id="2" w:name="_Toc226799005"/>
+      <w:bookmarkStart w:id="2" w:name="_Toc227314344"/>
       <w:r>
         <w:t>Generalidades del cultivo</w:t>
       </w:r>
@@ -2199,6 +2199,8 @@
       <w:proofErr w:type="spellStart"/>
       <w:r>
         <w:rPr>
+          <w:i/>
+          <w:iCs/>
           <w:lang w:val="es-419" w:eastAsia="es-CO"/>
         </w:rPr>
         <w:t>Elaeis</w:t>
@@ -2206,6 +2208,8 @@
       <w:proofErr w:type="spellEnd"/>
       <w:r>
         <w:rPr>
+          <w:i/>
+          <w:iCs/>
           <w:lang w:val="es-419" w:eastAsia="es-CO"/>
         </w:rPr>
         <w:t xml:space="preserve"> </w:t>
@@ -2213,11 +2217,19 @@
       <w:proofErr w:type="spellStart"/>
       <w:r>
         <w:rPr>
+          <w:i/>
+          <w:iCs/>
           <w:lang w:val="es-419" w:eastAsia="es-CO"/>
         </w:rPr>
         <w:t>guineensis</w:t>
       </w:r>
       <w:proofErr w:type="spellEnd"/>
+      <w:r>
+        <w:rPr>
+          <w:lang w:val="es-419" w:eastAsia="es-CO"/>
+        </w:rPr>
+        <w:t>.</w:t>
+      </w:r>
     </w:p>
     <w:p>
       <w:pPr>
@@ -2243,7 +2255,19 @@
         <w:rPr>
           <w:lang w:val="es-419" w:eastAsia="es-CO"/>
         </w:rPr>
-        <w:t xml:space="preserve"> Golfo de Guinea en África.</w:t>
+        <w:t xml:space="preserve"> </w:t>
+      </w:r>
+      <w:r>
+        <w:rPr>
+          <w:lang w:val="es-419" w:eastAsia="es-CO"/>
+        </w:rPr>
+        <w:t>g</w:t>
+      </w:r>
+      <w:r>
+        <w:rPr>
+          <w:lang w:val="es-419" w:eastAsia="es-CO"/>
+        </w:rPr>
+        <w:t>olfo de Guinea en África.</w:t>
       </w:r>
     </w:p>
     <w:p>
@@ -2270,7 +2294,19 @@
         <w:rPr>
           <w:lang w:val="es-419" w:eastAsia="es-CO"/>
         </w:rPr>
-        <w:t xml:space="preserve"> Cálido.</w:t>
+        <w:t xml:space="preserve"> </w:t>
+      </w:r>
+      <w:r>
+        <w:rPr>
+          <w:lang w:val="es-419" w:eastAsia="es-CO"/>
+        </w:rPr>
+        <w:t>c</w:t>
+      </w:r>
+      <w:r>
+        <w:rPr>
+          <w:lang w:val="es-419" w:eastAsia="es-CO"/>
+        </w:rPr>
+        <w:t>álido.</w:t>
       </w:r>
     </w:p>
     <w:p>
@@ -2297,7 +2333,19 @@
         <w:rPr>
           <w:lang w:val="es-419" w:eastAsia="es-CO"/>
         </w:rPr>
-        <w:t xml:space="preserve"> Perenne.</w:t>
+        <w:t xml:space="preserve"> </w:t>
+      </w:r>
+      <w:r>
+        <w:rPr>
+          <w:lang w:val="es-419" w:eastAsia="es-CO"/>
+        </w:rPr>
+        <w:t>p</w:t>
+      </w:r>
+      <w:r>
+        <w:rPr>
+          <w:lang w:val="es-419" w:eastAsia="es-CO"/>
+        </w:rPr>
+        <w:t>erenne.</w:t>
       </w:r>
     </w:p>
     <w:p>
@@ -2324,7 +2372,19 @@
         <w:rPr>
           <w:lang w:val="es-419" w:eastAsia="es-CO"/>
         </w:rPr>
-        <w:t xml:space="preserve">  Entre 24 y 25 años.</w:t>
+        <w:t xml:space="preserve">  </w:t>
+      </w:r>
+      <w:r>
+        <w:rPr>
+          <w:lang w:val="es-419" w:eastAsia="es-CO"/>
+        </w:rPr>
+        <w:t>e</w:t>
+      </w:r>
+      <w:r>
+        <w:rPr>
+          <w:lang w:val="es-419" w:eastAsia="es-CO"/>
+        </w:rPr>
+        <w:t>ntre 24 y 25 años.</w:t>
       </w:r>
     </w:p>
     <w:p>
@@ -2351,7 +2411,19 @@
         <w:rPr>
           <w:lang w:val="es-419" w:eastAsia="es-CO"/>
         </w:rPr>
-        <w:t xml:space="preserve"> Planta oleaginosa que se cultiva para extracción de aceite. Se comercializa para uso culinario, industrial y generación de energía alternativa</w:t>
+        <w:t xml:space="preserve"> </w:t>
+      </w:r>
+      <w:r>
+        <w:rPr>
+          <w:lang w:val="es-419" w:eastAsia="es-CO"/>
+        </w:rPr>
+        <w:t>p</w:t>
+      </w:r>
+      <w:r>
+        <w:rPr>
+          <w:lang w:val="es-419" w:eastAsia="es-CO"/>
+        </w:rPr>
+        <w:t>lanta oleaginosa que se cultiva para extracción de aceite. Se comercializa para uso culinario, industrial y generación de energía alternativa</w:t>
       </w:r>
       <w:r>
         <w:rPr>
@@ -2628,6 +2700,8 @@
       <w:proofErr w:type="spellStart"/>
       <w:r>
         <w:rPr>
+          <w:i/>
+          <w:iCs/>
           <w:lang w:val="es-419" w:eastAsia="es-CO"/>
         </w:rPr>
         <w:t>Elaeis</w:t>
@@ -2635,6 +2709,8 @@
       <w:proofErr w:type="spellEnd"/>
       <w:r>
         <w:rPr>
+          <w:i/>
+          <w:iCs/>
           <w:lang w:val="es-419" w:eastAsia="es-CO"/>
         </w:rPr>
         <w:t xml:space="preserve"> </w:t>
@@ -2642,6 +2718,8 @@
       <w:proofErr w:type="spellStart"/>
       <w:r>
         <w:rPr>
+          <w:i/>
+          <w:iCs/>
           <w:lang w:val="es-419" w:eastAsia="es-CO"/>
         </w:rPr>
         <w:t>guineensis</w:t>
@@ -3276,7 +3354,19 @@
         <w:rPr>
           <w:lang w:val="es-419" w:eastAsia="es-CO"/>
         </w:rPr>
-        <w:t>La humedad relativa de la zona debe ser superior al 75%.</w:t>
+        <w:t>La humedad relativa de la zona debe ser superior al 75</w:t>
+      </w:r>
+      <w:r>
+        <w:rPr>
+          <w:lang w:val="es-419" w:eastAsia="es-CO"/>
+        </w:rPr>
+        <w:t xml:space="preserve"> </w:t>
+      </w:r>
+      <w:r>
+        <w:rPr>
+          <w:lang w:val="es-419" w:eastAsia="es-CO"/>
+        </w:rPr>
+        <w:t>%.</w:t>
       </w:r>
     </w:p>
     <w:p>
@@ -3364,7 +3454,19 @@
         <w:rPr>
           <w:lang w:val="es-419" w:eastAsia="es-CO"/>
         </w:rPr>
-        <w:t>Pendientes inferiores al 12%.</w:t>
+        <w:t>Pendientes inferiores al 12</w:t>
+      </w:r>
+      <w:r>
+        <w:rPr>
+          <w:lang w:val="es-419" w:eastAsia="es-CO"/>
+        </w:rPr>
+        <w:t xml:space="preserve"> </w:t>
+      </w:r>
+      <w:r>
+        <w:rPr>
+          <w:lang w:val="es-419" w:eastAsia="es-CO"/>
+        </w:rPr>
+        <w:t>%.</w:t>
       </w:r>
     </w:p>
     <w:p>
@@ -3620,14 +3722,34 @@
         <w:rPr>
           <w:lang w:val="es-419" w:eastAsia="es-CO"/>
         </w:rPr>
-        <w:t xml:space="preserve"> que es una almendra aceitosa o palmiste (TECHNOSERVER, 2009).</w:t>
+        <w:t xml:space="preserve"> que es una almendra aceitosa o palmiste (</w:t>
+      </w:r>
+      <w:proofErr w:type="spellStart"/>
+      <w:r>
+        <w:rPr>
+          <w:lang w:val="es-ES" w:eastAsia="es-CO"/>
+        </w:rPr>
+        <w:t>TechnoServe</w:t>
+      </w:r>
+      <w:proofErr w:type="spellEnd"/>
+      <w:r>
+        <w:rPr>
+          <w:lang w:val="es-ES" w:eastAsia="es-CO"/>
+        </w:rPr>
+        <w:t>, 2009</w:t>
+      </w:r>
+      <w:r>
+        <w:rPr>
+          <w:lang w:val="es-419" w:eastAsia="es-CO"/>
+        </w:rPr>
+        <w:t>).</w:t>
       </w:r>
     </w:p>
     <w:p>
       <w:pPr>
         <w:pStyle w:val="Ttulo2"/>
       </w:pPr>
-      <w:bookmarkStart w:id="3" w:name="_Toc226799006"/>
+      <w:bookmarkStart w:id="3" w:name="_Toc227314345"/>
       <w:r>
         <w:t>Selección de material vegetal</w:t>
       </w:r>
@@ -3689,7 +3811,7 @@
         <w:rPr>
           <w:lang w:val="es-419" w:eastAsia="es-CO"/>
         </w:rPr>
-        <w:t xml:space="preserve"> 2 cm de largo y un peso aproximado de 2 gr. Sin embargo, el tamaño varía mucho y depende del grosor de la cáscara como del tamaño de la almendra.</w:t>
+        <w:t xml:space="preserve"> 2 cm de largo y un peso aproximado de 2 g. Sin embargo, el tamaño varía mucho y depende del grosor de la cáscara como del tamaño de la almendra.</w:t>
       </w:r>
     </w:p>
     <w:p>
@@ -3972,13 +4094,6 @@
         </w:rPr>
         <w:t>Para ampliar la información sobre el semillero de la palma de aceite, se presenta el siguiente podcast, en el cual se explican detalladamente los aspectos más relevantes del tema.</w:t>
       </w:r>
-    </w:p>
-    <w:p>
-      <w:pPr>
-        <w:rPr>
-          <w:lang w:val="es-419" w:eastAsia="es-CO"/>
-        </w:rPr>
-      </w:pPr>
     </w:p>
     <w:tbl>
       <w:tblPr>
@@ -4025,79 +4140,266 @@
             <w:tcW w:w="9962" w:type="dxa"/>
           </w:tcPr>
           <w:p>
-            <w:r>
-              <w:t xml:space="preserve">Si se busca liderar el mercado de la </w:t>
-            </w:r>
-            <w:proofErr w:type="spellStart"/>
-            <w:r>
-              <w:t>palmicultura</w:t>
-            </w:r>
-            <w:proofErr w:type="spellEnd"/>
-            <w:r>
-              <w:t>, se debe comprender que el éxito está escrito en su origen. Cuidar el semillero es asegurar que ese ADN de productividad se active con la precisión que el campo moderno exige.</w:t>
+            <w:pPr>
+              <w:rPr>
+                <w:b/>
+                <w:bCs/>
+              </w:rPr>
+            </w:pPr>
+            <w:r>
+              <w:rPr>
+                <w:b/>
+                <w:bCs/>
+              </w:rPr>
+              <w:t>Hombre</w:t>
             </w:r>
           </w:p>
           <w:p>
             <w:r>
-              <w:t>Y es que, para que la cosecha rinda, hay que entender que la semilla de palma africana es dormilona; trae consigo una latencia, como un sueño profundo, y se debe despertar a punta de calor para que pueda brotar.</w:t>
+              <w:t xml:space="preserve">Si se busca liderar el mercado de la </w:t>
+            </w:r>
+            <w:proofErr w:type="spellStart"/>
+            <w:r>
+              <w:t>palmicultura</w:t>
+            </w:r>
+            <w:proofErr w:type="spellEnd"/>
+            <w:r>
+              <w:t xml:space="preserve">, se debe comprender que el éxito está escrito en su origen. Cuidar el semillero es asegurar que ese ADN de productividad se </w:t>
+            </w:r>
+            <w:r>
+              <w:t>active</w:t>
+            </w:r>
+            <w:r>
+              <w:t xml:space="preserve"> con la precisión que el campo moderno exige.</w:t>
             </w:r>
           </w:p>
           <w:p>
-            <w:r>
-              <w:t>El secreto está en el proceso de calentamiento. Se deben colocar las semillas en bolsas de polietileno transparente y llevarlas a un cuarto caliente, con temperaturas entre los 38 y 40 grados centígrados, manteniendo una humedad entre el 40 y el 45 %. Y se requiere de mucha paciencia, porque son necesarios 80 días en ese calorcito.</w:t>
+            <w:pPr>
+              <w:rPr>
+                <w:b/>
+                <w:bCs/>
+              </w:rPr>
+            </w:pPr>
+            <w:r>
+              <w:rPr>
+                <w:b/>
+                <w:bCs/>
+              </w:rPr>
+              <w:t>Mujer</w:t>
             </w:r>
           </w:p>
           <w:p>
             <w:r>
-              <w:t>Después de eso, se les da un chapuzón en agua por 4 días, se ponen a secar a la sombra y se guardan en bolsas selladas con aire para que se dé la germinación.</w:t>
-            </w:r>
-          </w:p>
-          <w:p/>
-          <w:p>
-            <w:r>
-              <w:lastRenderedPageBreak/>
-              <w:t>¡Ojo! No es dejarlas por ahí olvidadas. Diariamente se debe retirar el agua que se condensa en las bolsas con un paño limpio para evitar la formación de hongos y permitir que la semilla respire, para que nazca sana.</w:t>
+              <w:t>Es que para que la cosecha rinda, hay que entender que la semilla de palma africana es dormilona, trae consigo una latencia, como un sueño profundo, y se debe despertar a punta de calor para que pueda brotar.</w:t>
             </w:r>
           </w:p>
           <w:p>
-            <w:r>
-              <w:t xml:space="preserve">Ahora, si se prefiere comprar las semillas ya listas en el mercado, es importante verificar que ya vengan </w:t>
-            </w:r>
-            <w:proofErr w:type="spellStart"/>
-            <w:r>
-              <w:t>pre-germinadas</w:t>
-            </w:r>
-            <w:proofErr w:type="spellEnd"/>
-            <w:r>
-              <w:t xml:space="preserve">, mejor dicho, con su plúmula y radícula ya diferenciadas. Las empresas suministradoras deben entregar las semillas con sus correspondientes pruebas de viabilidad, </w:t>
-            </w:r>
-            <w:proofErr w:type="spellStart"/>
-            <w:r>
-              <w:t>fitosanidad</w:t>
-            </w:r>
-            <w:proofErr w:type="spellEnd"/>
-            <w:r>
-              <w:t xml:space="preserve"> y pureza, asegurando que el genotipo esté plenamente identificado para garantizar la producción.</w:t>
+            <w:pPr>
+              <w:rPr>
+                <w:b/>
+                <w:bCs/>
+              </w:rPr>
+            </w:pPr>
+            <w:r>
+              <w:rPr>
+                <w:b/>
+                <w:bCs/>
+              </w:rPr>
+              <w:t>Hombre</w:t>
             </w:r>
           </w:p>
           <w:p>
             <w:r>
-              <w:t>Al recibirlas, lo recomendado es que vengan en bolsas de 200 semillas. Se debe tener en cuenta que del total de semillas germinadas se espera que un 80 % resulten en plantas aptas para el trasplante.</w:t>
+              <w:t xml:space="preserve">El secreto está en el proceso de calentamiento. Se deben colocar las semillas en bolsas de polietileno transparente y llevarlas a un cuarto caliente, con temperaturas entre los 38 y 40 grados centígrados, manteniendo una humedad entre el 40 y el 45 </w:t>
+            </w:r>
+            <w:r>
+              <w:t xml:space="preserve">por </w:t>
+            </w:r>
+            <w:proofErr w:type="spellStart"/>
+            <w:r>
+              <w:t>ceinto</w:t>
+            </w:r>
+            <w:proofErr w:type="spellEnd"/>
+            <w:r>
+              <w:t xml:space="preserve">. </w:t>
             </w:r>
           </w:p>
           <w:p>
-            <w:r>
-              <w:t>Mientras se realiza la siembra, se deben mantener en un lugar fresco, húmedo y donde no les dé el sol directamente para conservar su capacidad de germinación, aunque lo ideal es sembrarlas apenas lleguen a la finca.</w:t>
+            <w:pPr>
+              <w:rPr>
+                <w:b/>
+                <w:bCs/>
+              </w:rPr>
+            </w:pPr>
+            <w:r>
+              <w:rPr>
+                <w:b/>
+                <w:bCs/>
+              </w:rPr>
+              <w:lastRenderedPageBreak/>
+              <w:t>Mujer</w:t>
             </w:r>
           </w:p>
           <w:p>
             <w:r>
-              <w:t>Ponerle el alma al semillero es asegurar que el futuro cultivo crezca fuerte y productivo.</w:t>
+              <w:t>Y se requiere de mucha paciencia, porque son necesarios 80 días en ese calorcito. Después de eso, se les da un chapuzón en agua por cuatro días, se ponen a secar a la sombra y se guardan en bolsas selladas con aire para que se dé la germinación.</w:t>
             </w:r>
           </w:p>
           <w:p>
-            <w:r>
-              <w:t>Gracias por acompañarnos en el programa de hoy. Hasta el próximo episodio.</w:t>
+            <w:pPr>
+              <w:rPr>
+                <w:b/>
+                <w:bCs/>
+              </w:rPr>
+            </w:pPr>
+            <w:r>
+              <w:rPr>
+                <w:b/>
+                <w:bCs/>
+              </w:rPr>
+              <w:t>Hombre</w:t>
+            </w:r>
+          </w:p>
+          <w:p>
+            <w:r>
+              <w:t>Pero ojo, no es dejarlas por ahí olvidadas. Diariamente se debe retirar el agua que se condensa en las bolsas con un paño limpio para evitar la formación de hongos y permitir que la semilla respire para que nazca sana.</w:t>
+            </w:r>
+          </w:p>
+          <w:p>
+            <w:pPr>
+              <w:rPr>
+                <w:b/>
+                <w:bCs/>
+              </w:rPr>
+            </w:pPr>
+            <w:r>
+              <w:rPr>
+                <w:b/>
+                <w:bCs/>
+              </w:rPr>
+              <w:t>Mujer</w:t>
+            </w:r>
+          </w:p>
+          <w:p>
+            <w:r>
+              <w:t>Ahora, si se prefiere comprar la semilla ya lista en el mercado, es importante verificar que ya vengan "pregerminadas", mejor dicho, con su plúmula y radícula ya diferenciadas. </w:t>
+            </w:r>
+          </w:p>
+          <w:p>
+            <w:pPr>
+              <w:rPr>
+                <w:b/>
+                <w:bCs/>
+              </w:rPr>
+            </w:pPr>
+            <w:r>
+              <w:rPr>
+                <w:b/>
+                <w:bCs/>
+              </w:rPr>
+              <w:t>Hombre</w:t>
+            </w:r>
+          </w:p>
+          <w:p>
+            <w:r>
+              <w:t>Las empresas suministradoras deben entregar las semillas con sus correspondientes pruebas de viabilidad, </w:t>
+            </w:r>
+            <w:proofErr w:type="spellStart"/>
+            <w:r>
+              <w:t>fitosanidad</w:t>
+            </w:r>
+            <w:proofErr w:type="spellEnd"/>
+            <w:r>
+              <w:t> y pureza, asegurando que el genotipo esté plenamente identificado para garantizar la producción. </w:t>
+            </w:r>
+          </w:p>
+          <w:p>
+            <w:pPr>
+              <w:rPr>
+                <w:b/>
+                <w:bCs/>
+              </w:rPr>
+            </w:pPr>
+            <w:r>
+              <w:rPr>
+                <w:b/>
+                <w:bCs/>
+              </w:rPr>
+              <w:t>Mujer</w:t>
+            </w:r>
+          </w:p>
+          <w:p>
+            <w:r>
+              <w:t xml:space="preserve">Al recibirlas, lo recomendado es que vengan en bolsas de 200 semillas. Se debe tener en cuenta </w:t>
+            </w:r>
+            <w:proofErr w:type="gramStart"/>
+            <w:r>
+              <w:t>que</w:t>
+            </w:r>
+            <w:proofErr w:type="gramEnd"/>
+            <w:r>
+              <w:t xml:space="preserve"> del total de semillas germinadas, se espera que un 80 % resulten en plantas aptas para el trasplante.</w:t>
+            </w:r>
+          </w:p>
+          <w:p>
+            <w:pPr>
+              <w:rPr>
+                <w:b/>
+                <w:bCs/>
+              </w:rPr>
+            </w:pPr>
+            <w:r>
+              <w:rPr>
+                <w:b/>
+                <w:bCs/>
+              </w:rPr>
+              <w:lastRenderedPageBreak/>
+              <w:t>Hombre</w:t>
+            </w:r>
+          </w:p>
+          <w:p>
+            <w:r>
+              <w:t>Mientras se realiza la siembra, se deben mantener en un lugar fresco, húmedo y donde no les dé el sol directamente para conservar su capacidad de germinación, aunque lo ideal es sembrarlas apenas lleguen a la finca.</w:t>
+            </w:r>
+          </w:p>
+          <w:p>
+            <w:pPr>
+              <w:rPr>
+                <w:b/>
+                <w:bCs/>
+              </w:rPr>
+            </w:pPr>
+            <w:r>
+              <w:rPr>
+                <w:b/>
+                <w:bCs/>
+              </w:rPr>
+              <w:t>Mujer</w:t>
+            </w:r>
+          </w:p>
+          <w:p>
+            <w:r>
+              <w:t>Ponerle el alma al semillero es asegurar que el futuro cultivo crezca fuerte y productivo.</w:t>
+            </w:r>
+          </w:p>
+          <w:p>
+            <w:pPr>
+              <w:rPr>
+                <w:b/>
+                <w:bCs/>
+              </w:rPr>
+            </w:pPr>
+            <w:r>
+              <w:rPr>
+                <w:b/>
+                <w:bCs/>
+              </w:rPr>
+              <w:t>Hombre:</w:t>
+            </w:r>
+          </w:p>
+          <w:p>
+            <w:r>
+              <w:t>Gracias por acompañarnos en el programa de hoy. ¡Hasta el próximo episodio!</w:t>
             </w:r>
           </w:p>
         </w:tc>
@@ -4112,116 +4414,113 @@
     </w:p>
     <w:p>
       <w:pPr>
-        <w:rPr>
-          <w:lang w:eastAsia="es-CO"/>
-        </w:rPr>
-      </w:pPr>
-    </w:p>
-    <w:p>
-      <w:pPr>
-        <w:rPr>
-          <w:lang w:eastAsia="es-CO"/>
-        </w:rPr>
-      </w:pPr>
-    </w:p>
-    <w:p>
-      <w:pPr>
-        <w:rPr>
-          <w:lang w:eastAsia="es-CO"/>
-        </w:rPr>
-      </w:pPr>
-    </w:p>
-    <w:p>
-      <w:pPr>
         <w:pStyle w:val="Ttulo3"/>
       </w:pPr>
       <w:r>
+        <w:t>Clasificación de las semillas</w:t>
+      </w:r>
+    </w:p>
+    <w:p>
+      <w:pPr>
+        <w:rPr>
+          <w:lang w:val="es-419" w:eastAsia="es-CO"/>
+        </w:rPr>
+      </w:pPr>
+      <w:r>
+        <w:rPr>
+          <w:lang w:val="es-419" w:eastAsia="es-CO"/>
+        </w:rPr>
+        <w:t>Conocer la clasificación de las semillas de la palma de aceite es vital para garantizar las condiciones adecuadas para realizar el proceso, considerar los criterios técnicos pertinentes, entre otros aspectos, por lo cual, en este punto los detallaremos cada uno.</w:t>
+      </w:r>
+    </w:p>
+    <w:p>
+      <w:pPr>
+        <w:pStyle w:val="Ttulo4"/>
+      </w:pPr>
+      <w:r>
+        <w:t>Condiciones para la clasificación de las semillas</w:t>
+      </w:r>
+    </w:p>
+    <w:p>
+      <w:pPr>
+        <w:rPr>
+          <w:lang w:val="es-419" w:eastAsia="es-CO"/>
+        </w:rPr>
+      </w:pPr>
+      <w:r>
+        <w:rPr>
+          <w:lang w:val="es-419" w:eastAsia="es-CO"/>
+        </w:rPr>
+        <w:t>A continuación, se presentan algunas condiciones mínimas para el manejo y clasificación de las semillas, considerando que tienen un tejido muy delicado y debe evitarse la ruptura de las partes más sensibles como la plúmula y la radícula.</w:t>
+      </w:r>
+    </w:p>
+    <w:p>
+      <w:pPr>
+        <w:ind w:left="567" w:hanging="283"/>
+        <w:rPr>
+          <w:lang w:val="es-419" w:eastAsia="es-CO"/>
+        </w:rPr>
+      </w:pPr>
+      <w:r>
+        <w:rPr>
+          <w:rStyle w:val="Ttulo5Car"/>
+        </w:rPr>
+        <w:t>Sitio de trabajo.</w:t>
+      </w:r>
+      <w:r>
+        <w:rPr>
+          <w:lang w:val="es-419" w:eastAsia="es-CO"/>
+        </w:rPr>
+        <w:t xml:space="preserve"> </w:t>
+      </w:r>
+      <w:r>
+        <w:rPr>
+          <w:lang w:val="es-419" w:eastAsia="es-CO"/>
+        </w:rPr>
+        <w:t xml:space="preserve">La clasificación de semillas se debe hacer en un sitio fresco, a temperaturas inferiores </w:t>
+      </w:r>
+      <w:r>
+        <w:rPr>
+          <w:lang w:val="es-419" w:eastAsia="es-CO"/>
+        </w:rPr>
+        <w:t>a</w:t>
+      </w:r>
+      <w:r>
+        <w:rPr>
+          <w:lang w:val="es-419" w:eastAsia="es-CO"/>
+        </w:rPr>
+        <w:t xml:space="preserve"> 35</w:t>
+      </w:r>
+      <w:r>
+        <w:rPr>
+          <w:lang w:val="es-419" w:eastAsia="es-CO"/>
+        </w:rPr>
+        <w:t xml:space="preserve"> </w:t>
+      </w:r>
+      <w:r>
+        <w:rPr>
+          <w:lang w:val="es-419" w:eastAsia="es-CO"/>
+        </w:rPr>
+        <w:t>°C</w:t>
+      </w:r>
+      <w:r>
+        <w:rPr>
+          <w:lang w:val="es-419" w:eastAsia="es-CO"/>
+        </w:rPr>
+        <w:t xml:space="preserve"> </w:t>
+      </w:r>
+      <w:r>
+        <w:rPr>
+          <w:lang w:val="es-419" w:eastAsia="es-CO"/>
+        </w:rPr>
+        <w:t xml:space="preserve">y nunca bajo exposición solar o a la lluvia. Si el sitio </w:t>
+      </w:r>
+      <w:r>
+        <w:rPr>
+          <w:lang w:val="es-419" w:eastAsia="es-CO"/>
+        </w:rPr>
         <w:lastRenderedPageBreak/>
-        <w:t>Clasificación de las semillas</w:t>
-      </w:r>
-    </w:p>
-    <w:p>
-      <w:pPr>
-        <w:rPr>
-          <w:lang w:val="es-419" w:eastAsia="es-CO"/>
-        </w:rPr>
-      </w:pPr>
-      <w:r>
-        <w:rPr>
-          <w:lang w:val="es-419" w:eastAsia="es-CO"/>
-        </w:rPr>
-        <w:t>Conocer la clasificación de las semillas de la palma de aceite es vital para garantizar las condiciones adecuadas para realizar el proceso, considerar los criterios técnicos pertinentes, entre otros aspectos, por lo cual, en este punto los detallaremos cada uno.</w:t>
-      </w:r>
-    </w:p>
-    <w:p>
-      <w:pPr>
-        <w:pStyle w:val="Ttulo4"/>
-      </w:pPr>
-      <w:r>
-        <w:t>Condiciones para la clasificación de las semillas</w:t>
-      </w:r>
-    </w:p>
-    <w:p>
-      <w:pPr>
-        <w:rPr>
-          <w:lang w:val="es-419" w:eastAsia="es-CO"/>
-        </w:rPr>
-      </w:pPr>
-      <w:r>
-        <w:rPr>
-          <w:lang w:val="es-419" w:eastAsia="es-CO"/>
-        </w:rPr>
-        <w:t>A continuación, se presentan algunas condiciones mínimas para el manejo y clasificación de las semillas, considerando que tienen un tejido muy delicado y debe evitarse la ruptura de las partes más sensibles como la plúmula y la radícula.</w:t>
-      </w:r>
-    </w:p>
-    <w:p>
-      <w:pPr>
-        <w:ind w:left="567" w:hanging="283"/>
-        <w:rPr>
-          <w:lang w:val="es-419" w:eastAsia="es-CO"/>
-        </w:rPr>
-      </w:pPr>
-      <w:r>
-        <w:rPr>
-          <w:rStyle w:val="Ttulo5Car"/>
-        </w:rPr>
-        <w:t>Sitio de trabajo.</w:t>
-      </w:r>
-      <w:r>
-        <w:rPr>
-          <w:lang w:val="es-419" w:eastAsia="es-CO"/>
-        </w:rPr>
-        <w:t xml:space="preserve"> </w:t>
-      </w:r>
-      <w:r>
-        <w:rPr>
-          <w:lang w:val="es-419" w:eastAsia="es-CO"/>
-        </w:rPr>
-        <w:t>La clasificación de semillas se debe hacer en un sitio fresco, a temperaturas inferiores de 35</w:t>
-      </w:r>
-      <w:r>
-        <w:rPr>
-          <w:lang w:val="es-419" w:eastAsia="es-CO"/>
-        </w:rPr>
-        <w:t xml:space="preserve"> </w:t>
-      </w:r>
-      <w:r>
-        <w:rPr>
-          <w:lang w:val="es-419" w:eastAsia="es-CO"/>
-        </w:rPr>
-        <w:t>°C</w:t>
-      </w:r>
-      <w:r>
-        <w:rPr>
-          <w:lang w:val="es-419" w:eastAsia="es-CO"/>
-        </w:rPr>
-        <w:t xml:space="preserve"> </w:t>
-      </w:r>
-      <w:r>
-        <w:rPr>
-          <w:lang w:val="es-419" w:eastAsia="es-CO"/>
-        </w:rPr>
-        <w:t>y nunca bajo exposición solar o a la lluvia. Si el sitio de trabajo está muy despejado</w:t>
+        <w:t>de trabajo está muy despejado</w:t>
       </w:r>
       <w:r>
         <w:rPr>
@@ -4331,7 +4630,19 @@
         <w:rPr>
           <w:lang w:val="es-419" w:eastAsia="es-CO"/>
         </w:rPr>
-        <w:t>Atomizador o recipiente espray previamente desinfectado.</w:t>
+        <w:t>Atomizador o recipiente</w:t>
+      </w:r>
+      <w:r>
+        <w:rPr>
+          <w:lang w:val="es-419" w:eastAsia="es-CO"/>
+        </w:rPr>
+        <w:t xml:space="preserve"> de</w:t>
+      </w:r>
+      <w:r>
+        <w:rPr>
+          <w:lang w:val="es-419" w:eastAsia="es-CO"/>
+        </w:rPr>
+        <w:t xml:space="preserve"> espray previamente desinfectado.</w:t>
       </w:r>
     </w:p>
     <w:p>
@@ -4392,112 +4703,112 @@
         <w:rPr>
           <w:rStyle w:val="Ttulo5Car"/>
         </w:rPr>
+        <w:t>Seguridad e higiene.</w:t>
+      </w:r>
+      <w:r>
+        <w:rPr>
+          <w:lang w:val="es-419" w:eastAsia="es-CO"/>
+        </w:rPr>
+        <w:t xml:space="preserve"> </w:t>
+      </w:r>
+      <w:r>
+        <w:rPr>
+          <w:lang w:val="es-419" w:eastAsia="es-CO"/>
+        </w:rPr>
+        <w:t>Para manipular las semillas, se deben llevar a cabo acciones para evitar la contaminación de éstas y garantizar la protección de la persona que realiza la labor.</w:t>
+      </w:r>
+    </w:p>
+    <w:p>
+      <w:pPr>
+        <w:rPr>
+          <w:lang w:val="es-419" w:eastAsia="es-CO"/>
+        </w:rPr>
+      </w:pPr>
+      <w:r>
+        <w:rPr>
+          <w:lang w:val="es-419" w:eastAsia="es-CO"/>
+        </w:rPr>
+        <w:t>De acuerdo con lo anterior, se debe hacer uso de la indumentaria necesaria</w:t>
+      </w:r>
+      <w:r>
+        <w:rPr>
+          <w:lang w:val="es-419" w:eastAsia="es-CO"/>
+        </w:rPr>
+        <w:t>,</w:t>
+      </w:r>
+      <w:r>
+        <w:rPr>
+          <w:lang w:val="es-419" w:eastAsia="es-CO"/>
+        </w:rPr>
+        <w:t xml:space="preserve"> como cofia o gorra para el cubrimiento de la cabeza; usar bata antifluido limpia, pantalón de tela resistente (jean o dril) y calzado que proteja de la humedad (botas plásticas preferiblemente)</w:t>
+      </w:r>
+      <w:r>
+        <w:rPr>
+          <w:lang w:val="es-419" w:eastAsia="es-CO"/>
+        </w:rPr>
+        <w:t>;</w:t>
+      </w:r>
+      <w:r>
+        <w:rPr>
+          <w:lang w:val="es-419" w:eastAsia="es-CO"/>
+        </w:rPr>
+        <w:t xml:space="preserve"> usar guantes de examinación (vinilo, látex o </w:t>
+      </w:r>
+      <w:r>
+        <w:rPr>
+          <w:lang w:val="es-419" w:eastAsia="es-CO"/>
+        </w:rPr>
+        <w:t>N</w:t>
+      </w:r>
+      <w:r>
+        <w:rPr>
+          <w:lang w:val="es-419" w:eastAsia="es-CO"/>
+        </w:rPr>
+        <w:t>itrilo)</w:t>
+      </w:r>
+      <w:r>
+        <w:rPr>
+          <w:lang w:val="es-419" w:eastAsia="es-CO"/>
+        </w:rPr>
+        <w:t>.</w:t>
+      </w:r>
+      <w:r>
+        <w:rPr>
+          <w:lang w:val="es-419" w:eastAsia="es-CO"/>
+        </w:rPr>
+        <w:t xml:space="preserve"> </w:t>
+      </w:r>
+      <w:r>
+        <w:rPr>
+          <w:lang w:val="es-419" w:eastAsia="es-CO"/>
+        </w:rPr>
+        <w:t>E</w:t>
+      </w:r>
+      <w:r>
+        <w:rPr>
+          <w:lang w:val="es-419" w:eastAsia="es-CO"/>
+        </w:rPr>
+        <w:t>n caso de no hacerlo, se procura una rigurosa limpieza de manos del operario. Igualmente</w:t>
+      </w:r>
+      <w:r>
+        <w:rPr>
+          <w:lang w:val="es-419" w:eastAsia="es-CO"/>
+        </w:rPr>
+        <w:t>,</w:t>
+      </w:r>
+      <w:r>
+        <w:rPr>
+          <w:lang w:val="es-419" w:eastAsia="es-CO"/>
+        </w:rPr>
+        <w:t xml:space="preserve"> se recomienda desinfectar las áreas de las superficies y los recipientes donde se colocará la semilla clasificada.</w:t>
+      </w:r>
+    </w:p>
+    <w:p>
+      <w:pPr>
+        <w:pStyle w:val="Ttulo4"/>
+      </w:pPr>
+      <w:r>
         <w:lastRenderedPageBreak/>
-        <w:t>Seguridad e higiene.</w:t>
-      </w:r>
-      <w:r>
-        <w:rPr>
-          <w:lang w:val="es-419" w:eastAsia="es-CO"/>
-        </w:rPr>
-        <w:t xml:space="preserve"> </w:t>
-      </w:r>
-      <w:r>
-        <w:rPr>
-          <w:lang w:val="es-419" w:eastAsia="es-CO"/>
-        </w:rPr>
-        <w:t>Para manipular las semillas, se deben llevar a cabo acciones para evitar la contaminación de éstas y garantizar la protección de la persona que realiza la labor.</w:t>
-      </w:r>
-    </w:p>
-    <w:p>
-      <w:pPr>
-        <w:rPr>
-          <w:lang w:val="es-419" w:eastAsia="es-CO"/>
-        </w:rPr>
-      </w:pPr>
-      <w:r>
-        <w:rPr>
-          <w:lang w:val="es-419" w:eastAsia="es-CO"/>
-        </w:rPr>
-        <w:t>De acuerdo con lo anterior, se debe hacer uso de la indumentaria necesaria</w:t>
-      </w:r>
-      <w:r>
-        <w:rPr>
-          <w:lang w:val="es-419" w:eastAsia="es-CO"/>
-        </w:rPr>
-        <w:t>,</w:t>
-      </w:r>
-      <w:r>
-        <w:rPr>
-          <w:lang w:val="es-419" w:eastAsia="es-CO"/>
-        </w:rPr>
-        <w:t xml:space="preserve"> como cofia o gorra para el cubrimiento de la cabeza; usar bata antifluido limpia, pantalón de tela resistente (jean o dril) y calzado que proteja de la humedad (botas plásticas preferiblemente)</w:t>
-      </w:r>
-      <w:r>
-        <w:rPr>
-          <w:lang w:val="es-419" w:eastAsia="es-CO"/>
-        </w:rPr>
-        <w:t>;</w:t>
-      </w:r>
-      <w:r>
-        <w:rPr>
-          <w:lang w:val="es-419" w:eastAsia="es-CO"/>
-        </w:rPr>
-        <w:t xml:space="preserve"> usar guantes de examinación (vinilo, látex o </w:t>
-      </w:r>
-      <w:r>
-        <w:rPr>
-          <w:lang w:val="es-419" w:eastAsia="es-CO"/>
-        </w:rPr>
-        <w:t>N</w:t>
-      </w:r>
-      <w:r>
-        <w:rPr>
-          <w:lang w:val="es-419" w:eastAsia="es-CO"/>
-        </w:rPr>
-        <w:t>itrilo)</w:t>
-      </w:r>
-      <w:r>
-        <w:rPr>
-          <w:lang w:val="es-419" w:eastAsia="es-CO"/>
-        </w:rPr>
-        <w:t>.</w:t>
-      </w:r>
-      <w:r>
-        <w:rPr>
-          <w:lang w:val="es-419" w:eastAsia="es-CO"/>
-        </w:rPr>
-        <w:t xml:space="preserve"> </w:t>
-      </w:r>
-      <w:r>
-        <w:rPr>
-          <w:lang w:val="es-419" w:eastAsia="es-CO"/>
-        </w:rPr>
-        <w:t>E</w:t>
-      </w:r>
-      <w:r>
-        <w:rPr>
-          <w:lang w:val="es-419" w:eastAsia="es-CO"/>
-        </w:rPr>
-        <w:t>n caso de no hacerlo, se procura una rigurosa limpieza de manos del operario. Igualmente</w:t>
-      </w:r>
-      <w:r>
-        <w:rPr>
-          <w:lang w:val="es-419" w:eastAsia="es-CO"/>
-        </w:rPr>
-        <w:t>,</w:t>
-      </w:r>
-      <w:r>
-        <w:rPr>
-          <w:lang w:val="es-419" w:eastAsia="es-CO"/>
-        </w:rPr>
-        <w:t xml:space="preserve"> se recomienda desinfectar las áreas de las superficies y los recipientes donde se colocará la semilla clasificada.</w:t>
-      </w:r>
-    </w:p>
-    <w:p>
-      <w:pPr>
-        <w:pStyle w:val="Ttulo4"/>
-      </w:pPr>
-      <w:r>
         <w:t>Criterios técnicos de clasificación</w:t>
       </w:r>
     </w:p>
@@ -4606,15 +4917,6 @@
     </w:p>
     <w:p>
       <w:pPr>
-        <w:pStyle w:val="Prrafodelista"/>
-        <w:ind w:left="567" w:firstLine="0"/>
-        <w:rPr>
-          <w:lang w:val="es-419" w:eastAsia="es-CO"/>
-        </w:rPr>
-      </w:pPr>
-    </w:p>
-    <w:p>
-      <w:pPr>
         <w:pStyle w:val="Ttulo5"/>
         <w:ind w:left="567" w:hanging="283"/>
       </w:pPr>
@@ -4716,6 +5018,7 @@
         <w:pStyle w:val="Ttulo5"/>
       </w:pPr>
       <w:r>
+        <w:lastRenderedPageBreak/>
         <w:t>Deformaciones o anormalidades</w:t>
       </w:r>
     </w:p>
@@ -4844,7 +5147,6 @@
         <w:pStyle w:val="Ttulo4"/>
       </w:pPr>
       <w:r>
-        <w:lastRenderedPageBreak/>
         <w:t>Proceso de clasificación</w:t>
       </w:r>
     </w:p>
@@ -4952,6 +5254,7 @@
         <w:rPr>
           <w:rStyle w:val="Ttulo5Car"/>
         </w:rPr>
+        <w:lastRenderedPageBreak/>
         <w:t>Clasificación técnica.</w:t>
       </w:r>
       <w:r>
@@ -5091,7 +5394,6 @@
         <w:rPr>
           <w:rStyle w:val="Ttulo5Car"/>
         </w:rPr>
-        <w:lastRenderedPageBreak/>
         <w:t>Registro de semillas anormales.</w:t>
       </w:r>
       <w:r>
@@ -5130,7 +5432,7 @@
       <w:pPr>
         <w:pStyle w:val="Ttulo2"/>
       </w:pPr>
-      <w:bookmarkStart w:id="4" w:name="_Toc226799007"/>
+      <w:bookmarkStart w:id="4" w:name="_Toc227314346"/>
       <w:r>
         <w:t>Vivero</w:t>
       </w:r>
@@ -5175,7 +5477,14 @@
         <w:rPr>
           <w:lang w:val="es-419" w:eastAsia="es-CO"/>
         </w:rPr>
-        <w:t>Los viveros constituyen la fase inicial y determinante en los proyectos de palma de aceite, ya que el manejo brindado en esta etapa influye directamente en el crecimiento, la precocidad, el rendimiento y los costos del cultivo en campo. Su objetivo es producir plantas vigorosas y resistentes, capaces de expresar tempranamente su potencial productivo, mediante un proceso que puede desarrollarse en una o dos etapas (</w:t>
+        <w:t xml:space="preserve">Los viveros constituyen la fase inicial y determinante en los proyectos de palma de aceite, ya que el manejo brindado en esta etapa influye directamente en el </w:t>
+      </w:r>
+      <w:r>
+        <w:rPr>
+          <w:lang w:val="es-419" w:eastAsia="es-CO"/>
+        </w:rPr>
+        <w:lastRenderedPageBreak/>
+        <w:t>crecimiento, la precocidad, el rendimiento y los costos del cultivo en campo. Su objetivo es producir plantas vigorosas y resistentes, capaces de expresar tempranamente su potencial productivo, mediante un proceso que puede desarrollarse en una o dos etapas (</w:t>
       </w:r>
       <w:proofErr w:type="spellStart"/>
       <w:r>
@@ -5194,6 +5503,13 @@
     </w:p>
     <w:p>
       <w:pPr>
+        <w:rPr>
+          <w:lang w:val="es-419" w:eastAsia="es-CO"/>
+        </w:rPr>
+      </w:pPr>
+    </w:p>
+    <w:p>
+      <w:pPr>
         <w:pStyle w:val="Ttulo5"/>
       </w:pPr>
       <w:r>
@@ -5226,13 +5542,6 @@
         </w:rPr>
         <w:t xml:space="preserve"> y vivero se convierte en parámetro fundamental que evitará sobrecostos y promoverá mayores beneficios futuros. Por lo tanto, se requieren las siguientes características del lugar:</w:t>
       </w:r>
-    </w:p>
-    <w:p>
-      <w:pPr>
-        <w:rPr>
-          <w:lang w:val="es-419" w:eastAsia="es-CO"/>
-        </w:rPr>
-      </w:pPr>
     </w:p>
     <w:p>
       <w:pPr>
@@ -5250,7 +5559,6 @@
         <w:rPr>
           <w:lang w:val="es-419" w:eastAsia="es-CO"/>
         </w:rPr>
-        <w:lastRenderedPageBreak/>
         <w:t xml:space="preserve">Buen acceso por caminos y cerca </w:t>
       </w:r>
       <w:r>
@@ -5446,7 +5754,14 @@
         <w:rPr>
           <w:lang w:val="es-419" w:eastAsia="es-CO"/>
         </w:rPr>
-        <w:t>, para facilitar el drenaje y permitir un crecimiento óptimo de las plantas. Si no está suficientemente disgregado, se debe acondicionar hasta que permita ser manipulado fácilmente, sin pulverizarlo o tamizarlo, ya que est</w:t>
+        <w:t xml:space="preserve">, para facilitar el </w:t>
+      </w:r>
+      <w:r>
+        <w:rPr>
+          <w:lang w:val="es-419" w:eastAsia="es-CO"/>
+        </w:rPr>
+        <w:lastRenderedPageBreak/>
+        <w:t>drenaje y permitir un crecimiento óptimo de las plantas. Si no está suficientemente disgregado, se debe acondicionar hasta que permita ser manipulado fácilmente, sin pulverizarlo o tamizarlo, ya que est</w:t>
       </w:r>
       <w:r>
         <w:rPr>
@@ -5458,7 +5773,19 @@
         <w:rPr>
           <w:lang w:val="es-419" w:eastAsia="es-CO"/>
         </w:rPr>
-        <w:t xml:space="preserve"> destruye su estructura. Si eventualmente el suelo es pobre en nutrientes, al determinar su fertilidad, se le puede agregar fertilizante compuesto N-P-K en una cantidad de 2 gramos por bolsa (1825 kg de peso) y algún fertilizante orgánico (compost), nunca superando el 10% del total de la bolsa y asegurando mezcla homogénea. La mezcla con arena no es recomendable, a excepción de que el suelo disponible sea muy pesado y masivo. Los montículos de suelo deben cubrirse con plásticos o algún otro material para prevenir pérdidas de suelo y nutrientes por lavado. No se recomienda llenar bolsas con suelo húmedo.</w:t>
+        <w:t xml:space="preserve"> destruye su estructura. Si eventualmente el suelo es pobre en nutrientes, al determinar su fertilidad, se le puede agregar fertilizante compuesto N-P-K en una cantidad de 2 gramos por bolsa (1825 kg de peso) y algún fertilizante orgánico (compost), nunca superando el 10</w:t>
+      </w:r>
+      <w:r>
+        <w:rPr>
+          <w:lang w:val="es-419" w:eastAsia="es-CO"/>
+        </w:rPr>
+        <w:t xml:space="preserve"> </w:t>
+      </w:r>
+      <w:r>
+        <w:rPr>
+          <w:lang w:val="es-419" w:eastAsia="es-CO"/>
+        </w:rPr>
+        <w:t>% del total de la bolsa y asegurando mezcla homogénea. La mezcla con arena no es recomendable, a excepción de que el suelo disponible sea muy pesado y masivo. Los montículos de suelo deben cubrirse con plásticos o algún otro material para prevenir pérdidas de suelo y nutrientes por lavado. No se recomienda llenar bolsas con suelo húmedo.</w:t>
       </w:r>
     </w:p>
     <w:p>
@@ -5467,7 +5794,6 @@
       </w:pPr>
       <w:proofErr w:type="spellStart"/>
       <w:r>
-        <w:lastRenderedPageBreak/>
         <w:t>Previvero</w:t>
       </w:r>
       <w:proofErr w:type="spellEnd"/>
@@ -5594,6 +5920,7 @@
         <w:rPr>
           <w:rStyle w:val="Ttulo5Car"/>
         </w:rPr>
+        <w:lastRenderedPageBreak/>
         <w:t>Diseño y dimensiones de las camas.</w:t>
       </w:r>
       <w:r>
@@ -5666,14 +5993,7 @@
         <w:rPr>
           <w:lang w:val="es-419" w:eastAsia="es-CO"/>
         </w:rPr>
-        <w:t xml:space="preserve"> y vivero, es fundamental emplear bolsas de polietileno negro de alta densidad con protección UV y sin material reciclado. En la etapa inicial, se utilizan dimensiones de 20 x 16 cm o 25 x 20 cm (calibre 1) con perforaciones de 0.5 cm para el drenaje. El llenado correcto incluye una capa base de 3 cm de material filtrante y finaliza a 4 cm del borde </w:t>
-      </w:r>
-      <w:r>
-        <w:rPr>
-          <w:lang w:val="es-419" w:eastAsia="es-CO"/>
-        </w:rPr>
-        <w:lastRenderedPageBreak/>
-        <w:t>superior, permitiendo un doblez que refuerza la estructura, evita el estancamiento de agua y previene rupturas del empaque.</w:t>
+        <w:t xml:space="preserve"> y vivero, es fundamental emplear bolsas de polietileno negro de alta densidad con protección UV y sin material reciclado. En la etapa inicial, se utilizan dimensiones de 20 x 16 cm o 25 x 20 cm (calibre 1) con perforaciones de 0.5 cm para el drenaje. El llenado correcto incluye una capa base de 3 cm de material filtrante y finaliza a 4 cm del borde superior, permitiendo un doblez que refuerza la estructura, evita el estancamiento de agua y previene rupturas del empaque.</w:t>
       </w:r>
     </w:p>
     <w:p>
@@ -5757,6 +6077,7 @@
         <w:rPr>
           <w:rStyle w:val="Ttulo5Car"/>
         </w:rPr>
+        <w:lastRenderedPageBreak/>
         <w:t>Selección en previvero.</w:t>
       </w:r>
       <w:r>
@@ -5821,7 +6142,6 @@
         <w:rPr>
           <w:rStyle w:val="Ttulo5Car"/>
         </w:rPr>
-        <w:lastRenderedPageBreak/>
         <w:t>Fertilizantes.</w:t>
       </w:r>
       <w:r>
@@ -5833,16 +6153,31 @@
       <w:proofErr w:type="spellStart"/>
       <w:r>
         <w:rPr>
-          <w:lang w:val="es-419" w:eastAsia="es-CO"/>
-        </w:rPr>
-        <w:t>Bocashi</w:t>
+          <w:rStyle w:val="Extranjerismo"/>
+          <w:lang w:val="es-419" w:eastAsia="es-CO"/>
+        </w:rPr>
+        <w:t>b</w:t>
+      </w:r>
+      <w:r>
+        <w:rPr>
+          <w:rStyle w:val="Extranjerismo"/>
+          <w:lang w:val="es-419" w:eastAsia="es-CO"/>
+        </w:rPr>
+        <w:t>ocashi</w:t>
       </w:r>
       <w:proofErr w:type="spellEnd"/>
       <w:r>
         <w:rPr>
-          <w:lang w:val="es-419" w:eastAsia="es-CO"/>
-        </w:rPr>
-        <w:t xml:space="preserve"> y caldos </w:t>
+          <w:rStyle w:val="Extranjerismo"/>
+          <w:lang w:val="es-419" w:eastAsia="es-CO"/>
+        </w:rPr>
+        <w:t xml:space="preserve"> </w:t>
+      </w:r>
+      <w:r>
+        <w:rPr>
+          <w:lang w:val="es-419" w:eastAsia="es-CO"/>
+        </w:rPr>
+        <w:t xml:space="preserve">y caldos </w:t>
       </w:r>
       <w:proofErr w:type="spellStart"/>
       <w:r>
@@ -5950,7 +6285,14 @@
         <w:rPr>
           <w:lang w:val="es-419" w:eastAsia="es-CO"/>
         </w:rPr>
-        <w:t xml:space="preserve">o de 10 a 12 meses si se siembran a partir de semillas germinadas, para luego llevarlas a campo definitivo. Durante este periodo, la palma pierde su aspecto juvenil y empieza a tener hojas palmeadas verdaderas. El vivero se maneja en bolsas plásticas, sin sombra </w:t>
+        <w:t xml:space="preserve">o de 10 a 12 meses si se siembran a partir de semillas </w:t>
+      </w:r>
+      <w:r>
+        <w:rPr>
+          <w:lang w:val="es-419" w:eastAsia="es-CO"/>
+        </w:rPr>
+        <w:lastRenderedPageBreak/>
+        <w:t xml:space="preserve">germinadas, para luego llevarlas a campo definitivo. Durante este periodo, la palma pierde su aspecto juvenil y empieza a tener hojas palmeadas verdaderas. El vivero se maneja en bolsas plásticas, sin sombra </w:t>
       </w:r>
       <w:r>
         <w:rPr>
@@ -5996,14 +6338,7 @@
         <w:rPr>
           <w:lang w:val="es-419" w:eastAsia="es-CO"/>
         </w:rPr>
-        <w:t xml:space="preserve">El tamaño recomendado de las bolsas para vivero es de 40 cm de ancho por 50 cm de alto, calibre 2, con perforaciones en la parte inferior para asegurar un buen </w:t>
-      </w:r>
-      <w:r>
-        <w:rPr>
-          <w:lang w:val="es-419" w:eastAsia="es-CO"/>
-        </w:rPr>
-        <w:lastRenderedPageBreak/>
-        <w:t>drenaje y suficiente resistencia para permanecer al menos 12 meses en el vivero. En el llenado, se coloca una capa de material inerte en el fondo para anclaje, luego el sustrato</w:t>
+        <w:t>El tamaño recomendado de las bolsas para vivero es de 40 cm de ancho por 50 cm de alto, calibre 2, con perforaciones en la parte inferior para asegurar un buen drenaje y suficiente resistencia para permanecer al menos 12 meses en el vivero. En el llenado, se coloca una capa de material inerte en el fondo para anclaje, luego el sustrato</w:t>
       </w:r>
       <w:r>
         <w:rPr>
@@ -6049,9 +6384,17 @@
     </w:p>
     <w:p>
       <w:pPr>
+        <w:rPr>
+          <w:lang w:val="es-419" w:eastAsia="es-CO"/>
+        </w:rPr>
+      </w:pPr>
+    </w:p>
+    <w:p>
+      <w:pPr>
         <w:pStyle w:val="Ttulo5"/>
       </w:pPr>
       <w:r>
+        <w:lastRenderedPageBreak/>
         <w:t>Siembra de las plantas</w:t>
       </w:r>
     </w:p>
@@ -6293,7 +6636,6 @@
         <w:rPr>
           <w:lang w:val="es-419" w:eastAsia="es-CO"/>
         </w:rPr>
-        <w:lastRenderedPageBreak/>
         <w:t>Con el suelo extraído de la bolsa, se rellenan los espacios vacíos y se compacta suavemente, para evitar la formación de bolsas de aire y agua dentro de la bolsa del vivero.</w:t>
       </w:r>
     </w:p>
@@ -6357,9 +6699,17 @@
     </w:p>
     <w:p>
       <w:pPr>
+        <w:rPr>
+          <w:lang w:val="es-419" w:eastAsia="es-CO"/>
+        </w:rPr>
+      </w:pPr>
+    </w:p>
+    <w:p>
+      <w:pPr>
         <w:pStyle w:val="Ttulo5"/>
       </w:pPr>
       <w:r>
+        <w:lastRenderedPageBreak/>
         <w:t>Desarrollo de las plantas en vivero</w:t>
       </w:r>
     </w:p>
@@ -6504,39 +6854,33 @@
         <w:rPr>
           <w:lang w:val="es-419" w:eastAsia="es-CO"/>
         </w:rPr>
-        <w:t xml:space="preserve">La segunda selección en vivero se realiza entre los 6 y 7 meses, evaluando que las plantas presenten hojas bifurcadas y foliolos diferenciados, color verde oscuro sin </w:t>
-      </w:r>
+        <w:t>La segunda selección en vivero se realiza entre los 6 y 7 meses, evaluando que las plantas presenten hojas bifurcadas y foliolos diferenciados, color verde oscuro sin manchas, buen desarrollo en altura (hasta 50 cm) y diámetro de tronco (5–10 cm), además de una adecuada disposición de las hojas.</w:t>
+      </w:r>
+    </w:p>
+    <w:p>
+      <w:pPr>
+        <w:rPr>
+          <w:lang w:val="es-419" w:eastAsia="es-CO"/>
+        </w:rPr>
+      </w:pPr>
+      <w:r>
+        <w:rPr>
+          <w:lang w:val="es-419" w:eastAsia="es-CO"/>
+        </w:rPr>
+        <w:t>La tercera selección, a los 8 o 9 meses, exige al menos cinco hojas completamente diferenciadas, ángulos de inserción adecuados (45° y 60°), altura entre 90 y 100 cm y diámetro de 10 a 15 cm, con hojas sanas y sin daños. En esta etapa se identifican y descartan plantas con anormalidades como erectas, juveniles, planas, de entrenudos cortos o largos, quimeras, gigantes o dobladas, la mayoría asociadas a desórdenes genéticos o problemas de manejo.</w:t>
+      </w:r>
+    </w:p>
+    <w:p>
+      <w:pPr>
+        <w:rPr>
+          <w:lang w:val="es-419" w:eastAsia="es-CO"/>
+        </w:rPr>
+      </w:pPr>
       <w:r>
         <w:rPr>
           <w:lang w:val="es-419" w:eastAsia="es-CO"/>
         </w:rPr>
         <w:lastRenderedPageBreak/>
-        <w:t>manchas, buen desarrollo en altura (hasta 50 cm) y diámetro de tronco (5–10 cm), además de una adecuada disposición de las hojas.</w:t>
-      </w:r>
-    </w:p>
-    <w:p>
-      <w:pPr>
-        <w:rPr>
-          <w:lang w:val="es-419" w:eastAsia="es-CO"/>
-        </w:rPr>
-      </w:pPr>
-      <w:r>
-        <w:rPr>
-          <w:lang w:val="es-419" w:eastAsia="es-CO"/>
-        </w:rPr>
-        <w:t>La tercera selección, a los 8 o 9 meses, exige al menos cinco hojas completamente diferenciadas, ángulos de inserción adecuados (45° y 60°), altura entre 90 y 100 cm y diámetro de 10 a 15 cm, con hojas sanas y sin daños. En esta etapa se identifican y descartan plantas con anormalidades como erectas, juveniles, planas, de entrenudos cortos o largos, quimeras, gigantes o dobladas, la mayoría asociadas a desórdenes genéticos o problemas de manejo.</w:t>
-      </w:r>
-    </w:p>
-    <w:p>
-      <w:pPr>
-        <w:rPr>
-          <w:lang w:val="es-419" w:eastAsia="es-CO"/>
-        </w:rPr>
-      </w:pPr>
-      <w:r>
-        <w:rPr>
-          <w:lang w:val="es-419" w:eastAsia="es-CO"/>
-        </w:rPr>
         <w:t>La cuarta selección se realiza a los 12 meses, antes del traslado al campo. Se eliminan las plántulas anormales y se seleccionan aquellas con altura entre 1 y 1,6 m, diámetro del cuello de 15 a 22 cm, de 5 a 8 hojas funcionales bien formadas y sin daños. Con un manejo adecuado, el descarte total en vivero puede oscilar entre el 15 % y el 25 % de las plantas germinadas.</w:t>
       </w:r>
     </w:p>
@@ -6600,18 +6944,10 @@
           <w:lang w:val="es-419" w:eastAsia="es-CO"/>
         </w:rPr>
       </w:pPr>
-    </w:p>
-    <w:p>
-      <w:pPr>
-        <w:rPr>
-          <w:lang w:val="es-419" w:eastAsia="es-CO"/>
-        </w:rPr>
-      </w:pPr>
-      <w:r>
-        <w:rPr>
-          <w:lang w:val="es-419" w:eastAsia="es-CO"/>
-        </w:rPr>
-        <w:lastRenderedPageBreak/>
+      <w:r>
+        <w:rPr>
+          <w:lang w:val="es-419" w:eastAsia="es-CO"/>
+        </w:rPr>
         <w:t>El procedimiento del trasplante es el siguiente:</w:t>
       </w:r>
     </w:p>
@@ -6650,21 +6986,7 @@
         <w:rPr>
           <w:lang w:val="es-419" w:eastAsia="es-CO"/>
         </w:rPr>
-        <w:t xml:space="preserve">Preferir el uso de </w:t>
-      </w:r>
-      <w:proofErr w:type="spellStart"/>
-      <w:r>
-        <w:rPr>
-          <w:lang w:val="es-419" w:eastAsia="es-CO"/>
-        </w:rPr>
-        <w:t>bioplaguicidas</w:t>
-      </w:r>
-      <w:proofErr w:type="spellEnd"/>
-      <w:r>
-        <w:rPr>
-          <w:lang w:val="es-419" w:eastAsia="es-CO"/>
-        </w:rPr>
-        <w:t>.</w:t>
+        <w:t>Preferir el uso de bioplaguicidas.</w:t>
       </w:r>
     </w:p>
     <w:p>
@@ -6750,6 +7072,7 @@
         <w:rPr>
           <w:lang w:val="es-419" w:eastAsia="es-CO"/>
         </w:rPr>
+        <w:lastRenderedPageBreak/>
         <w:t>Helminthosporium</w:t>
       </w:r>
       <w:proofErr w:type="spellEnd"/>
@@ -6954,6 +7277,15 @@
     </w:p>
     <w:p>
       <w:pPr>
+        <w:pStyle w:val="Prrafodelista"/>
+        <w:ind w:left="567" w:firstLine="0"/>
+        <w:rPr>
+          <w:lang w:val="es-419" w:eastAsia="es-CO"/>
+        </w:rPr>
+      </w:pPr>
+    </w:p>
+    <w:p>
+      <w:pPr>
         <w:pStyle w:val="Ttulo5"/>
       </w:pPr>
       <w:r>
@@ -6970,26 +7302,127 @@
         <w:rPr>
           <w:lang w:val="es-419" w:eastAsia="es-CO"/>
         </w:rPr>
-        <w:t xml:space="preserve">El programa de fertilización para un vivero debe diseñarse según el lugar donde se establece y la fertilidad del suelo utilizado en el llenado de bolsas. Generalmente, los programas de fertilización se fundamentan en la aplicación de elementos primarios (nitrógeno, fósforo, potasio) y la aplicación de elementos secundarios (calcio, azufre y </w:t>
-      </w:r>
-      <w:r>
-        <w:rPr>
-          <w:lang w:val="es-419" w:eastAsia="es-CO"/>
-        </w:rPr>
+        <w:t>El programa de fertilización para un vivero debe diseñarse según el lugar donde se establece y la fertilidad del suelo utilizado en el llenado de bolsas. Generalmente, los programas de fertilización se fundamentan en la aplicación de elementos primarios (nitrógeno, fósforo, potasio) y la aplicación de elementos secundarios (calcio, azufre y magnesio) u oligoelementos, dependiendo de la deficiencia de estos. Por consiguiente, se recomienda realizar un análisis al suelo que s</w:t>
+      </w:r>
+      <w:r>
+        <w:rPr>
+          <w:lang w:val="es-419" w:eastAsia="es-CO"/>
+        </w:rPr>
+        <w:t>e</w:t>
+      </w:r>
+      <w:r>
+        <w:rPr>
+          <w:lang w:val="es-419" w:eastAsia="es-CO"/>
+        </w:rPr>
+        <w:t xml:space="preserve"> utilizará para el llenado de bolsas. En la actualidad</w:t>
+      </w:r>
+      <w:r>
+        <w:rPr>
+          <w:lang w:val="es-419" w:eastAsia="es-CO"/>
+        </w:rPr>
+        <w:t>,</w:t>
+      </w:r>
+      <w:r>
+        <w:rPr>
+          <w:lang w:val="es-419" w:eastAsia="es-CO"/>
+        </w:rPr>
+        <w:t xml:space="preserve"> se está fomentando la utilización de abonos orgánicos tipo </w:t>
+      </w:r>
+      <w:proofErr w:type="spellStart"/>
+      <w:r>
+        <w:rPr>
+          <w:rStyle w:val="Extranjerismo"/>
+          <w:lang w:val="es-419" w:eastAsia="es-CO"/>
+        </w:rPr>
+        <w:t>b</w:t>
+      </w:r>
+      <w:r>
+        <w:rPr>
+          <w:rStyle w:val="Extranjerismo"/>
+          <w:lang w:val="es-419" w:eastAsia="es-CO"/>
+        </w:rPr>
+        <w:t>ocashi</w:t>
+      </w:r>
+      <w:proofErr w:type="spellEnd"/>
+      <w:r>
+        <w:rPr>
+          <w:i/>
+          <w:iCs/>
+          <w:lang w:val="es-419" w:eastAsia="es-CO"/>
+        </w:rPr>
+        <w:t xml:space="preserve"> </w:t>
+      </w:r>
+      <w:r>
+        <w:rPr>
+          <w:lang w:val="es-419" w:eastAsia="es-CO"/>
+        </w:rPr>
+        <w:t>o caldos biológicos para implementar los cultivos orgánicos. El fertilizante debe ser aplicado al suelo de la bolsa, en una franja ancha alrededor de la plántula, evitando el contacto con el follaje o con la raíz, para evitar quemaduras.</w:t>
+      </w:r>
+    </w:p>
+    <w:p>
+      <w:pPr>
+        <w:rPr>
+          <w:lang w:val="es-419" w:eastAsia="es-CO"/>
+        </w:rPr>
+      </w:pPr>
+    </w:p>
+    <w:p>
+      <w:pPr>
+        <w:pStyle w:val="Ttulo5"/>
+      </w:pPr>
+      <w:r>
         <w:lastRenderedPageBreak/>
-        <w:t>magnesio) u oligoelementos, dependiendo de la deficiencia de estos. Por consiguiente, se recomienda realizar un análisis al suelo que s</w:t>
-      </w:r>
-      <w:r>
-        <w:rPr>
-          <w:lang w:val="es-419" w:eastAsia="es-CO"/>
-        </w:rPr>
-        <w:t>e</w:t>
-      </w:r>
-      <w:r>
-        <w:rPr>
-          <w:lang w:val="es-419" w:eastAsia="es-CO"/>
-        </w:rPr>
-        <w:t xml:space="preserve"> utilizará para el llenado de bolsas. En la actualidad</w:t>
+        <w:t>Riego</w:t>
+      </w:r>
+    </w:p>
+    <w:p>
+      <w:pPr>
+        <w:rPr>
+          <w:lang w:val="es-419" w:eastAsia="es-CO"/>
+        </w:rPr>
+      </w:pPr>
+      <w:r>
+        <w:rPr>
+          <w:lang w:val="es-419" w:eastAsia="es-CO"/>
+        </w:rPr>
+        <w:t>El suministro adecuado y oportuno de agua es uno de los aspectos más críticos en un vivero de palma de aceite, por lo tanto, es necesario implementar un sistema de riego que satisfaga los requerimientos hídricos del cultivo, para lograr un crecimiento y desarrollo normal del mismo.</w:t>
+      </w:r>
+    </w:p>
+    <w:p>
+      <w:pPr>
+        <w:rPr>
+          <w:lang w:val="es-419" w:eastAsia="es-CO"/>
+        </w:rPr>
+      </w:pPr>
+      <w:r>
+        <w:rPr>
+          <w:lang w:val="es-419" w:eastAsia="es-CO"/>
+        </w:rPr>
+        <w:t>El sistema de riego a presión por aspersión es uno de los más utilizados en viveros por su eficiencia, el cual consiste en suministrar agua sobre la superficie del suelo en forma de lluvia artificial. Uno de los aspectos más importantes en el uso de este sistema es su diseño y distribución de los aspersores para garantizar un correcto traslape; comúnmente se distribuyen triangularmente para garantizar una distribución homogénea del agua</w:t>
+      </w:r>
+      <w:r>
+        <w:rPr>
+          <w:lang w:val="es-419" w:eastAsia="es-CO"/>
+        </w:rPr>
+        <w:t>.</w:t>
+      </w:r>
+      <w:r>
+        <w:rPr>
+          <w:lang w:val="es-419" w:eastAsia="es-CO"/>
+        </w:rPr>
+        <w:t xml:space="preserve"> </w:t>
+      </w:r>
+      <w:r>
+        <w:rPr>
+          <w:lang w:val="es-419" w:eastAsia="es-CO"/>
+        </w:rPr>
+        <w:t>A</w:t>
+      </w:r>
+      <w:r>
+        <w:rPr>
+          <w:lang w:val="es-419" w:eastAsia="es-CO"/>
+        </w:rPr>
+        <w:t>demás</w:t>
       </w:r>
       <w:r>
         <w:rPr>
@@ -7001,96 +7434,6 @@
         <w:rPr>
           <w:lang w:val="es-419" w:eastAsia="es-CO"/>
         </w:rPr>
-        <w:t xml:space="preserve"> se está fomentando la utilización de abonos orgánicos tipo </w:t>
-      </w:r>
-      <w:proofErr w:type="spellStart"/>
-      <w:r>
-        <w:rPr>
-          <w:lang w:val="es-419" w:eastAsia="es-CO"/>
-        </w:rPr>
-        <w:t>b</w:t>
-      </w:r>
-      <w:r>
-        <w:rPr>
-          <w:lang w:val="es-419" w:eastAsia="es-CO"/>
-        </w:rPr>
-        <w:t>ocashi</w:t>
-      </w:r>
-      <w:proofErr w:type="spellEnd"/>
-      <w:r>
-        <w:rPr>
-          <w:lang w:val="es-419" w:eastAsia="es-CO"/>
-        </w:rPr>
-        <w:t xml:space="preserve"> o caldos biológicos para implementar los cultivos orgánicos. El fertilizante debe ser aplicado al suelo de la bolsa, en una franja ancha alrededor de la plántula, evitando el contacto con el follaje o con la raíz, para evitar quemaduras.</w:t>
-      </w:r>
-    </w:p>
-    <w:p>
-      <w:pPr>
-        <w:pStyle w:val="Ttulo5"/>
-      </w:pPr>
-      <w:r>
-        <w:t>Riego</w:t>
-      </w:r>
-    </w:p>
-    <w:p>
-      <w:pPr>
-        <w:rPr>
-          <w:lang w:val="es-419" w:eastAsia="es-CO"/>
-        </w:rPr>
-      </w:pPr>
-      <w:r>
-        <w:rPr>
-          <w:lang w:val="es-419" w:eastAsia="es-CO"/>
-        </w:rPr>
-        <w:t>El suministro adecuado y oportuno de agua es uno de los aspectos más críticos en un vivero de palma de aceite, por lo tanto, es necesario implementar un sistema de riego que satisfaga los requerimientos hídricos del cultivo, para lograr un crecimiento y desarrollo normal del mismo.</w:t>
-      </w:r>
-    </w:p>
-    <w:p>
-      <w:pPr>
-        <w:rPr>
-          <w:lang w:val="es-419" w:eastAsia="es-CO"/>
-        </w:rPr>
-      </w:pPr>
-      <w:r>
-        <w:rPr>
-          <w:lang w:val="es-419" w:eastAsia="es-CO"/>
-        </w:rPr>
-        <w:t>El sistema de riego a presión por aspersión es uno de los más utilizados en viveros por su eficiencia, el cual consiste en suministrar agua sobre la superficie del suelo en forma de lluvia artificial. Uno de los aspectos más importantes en el uso de este sistema es su diseño y distribución de los aspersores para garantizar un correcto traslape; comúnmente se distribuyen triangularmente para garantizar una distribución homogénea del agua</w:t>
-      </w:r>
-      <w:r>
-        <w:rPr>
-          <w:lang w:val="es-419" w:eastAsia="es-CO"/>
-        </w:rPr>
-        <w:t>.</w:t>
-      </w:r>
-      <w:r>
-        <w:rPr>
-          <w:lang w:val="es-419" w:eastAsia="es-CO"/>
-        </w:rPr>
-        <w:t xml:space="preserve"> </w:t>
-      </w:r>
-      <w:r>
-        <w:rPr>
-          <w:lang w:val="es-419" w:eastAsia="es-CO"/>
-        </w:rPr>
-        <w:t>A</w:t>
-      </w:r>
-      <w:r>
-        <w:rPr>
-          <w:lang w:val="es-419" w:eastAsia="es-CO"/>
-        </w:rPr>
-        <w:t>demás</w:t>
-      </w:r>
-      <w:r>
-        <w:rPr>
-          <w:lang w:val="es-419" w:eastAsia="es-CO"/>
-        </w:rPr>
-        <w:t>,</w:t>
-      </w:r>
-      <w:r>
-        <w:rPr>
-          <w:lang w:val="es-419" w:eastAsia="es-CO"/>
-        </w:rPr>
         <w:t xml:space="preserve"> es de fácil operación, proporciona la facilidad de verificar su funcionamiento y efectividad, requiere poca mano de obra y tiene un costo aceptable.</w:t>
       </w:r>
     </w:p>
@@ -7117,9 +7460,44 @@
     </w:p>
     <w:p>
       <w:pPr>
+        <w:rPr>
+          <w:lang w:val="es-419" w:eastAsia="es-CO"/>
+        </w:rPr>
+      </w:pPr>
+    </w:p>
+    <w:p>
+      <w:pPr>
+        <w:rPr>
+          <w:lang w:val="es-419" w:eastAsia="es-CO"/>
+        </w:rPr>
+      </w:pPr>
+    </w:p>
+    <w:p>
+      <w:pPr>
+        <w:rPr>
+          <w:lang w:val="es-419" w:eastAsia="es-CO"/>
+        </w:rPr>
+      </w:pPr>
+    </w:p>
+    <w:p>
+      <w:pPr>
+        <w:rPr>
+          <w:lang w:val="es-419" w:eastAsia="es-CO"/>
+        </w:rPr>
+      </w:pPr>
+    </w:p>
+    <w:p>
+      <w:pPr>
+        <w:rPr>
+          <w:lang w:val="es-419" w:eastAsia="es-CO"/>
+        </w:rPr>
+      </w:pPr>
+    </w:p>
+    <w:p>
+      <w:pPr>
         <w:pStyle w:val="Ttulo1"/>
       </w:pPr>
-      <w:bookmarkStart w:id="5" w:name="_Toc226799008"/>
+      <w:bookmarkStart w:id="5" w:name="_Toc227314347"/>
       <w:r>
         <w:lastRenderedPageBreak/>
         <w:t>Siembra de palma de aceite en sitio definitivo</w:t>
@@ -7298,7 +7676,7 @@
       <w:pPr>
         <w:pStyle w:val="Ttulo2"/>
       </w:pPr>
-      <w:bookmarkStart w:id="6" w:name="_Toc226799009"/>
+      <w:bookmarkStart w:id="6" w:name="_Toc227314348"/>
       <w:r>
         <w:t>Diseño de la plan</w:t>
       </w:r>
@@ -7316,7 +7694,6 @@
     <w:p/>
     <w:p/>
     <w:p/>
-    <w:p/>
     <w:p>
       <w:pPr>
         <w:pStyle w:val="Video"/>
@@ -7339,10 +7716,16 @@
           <w:noProof/>
         </w:rPr>
         <w:drawing>
-          <wp:inline distT="0" distB="0" distL="0" distR="0" wp14:anchorId="1B193349" wp14:editId="02D8A2C2">
+          <wp:inline distT="0" distB="0" distL="0" distR="0" wp14:anchorId="1B193349" wp14:editId="44115EA7">
             <wp:extent cx="6332220" cy="3561874"/>
             <wp:effectExtent l="0" t="0" r="0" b="635"/>
-            <wp:docPr id="1" name="Imagen 1"/>
+            <wp:docPr id="1" name="Imagen 1">
+              <a:extLst xmlns:a="http://schemas.openxmlformats.org/drawingml/2006/main">
+                <a:ext uri="{C183D7F6-B498-43B3-948B-1728B52AA6E4}">
+                  <adec:decorative xmlns:adec="http://schemas.microsoft.com/office/drawing/2017/decorative" val="1"/>
+                </a:ext>
+              </a:extLst>
+            </wp:docPr>
             <wp:cNvGraphicFramePr>
               <a:graphicFrameLocks xmlns:a="http://schemas.openxmlformats.org/drawingml/2006/main" noChangeAspect="1"/>
             </wp:cNvGraphicFramePr>
@@ -7350,7 +7733,13 @@
               <a:graphicData uri="http://schemas.openxmlformats.org/drawingml/2006/picture">
                 <pic:pic xmlns:pic="http://schemas.openxmlformats.org/drawingml/2006/picture">
                   <pic:nvPicPr>
-                    <pic:cNvPr id="0" name="Picture 1"/>
+                    <pic:cNvPr id="1" name="Imagen 1">
+                      <a:extLst>
+                        <a:ext uri="{C183D7F6-B498-43B3-948B-1728B52AA6E4}">
+                          <adec:decorative xmlns:adec="http://schemas.microsoft.com/office/drawing/2017/decorative" val="1"/>
+                        </a:ext>
+                      </a:extLst>
+                    </pic:cNvPr>
                     <pic:cNvPicPr>
                       <a:picLocks noChangeAspect="1" noChangeArrowheads="1"/>
                     </pic:cNvPicPr>
@@ -7510,21 +7899,40 @@
     <w:p>
       <w:pPr>
         <w:pStyle w:val="Ttulo5"/>
-      </w:pPr>
-    </w:p>
-    <w:p>
-      <w:pPr>
-        <w:pStyle w:val="Ttulo5"/>
-      </w:pPr>
-      <w:r>
-        <w:t>Para profundizar sobre el diseño de la plantación, lo invitamos a que consulte la siguiente lectura complementaria.</w:t>
+        <w:rPr>
+          <w:b w:val="0"/>
+          <w:bCs/>
+        </w:rPr>
+      </w:pPr>
+      <w:r>
+        <w:rPr>
+          <w:b w:val="0"/>
+          <w:bCs/>
+        </w:rPr>
+        <w:lastRenderedPageBreak/>
+        <w:t xml:space="preserve">Para profundizar sobre el diseño de la plantación, lo invitamos a que consulte </w:t>
+      </w:r>
+      <w:r>
+        <w:rPr>
+          <w:b w:val="0"/>
+          <w:bCs/>
+        </w:rPr>
+        <w:t>l documento “Diseño</w:t>
+      </w:r>
+      <w:r>
+        <w:rPr>
+          <w:b w:val="0"/>
+          <w:bCs/>
+          <w:lang w:val="es-ES"/>
+        </w:rPr>
+        <w:t xml:space="preserve"> de la plantación”, ubicado en la carpeta de anexos.</w:t>
       </w:r>
     </w:p>
     <w:p>
       <w:pPr>
         <w:pStyle w:val="Ttulo2"/>
       </w:pPr>
-      <w:bookmarkStart w:id="7" w:name="_Toc226799010"/>
+      <w:bookmarkStart w:id="7" w:name="_Toc227314349"/>
       <w:r>
         <w:t>Labores de preparación del suelo</w:t>
       </w:r>
@@ -7635,7 +8043,7 @@
       <w:pPr>
         <w:pStyle w:val="Ttulo2"/>
       </w:pPr>
-      <w:bookmarkStart w:id="8" w:name="_Toc226799011"/>
+      <w:bookmarkStart w:id="8" w:name="_Toc227314350"/>
       <w:r>
         <w:lastRenderedPageBreak/>
         <w:t>Trazado de la plantación</w:t>
@@ -7742,97 +8150,122 @@
     </w:p>
     <w:p>
       <w:pPr>
-        <w:pStyle w:val="Prrafodelista"/>
-        <w:numPr>
-          <w:ilvl w:val="0"/>
-          <w:numId w:val="25"/>
-        </w:numPr>
-        <w:ind w:left="567" w:hanging="425"/>
-        <w:rPr>
-          <w:lang w:val="es-419" w:eastAsia="es-CO"/>
-        </w:rPr>
-      </w:pPr>
-      <w:r>
-        <w:rPr>
-          <w:lang w:val="es-419" w:eastAsia="es-CO"/>
-        </w:rPr>
-        <w:t>Ubicar los lotes de siembra según su nomenclatura en el plano.</w:t>
-      </w:r>
-    </w:p>
-    <w:p>
-      <w:pPr>
-        <w:pStyle w:val="Prrafodelista"/>
-        <w:numPr>
-          <w:ilvl w:val="0"/>
-          <w:numId w:val="25"/>
-        </w:numPr>
-        <w:ind w:left="567" w:hanging="425"/>
-        <w:rPr>
-          <w:lang w:val="es-419" w:eastAsia="es-CO"/>
-        </w:rPr>
-      </w:pPr>
-      <w:r>
-        <w:rPr>
-          <w:lang w:val="es-419" w:eastAsia="es-CO"/>
-        </w:rPr>
-        <w:t>Delimitar linderos o perímetro del lote.</w:t>
-      </w:r>
-    </w:p>
-    <w:p>
-      <w:pPr>
-        <w:pStyle w:val="Prrafodelista"/>
-        <w:numPr>
-          <w:ilvl w:val="0"/>
-          <w:numId w:val="25"/>
-        </w:numPr>
-        <w:ind w:left="567" w:hanging="425"/>
-        <w:rPr>
-          <w:lang w:val="es-419" w:eastAsia="es-CO"/>
-        </w:rPr>
-      </w:pPr>
-      <w:r>
-        <w:rPr>
-          <w:lang w:val="es-419" w:eastAsia="es-CO"/>
-        </w:rPr>
-        <w:t>Señalar claramente:</w:t>
-      </w:r>
-    </w:p>
-    <w:p>
-      <w:pPr>
-        <w:pStyle w:val="Prrafodelista"/>
-        <w:numPr>
-          <w:ilvl w:val="0"/>
-          <w:numId w:val="25"/>
-        </w:numPr>
-        <w:ind w:left="567" w:hanging="425"/>
-        <w:rPr>
-          <w:lang w:val="es-419" w:eastAsia="es-CO"/>
-        </w:rPr>
-      </w:pPr>
-      <w:r>
-        <w:rPr>
-          <w:lang w:val="es-419" w:eastAsia="es-CO"/>
-        </w:rPr>
-        <w:t>Vías de acceso.</w:t>
-      </w:r>
-    </w:p>
-    <w:p>
-      <w:pPr>
-        <w:pStyle w:val="Prrafodelista"/>
-        <w:numPr>
-          <w:ilvl w:val="0"/>
-          <w:numId w:val="25"/>
-        </w:numPr>
-        <w:ind w:left="567" w:hanging="425"/>
-        <w:rPr>
-          <w:lang w:val="es-419" w:eastAsia="es-CO"/>
-        </w:rPr>
-      </w:pPr>
-      <w:r>
-        <w:rPr>
-          <w:lang w:val="es-419" w:eastAsia="es-CO"/>
-        </w:rPr>
-        <w:t>Puntos de referencia indicados en el diseño</w:t>
+        <w:pStyle w:val="Ttulo5"/>
+        <w:rPr>
+          <w:rFonts w:asciiTheme="minorHAnsi" w:eastAsiaTheme="minorHAnsi" w:hAnsiTheme="minorHAnsi" w:cstheme="minorBidi"/>
+          <w:b w:val="0"/>
+          <w:color w:val="auto"/>
+          <w:kern w:val="2"/>
+          <w:szCs w:val="22"/>
+          <w14:ligatures w14:val="standardContextual"/>
+        </w:rPr>
+      </w:pPr>
+      <w:r>
+        <w:rPr>
+          <w:rFonts w:asciiTheme="minorHAnsi" w:eastAsiaTheme="minorHAnsi" w:hAnsiTheme="minorHAnsi" w:cstheme="minorBidi"/>
+          <w:b w:val="0"/>
+          <w:color w:val="auto"/>
+          <w:kern w:val="2"/>
+          <w:szCs w:val="22"/>
+          <w14:ligatures w14:val="standardContextual"/>
+        </w:rPr>
+        <w:t>• Ubicar los lotes de siembra según su nomenclatura en el plano.</w:t>
+      </w:r>
+    </w:p>
+    <w:p>
+      <w:pPr>
+        <w:pStyle w:val="Ttulo5"/>
+        <w:rPr>
+          <w:rFonts w:asciiTheme="minorHAnsi" w:eastAsiaTheme="minorHAnsi" w:hAnsiTheme="minorHAnsi" w:cstheme="minorBidi"/>
+          <w:b w:val="0"/>
+          <w:color w:val="auto"/>
+          <w:kern w:val="2"/>
+          <w:szCs w:val="22"/>
+          <w14:ligatures w14:val="standardContextual"/>
+        </w:rPr>
+      </w:pPr>
+      <w:r>
+        <w:rPr>
+          <w:rFonts w:asciiTheme="minorHAnsi" w:eastAsiaTheme="minorHAnsi" w:hAnsiTheme="minorHAnsi" w:cstheme="minorBidi"/>
+          <w:b w:val="0"/>
+          <w:color w:val="auto"/>
+          <w:kern w:val="2"/>
+          <w:szCs w:val="22"/>
+          <w14:ligatures w14:val="standardContextual"/>
+        </w:rPr>
+        <w:t>• Delimitar linderos o perímetro del lote.</w:t>
+      </w:r>
+    </w:p>
+    <w:p>
+      <w:pPr>
+        <w:pStyle w:val="Ttulo5"/>
+        <w:rPr>
+          <w:rFonts w:asciiTheme="minorHAnsi" w:eastAsiaTheme="minorHAnsi" w:hAnsiTheme="minorHAnsi" w:cstheme="minorBidi"/>
+          <w:b w:val="0"/>
+          <w:color w:val="auto"/>
+          <w:kern w:val="2"/>
+          <w:szCs w:val="22"/>
+          <w14:ligatures w14:val="standardContextual"/>
+        </w:rPr>
+      </w:pPr>
+      <w:r>
+        <w:rPr>
+          <w:rFonts w:asciiTheme="minorHAnsi" w:eastAsiaTheme="minorHAnsi" w:hAnsiTheme="minorHAnsi" w:cstheme="minorBidi"/>
+          <w:b w:val="0"/>
+          <w:color w:val="auto"/>
+          <w:kern w:val="2"/>
+          <w:szCs w:val="22"/>
+          <w14:ligatures w14:val="standardContextual"/>
+        </w:rPr>
+        <w:t>• Señalar claramente:</w:t>
+      </w:r>
+    </w:p>
+    <w:p>
+      <w:pPr>
+        <w:pStyle w:val="Ttulo5"/>
+        <w:rPr>
+          <w:rFonts w:asciiTheme="minorHAnsi" w:eastAsiaTheme="minorHAnsi" w:hAnsiTheme="minorHAnsi" w:cstheme="minorBidi"/>
+          <w:b w:val="0"/>
+          <w:color w:val="auto"/>
+          <w:kern w:val="2"/>
+          <w:szCs w:val="22"/>
+          <w14:ligatures w14:val="standardContextual"/>
+        </w:rPr>
+      </w:pPr>
+      <w:r>
+        <w:rPr>
+          <w:rFonts w:asciiTheme="minorHAnsi" w:eastAsiaTheme="minorHAnsi" w:hAnsiTheme="minorHAnsi" w:cstheme="minorBidi"/>
+          <w:b w:val="0"/>
+          <w:color w:val="auto"/>
+          <w:kern w:val="2"/>
+          <w:szCs w:val="22"/>
+          <w14:ligatures w14:val="standardContextual"/>
+        </w:rPr>
+        <w:t> ○ Vías de acceso.</w:t>
+      </w:r>
+    </w:p>
+    <w:p>
+      <w:pPr>
+        <w:pStyle w:val="Ttulo5"/>
+        <w:rPr>
+          <w:rFonts w:asciiTheme="minorHAnsi" w:eastAsiaTheme="minorHAnsi" w:hAnsiTheme="minorHAnsi" w:cstheme="minorBidi"/>
+          <w:b w:val="0"/>
+          <w:color w:val="auto"/>
+          <w:kern w:val="2"/>
+          <w:szCs w:val="22"/>
+          <w14:ligatures w14:val="standardContextual"/>
+        </w:rPr>
+      </w:pPr>
+      <w:r>
+        <w:rPr>
+          <w:rFonts w:asciiTheme="minorHAnsi" w:eastAsiaTheme="minorHAnsi" w:hAnsiTheme="minorHAnsi" w:cstheme="minorBidi"/>
+          <w:b w:val="0"/>
+          <w:color w:val="auto"/>
+          <w:kern w:val="2"/>
+          <w:szCs w:val="22"/>
+          <w14:ligatures w14:val="standardContextual"/>
+        </w:rPr>
+        <w:t> ○ Puntos de referencia indicados en el diseño.</w:t>
       </w:r>
     </w:p>
     <w:p>
@@ -7935,6 +8368,7 @@
         <w:rPr>
           <w:lang w:val="es-419" w:eastAsia="es-CO"/>
         </w:rPr>
+        <w:lastRenderedPageBreak/>
         <w:t>Martillo o mazo de madera.</w:t>
       </w:r>
     </w:p>
@@ -7954,7 +8388,6 @@
         <w:rPr>
           <w:lang w:val="es-419" w:eastAsia="es-CO"/>
         </w:rPr>
-        <w:lastRenderedPageBreak/>
         <w:t>Brújula o GPS (según técnica utilizada).</w:t>
       </w:r>
     </w:p>
@@ -7968,6 +8401,7 @@
     </w:p>
     <w:p>
       <w:pPr>
+        <w:ind w:firstLine="0"/>
         <w:rPr>
           <w:lang w:val="es-419" w:eastAsia="es-CO"/>
         </w:rPr>
@@ -8069,6 +8503,7 @@
     </w:p>
     <w:p>
       <w:pPr>
+        <w:ind w:firstLine="0"/>
         <w:rPr>
           <w:lang w:val="es-419" w:eastAsia="es-CO"/>
         </w:rPr>
@@ -8120,6 +8555,15 @@
     </w:p>
     <w:p>
       <w:pPr>
+        <w:pStyle w:val="Prrafodelista"/>
+        <w:ind w:left="567" w:firstLine="0"/>
+        <w:rPr>
+          <w:lang w:val="es-419" w:eastAsia="es-CO"/>
+        </w:rPr>
+      </w:pPr>
+    </w:p>
+    <w:p>
+      <w:pPr>
         <w:pStyle w:val="Ttulo5"/>
       </w:pPr>
       <w:r>
@@ -8211,35 +8655,36 @@
     </w:p>
     <w:p>
       <w:pPr>
+        <w:rPr>
+          <w:lang w:val="es-419" w:eastAsia="es-CO"/>
+        </w:rPr>
+      </w:pPr>
+    </w:p>
+    <w:p>
+      <w:pPr>
+        <w:rPr>
+          <w:lang w:val="es-419" w:eastAsia="es-CO"/>
+        </w:rPr>
+      </w:pPr>
+    </w:p>
+    <w:p>
+      <w:pPr>
+        <w:rPr>
+          <w:lang w:val="es-419" w:eastAsia="es-CO"/>
+        </w:rPr>
+      </w:pPr>
+    </w:p>
+    <w:p>
+      <w:pPr>
         <w:pStyle w:val="Ttulo5"/>
       </w:pPr>
       <w:r>
+        <w:lastRenderedPageBreak/>
         <w:t>Procedimiento de trazado por triangulación</w:t>
       </w:r>
     </w:p>
     <w:p>
       <w:pPr>
-        <w:rPr>
-          <w:lang w:val="es-419" w:eastAsia="es-CO"/>
-        </w:rPr>
-      </w:pPr>
-    </w:p>
-    <w:p>
-      <w:pPr>
-        <w:rPr>
-          <w:lang w:val="es-419" w:eastAsia="es-CO"/>
-        </w:rPr>
-      </w:pPr>
-    </w:p>
-    <w:p>
-      <w:pPr>
-        <w:rPr>
-          <w:lang w:val="es-419" w:eastAsia="es-CO"/>
-        </w:rPr>
-      </w:pPr>
-    </w:p>
-    <w:p>
-      <w:pPr>
         <w:pStyle w:val="Figura"/>
         <w:rPr>
           <w:lang w:val="es-419"/>
@@ -8249,7 +8694,6 @@
         <w:rPr>
           <w:lang w:val="es-419"/>
         </w:rPr>
-        <w:lastRenderedPageBreak/>
         <w:t>Procedimiento de trazado por triangulación.</w:t>
       </w:r>
     </w:p>
@@ -8325,8 +8769,7 @@
     </w:p>
     <w:p>
       <w:pPr>
-        <w:pStyle w:val="Prrafodelista"/>
-        <w:ind w:left="567" w:firstLine="0"/>
+        <w:ind w:firstLine="0"/>
         <w:rPr>
           <w:lang w:val="es-419" w:eastAsia="es-CO"/>
         </w:rPr>
@@ -8415,6 +8858,7 @@
         <w:pStyle w:val="Ttulo5"/>
       </w:pPr>
       <w:r>
+        <w:lastRenderedPageBreak/>
         <w:t>Paso 2</w:t>
       </w:r>
     </w:p>
@@ -8448,7 +8892,6 @@
         <w:rPr>
           <w:lang w:val="es-419" w:eastAsia="es-CO"/>
         </w:rPr>
-        <w:lastRenderedPageBreak/>
         <w:t>Marcar con estacas los puntos a la distancia definida para la siembra.</w:t>
       </w:r>
     </w:p>
@@ -8503,7 +8946,7 @@
     </w:p>
     <w:p>
       <w:pPr>
-        <w:ind w:left="284" w:firstLine="0"/>
+        <w:ind w:firstLine="0"/>
         <w:rPr>
           <w:lang w:val="es-419" w:eastAsia="es-CO"/>
         </w:rPr>
@@ -8585,6 +9028,7 @@
     </w:p>
     <w:p>
       <w:pPr>
+        <w:ind w:firstLine="0"/>
         <w:rPr>
           <w:lang w:val="es-419" w:eastAsia="es-CO"/>
         </w:rPr>
@@ -8625,6 +9069,7 @@
     </w:p>
     <w:p>
       <w:pPr>
+        <w:ind w:firstLine="0"/>
         <w:rPr>
           <w:lang w:val="es-419" w:eastAsia="es-CO"/>
         </w:rPr>
@@ -8698,11 +9143,13 @@
         <w:pStyle w:val="Ttulo5"/>
       </w:pPr>
       <w:r>
+        <w:lastRenderedPageBreak/>
         <w:t>Paso 7</w:t>
       </w:r>
     </w:p>
     <w:p>
       <w:pPr>
+        <w:ind w:firstLine="0"/>
         <w:rPr>
           <w:lang w:val="es-419" w:eastAsia="es-CO"/>
         </w:rPr>
@@ -8735,10 +9182,18 @@
     </w:p>
     <w:p>
       <w:pPr>
+        <w:pStyle w:val="Prrafodelista"/>
+        <w:ind w:left="567" w:firstLine="0"/>
+        <w:rPr>
+          <w:lang w:val="es-419" w:eastAsia="es-CO"/>
+        </w:rPr>
+      </w:pPr>
+    </w:p>
+    <w:p>
+      <w:pPr>
         <w:pStyle w:val="Ttulo5"/>
       </w:pPr>
       <w:r>
-        <w:lastRenderedPageBreak/>
         <w:t>Verificación final del trazado</w:t>
       </w:r>
     </w:p>
@@ -8801,9 +9256,18 @@
     </w:p>
     <w:p>
       <w:pPr>
+        <w:pStyle w:val="Prrafodelista"/>
+        <w:ind w:left="567" w:firstLine="0"/>
+        <w:rPr>
+          <w:lang w:val="es-419" w:eastAsia="es-CO"/>
+        </w:rPr>
+      </w:pPr>
+    </w:p>
+    <w:p>
+      <w:pPr>
         <w:pStyle w:val="Ttulo2"/>
       </w:pPr>
-      <w:bookmarkStart w:id="9" w:name="_Toc226799012"/>
+      <w:bookmarkStart w:id="9" w:name="_Toc227314351"/>
       <w:r>
         <w:t>Establecimiento de coberturas vegetales</w:t>
       </w:r>
@@ -8839,7 +9303,7 @@
         <w:pStyle w:val="Prrafodelista"/>
         <w:numPr>
           <w:ilvl w:val="0"/>
-          <w:numId w:val="34"/>
+          <w:numId w:val="37"/>
         </w:numPr>
         <w:ind w:left="567" w:hanging="425"/>
         <w:rPr>
@@ -9044,7 +9508,7 @@
         <w:pStyle w:val="Prrafodelista"/>
         <w:numPr>
           <w:ilvl w:val="0"/>
-          <w:numId w:val="34"/>
+          <w:numId w:val="37"/>
         </w:numPr>
         <w:ind w:left="567" w:hanging="425"/>
         <w:rPr>
@@ -9178,6 +9642,12 @@
     </w:p>
     <w:p>
       <w:pPr>
+        <w:pStyle w:val="Prrafodelista"/>
+        <w:numPr>
+          <w:ilvl w:val="0"/>
+          <w:numId w:val="37"/>
+        </w:numPr>
+        <w:ind w:left="567" w:hanging="425"/>
         <w:rPr>
           <w:lang w:val="es-419" w:eastAsia="es-CO"/>
         </w:rPr>
@@ -9186,32 +9656,27 @@
         <w:rPr>
           <w:rStyle w:val="Ttulo5Car"/>
         </w:rPr>
+        <w:lastRenderedPageBreak/>
         <w:t>Árboles y arbustos.</w:t>
       </w:r>
       <w:r>
         <w:rPr>
           <w:lang w:val="es-419" w:eastAsia="es-CO"/>
         </w:rPr>
-        <w:t xml:space="preserve"> Son de porte alto</w:t>
-      </w:r>
-      <w:r>
-        <w:rPr>
-          <w:lang w:val="es-419" w:eastAsia="es-CO"/>
-        </w:rPr>
-        <w:t>;</w:t>
-      </w:r>
-      <w:r>
-        <w:rPr>
-          <w:lang w:val="es-419" w:eastAsia="es-CO"/>
-        </w:rPr>
-        <w:t xml:space="preserve"> pueden crecer desde 2 hasta 10 metros de altura. Entre estos tenemos: </w:t>
+        <w:t xml:space="preserve"> </w:t>
+      </w:r>
+      <w:r>
+        <w:rPr>
+          <w:lang w:eastAsia="es-CO"/>
+        </w:rPr>
+        <w:t>Son de porte alto; pueden crecer desde 2 hasta 10 metros de altura. Entre estos tenemos: </w:t>
       </w:r>
       <w:proofErr w:type="spellStart"/>
       <w:r>
         <w:rPr>
           <w:i/>
           <w:iCs/>
-          <w:lang w:val="es-419" w:eastAsia="es-CO"/>
+          <w:lang w:eastAsia="es-CO"/>
         </w:rPr>
         <w:t>Flemingia</w:t>
       </w:r>
@@ -9220,7 +9685,7 @@
         <w:rPr>
           <w:i/>
           <w:iCs/>
-          <w:lang w:val="es-419" w:eastAsia="es-CO"/>
+          <w:lang w:eastAsia="es-CO"/>
         </w:rPr>
         <w:t xml:space="preserve"> </w:t>
       </w:r>
@@ -9229,61 +9694,62 @@
         <w:rPr>
           <w:i/>
           <w:iCs/>
-          <w:lang w:val="es-419" w:eastAsia="es-CO"/>
+          <w:lang w:eastAsia="es-CO"/>
         </w:rPr>
         <w:t>congesta</w:t>
       </w:r>
       <w:proofErr w:type="spellEnd"/>
       <w:r>
         <w:rPr>
-          <w:lang w:val="es-419" w:eastAsia="es-CO"/>
-        </w:rPr>
-        <w:t xml:space="preserve">, </w:t>
+          <w:lang w:eastAsia="es-CO"/>
+        </w:rPr>
+        <w:t>, </w:t>
       </w:r>
       <w:proofErr w:type="spellStart"/>
       <w:r>
         <w:rPr>
           <w:i/>
           <w:iCs/>
-          <w:lang w:val="es-419" w:eastAsia="es-CO"/>
+          <w:lang w:eastAsia="es-CO"/>
         </w:rPr>
         <w:t>Tephrosia</w:t>
       </w:r>
       <w:proofErr w:type="spellEnd"/>
+      <w:r>
+        <w:rPr>
+          <w:lang w:eastAsia="es-CO"/>
+        </w:rPr>
+        <w:t xml:space="preserve">, </w:t>
+      </w:r>
+      <w:proofErr w:type="spellStart"/>
+      <w:r>
+        <w:rPr>
+          <w:lang w:eastAsia="es-CO"/>
+        </w:rPr>
+        <w:t>sp</w:t>
+      </w:r>
+      <w:proofErr w:type="spellEnd"/>
+      <w:r>
+        <w:rPr>
+          <w:lang w:eastAsia="es-CO"/>
+        </w:rPr>
+        <w:t>. </w:t>
+      </w:r>
+      <w:proofErr w:type="spellStart"/>
       <w:r>
         <w:rPr>
           <w:i/>
           <w:iCs/>
-          <w:lang w:val="es-419" w:eastAsia="es-CO"/>
-        </w:rPr>
-        <w:t xml:space="preserve"> </w:t>
-      </w:r>
-      <w:proofErr w:type="spellStart"/>
+          <w:lang w:eastAsia="es-CO"/>
+        </w:rPr>
+        <w:t>Cajanus</w:t>
+      </w:r>
+      <w:proofErr w:type="spellEnd"/>
       <w:r>
         <w:rPr>
           <w:i/>
           <w:iCs/>
-          <w:lang w:val="es-419" w:eastAsia="es-CO"/>
-        </w:rPr>
-        <w:t>sp</w:t>
-      </w:r>
-      <w:proofErr w:type="spellEnd"/>
-      <w:r>
-        <w:rPr>
-          <w:lang w:val="es-419" w:eastAsia="es-CO"/>
-        </w:rPr>
-        <w:t xml:space="preserve">. </w:t>
-      </w:r>
-      <w:proofErr w:type="gramStart"/>
-      <w:r>
-        <w:rPr>
-          <w:lang w:val="es-419" w:eastAsia="es-CO"/>
-        </w:rPr>
-        <w:t xml:space="preserve">Y </w:t>
-      </w:r>
-      <w:r>
-        <w:rPr>
-          <w:lang w:val="es-419" w:eastAsia="es-CO"/>
+          <w:lang w:eastAsia="es-CO"/>
         </w:rPr>
         <w:t xml:space="preserve"> </w:t>
       </w:r>
@@ -9292,35 +9758,16 @@
         <w:rPr>
           <w:i/>
           <w:iCs/>
-          <w:lang w:val="es-419" w:eastAsia="es-CO"/>
-        </w:rPr>
-        <w:t>Cajanus</w:t>
+          <w:lang w:eastAsia="es-CO"/>
+        </w:rPr>
+        <w:t>cajan</w:t>
       </w:r>
       <w:proofErr w:type="spellEnd"/>
-      <w:proofErr w:type="gramEnd"/>
-      <w:r>
-        <w:rPr>
-          <w:i/>
-          <w:iCs/>
-          <w:lang w:val="es-419" w:eastAsia="es-CO"/>
-        </w:rPr>
-        <w:t xml:space="preserve"> </w:t>
-      </w:r>
-      <w:proofErr w:type="spellStart"/>
-      <w:r>
-        <w:rPr>
-          <w:i/>
-          <w:iCs/>
-          <w:lang w:val="es-419" w:eastAsia="es-CO"/>
-        </w:rPr>
-        <w:t>cajan</w:t>
-      </w:r>
-      <w:proofErr w:type="spellEnd"/>
-      <w:r>
-        <w:rPr>
-          <w:lang w:val="es-419" w:eastAsia="es-CO"/>
-        </w:rPr>
-        <w:t xml:space="preserve"> (guandul).</w:t>
+      <w:r>
+        <w:rPr>
+          <w:lang w:eastAsia="es-CO"/>
+        </w:rPr>
+        <w:t> (guandul).</w:t>
       </w:r>
     </w:p>
     <w:p>
@@ -9346,7 +9793,6 @@
         <w:rPr>
           <w:lang w:val="es-419" w:eastAsia="es-CO"/>
         </w:rPr>
-        <w:lastRenderedPageBreak/>
         <w:t>Dependiendo</w:t>
       </w:r>
       <w:r>
@@ -9378,7 +9824,7 @@
       <w:pPr>
         <w:pStyle w:val="Ttulo2"/>
       </w:pPr>
-      <w:bookmarkStart w:id="10" w:name="_Toc226799013"/>
+      <w:bookmarkStart w:id="10" w:name="_Toc227314352"/>
       <w:r>
         <w:t>Siembra de plantas en sitio definitivo</w:t>
       </w:r>
@@ -9517,7 +9963,14 @@
         <w:rPr>
           <w:lang w:val="es-419" w:eastAsia="es-CO"/>
         </w:rPr>
-        <w:t xml:space="preserve"> de tal manera que sirva como referencia para el operario en el momento de hacer la siembra.</w:t>
+        <w:t xml:space="preserve"> de </w:t>
+      </w:r>
+      <w:r>
+        <w:rPr>
+          <w:lang w:val="es-419" w:eastAsia="es-CO"/>
+        </w:rPr>
+        <w:lastRenderedPageBreak/>
+        <w:t>tal manera que sirva como referencia para el operario en el momento de hacer la siembra.</w:t>
       </w:r>
     </w:p>
     <w:p>
@@ -9542,14 +9995,7 @@
         <w:rPr>
           <w:lang w:val="es-419" w:eastAsia="es-CO"/>
         </w:rPr>
-        <w:t xml:space="preserve"> El transporte de las plantas desde el vivero hasta el sitio definitivo debe realizarse un día antes de la siembra, utilizando carretas con tractor, volquetas o camiones cuando las distancias son mayores. Durante el cargue, es fundamental manipular las bolsas con cuidado, sosteniéndolas por la base y el cuello de la palma, evitando golpes o lanzamientos que puedan romper la bolsa, </w:t>
-      </w:r>
-      <w:r>
-        <w:rPr>
-          <w:lang w:val="es-419" w:eastAsia="es-CO"/>
-        </w:rPr>
-        <w:lastRenderedPageBreak/>
-        <w:t>dañar las hojas o exponer las raíces. Finalmente, las plantas se distribuyen en el borde de cada lote para luego llevarlas a los puntos de siembra.</w:t>
+        <w:t xml:space="preserve"> El transporte de las plantas desde el vivero hasta el sitio definitivo debe realizarse un día antes de la siembra, utilizando carretas con tractor, volquetas o camiones cuando las distancias son mayores. Durante el cargue, es fundamental manipular las bolsas con cuidado, sosteniéndolas por la base y el cuello de la palma, evitando golpes o lanzamientos que puedan romper la bolsa, dañar las hojas o exponer las raíces. Finalmente, las plantas se distribuyen en el borde de cada lote para luego llevarlas a los puntos de siembra.</w:t>
       </w:r>
     </w:p>
     <w:p>
@@ -9598,7 +10044,7 @@
           <w:lang w:val="es-CO"/>
         </w:rPr>
       </w:pPr>
-      <w:bookmarkStart w:id="11" w:name="_Toc226799014"/>
+      <w:bookmarkStart w:id="11" w:name="_Toc227314353"/>
       <w:r>
         <w:rPr>
           <w:lang w:val="es-CO"/>
@@ -9616,7 +10062,6 @@
     </w:p>
     <w:p>
       <w:pPr>
-        <w:jc w:val="center"/>
         <w:rPr>
           <w:noProof/>
           <w:lang w:eastAsia="es-CO"/>
@@ -9627,7 +10072,7 @@
           <w:noProof/>
           <w:lang w:eastAsia="es-CO"/>
         </w:rPr>
-        <w:t>A continuación, se presenta una síntesis de la temática estudiada en el componente formativo:</w:t>
+        <w:t>A continuación, se presenta a manera de síntesis, un esquema que articula los elementos principales bordados en el desarrollo del componente formativo.</w:t>
       </w:r>
       <w:r>
         <w:rPr>
@@ -9635,10 +10080,10 @@
           <w:lang w:eastAsia="es-CO"/>
         </w:rPr>
         <w:drawing>
-          <wp:inline distT="0" distB="0" distL="0" distR="0" wp14:anchorId="30928321" wp14:editId="51E1F1F5">
-            <wp:extent cx="4772025" cy="6800370"/>
-            <wp:effectExtent l="0" t="0" r="0" b="635"/>
-            <wp:docPr id="5" name="Gráfico 5" descr="El mapa conceptual sintetiza el componente formativo “Cultivo de palma de aceite: previveros, viveros y siembra”. Inicia con los previveros y viveros, donde se abordan las generalidades del cultivo, incluyendo variedades, rendimiento, condiciones agroecológicas y características de la palma de aceite. Continúa con la selección del material vegetal, que comprende las características de las semillas, su crecimiento y desarrollo, el semillero y la clasificación de las semillas según condiciones, criterios técnicos y proceso de clasificación. Posteriormente, presenta el manejo del vivero, diferenciando previvero y vivero, e incluye actividades como selección y llenado de bolsas, siembra, desarrollo y selección de plantas, control de malezas, plagas y enfermedades, fertilización y riego. Finalmente, integra la etapa de siembra en sitio definitivo, que contempla el diseño de la planeación, la preparación del suelo, el trazado de la plantación, el establecimiento de coberturas vegetales y las actividades de alistamiento en vivero, transporte y trasplante de las plantas."/>
+          <wp:inline distT="0" distB="0" distL="0" distR="0" wp14:anchorId="77346104" wp14:editId="29B882BF">
+            <wp:extent cx="4667250" cy="6651059"/>
+            <wp:effectExtent l="0" t="0" r="0" b="0"/>
+            <wp:docPr id="2" name="Gráfico 2" descr="El mapa conceptual sintetiza el componente formativo “Cultivo de palma de aceite: previveros, viveros y siembra”. Inicia con los previveros y viveros, donde se abordan las generalidades del cultivo, incluyendo variedades, rendimiento, condiciones agroecológicas y características de la palma de aceite. Continúa con la selección del material vegetal, que comprende las características de las semillas, su crecimiento y desarrollo, el semillero y la clasificación de las semillas según condiciones, criterios técnicos y proceso de clasificación. Posteriormente, presenta el manejo del vivero, diferenciando previvero y vivero, e incluye actividades como selección y llenado de bolsas, siembra, desarrollo y selección de plantas, control de malezas, plagas y enfermedades, fertilización y riego. Finalmente, integra la etapa de siembra en sitio definitivo, que contempla el diseño de la planeación, la preparación del suelo, el trazado de la plantación, el establecimiento de coberturas vegetales y las actividades de alistamiento en vivero, transporte y trasplante de las plantas."/>
             <wp:cNvGraphicFramePr>
               <a:graphicFrameLocks xmlns:a="http://schemas.openxmlformats.org/drawingml/2006/main" noChangeAspect="1"/>
             </wp:cNvGraphicFramePr>
@@ -9646,15 +10091,12 @@
               <a:graphicData uri="http://schemas.openxmlformats.org/drawingml/2006/picture">
                 <pic:pic xmlns:pic="http://schemas.openxmlformats.org/drawingml/2006/picture">
                   <pic:nvPicPr>
-                    <pic:cNvPr id="5" name="Gráfico 5" descr="El mapa conceptual sintetiza el componente formativo “Cultivo de palma de aceite: previveros, viveros y siembra”. Inicia con los previveros y viveros, donde se abordan las generalidades del cultivo, incluyendo variedades, rendimiento, condiciones agroecológicas y características de la palma de aceite. Continúa con la selección del material vegetal, que comprende las características de las semillas, su crecimiento y desarrollo, el semillero y la clasificación de las semillas según condiciones, criterios técnicos y proceso de clasificación. Posteriormente, presenta el manejo del vivero, diferenciando previvero y vivero, e incluye actividades como selección y llenado de bolsas, siembra, desarrollo y selección de plantas, control de malezas, plagas y enfermedades, fertilización y riego. Finalmente, integra la etapa de siembra en sitio definitivo, que contempla el diseño de la planeación, la preparación del suelo, el trazado de la plantación, el establecimiento de coberturas vegetales y las actividades de alistamiento en vivero, transporte y trasplante de las plantas."/>
+                    <pic:cNvPr id="2" name="Gráfico 2" descr="El mapa conceptual sintetiza el componente formativo “Cultivo de palma de aceite: previveros, viveros y siembra”. Inicia con los previveros y viveros, donde se abordan las generalidades del cultivo, incluyendo variedades, rendimiento, condiciones agroecológicas y características de la palma de aceite. Continúa con la selección del material vegetal, que comprende las características de las semillas, su crecimiento y desarrollo, el semillero y la clasificación de las semillas según condiciones, criterios técnicos y proceso de clasificación. Posteriormente, presenta el manejo del vivero, diferenciando previvero y vivero, e incluye actividades como selección y llenado de bolsas, siembra, desarrollo y selección de plantas, control de malezas, plagas y enfermedades, fertilización y riego. Finalmente, integra la etapa de siembra en sitio definitivo, que contempla el diseño de la planeación, la preparación del suelo, el trazado de la plantación, el establecimiento de coberturas vegetales y las actividades de alistamiento en vivero, transporte y trasplante de las plantas."/>
                     <pic:cNvPicPr/>
                   </pic:nvPicPr>
                   <pic:blipFill>
-                    <a:blip r:embed="rId15" cstate="print">
+                    <a:blip r:embed="rId15">
                       <a:extLst>
-                        <a:ext uri="{28A0092B-C50C-407E-A947-70E740481C1C}">
-                          <a14:useLocalDpi xmlns:a14="http://schemas.microsoft.com/office/drawing/2010/main" val="0"/>
-                        </a:ext>
                         <a:ext uri="{96DAC541-7B7A-43D3-8B79-37D633B846F1}">
                           <asvg:svgBlip xmlns:asvg="http://schemas.microsoft.com/office/drawing/2016/SVG/main" r:embed="rId16"/>
                         </a:ext>
@@ -9667,7 +10109,7 @@
                   <pic:spPr>
                     <a:xfrm>
                       <a:off x="0" y="0"/>
-                      <a:ext cx="4773294" cy="6802178"/>
+                      <a:ext cx="4673394" cy="6659815"/>
                     </a:xfrm>
                     <a:prstGeom prst="rect">
                       <a:avLst/>
@@ -9687,7 +10129,7 @@
           <w:lang w:val="es-CO"/>
         </w:rPr>
       </w:pPr>
-      <w:bookmarkStart w:id="12" w:name="_Toc226799015"/>
+      <w:bookmarkStart w:id="12" w:name="_Toc227314354"/>
       <w:r>
         <w:rPr>
           <w:lang w:val="es-CO"/>
@@ -9904,24 +10346,35 @@
       </w:r>
     </w:p>
     <w:p>
-      <w:proofErr w:type="spellStart"/>
       <w:r>
         <w:rPr>
           <w:b/>
           <w:bCs/>
         </w:rPr>
-        <w:t>Mulch</w:t>
-      </w:r>
-      <w:proofErr w:type="spellEnd"/>
+        <w:t xml:space="preserve">Mulch: </w:t>
+      </w:r>
+      <w:r>
+        <w:t>cobertura orgánica utilizada sobre el suelo o las bolsas del vivero para conservar la humedad, reducir la erosión y controlar malezas.</w:t>
+      </w:r>
+    </w:p>
+    <w:p>
       <w:r>
         <w:rPr>
           <w:b/>
           <w:bCs/>
         </w:rPr>
-        <w:t xml:space="preserve">: </w:t>
-      </w:r>
-      <w:r>
-        <w:t>cobertura orgánica utilizada sobre el suelo o las bolsas del vivero para conservar la humedad, reducir la erosión y controlar malezas.</w:t>
+        <w:t>Plántula:</w:t>
+      </w:r>
+      <w:r>
+        <w:t xml:space="preserve"> planta joven que se desarrolla a partir de una semilla germinada durante las etapas de </w:t>
+      </w:r>
+      <w:proofErr w:type="spellStart"/>
+      <w:r>
+        <w:t>previvero</w:t>
+      </w:r>
+      <w:proofErr w:type="spellEnd"/>
+      <w:r>
+        <w:t xml:space="preserve"> y vivero.</w:t>
       </w:r>
     </w:p>
     <w:p>
@@ -9930,51 +10383,49 @@
           <w:b/>
           <w:bCs/>
         </w:rPr>
-        <w:t>Plántula:</w:t>
-      </w:r>
-      <w:r>
-        <w:t xml:space="preserve"> planta joven que se desarrolla a partir de una semilla germinada durante las etapas de </w:t>
-      </w:r>
+        <w:t>Plúmula:</w:t>
+      </w:r>
+      <w:r>
+        <w:t xml:space="preserve"> estructura embrionaria de la semilla que da origen a las hojas de la planta.</w:t>
+      </w:r>
+    </w:p>
+    <w:p>
       <w:proofErr w:type="spellStart"/>
-      <w:r>
-        <w:t>previvero</w:t>
-      </w:r>
-      <w:proofErr w:type="spellEnd"/>
-      <w:r>
-        <w:t xml:space="preserve"> y vivero.</w:t>
-      </w:r>
-    </w:p>
-    <w:p>
       <w:r>
         <w:rPr>
           <w:b/>
           <w:bCs/>
         </w:rPr>
-        <w:t>Plúmula:</w:t>
-      </w:r>
-      <w:r>
-        <w:t xml:space="preserve"> estructura embrionaria de la semilla que da origen a las hojas de la planta.</w:t>
-      </w:r>
-    </w:p>
-    <w:p>
-      <w:proofErr w:type="spellStart"/>
+        <w:t>Previvero</w:t>
+      </w:r>
+      <w:proofErr w:type="spellEnd"/>
       <w:r>
         <w:rPr>
           <w:b/>
           <w:bCs/>
         </w:rPr>
-        <w:t>Previvero</w:t>
-      </w:r>
-      <w:proofErr w:type="spellEnd"/>
+        <w:t>:</w:t>
+      </w:r>
+      <w:r>
+        <w:t xml:space="preserve"> etapa inicial del cultivo en la que las plántulas se desarrollan en bolsas pequeñas y </w:t>
+      </w:r>
+      <w:r>
+        <w:t xml:space="preserve">de </w:t>
+      </w:r>
+      <w:r>
+        <w:t>alta densidad, bajo sombra y condiciones controladas.</w:t>
+      </w:r>
+    </w:p>
+    <w:p>
       <w:r>
         <w:rPr>
           <w:b/>
           <w:bCs/>
         </w:rPr>
-        <w:t>:</w:t>
-      </w:r>
-      <w:r>
-        <w:t xml:space="preserve"> etapa inicial del cultivo en la que las plántulas se desarrollan en bolsas pequeñas y alta densidad, bajo sombra y condiciones controladas.</w:t>
+        <w:t>Radícula:</w:t>
+      </w:r>
+      <w:r>
+        <w:t xml:space="preserve"> parte embrionaria de la semilla que origina la raíz principal de la planta.</w:t>
       </w:r>
     </w:p>
     <w:p>
@@ -9983,10 +10434,11 @@
           <w:b/>
           <w:bCs/>
         </w:rPr>
-        <w:t>Radícula:</w:t>
-      </w:r>
-      <w:r>
-        <w:t xml:space="preserve"> parte embrionaria de la semilla que origina la raíz principal de la planta.</w:t>
+        <w:lastRenderedPageBreak/>
+        <w:t>Riego:</w:t>
+      </w:r>
+      <w:r>
+        <w:t xml:space="preserve"> suministro controlado de agua para satisfacer las necesidades hídricas de la palma durante las etapas de vivero y establecimiento en campo.</w:t>
       </w:r>
     </w:p>
     <w:p>
@@ -9995,11 +10447,10 @@
           <w:b/>
           <w:bCs/>
         </w:rPr>
-        <w:lastRenderedPageBreak/>
-        <w:t>Riego:</w:t>
-      </w:r>
-      <w:r>
-        <w:t xml:space="preserve"> suministro controlado de agua para satisfacer las necesidades hídricas de la palma durante las etapas de vivero y establecimiento en campo.</w:t>
+        <w:t>Selección en vivero:</w:t>
+      </w:r>
+      <w:r>
+        <w:t xml:space="preserve"> proceso periódico de evaluación y descarte de plántulas que presentan anormalidades, baja calidad o problemas sanitarios.</w:t>
       </w:r>
     </w:p>
     <w:p>
@@ -10008,10 +10459,18 @@
           <w:b/>
           <w:bCs/>
         </w:rPr>
-        <w:t>Selección en vivero:</w:t>
-      </w:r>
-      <w:r>
-        <w:t xml:space="preserve"> proceso periódico de evaluación y descarte de plántulas que presentan anormalidades, baja calidad o problemas sanitarios.</w:t>
+        <w:t>Semillero:</w:t>
+      </w:r>
+      <w:r>
+        <w:t xml:space="preserve"> área destinada a la siembra y manejo inicial de semillas germinadas antes de su traslado al </w:t>
+      </w:r>
+      <w:proofErr w:type="spellStart"/>
+      <w:r>
+        <w:t>previvero</w:t>
+      </w:r>
+      <w:proofErr w:type="spellEnd"/>
+      <w:r>
+        <w:t xml:space="preserve"> o vivero.</w:t>
       </w:r>
     </w:p>
     <w:p>
@@ -10020,18 +10479,10 @@
           <w:b/>
           <w:bCs/>
         </w:rPr>
-        <w:t>Semillero:</w:t>
-      </w:r>
-      <w:r>
-        <w:t xml:space="preserve"> área destinada a la siembra y manejo inicial de semillas germinadas antes de su traslado al </w:t>
-      </w:r>
-      <w:proofErr w:type="spellStart"/>
-      <w:r>
-        <w:t>previvero</w:t>
-      </w:r>
-      <w:proofErr w:type="spellEnd"/>
-      <w:r>
-        <w:t xml:space="preserve"> o vivero.</w:t>
+        <w:t>Siembra en sitio definitivo:</w:t>
+      </w:r>
+      <w:r>
+        <w:t xml:space="preserve"> traslado y establecimiento de las plantas provenientes del vivero en el terreno de producción, bajo condiciones adecuadas de suelo y clima.</w:t>
       </w:r>
     </w:p>
     <w:p>
@@ -10052,10 +10503,10 @@
           <w:b/>
           <w:bCs/>
         </w:rPr>
-        <w:t>Siembra en sitio definitivo:</w:t>
-      </w:r>
-      <w:r>
-        <w:t xml:space="preserve"> traslado y establecimiento de las plantas provenientes del vivero en el terreno de producción, bajo condiciones adecuadas de suelo y clima.</w:t>
+        <w:t>Sistema de siembra en tresbolillo:</w:t>
+      </w:r>
+      <w:r>
+        <w:t xml:space="preserve"> método de distribución de plantas en forma triangular que optimiza el uso del espacio, la luz solar y el desarrollo radicular.</w:t>
       </w:r>
     </w:p>
     <w:p>
@@ -10076,10 +10527,10 @@
           <w:b/>
           <w:bCs/>
         </w:rPr>
-        <w:t>Sistema de siembra en tresbolillo:</w:t>
-      </w:r>
-      <w:r>
-        <w:t xml:space="preserve"> método de distribución de plantas en forma triangular que optimiza el uso del espacio, la luz solar y el desarrollo radicular.</w:t>
+        <w:t>Sustrato:</w:t>
+      </w:r>
+      <w:r>
+        <w:t xml:space="preserve"> material que llena las bolsas del vivero y permite el anclaje, nutrición y desarrollo de las raíces de la plántula.</w:t>
       </w:r>
     </w:p>
     <w:p>
@@ -10100,10 +10551,11 @@
           <w:b/>
           <w:bCs/>
         </w:rPr>
-        <w:t>Sustrato:</w:t>
-      </w:r>
-      <w:r>
-        <w:t xml:space="preserve"> material que llena las bolsas del vivero y permite el anclaje, nutrición y desarrollo de las raíces de la plántula.</w:t>
+        <w:lastRenderedPageBreak/>
+        <w:t>Trazado de la plantación:</w:t>
+      </w:r>
+      <w:r>
+        <w:t xml:space="preserve"> proceso de marcación del terreno para definir la ubicación exacta de cada planta según el sistema de siembra y las distancias establecidas.</w:t>
       </w:r>
     </w:p>
     <w:p>
@@ -10112,7 +10564,6 @@
           <w:b/>
           <w:bCs/>
         </w:rPr>
-        <w:lastRenderedPageBreak/>
         <w:t>Trazado de la plantación:</w:t>
       </w:r>
       <w:r>
@@ -10125,10 +10576,42 @@
           <w:b/>
           <w:bCs/>
         </w:rPr>
-        <w:t>Trazado de la plantación:</w:t>
-      </w:r>
-      <w:r>
-        <w:t xml:space="preserve"> proceso de marcación del terreno para definir la ubicación exacta de cada planta según el sistema de siembra y las distancias establecidas.</w:t>
+        <w:t>Variedades de palma de aceite:</w:t>
+      </w:r>
+      <w:r>
+        <w:t xml:space="preserve"> tipos genéticos de la especie </w:t>
+      </w:r>
+      <w:proofErr w:type="spellStart"/>
+      <w:r>
+        <w:t>Elaeis</w:t>
+      </w:r>
+      <w:proofErr w:type="spellEnd"/>
+      <w:r>
+        <w:t xml:space="preserve"> </w:t>
+      </w:r>
+      <w:proofErr w:type="spellStart"/>
+      <w:r>
+        <w:t>guineensis</w:t>
+      </w:r>
+      <w:proofErr w:type="spellEnd"/>
+      <w:r>
+        <w:t xml:space="preserve"> (Dura, </w:t>
+      </w:r>
+      <w:proofErr w:type="spellStart"/>
+      <w:r>
+        <w:t>Pisífera</w:t>
+      </w:r>
+      <w:proofErr w:type="spellEnd"/>
+      <w:r>
+        <w:t xml:space="preserve"> y </w:t>
+      </w:r>
+      <w:proofErr w:type="spellStart"/>
+      <w:r>
+        <w:t>Tenera</w:t>
+      </w:r>
+      <w:proofErr w:type="spellEnd"/>
+      <w:r>
+        <w:t>) que se diferencian por el grosor del cuesco, la cantidad de pulpa y el rendimiento en aceite.</w:t>
       </w:r>
     </w:p>
     <w:p>
@@ -10181,42 +10664,18 @@
           <w:b/>
           <w:bCs/>
         </w:rPr>
-        <w:t>Variedades de palma de aceite:</w:t>
-      </w:r>
-      <w:r>
-        <w:t xml:space="preserve"> tipos genéticos de la especie </w:t>
+        <w:t>Vivero:</w:t>
+      </w:r>
+      <w:r>
+        <w:t xml:space="preserve"> etapa posterior al </w:t>
       </w:r>
       <w:proofErr w:type="spellStart"/>
       <w:r>
-        <w:t>Elaeis</w:t>
+        <w:t>previvero</w:t>
       </w:r>
       <w:proofErr w:type="spellEnd"/>
       <w:r>
-        <w:t xml:space="preserve"> </w:t>
-      </w:r>
-      <w:proofErr w:type="spellStart"/>
-      <w:r>
-        <w:t>guineensis</w:t>
-      </w:r>
-      <w:proofErr w:type="spellEnd"/>
-      <w:r>
-        <w:t xml:space="preserve"> (Dura, </w:t>
-      </w:r>
-      <w:proofErr w:type="spellStart"/>
-      <w:r>
-        <w:t>Pisífera</w:t>
-      </w:r>
-      <w:proofErr w:type="spellEnd"/>
-      <w:r>
-        <w:t xml:space="preserve"> y </w:t>
-      </w:r>
-      <w:proofErr w:type="spellStart"/>
-      <w:r>
-        <w:t>Tenera</w:t>
-      </w:r>
-      <w:proofErr w:type="spellEnd"/>
-      <w:r>
-        <w:t>) que se diferencian por el grosor del cuesco, la cantidad de pulpa y el rendimiento en aceite.</w:t>
+        <w:t xml:space="preserve"> donde las plántulas continúan su desarrollo en bolsas grandes, sin sombra y a baja densidad, hasta su traslado al campo.</w:t>
       </w:r>
     </w:p>
     <w:p>
@@ -10240,33 +10699,13 @@
       </w:r>
     </w:p>
     <w:p>
-      <w:r>
-        <w:rPr>
-          <w:b/>
-          <w:bCs/>
-        </w:rPr>
-        <w:t>Vivero:</w:t>
-      </w:r>
-      <w:r>
-        <w:t xml:space="preserve"> etapa posterior al </w:t>
-      </w:r>
-      <w:proofErr w:type="spellStart"/>
-      <w:r>
-        <w:t>previvero</w:t>
-      </w:r>
-      <w:proofErr w:type="spellEnd"/>
-      <w:r>
-        <w:t xml:space="preserve"> donde las plántulas continúan su desarrollo en bolsas grandes, sin sombra y a baja densidad, hasta su traslado al campo.</w:t>
-      </w:r>
-    </w:p>
-    <w:p>
       <w:pPr>
         <w:pStyle w:val="Titulosgenerales"/>
         <w:rPr>
           <w:lang w:val="es-CO"/>
         </w:rPr>
       </w:pPr>
-      <w:bookmarkStart w:id="13" w:name="_Toc226799016"/>
+      <w:bookmarkStart w:id="13" w:name="_Toc227314355"/>
       <w:r>
         <w:rPr>
           <w:lang w:val="es-CO"/>
@@ -10284,17 +10723,16 @@
     </w:p>
     <w:p>
       <w:pPr>
-        <w:ind w:left="1069" w:firstLine="0"/>
+        <w:rPr>
+          <w:rStyle w:val="Hipervnculo"/>
+        </w:rPr>
       </w:pPr>
       <w:r>
         <w:t>Bustillo, A. (2014). Manejo de insectos plagas de la palma de aceite, con énfasis en control biológico y sus relaciones con el cambio climático. Bogotá.</w:t>
       </w:r>
-    </w:p>
-    <w:p>
-      <w:pPr>
-        <w:pStyle w:val="Prrafodelista"/>
-        <w:ind w:left="993" w:firstLine="0"/>
-      </w:pPr>
+      <w:r>
+        <w:t xml:space="preserve"> </w:t>
+      </w:r>
       <w:hyperlink r:id="rId17" w:history="1">
         <w:r>
           <w:rPr>
@@ -10306,106 +10744,104 @@
     </w:p>
     <w:p>
       <w:pPr>
-        <w:pStyle w:val="Prrafodelista"/>
-        <w:ind w:left="993" w:firstLine="0"/>
-      </w:pPr>
-      <w:r>
-        <w:t>CENIPALMA, SENA, SAC y FONADE. (2002). Selección y descarte de plantas anormales de palma de aceite en viveros. Bogotá: Editorial Ápice.</w:t>
-      </w:r>
-    </w:p>
-    <w:p>
-      <w:pPr>
-        <w:pStyle w:val="Prrafodelista"/>
-        <w:ind w:left="993" w:firstLine="0"/>
+        <w:rPr>
+          <w:rStyle w:val="Hipervnculo"/>
+        </w:rPr>
+      </w:pPr>
+      <w:r>
+        <w:t xml:space="preserve">CENIPALMA, SENA, SAC y FONADE. (2002). Selección y descarte de plantas anormales de palma de aceite en viveros. </w:t>
+      </w:r>
+      <w:r>
+        <w:t>Bogotá: Editorial Ápice.</w:t>
+      </w:r>
+    </w:p>
+    <w:p>
+      <w:r>
+        <w:t xml:space="preserve">CIRAD. (2008). Germinated oil </w:t>
+      </w:r>
+      <w:proofErr w:type="spellStart"/>
+      <w:r>
+        <w:t>palm</w:t>
+      </w:r>
+      <w:proofErr w:type="spellEnd"/>
+      <w:r>
+        <w:t xml:space="preserve"> </w:t>
+      </w:r>
+      <w:proofErr w:type="spellStart"/>
+      <w:r>
+        <w:t>seed</w:t>
+      </w:r>
+      <w:proofErr w:type="spellEnd"/>
+      <w:r>
+        <w:t xml:space="preserve">: </w:t>
+      </w:r>
+      <w:proofErr w:type="spellStart"/>
+      <w:r>
+        <w:t>Recommendations</w:t>
+      </w:r>
+      <w:proofErr w:type="spellEnd"/>
+      <w:r>
+        <w:t xml:space="preserve"> </w:t>
+      </w:r>
+      <w:proofErr w:type="spellStart"/>
+      <w:r>
+        <w:t>for</w:t>
+      </w:r>
+      <w:proofErr w:type="spellEnd"/>
+      <w:r>
+        <w:t xml:space="preserve"> </w:t>
+      </w:r>
+      <w:proofErr w:type="spellStart"/>
+      <w:r>
+        <w:t>prenursery</w:t>
+      </w:r>
+      <w:proofErr w:type="spellEnd"/>
+      <w:r>
+        <w:t xml:space="preserve"> and </w:t>
+      </w:r>
+      <w:proofErr w:type="spellStart"/>
+      <w:r>
+        <w:t>nursery</w:t>
+      </w:r>
+      <w:proofErr w:type="spellEnd"/>
+      <w:r>
+        <w:t xml:space="preserve"> </w:t>
+      </w:r>
+      <w:proofErr w:type="spellStart"/>
+      <w:r>
+        <w:t>management</w:t>
+      </w:r>
+      <w:proofErr w:type="spellEnd"/>
+      <w:r>
+        <w:t xml:space="preserve"> (edición en inglés). </w:t>
+      </w:r>
+      <w:r>
+        <w:t xml:space="preserve">CIRAD. </w:t>
+      </w:r>
+      <w:proofErr w:type="spellStart"/>
+      <w:r>
+        <w:t>Montferrier</w:t>
+      </w:r>
+      <w:proofErr w:type="spellEnd"/>
+      <w:r>
+        <w:t>-sur-</w:t>
+      </w:r>
+      <w:proofErr w:type="spellStart"/>
+      <w:r>
+        <w:t>Lez</w:t>
+      </w:r>
+      <w:proofErr w:type="spellEnd"/>
+      <w:r>
+        <w:t>, Francia.</w:t>
+      </w:r>
+    </w:p>
+    <w:p>
+      <w:pPr>
+        <w:rPr>
+          <w:rStyle w:val="Hipervnculo"/>
+        </w:rPr>
       </w:pPr>
       <w:hyperlink r:id="rId18" w:history="1">
-        <w:r>
-          <w:rPr>
-            <w:rStyle w:val="Hipervnculo"/>
-          </w:rPr>
-          <w:t>https://repositorio.fedepalma.org/handle/123456789/84193</w:t>
-        </w:r>
-      </w:hyperlink>
-    </w:p>
-    <w:p>
-      <w:pPr>
-        <w:pStyle w:val="Prrafodelista"/>
-        <w:ind w:left="975" w:firstLine="0"/>
-      </w:pPr>
-      <w:r>
-        <w:rPr>
-          <w:lang w:val="en-US"/>
-        </w:rPr>
-        <w:t>CIRAD. (2008). Germinated oil palm seed: Recommendations for prenursery and nursery management (</w:t>
-      </w:r>
-      <w:proofErr w:type="spellStart"/>
-      <w:r>
-        <w:rPr>
-          <w:lang w:val="en-US"/>
-        </w:rPr>
-        <w:t>edición</w:t>
-      </w:r>
-      <w:proofErr w:type="spellEnd"/>
-      <w:r>
-        <w:rPr>
-          <w:lang w:val="en-US"/>
-        </w:rPr>
-        <w:t xml:space="preserve"> </w:t>
-      </w:r>
-      <w:proofErr w:type="spellStart"/>
-      <w:r>
-        <w:rPr>
-          <w:lang w:val="en-US"/>
-        </w:rPr>
-        <w:t>en</w:t>
-      </w:r>
-      <w:proofErr w:type="spellEnd"/>
-      <w:r>
-        <w:rPr>
-          <w:lang w:val="en-US"/>
-        </w:rPr>
-        <w:t xml:space="preserve"> </w:t>
-      </w:r>
-      <w:proofErr w:type="spellStart"/>
-      <w:r>
-        <w:rPr>
-          <w:lang w:val="en-US"/>
-        </w:rPr>
-        <w:t>inglés</w:t>
-      </w:r>
-      <w:proofErr w:type="spellEnd"/>
-      <w:r>
-        <w:rPr>
-          <w:lang w:val="en-US"/>
-        </w:rPr>
-        <w:t xml:space="preserve">). </w:t>
-      </w:r>
-      <w:r>
-        <w:t xml:space="preserve">CIRAD. </w:t>
-      </w:r>
-      <w:proofErr w:type="spellStart"/>
-      <w:r>
-        <w:t>Montferrier</w:t>
-      </w:r>
-      <w:proofErr w:type="spellEnd"/>
-      <w:r>
-        <w:t>-sur-</w:t>
-      </w:r>
-      <w:proofErr w:type="spellStart"/>
-      <w:r>
-        <w:t>Lez</w:t>
-      </w:r>
-      <w:proofErr w:type="spellEnd"/>
-      <w:r>
-        <w:t>, Francia.</w:t>
-      </w:r>
-    </w:p>
-    <w:p>
-      <w:pPr>
-        <w:pStyle w:val="Prrafodelista"/>
-        <w:ind w:left="975" w:firstLine="0"/>
-      </w:pPr>
-      <w:hyperlink r:id="rId19" w:history="1">
         <w:r>
           <w:rPr>
             <w:rStyle w:val="Hipervnculo"/>
@@ -10415,20 +10851,17 @@
       </w:hyperlink>
     </w:p>
     <w:p>
-      <w:pPr>
-        <w:pStyle w:val="Prrafodelista"/>
-        <w:ind w:left="975" w:firstLine="0"/>
-      </w:pPr>
       <w:r>
         <w:t>Federación Nacional de Cultivadores de Palma de Aceite (Fedepalma). (2016). Guía de bolsillo para el reconocimiento y manejo de las principales enfermedades e insectos plaga en el cultivo de la palma de aceite. Bogotá.</w:t>
       </w:r>
     </w:p>
     <w:p>
       <w:pPr>
-        <w:pStyle w:val="Prrafodelista"/>
-        <w:ind w:left="975" w:firstLine="0"/>
-      </w:pPr>
-      <w:hyperlink r:id="rId20" w:history="1">
+        <w:rPr>
+          <w:rStyle w:val="Hipervnculo"/>
+        </w:rPr>
+      </w:pPr>
+      <w:hyperlink r:id="rId19" w:history="1">
         <w:r>
           <w:rPr>
             <w:rStyle w:val="Hipervnculo"/>
@@ -10438,20 +10871,17 @@
       </w:hyperlink>
     </w:p>
     <w:p>
-      <w:pPr>
-        <w:pStyle w:val="Prrafodelista"/>
-        <w:ind w:left="975" w:firstLine="0"/>
-      </w:pPr>
       <w:r>
         <w:t>Federación Nacional de Cultivadores de Palma de Aceite (Fedepalma). (s. f.). La agroindustria de la palma de aceite en Colombia.</w:t>
       </w:r>
     </w:p>
     <w:p>
       <w:pPr>
-        <w:pStyle w:val="Prrafodelista"/>
-        <w:ind w:left="975" w:firstLine="0"/>
-      </w:pPr>
-      <w:hyperlink r:id="rId21" w:history="1">
+        <w:rPr>
+          <w:rStyle w:val="Hipervnculo"/>
+        </w:rPr>
+      </w:pPr>
+      <w:hyperlink r:id="rId20" w:history="1">
         <w:r>
           <w:rPr>
             <w:rStyle w:val="Hipervnculo"/>
@@ -10461,10 +10891,6 @@
       </w:hyperlink>
     </w:p>
     <w:p>
-      <w:pPr>
-        <w:pStyle w:val="Prrafodelista"/>
-        <w:ind w:left="975" w:firstLine="0"/>
-      </w:pPr>
       <w:r>
         <w:lastRenderedPageBreak/>
         <w:t>Galeano Balaguera, P. (2025, 28 de enero). Colombia alcanzó una producción de 1,7 millones de toneladas de aceite de palma en 2024. Portafolio.</w:t>
@@ -10472,10 +10898,11 @@
     </w:p>
     <w:p>
       <w:pPr>
-        <w:pStyle w:val="Prrafodelista"/>
-        <w:ind w:left="975" w:firstLine="0"/>
-      </w:pPr>
-      <w:hyperlink r:id="rId22" w:history="1">
+        <w:rPr>
+          <w:rStyle w:val="Hipervnculo"/>
+        </w:rPr>
+      </w:pPr>
+      <w:hyperlink r:id="rId21" w:history="1">
         <w:r>
           <w:rPr>
             <w:rStyle w:val="Hipervnculo"/>
@@ -10485,10 +10912,6 @@
       </w:hyperlink>
     </w:p>
     <w:p>
-      <w:pPr>
-        <w:pStyle w:val="Prrafodelista"/>
-        <w:ind w:left="975" w:firstLine="0"/>
-      </w:pPr>
       <w:r>
         <w:t xml:space="preserve">Grupo </w:t>
       </w:r>
@@ -10503,10 +10926,11 @@
     </w:p>
     <w:p>
       <w:pPr>
-        <w:pStyle w:val="Prrafodelista"/>
-        <w:ind w:left="975" w:firstLine="0"/>
-      </w:pPr>
-      <w:hyperlink r:id="rId23" w:history="1">
+        <w:rPr>
+          <w:rStyle w:val="Hipervnculo"/>
+        </w:rPr>
+      </w:pPr>
+      <w:hyperlink r:id="rId22" w:history="1">
         <w:r>
           <w:rPr>
             <w:rStyle w:val="Hipervnculo"/>
@@ -10516,10 +10940,6 @@
       </w:hyperlink>
     </w:p>
     <w:p>
-      <w:pPr>
-        <w:pStyle w:val="Prrafodelista"/>
-        <w:ind w:left="975" w:firstLine="0"/>
-      </w:pPr>
       <w:r>
         <w:t xml:space="preserve">Instituto Agropecuario Colombiano ICA. (2011). Manejo del picudo - </w:t>
       </w:r>
@@ -10558,10 +10978,11 @@
     </w:p>
     <w:p>
       <w:pPr>
-        <w:pStyle w:val="Prrafodelista"/>
-        <w:ind w:left="975" w:firstLine="0"/>
-      </w:pPr>
-      <w:hyperlink r:id="rId24" w:history="1">
+        <w:rPr>
+          <w:rStyle w:val="Hipervnculo"/>
+        </w:rPr>
+      </w:pPr>
+      <w:hyperlink r:id="rId23" w:history="1">
         <w:r>
           <w:rPr>
             <w:rStyle w:val="Hipervnculo"/>
@@ -10571,20 +10992,17 @@
       </w:hyperlink>
     </w:p>
     <w:p>
-      <w:pPr>
-        <w:pStyle w:val="Prrafodelista"/>
-        <w:ind w:left="975" w:firstLine="0"/>
-      </w:pPr>
       <w:r>
         <w:t>Instituto Agropecuario Colombiano ICA. (2014). Resolución 4170 de 2014.</w:t>
       </w:r>
     </w:p>
     <w:p>
       <w:pPr>
-        <w:pStyle w:val="Prrafodelista"/>
-        <w:ind w:left="975" w:firstLine="0"/>
-      </w:pPr>
-      <w:hyperlink r:id="rId25" w:history="1">
+        <w:rPr>
+          <w:rStyle w:val="Hipervnculo"/>
+        </w:rPr>
+      </w:pPr>
+      <w:hyperlink r:id="rId24" w:history="1">
         <w:r>
           <w:rPr>
             <w:rStyle w:val="Hipervnculo"/>
@@ -10595,8 +11013,11 @@
     </w:p>
     <w:p>
       <w:pPr>
-        <w:pStyle w:val="Prrafodelista"/>
-        <w:ind w:left="975" w:firstLine="0"/>
+        <w:rPr>
+          <w:rStyle w:val="Hipervnculo"/>
+          <w:color w:val="auto"/>
+          <w:u w:val="none"/>
+        </w:rPr>
       </w:pPr>
       <w:r>
         <w:t>Instituto Nacional de Investigaciones Agropecuarias – INIAP. (2017). Guía para facilitar el aprendizaje en el manejo integrado del cultivo de Palma aceitera (</w:t>
@@ -10625,13 +11046,10 @@
       <w:r>
         <w:t>). Santo Domingo, Ecuador.</w:t>
       </w:r>
-    </w:p>
-    <w:p>
-      <w:pPr>
-        <w:pStyle w:val="Prrafodelista"/>
-        <w:ind w:left="975" w:firstLine="0"/>
-      </w:pPr>
-      <w:hyperlink r:id="rId26" w:history="1">
+      <w:r>
+        <w:t xml:space="preserve"> </w:t>
+      </w:r>
+      <w:hyperlink r:id="rId25" w:history="1">
         <w:r>
           <w:rPr>
             <w:rStyle w:val="Hipervnculo"/>
@@ -10642,8 +11060,11 @@
     </w:p>
     <w:p>
       <w:pPr>
-        <w:pStyle w:val="Prrafodelista"/>
-        <w:ind w:left="975" w:firstLine="0"/>
+        <w:rPr>
+          <w:rStyle w:val="Hipervnculo"/>
+          <w:color w:val="auto"/>
+          <w:u w:val="none"/>
+        </w:rPr>
       </w:pPr>
       <w:r>
         <w:t>Instituto Nacional de Investigaciones Forestales, Agrícolas y Pecuarias - INIFAB. (2011). Producción de planta en Paquete Tecnológico Palma de Aceite (</w:t>
@@ -10672,13 +11093,10 @@
       <w:r>
         <w:t>.). México.</w:t>
       </w:r>
-    </w:p>
-    <w:p>
-      <w:pPr>
-        <w:pStyle w:val="Prrafodelista"/>
-        <w:ind w:left="975" w:firstLine="0"/>
-      </w:pPr>
-      <w:hyperlink r:id="rId27" w:history="1">
+      <w:r>
+        <w:t xml:space="preserve">  </w:t>
+      </w:r>
+      <w:hyperlink r:id="rId26" w:history="1">
         <w:r>
           <w:rPr>
             <w:rStyle w:val="Hipervnculo"/>
@@ -10689,8 +11107,9 @@
     </w:p>
     <w:p>
       <w:pPr>
-        <w:pStyle w:val="Prrafodelista"/>
-        <w:ind w:left="975" w:firstLine="0"/>
+        <w:rPr>
+          <w:rStyle w:val="Hipervnculo"/>
+        </w:rPr>
       </w:pPr>
       <w:r>
         <w:lastRenderedPageBreak/>
@@ -10720,13 +11139,10 @@
       <w:r>
         <w:t>.) en la región de Tumaco, Nariño.</w:t>
       </w:r>
-    </w:p>
-    <w:p>
-      <w:pPr>
-        <w:pStyle w:val="Prrafodelista"/>
-        <w:ind w:left="975" w:firstLine="0"/>
-      </w:pPr>
-      <w:hyperlink r:id="rId28" w:history="1">
+      <w:r>
+        <w:t xml:space="preserve">  </w:t>
+      </w:r>
+      <w:hyperlink r:id="rId27" w:history="1">
         <w:r>
           <w:rPr>
             <w:rStyle w:val="Hipervnculo"/>
@@ -10737,24 +11153,19 @@
     </w:p>
     <w:p>
       <w:pPr>
-        <w:pStyle w:val="Prrafodelista"/>
-        <w:ind w:left="975" w:firstLine="0"/>
-      </w:pPr>
-      <w:proofErr w:type="spellStart"/>
-      <w:r>
-        <w:t>Ortíz</w:t>
-      </w:r>
-      <w:proofErr w:type="spellEnd"/>
-      <w:r>
-        <w:t>, R. &amp; Fernández, O. (2000). Cultivo de la palma aceitera. San José: Editorial Universidad Estatal a Distancia.</w:t>
-      </w:r>
-    </w:p>
-    <w:p>
-      <w:pPr>
-        <w:pStyle w:val="Prrafodelista"/>
-        <w:ind w:left="975" w:firstLine="0"/>
-      </w:pPr>
-      <w:hyperlink r:id="rId29" w:anchor="v=onepage&amp;q&amp;f=false" w:history="1">
+        <w:rPr>
+          <w:rStyle w:val="Hipervnculo"/>
+          <w:color w:val="auto"/>
+          <w:u w:val="none"/>
+        </w:rPr>
+      </w:pPr>
+      <w:r>
+        <w:t>Ortíz, R. &amp; Fernández, O. (2000). Cultivo de la palma aceitera. San José: Editorial Universidad Estatal a Distancia.</w:t>
+      </w:r>
+      <w:r>
+        <w:t xml:space="preserve">  </w:t>
+      </w:r>
+      <w:hyperlink r:id="rId28" w:anchor="v=onepage&amp;q&amp;f=false" w:history="1">
         <w:r>
           <w:rPr>
             <w:rStyle w:val="Hipervnculo"/>
@@ -10765,19 +11176,19 @@
     </w:p>
     <w:p>
       <w:pPr>
-        <w:pStyle w:val="Prrafodelista"/>
-        <w:ind w:left="975" w:firstLine="0"/>
+        <w:rPr>
+          <w:rStyle w:val="Hipervnculo"/>
+          <w:color w:val="auto"/>
+          <w:u w:val="none"/>
+        </w:rPr>
       </w:pPr>
       <w:r>
         <w:t>Prada, F., &amp; Romero, M. (2012). Muestreo y análisis de racimos en el cultivo de palma de aceite. Tecnologías para la agricultura de la palma de aceite: guía para facilitadores. Bogotá, Colombia.</w:t>
       </w:r>
-    </w:p>
-    <w:p>
-      <w:pPr>
-        <w:pStyle w:val="Prrafodelista"/>
-        <w:ind w:left="975" w:firstLine="0"/>
-      </w:pPr>
-      <w:hyperlink r:id="rId30" w:history="1">
+      <w:r>
+        <w:t xml:space="preserve">  </w:t>
+      </w:r>
+      <w:hyperlink r:id="rId29" w:history="1">
         <w:r>
           <w:rPr>
             <w:rStyle w:val="Hipervnculo"/>
@@ -10788,19 +11199,19 @@
     </w:p>
     <w:p>
       <w:pPr>
-        <w:pStyle w:val="Prrafodelista"/>
-        <w:ind w:left="975" w:firstLine="0"/>
+        <w:rPr>
+          <w:rStyle w:val="Hipervnculo"/>
+          <w:color w:val="auto"/>
+          <w:u w:val="none"/>
+        </w:rPr>
       </w:pPr>
       <w:r>
         <w:t>Rodríguez T., D. K. (2025, junio 17). Producción de aceite de palma en Colombia crece 10% entre enero y mayo de 2025. Portafolio.</w:t>
       </w:r>
-    </w:p>
-    <w:p>
-      <w:pPr>
-        <w:pStyle w:val="Prrafodelista"/>
-        <w:ind w:left="975" w:firstLine="0"/>
-      </w:pPr>
-      <w:hyperlink r:id="rId31" w:history="1">
+      <w:r>
+        <w:t xml:space="preserve">  </w:t>
+      </w:r>
+      <w:hyperlink r:id="rId30" w:history="1">
         <w:r>
           <w:rPr>
             <w:rStyle w:val="Hipervnculo"/>
@@ -10811,19 +11222,19 @@
     </w:p>
     <w:p>
       <w:pPr>
-        <w:pStyle w:val="Prrafodelista"/>
-        <w:ind w:left="975" w:firstLine="0"/>
-      </w:pPr>
-      <w:r>
-        <w:t>TECHNOSERVER Soluciones empresariales para la pobreza rural. (2009). Manual técnico de palma africana.</w:t>
-      </w:r>
-    </w:p>
-    <w:p>
-      <w:pPr>
-        <w:pStyle w:val="Prrafodelista"/>
-        <w:ind w:left="975" w:firstLine="0"/>
-      </w:pPr>
-      <w:hyperlink r:id="rId32" w:history="1">
+        <w:rPr>
+          <w:rStyle w:val="Hipervnculo"/>
+          <w:color w:val="auto"/>
+          <w:u w:val="none"/>
+        </w:rPr>
+      </w:pPr>
+      <w:r>
+        <w:t>TECHNOSERVE Soluciones empresariales para la pobreza rural. (2009). Manual técnico de palma africana.</w:t>
+      </w:r>
+      <w:r>
+        <w:t xml:space="preserve">  </w:t>
+      </w:r>
+      <w:hyperlink r:id="rId31" w:history="1">
         <w:r>
           <w:rPr>
             <w:rStyle w:val="Hipervnculo"/>
@@ -10834,27 +11245,27 @@
     </w:p>
     <w:p>
       <w:pPr>
-        <w:pStyle w:val="Prrafodelista"/>
-        <w:ind w:left="975" w:firstLine="0"/>
-      </w:pPr>
-      <w:r>
-        <w:t xml:space="preserve">TECHNOSERVER. (2009). Comparativo técnico de rendimientos de cultivos oleaginosos. </w:t>
+        <w:rPr>
+          <w:rStyle w:val="Hipervnculo"/>
+          <w:color w:val="auto"/>
+          <w:u w:val="none"/>
+        </w:rPr>
+      </w:pPr>
+      <w:r>
+        <w:t xml:space="preserve">TECHNOSERVE. (2009). Comparativo técnico de rendimientos de cultivos oleaginosos. </w:t>
       </w:r>
       <w:proofErr w:type="spellStart"/>
       <w:r>
-        <w:t>Technoserver</w:t>
+        <w:t>Technoserve</w:t>
       </w:r>
       <w:proofErr w:type="spellEnd"/>
       <w:r>
         <w:t>.</w:t>
       </w:r>
-    </w:p>
-    <w:p>
-      <w:pPr>
-        <w:pStyle w:val="Prrafodelista"/>
-        <w:ind w:left="975" w:firstLine="0"/>
-      </w:pPr>
-      <w:hyperlink r:id="rId33" w:history="1">
+      <w:r>
+        <w:t xml:space="preserve"> </w:t>
+      </w:r>
+      <w:hyperlink r:id="rId32" w:history="1">
         <w:r>
           <w:rPr>
             <w:rStyle w:val="Hipervnculo"/>
@@ -10876,7 +11287,7 @@
           <w:lang w:val="es-CO"/>
         </w:rPr>
       </w:pPr>
-      <w:bookmarkStart w:id="14" w:name="_Toc226799017"/>
+      <w:bookmarkStart w:id="14" w:name="_Toc227314356"/>
       <w:r>
         <w:rPr>
           <w:lang w:val="es-CO"/>
@@ -11262,50 +11673,20 @@
               <w:rPr>
                 <w:lang w:val="es-CO"/>
               </w:rPr>
-              <w:t xml:space="preserve">Carlos </w:t>
-            </w:r>
-            <w:proofErr w:type="spellStart"/>
+              <w:t xml:space="preserve">Carlos Julian Ramirez </w:t>
+            </w:r>
             <w:r>
               <w:rPr>
                 <w:lang w:val="es-CO"/>
               </w:rPr>
-              <w:t>Julian</w:t>
-            </w:r>
-            <w:proofErr w:type="spellEnd"/>
+              <w:t>B</w:t>
+            </w:r>
             <w:r>
               <w:rPr>
                 <w:lang w:val="es-CO"/>
               </w:rPr>
-              <w:t xml:space="preserve"> </w:t>
-            </w:r>
-            <w:proofErr w:type="spellStart"/>
-            <w:r>
-              <w:rPr>
-                <w:lang w:val="es-CO"/>
-              </w:rPr>
-              <w:t>Ramirez</w:t>
-            </w:r>
-            <w:proofErr w:type="spellEnd"/>
-            <w:r>
-              <w:rPr>
-                <w:lang w:val="es-CO"/>
-              </w:rPr>
-              <w:t xml:space="preserve"> </w:t>
-            </w:r>
-            <w:proofErr w:type="spellStart"/>
-            <w:r>
-              <w:rPr>
-                <w:lang w:val="es-CO"/>
-              </w:rPr>
-              <w:t>B</w:t>
-            </w:r>
-            <w:r>
-              <w:rPr>
-                <w:lang w:val="es-CO"/>
-              </w:rPr>
               <w:t>enitez</w:t>
             </w:r>
-            <w:proofErr w:type="spellEnd"/>
           </w:p>
         </w:tc>
         <w:tc>
@@ -11703,28 +12084,12 @@
                 <w:lang w:val="es-CO"/>
               </w:rPr>
             </w:pPr>
-            <w:proofErr w:type="spellStart"/>
             <w:r>
               <w:rPr>
                 <w:lang w:val="es-CO"/>
               </w:rPr>
-              <w:t>Maria</w:t>
-            </w:r>
-            <w:proofErr w:type="spellEnd"/>
-            <w:r>
-              <w:rPr>
-                <w:lang w:val="es-CO"/>
-              </w:rPr>
-              <w:t xml:space="preserve"> Carolina Tamayo </w:t>
-            </w:r>
-            <w:proofErr w:type="spellStart"/>
-            <w:r>
-              <w:rPr>
-                <w:lang w:val="es-CO"/>
-              </w:rPr>
-              <w:t>Lopez</w:t>
-            </w:r>
-            <w:proofErr w:type="spellEnd"/>
+              <w:t>Maria Carolina Tamayo Lopez</w:t>
+            </w:r>
           </w:p>
         </w:tc>
         <w:tc>
@@ -11845,21 +12210,7 @@
                 <w:lang w:val="es-CO"/>
               </w:rPr>
               <w:lastRenderedPageBreak/>
-              <w:t xml:space="preserve">Fabio Armando </w:t>
-            </w:r>
-            <w:proofErr w:type="spellStart"/>
-            <w:r>
-              <w:rPr>
-                <w:lang w:val="es-CO"/>
-              </w:rPr>
-              <w:t>Ortíz</w:t>
-            </w:r>
-            <w:proofErr w:type="spellEnd"/>
-            <w:r>
-              <w:rPr>
-                <w:lang w:val="es-CO"/>
-              </w:rPr>
-              <w:t xml:space="preserve"> Reyes</w:t>
+              <w:t>Fabio Armando Ortíz Reyes</w:t>
             </w:r>
           </w:p>
         </w:tc>
@@ -12229,8 +12580,8 @@
       </w:pPr>
     </w:p>
     <w:sectPr>
-      <w:headerReference w:type="default" r:id="rId34"/>
-      <w:footerReference w:type="default" r:id="rId35"/>
+      <w:headerReference w:type="default" r:id="rId33"/>
+      <w:footerReference w:type="default" r:id="rId34"/>
       <w:pgSz w:w="12240" w:h="15840"/>
       <w:pgMar w:top="1701" w:right="1134" w:bottom="1134" w:left="1134" w:header="709" w:footer="737" w:gutter="0"/>
       <w:pgNumType w:start="1"/>
@@ -13669,6 +14020,119 @@
     </w:lvl>
   </w:abstractNum>
   <w:abstractNum w:abstractNumId="12" w15:restartNumberingAfterBreak="0">
+    <w:nsid w:val="19CA1CD3"/>
+    <w:multiLevelType w:val="hybridMultilevel"/>
+    <w:tmpl w:val="0DB669BA"/>
+    <w:lvl w:ilvl="0" w:tplc="240A0001">
+      <w:start w:val="1"/>
+      <w:numFmt w:val="bullet"/>
+      <w:lvlText w:val=""/>
+      <w:lvlJc w:val="left"/>
+      <w:pPr>
+        <w:ind w:left="720" w:hanging="360"/>
+      </w:pPr>
+      <w:rPr>
+        <w:rFonts w:ascii="Symbol" w:hAnsi="Symbol" w:hint="default"/>
+      </w:rPr>
+    </w:lvl>
+    <w:lvl w:ilvl="1" w:tplc="240A0003" w:tentative="1">
+      <w:start w:val="1"/>
+      <w:numFmt w:val="bullet"/>
+      <w:lvlText w:val="o"/>
+      <w:lvlJc w:val="left"/>
+      <w:pPr>
+        <w:ind w:left="1440" w:hanging="360"/>
+      </w:pPr>
+      <w:rPr>
+        <w:rFonts w:ascii="Courier New" w:hAnsi="Courier New" w:cs="Courier New" w:hint="default"/>
+      </w:rPr>
+    </w:lvl>
+    <w:lvl w:ilvl="2" w:tplc="240A0005" w:tentative="1">
+      <w:start w:val="1"/>
+      <w:numFmt w:val="bullet"/>
+      <w:lvlText w:val=""/>
+      <w:lvlJc w:val="left"/>
+      <w:pPr>
+        <w:ind w:left="2160" w:hanging="360"/>
+      </w:pPr>
+      <w:rPr>
+        <w:rFonts w:ascii="Wingdings" w:hAnsi="Wingdings" w:hint="default"/>
+      </w:rPr>
+    </w:lvl>
+    <w:lvl w:ilvl="3" w:tplc="240A0001" w:tentative="1">
+      <w:start w:val="1"/>
+      <w:numFmt w:val="bullet"/>
+      <w:lvlText w:val=""/>
+      <w:lvlJc w:val="left"/>
+      <w:pPr>
+        <w:ind w:left="2880" w:hanging="360"/>
+      </w:pPr>
+      <w:rPr>
+        <w:rFonts w:ascii="Symbol" w:hAnsi="Symbol" w:hint="default"/>
+      </w:rPr>
+    </w:lvl>
+    <w:lvl w:ilvl="4" w:tplc="240A0003" w:tentative="1">
+      <w:start w:val="1"/>
+      <w:numFmt w:val="bullet"/>
+      <w:lvlText w:val="o"/>
+      <w:lvlJc w:val="left"/>
+      <w:pPr>
+        <w:ind w:left="3600" w:hanging="360"/>
+      </w:pPr>
+      <w:rPr>
+        <w:rFonts w:ascii="Courier New" w:hAnsi="Courier New" w:cs="Courier New" w:hint="default"/>
+      </w:rPr>
+    </w:lvl>
+    <w:lvl w:ilvl="5" w:tplc="240A0005" w:tentative="1">
+      <w:start w:val="1"/>
+      <w:numFmt w:val="bullet"/>
+      <w:lvlText w:val=""/>
+      <w:lvlJc w:val="left"/>
+      <w:pPr>
+        <w:ind w:left="4320" w:hanging="360"/>
+      </w:pPr>
+      <w:rPr>
+        <w:rFonts w:ascii="Wingdings" w:hAnsi="Wingdings" w:hint="default"/>
+      </w:rPr>
+    </w:lvl>
+    <w:lvl w:ilvl="6" w:tplc="240A0001" w:tentative="1">
+      <w:start w:val="1"/>
+      <w:numFmt w:val="bullet"/>
+      <w:lvlText w:val=""/>
+      <w:lvlJc w:val="left"/>
+      <w:pPr>
+        <w:ind w:left="5040" w:hanging="360"/>
+      </w:pPr>
+      <w:rPr>
+        <w:rFonts w:ascii="Symbol" w:hAnsi="Symbol" w:hint="default"/>
+      </w:rPr>
+    </w:lvl>
+    <w:lvl w:ilvl="7" w:tplc="240A0003" w:tentative="1">
+      <w:start w:val="1"/>
+      <w:numFmt w:val="bullet"/>
+      <w:lvlText w:val="o"/>
+      <w:lvlJc w:val="left"/>
+      <w:pPr>
+        <w:ind w:left="5760" w:hanging="360"/>
+      </w:pPr>
+      <w:rPr>
+        <w:rFonts w:ascii="Courier New" w:hAnsi="Courier New" w:cs="Courier New" w:hint="default"/>
+      </w:rPr>
+    </w:lvl>
+    <w:lvl w:ilvl="8" w:tplc="240A0005" w:tentative="1">
+      <w:start w:val="1"/>
+      <w:numFmt w:val="bullet"/>
+      <w:lvlText w:val=""/>
+      <w:lvlJc w:val="left"/>
+      <w:pPr>
+        <w:ind w:left="6480" w:hanging="360"/>
+      </w:pPr>
+      <w:rPr>
+        <w:rFonts w:ascii="Wingdings" w:hAnsi="Wingdings" w:hint="default"/>
+      </w:rPr>
+    </w:lvl>
+  </w:abstractNum>
+  <w:abstractNum w:abstractNumId="13" w15:restartNumberingAfterBreak="0">
     <w:nsid w:val="1A6433FD"/>
     <w:multiLevelType w:val="hybridMultilevel"/>
     <w:tmpl w:val="3FBC79F8"/>
@@ -13781,7 +14245,7 @@
       </w:rPr>
     </w:lvl>
   </w:abstractNum>
-  <w:abstractNum w:abstractNumId="13" w15:restartNumberingAfterBreak="0">
+  <w:abstractNum w:abstractNumId="14" w15:restartNumberingAfterBreak="0">
     <w:nsid w:val="1B845E31"/>
     <w:multiLevelType w:val="hybridMultilevel"/>
     <w:tmpl w:val="2DAEEB3A"/>
@@ -13872,7 +14336,7 @@
       </w:pPr>
     </w:lvl>
   </w:abstractNum>
-  <w:abstractNum w:abstractNumId="14" w15:restartNumberingAfterBreak="0">
+  <w:abstractNum w:abstractNumId="15" w15:restartNumberingAfterBreak="0">
     <w:nsid w:val="20F63C82"/>
     <w:multiLevelType w:val="hybridMultilevel"/>
     <w:tmpl w:val="2E140CFC"/>
@@ -13985,7 +14449,7 @@
       </w:rPr>
     </w:lvl>
   </w:abstractNum>
-  <w:abstractNum w:abstractNumId="15" w15:restartNumberingAfterBreak="0">
+  <w:abstractNum w:abstractNumId="16" w15:restartNumberingAfterBreak="0">
     <w:nsid w:val="27412B07"/>
     <w:multiLevelType w:val="hybridMultilevel"/>
     <w:tmpl w:val="848ED67E"/>
@@ -14076,7 +14540,7 @@
       </w:pPr>
     </w:lvl>
   </w:abstractNum>
-  <w:abstractNum w:abstractNumId="16" w15:restartNumberingAfterBreak="0">
+  <w:abstractNum w:abstractNumId="17" w15:restartNumberingAfterBreak="0">
     <w:nsid w:val="28D12561"/>
     <w:multiLevelType w:val="hybridMultilevel"/>
     <w:tmpl w:val="738C6462"/>
@@ -14189,7 +14653,7 @@
       </w:rPr>
     </w:lvl>
   </w:abstractNum>
-  <w:abstractNum w:abstractNumId="17" w15:restartNumberingAfterBreak="0">
+  <w:abstractNum w:abstractNumId="18" w15:restartNumberingAfterBreak="0">
     <w:nsid w:val="2D961942"/>
     <w:multiLevelType w:val="hybridMultilevel"/>
     <w:tmpl w:val="3EFA5678"/>
@@ -14302,7 +14766,7 @@
       </w:rPr>
     </w:lvl>
   </w:abstractNum>
-  <w:abstractNum w:abstractNumId="18" w15:restartNumberingAfterBreak="0">
+  <w:abstractNum w:abstractNumId="19" w15:restartNumberingAfterBreak="0">
     <w:nsid w:val="330E4BD3"/>
     <w:multiLevelType w:val="hybridMultilevel"/>
     <w:tmpl w:val="455E8EE4"/>
@@ -14415,7 +14879,7 @@
       </w:rPr>
     </w:lvl>
   </w:abstractNum>
-  <w:abstractNum w:abstractNumId="19" w15:restartNumberingAfterBreak="0">
+  <w:abstractNum w:abstractNumId="20" w15:restartNumberingAfterBreak="0">
     <w:nsid w:val="348E68A8"/>
     <w:multiLevelType w:val="hybridMultilevel"/>
     <w:tmpl w:val="A3F69D4C"/>
@@ -14528,7 +14992,7 @@
       </w:rPr>
     </w:lvl>
   </w:abstractNum>
-  <w:abstractNum w:abstractNumId="20" w15:restartNumberingAfterBreak="0">
+  <w:abstractNum w:abstractNumId="21" w15:restartNumberingAfterBreak="0">
     <w:nsid w:val="34AE295A"/>
     <w:multiLevelType w:val="hybridMultilevel"/>
     <w:tmpl w:val="4FF847AE"/>
@@ -14641,7 +15105,7 @@
       </w:rPr>
     </w:lvl>
   </w:abstractNum>
-  <w:abstractNum w:abstractNumId="21" w15:restartNumberingAfterBreak="0">
+  <w:abstractNum w:abstractNumId="22" w15:restartNumberingAfterBreak="0">
     <w:nsid w:val="34C93978"/>
     <w:multiLevelType w:val="hybridMultilevel"/>
     <w:tmpl w:val="BA4EFA62"/>
@@ -14754,7 +15218,7 @@
       </w:rPr>
     </w:lvl>
   </w:abstractNum>
-  <w:abstractNum w:abstractNumId="22" w15:restartNumberingAfterBreak="0">
+  <w:abstractNum w:abstractNumId="23" w15:restartNumberingAfterBreak="0">
     <w:nsid w:val="368E176E"/>
     <w:multiLevelType w:val="hybridMultilevel"/>
     <w:tmpl w:val="BDF054FE"/>
@@ -14848,7 +15312,7 @@
       </w:pPr>
     </w:lvl>
   </w:abstractNum>
-  <w:abstractNum w:abstractNumId="23" w15:restartNumberingAfterBreak="0">
+  <w:abstractNum w:abstractNumId="24" w15:restartNumberingAfterBreak="0">
     <w:nsid w:val="3AAD3C1A"/>
     <w:multiLevelType w:val="hybridMultilevel"/>
     <w:tmpl w:val="C338B3E8"/>
@@ -14961,7 +15425,7 @@
       </w:rPr>
     </w:lvl>
   </w:abstractNum>
-  <w:abstractNum w:abstractNumId="24" w15:restartNumberingAfterBreak="0">
+  <w:abstractNum w:abstractNumId="25" w15:restartNumberingAfterBreak="0">
     <w:nsid w:val="485D55BF"/>
     <w:multiLevelType w:val="hybridMultilevel"/>
     <w:tmpl w:val="B2527F7A"/>
@@ -15074,7 +15538,7 @@
       </w:rPr>
     </w:lvl>
   </w:abstractNum>
-  <w:abstractNum w:abstractNumId="25" w15:restartNumberingAfterBreak="0">
+  <w:abstractNum w:abstractNumId="26" w15:restartNumberingAfterBreak="0">
     <w:nsid w:val="4A3A6998"/>
     <w:multiLevelType w:val="hybridMultilevel"/>
     <w:tmpl w:val="7E82DC3A"/>
@@ -15187,7 +15651,7 @@
       </w:rPr>
     </w:lvl>
   </w:abstractNum>
-  <w:abstractNum w:abstractNumId="26" w15:restartNumberingAfterBreak="0">
+  <w:abstractNum w:abstractNumId="27" w15:restartNumberingAfterBreak="0">
     <w:nsid w:val="4EBE1EF6"/>
     <w:multiLevelType w:val="hybridMultilevel"/>
     <w:tmpl w:val="AF3C2E24"/>
@@ -15278,7 +15742,7 @@
       </w:pPr>
     </w:lvl>
   </w:abstractNum>
-  <w:abstractNum w:abstractNumId="27" w15:restartNumberingAfterBreak="0">
+  <w:abstractNum w:abstractNumId="28" w15:restartNumberingAfterBreak="0">
     <w:nsid w:val="5239173D"/>
     <w:multiLevelType w:val="hybridMultilevel"/>
     <w:tmpl w:val="E8047A82"/>
@@ -15391,7 +15855,7 @@
       </w:rPr>
     </w:lvl>
   </w:abstractNum>
-  <w:abstractNum w:abstractNumId="28" w15:restartNumberingAfterBreak="0">
+  <w:abstractNum w:abstractNumId="29" w15:restartNumberingAfterBreak="0">
     <w:nsid w:val="590678B8"/>
     <w:multiLevelType w:val="hybridMultilevel"/>
     <w:tmpl w:val="E0EA2E24"/>
@@ -15504,7 +15968,7 @@
       </w:rPr>
     </w:lvl>
   </w:abstractNum>
-  <w:abstractNum w:abstractNumId="29" w15:restartNumberingAfterBreak="0">
+  <w:abstractNum w:abstractNumId="30" w15:restartNumberingAfterBreak="0">
     <w:nsid w:val="612937AD"/>
     <w:multiLevelType w:val="hybridMultilevel"/>
     <w:tmpl w:val="49EAFB5A"/>
@@ -15617,7 +16081,7 @@
       </w:rPr>
     </w:lvl>
   </w:abstractNum>
-  <w:abstractNum w:abstractNumId="30" w15:restartNumberingAfterBreak="0">
+  <w:abstractNum w:abstractNumId="31" w15:restartNumberingAfterBreak="0">
     <w:nsid w:val="680B3DB6"/>
     <w:multiLevelType w:val="hybridMultilevel"/>
     <w:tmpl w:val="5AC0EA10"/>
@@ -15730,7 +16194,7 @@
       </w:rPr>
     </w:lvl>
   </w:abstractNum>
-  <w:abstractNum w:abstractNumId="31" w15:restartNumberingAfterBreak="0">
+  <w:abstractNum w:abstractNumId="32" w15:restartNumberingAfterBreak="0">
     <w:nsid w:val="688E5F49"/>
     <w:multiLevelType w:val="hybridMultilevel"/>
     <w:tmpl w:val="754EA404"/>
@@ -15843,7 +16307,7 @@
       </w:rPr>
     </w:lvl>
   </w:abstractNum>
-  <w:abstractNum w:abstractNumId="32" w15:restartNumberingAfterBreak="0">
+  <w:abstractNum w:abstractNumId="33" w15:restartNumberingAfterBreak="0">
     <w:nsid w:val="6CF94959"/>
     <w:multiLevelType w:val="hybridMultilevel"/>
     <w:tmpl w:val="2370FF78"/>
@@ -15956,7 +16420,7 @@
       </w:rPr>
     </w:lvl>
   </w:abstractNum>
-  <w:abstractNum w:abstractNumId="33" w15:restartNumberingAfterBreak="0">
+  <w:abstractNum w:abstractNumId="34" w15:restartNumberingAfterBreak="0">
     <w:nsid w:val="760A1D14"/>
     <w:multiLevelType w:val="hybridMultilevel"/>
     <w:tmpl w:val="7AB6FBB8"/>
@@ -16069,7 +16533,7 @@
       </w:rPr>
     </w:lvl>
   </w:abstractNum>
-  <w:abstractNum w:abstractNumId="34" w15:restartNumberingAfterBreak="0">
+  <w:abstractNum w:abstractNumId="35" w15:restartNumberingAfterBreak="0">
     <w:nsid w:val="7BBE7587"/>
     <w:multiLevelType w:val="hybridMultilevel"/>
     <w:tmpl w:val="24E82090"/>
@@ -16182,7 +16646,7 @@
       </w:rPr>
     </w:lvl>
   </w:abstractNum>
-  <w:abstractNum w:abstractNumId="35" w15:restartNumberingAfterBreak="0">
+  <w:abstractNum w:abstractNumId="36" w15:restartNumberingAfterBreak="0">
     <w:nsid w:val="7C161D1C"/>
     <w:multiLevelType w:val="multilevel"/>
     <w:tmpl w:val="EE7A69C8"/>
@@ -16319,43 +16783,43 @@
     </w:lvl>
   </w:abstractNum>
   <w:num w:numId="1">
-    <w:abstractNumId w:val="35"/>
+    <w:abstractNumId w:val="36"/>
   </w:num>
   <w:num w:numId="2">
     <w:abstractNumId w:val="0"/>
   </w:num>
   <w:num w:numId="3">
-    <w:abstractNumId w:val="15"/>
+    <w:abstractNumId w:val="16"/>
   </w:num>
   <w:num w:numId="4">
+    <w:abstractNumId w:val="27"/>
+  </w:num>
+  <w:num w:numId="5">
+    <w:abstractNumId w:val="23"/>
+  </w:num>
+  <w:num w:numId="6">
     <w:abstractNumId w:val="26"/>
   </w:num>
-  <w:num w:numId="5">
-    <w:abstractNumId w:val="22"/>
-  </w:num>
-  <w:num w:numId="6">
-    <w:abstractNumId w:val="25"/>
-  </w:num>
   <w:num w:numId="7">
-    <w:abstractNumId w:val="29"/>
+    <w:abstractNumId w:val="30"/>
   </w:num>
   <w:num w:numId="8">
     <w:abstractNumId w:val="5"/>
   </w:num>
   <w:num w:numId="9">
-    <w:abstractNumId w:val="13"/>
+    <w:abstractNumId w:val="14"/>
   </w:num>
   <w:num w:numId="10">
-    <w:abstractNumId w:val="20"/>
+    <w:abstractNumId w:val="21"/>
   </w:num>
   <w:num w:numId="11">
-    <w:abstractNumId w:val="24"/>
+    <w:abstractNumId w:val="25"/>
   </w:num>
   <w:num w:numId="12">
-    <w:abstractNumId w:val="34"/>
+    <w:abstractNumId w:val="35"/>
   </w:num>
   <w:num w:numId="13">
-    <w:abstractNumId w:val="33"/>
+    <w:abstractNumId w:val="34"/>
   </w:num>
   <w:num w:numId="14">
     <w:abstractNumId w:val="4"/>
@@ -16364,13 +16828,13 @@
     <w:abstractNumId w:val="6"/>
   </w:num>
   <w:num w:numId="16">
-    <w:abstractNumId w:val="18"/>
+    <w:abstractNumId w:val="19"/>
   </w:num>
   <w:num w:numId="17">
-    <w:abstractNumId w:val="16"/>
+    <w:abstractNumId w:val="17"/>
   </w:num>
   <w:num w:numId="18">
-    <w:abstractNumId w:val="21"/>
+    <w:abstractNumId w:val="22"/>
   </w:num>
   <w:num w:numId="19">
     <w:abstractNumId w:val="3"/>
@@ -16379,40 +16843,40 @@
     <w:abstractNumId w:val="2"/>
   </w:num>
   <w:num w:numId="21">
-    <w:abstractNumId w:val="31"/>
+    <w:abstractNumId w:val="32"/>
   </w:num>
   <w:num w:numId="22">
-    <w:abstractNumId w:val="32"/>
+    <w:abstractNumId w:val="33"/>
   </w:num>
   <w:num w:numId="23">
-    <w:abstractNumId w:val="28"/>
+    <w:abstractNumId w:val="29"/>
   </w:num>
   <w:num w:numId="24">
-    <w:abstractNumId w:val="30"/>
+    <w:abstractNumId w:val="31"/>
   </w:num>
   <w:num w:numId="25">
     <w:abstractNumId w:val="7"/>
   </w:num>
   <w:num w:numId="26">
-    <w:abstractNumId w:val="19"/>
+    <w:abstractNumId w:val="20"/>
   </w:num>
   <w:num w:numId="27">
-    <w:abstractNumId w:val="14"/>
+    <w:abstractNumId w:val="15"/>
   </w:num>
   <w:num w:numId="28">
     <w:abstractNumId w:val="10"/>
   </w:num>
   <w:num w:numId="29">
-    <w:abstractNumId w:val="12"/>
+    <w:abstractNumId w:val="13"/>
   </w:num>
   <w:num w:numId="30">
-    <w:abstractNumId w:val="17"/>
+    <w:abstractNumId w:val="18"/>
   </w:num>
   <w:num w:numId="31">
-    <w:abstractNumId w:val="23"/>
+    <w:abstractNumId w:val="24"/>
   </w:num>
   <w:num w:numId="32">
-    <w:abstractNumId w:val="27"/>
+    <w:abstractNumId w:val="28"/>
   </w:num>
   <w:num w:numId="33">
     <w:abstractNumId w:val="8"/>
@@ -16425,6 +16889,9 @@
   </w:num>
   <w:num w:numId="36">
     <w:abstractNumId w:val="1"/>
+  </w:num>
+  <w:num w:numId="37">
+    <w:abstractNumId w:val="12"/>
   </w:num>
   <w:numIdMacAtCleanup w:val="36"/>
 </w:numbering>
@@ -16830,7 +17297,7 @@
   <w:style w:type="paragraph" w:default="1" w:styleId="Normal">
     <w:name w:val="Normal"/>
     <w:qFormat/>
-    <w:rsid w:val="004E7F02"/>
+    <w:rsid w:val="00A24221"/>
     <w:pPr>
       <w:spacing w:before="160" w:after="120" w:line="360" w:lineRule="auto"/>
       <w:ind w:firstLine="709"/>
@@ -18262,6 +18729,19 @@
 </file>
 
 <file path=customXml/item1.xml><?xml version="1.0" encoding="utf-8"?>
+<?mso-contentType ?>
+<FormTemplates xmlns="http://schemas.microsoft.com/sharepoint/v3/contenttype/forms">
+  <Display>DocumentLibraryForm</Display>
+  <Edit>DocumentLibraryForm</Edit>
+  <New>DocumentLibraryForm</New>
+</FormTemplates>
+</file>
+
+<file path=customXml/item2.xml><?xml version="1.0" encoding="utf-8"?>
+<b:Sources xmlns:b="http://schemas.openxmlformats.org/officeDocument/2006/bibliography" xmlns="http://schemas.openxmlformats.org/officeDocument/2006/bibliography" SelectedStyle="\APASixthEditionOfficeOnline.xsl" StyleName="APA" Version="6"/>
+</file>
+
+<file path=customXml/item3.xml><?xml version="1.0" encoding="utf-8"?>
 <ct:contentTypeSchema xmlns:ct="http://schemas.microsoft.com/office/2006/metadata/contentType" xmlns:ma="http://schemas.microsoft.com/office/2006/metadata/properties/metaAttributes" ct:_="" ma:_="" ma:contentTypeName="Documento" ma:contentTypeID="0x0101006A81D6BD42E8DF4C91013959704817E1" ma:contentTypeVersion="15" ma:contentTypeDescription="Crear nuevo documento." ma:contentTypeScope="" ma:versionID="bf4f72ffd194f0963ff564daca6869f7">
   <xsd:schema xmlns:xsd="http://www.w3.org/2001/XMLSchema" xmlns:xs="http://www.w3.org/2001/XMLSchema" xmlns:p="http://schemas.microsoft.com/office/2006/metadata/properties" xmlns:ns2="13c90a0b-73bc-4dc0-be5f-28d77b615beb" xmlns:ns3="13c93bba-48ce-428c-bfe5-88b42c19b028" targetNamespace="http://schemas.microsoft.com/office/2006/metadata/properties" ma:root="true" ma:fieldsID="8718d6f4873a5b1392a45044efa78385" ns2:_="" ns3:_="">
     <xsd:import namespace="13c90a0b-73bc-4dc0-be5f-28d77b615beb"/>
@@ -18496,19 +18976,6 @@
 </ct:contentTypeSchema>
 </file>
 
-<file path=customXml/item2.xml><?xml version="1.0" encoding="utf-8"?>
-<b:Sources xmlns:b="http://schemas.openxmlformats.org/officeDocument/2006/bibliography" xmlns="http://schemas.openxmlformats.org/officeDocument/2006/bibliography" SelectedStyle="\APASixthEditionOfficeOnline.xsl" StyleName="APA" Version="6"/>
-</file>
-
-<file path=customXml/item3.xml><?xml version="1.0" encoding="utf-8"?>
-<?mso-contentType ?>
-<FormTemplates xmlns="http://schemas.microsoft.com/sharepoint/v3/contenttype/forms">
-  <Display>DocumentLibraryForm</Display>
-  <Edit>DocumentLibraryForm</Edit>
-  <New>DocumentLibraryForm</New>
-</FormTemplates>
-</file>
-
 <file path=customXml/item4.xml><?xml version="1.0" encoding="utf-8"?>
 <p:properties xmlns:p="http://schemas.microsoft.com/office/2006/metadata/properties" xmlns:xsi="http://www.w3.org/2001/XMLSchema-instance" xmlns:pc="http://schemas.microsoft.com/office/infopath/2007/PartnerControls">
   <documentManagement>
@@ -18521,6 +18988,22 @@
 </file>
 
 <file path=customXml/itemProps1.xml><?xml version="1.0" encoding="utf-8"?>
+<ds:datastoreItem xmlns:ds="http://schemas.openxmlformats.org/officeDocument/2006/customXml" ds:itemID="{10663269-2064-4804-8290-36D4A57F5557}">
+  <ds:schemaRefs>
+    <ds:schemaRef ds:uri="http://schemas.microsoft.com/sharepoint/v3/contenttype/forms"/>
+  </ds:schemaRefs>
+</ds:datastoreItem>
+</file>
+
+<file path=customXml/itemProps2.xml><?xml version="1.0" encoding="utf-8"?>
+<ds:datastoreItem xmlns:ds="http://schemas.openxmlformats.org/officeDocument/2006/customXml" ds:itemID="{EAE431FD-7059-4C09-804B-C9D69EB7B213}">
+  <ds:schemaRefs>
+    <ds:schemaRef ds:uri="http://schemas.openxmlformats.org/officeDocument/2006/bibliography"/>
+  </ds:schemaRefs>
+</ds:datastoreItem>
+</file>
+
+<file path=customXml/itemProps3.xml><?xml version="1.0" encoding="utf-8"?>
 <ds:datastoreItem xmlns:ds="http://schemas.openxmlformats.org/officeDocument/2006/customXml" ds:itemID="{BD927250-160E-4371-8189-2EC2B07614D3}">
   <ds:schemaRefs>
     <ds:schemaRef ds:uri="http://schemas.microsoft.com/office/2006/metadata/contentType"/>
@@ -18539,22 +19022,6 @@
 </ds:datastoreItem>
 </file>
 
-<file path=customXml/itemProps2.xml><?xml version="1.0" encoding="utf-8"?>
-<ds:datastoreItem xmlns:ds="http://schemas.openxmlformats.org/officeDocument/2006/customXml" ds:itemID="{EAE431FD-7059-4C09-804B-C9D69EB7B213}">
-  <ds:schemaRefs>
-    <ds:schemaRef ds:uri="http://schemas.openxmlformats.org/officeDocument/2006/bibliography"/>
-  </ds:schemaRefs>
-</ds:datastoreItem>
-</file>
-
-<file path=customXml/itemProps3.xml><?xml version="1.0" encoding="utf-8"?>
-<ds:datastoreItem xmlns:ds="http://schemas.openxmlformats.org/officeDocument/2006/customXml" ds:itemID="{10663269-2064-4804-8290-36D4A57F5557}">
-  <ds:schemaRefs>
-    <ds:schemaRef ds:uri="http://schemas.microsoft.com/sharepoint/v3/contenttype/forms"/>
-  </ds:schemaRefs>
-</ds:datastoreItem>
-</file>
-
 <file path=customXml/itemProps4.xml><?xml version="1.0" encoding="utf-8"?>
 <ds:datastoreItem xmlns:ds="http://schemas.openxmlformats.org/officeDocument/2006/customXml" ds:itemID="{1279454D-02BE-4A9C-A117-DCD1573E2608}">
   <ds:schemaRefs>

--- a/fuentes/72310013_CF01_DU.docx
+++ b/fuentes/72310013_CF01_DU.docx
@@ -1,6 +1,6 @@
 
 <file path=word/document.xml><?xml version="1.0" encoding="utf-8"?>
-<w:document xmlns:wpc="http://schemas.microsoft.com/office/word/2010/wordprocessingCanvas" xmlns:cx="http://schemas.microsoft.com/office/drawing/2014/chartex" xmlns:cx1="http://schemas.microsoft.com/office/drawing/2015/9/8/chartex" xmlns:cx2="http://schemas.microsoft.com/office/drawing/2015/10/21/chartex" xmlns:cx3="http://schemas.microsoft.com/office/drawing/2016/5/9/chartex" xmlns:cx4="http://schemas.microsoft.com/office/drawing/2016/5/10/chartex" xmlns:cx5="http://schemas.microsoft.com/office/drawing/2016/5/11/chartex" xmlns:cx6="http://schemas.microsoft.com/office/drawing/2016/5/12/chartex" xmlns:cx7="http://schemas.microsoft.com/office/drawing/2016/5/13/chartex" xmlns:cx8="http://schemas.microsoft.com/office/drawing/2016/5/14/chartex" xmlns:mc="http://schemas.openxmlformats.org/markup-compatibility/2006" xmlns:aink="http://schemas.microsoft.com/office/drawing/2016/ink" xmlns:am3d="http://schemas.microsoft.com/office/drawing/2017/model3d" xmlns:o="urn:schemas-microsoft-com:office:office" xmlns:r="http://schemas.openxmlformats.org/officeDocument/2006/relationships" xmlns:m="http://schemas.openxmlformats.org/officeDocument/2006/math" xmlns:v="urn:schemas-microsoft-com:vml" xmlns:wp14="http://schemas.microsoft.com/office/word/2010/wordprocessingDrawing" xmlns:wp="http://schemas.openxmlformats.org/drawingml/2006/wordprocessingDrawing" xmlns:w10="urn:schemas-microsoft-com:office:word" xmlns:w="http://schemas.openxmlformats.org/wordprocessingml/2006/main" xmlns:w14="http://schemas.microsoft.com/office/word/2010/wordml" xmlns:w15="http://schemas.microsoft.com/office/word/2012/wordml" xmlns:w16cex="http://schemas.microsoft.com/office/word/2018/wordml/cex" xmlns:w16cid="http://schemas.microsoft.com/office/word/2016/wordml/cid" xmlns:w16="http://schemas.microsoft.com/office/word/2018/wordml" xmlns:w16sdtdh="http://schemas.microsoft.com/office/word/2020/wordml/sdtdatahash" xmlns:w16se="http://schemas.microsoft.com/office/word/2015/wordml/symex" xmlns:wpg="http://schemas.microsoft.com/office/word/2010/wordprocessingGroup" xmlns:wpi="http://schemas.microsoft.com/office/word/2010/wordprocessingInk" xmlns:wne="http://schemas.microsoft.com/office/word/2006/wordml" xmlns:wps="http://schemas.microsoft.com/office/word/2010/wordprocessingShape" mc:Ignorable="w14 w15 w16se w16cid w16 w16cex w16sdtdh wp14">
+<w:document xmlns:wpc="http://schemas.microsoft.com/office/word/2010/wordprocessingCanvas" xmlns:cx="http://schemas.microsoft.com/office/drawing/2014/chartex" xmlns:cx1="http://schemas.microsoft.com/office/drawing/2015/9/8/chartex" xmlns:cx2="http://schemas.microsoft.com/office/drawing/2015/10/21/chartex" xmlns:cx3="http://schemas.microsoft.com/office/drawing/2016/5/9/chartex" xmlns:cx4="http://schemas.microsoft.com/office/drawing/2016/5/10/chartex" xmlns:cx5="http://schemas.microsoft.com/office/drawing/2016/5/11/chartex" xmlns:cx6="http://schemas.microsoft.com/office/drawing/2016/5/12/chartex" xmlns:cx7="http://schemas.microsoft.com/office/drawing/2016/5/13/chartex" xmlns:cx8="http://schemas.microsoft.com/office/drawing/2016/5/14/chartex" xmlns:mc="http://schemas.openxmlformats.org/markup-compatibility/2006" xmlns:aink="http://schemas.microsoft.com/office/drawing/2016/ink" xmlns:am3d="http://schemas.microsoft.com/office/drawing/2017/model3d" xmlns:o="urn:schemas-microsoft-com:office:office" xmlns:oel="http://schemas.microsoft.com/office/2019/extlst" xmlns:r="http://schemas.openxmlformats.org/officeDocument/2006/relationships" xmlns:m="http://schemas.openxmlformats.org/officeDocument/2006/math" xmlns:v="urn:schemas-microsoft-com:vml" xmlns:wp14="http://schemas.microsoft.com/office/word/2010/wordprocessingDrawing" xmlns:wp="http://schemas.openxmlformats.org/drawingml/2006/wordprocessingDrawing" xmlns:w10="urn:schemas-microsoft-com:office:word" xmlns:w="http://schemas.openxmlformats.org/wordprocessingml/2006/main" xmlns:w14="http://schemas.microsoft.com/office/word/2010/wordml" xmlns:w15="http://schemas.microsoft.com/office/word/2012/wordml" xmlns:w16cex="http://schemas.microsoft.com/office/word/2018/wordml/cex" xmlns:w16cid="http://schemas.microsoft.com/office/word/2016/wordml/cid" xmlns:w16="http://schemas.microsoft.com/office/word/2018/wordml" xmlns:w16du="http://schemas.microsoft.com/office/word/2023/wordml/word16du" xmlns:w16sdtdh="http://schemas.microsoft.com/office/word/2020/wordml/sdtdatahash" xmlns:w16sdtfl="http://schemas.microsoft.com/office/word/2024/wordml/sdtformatlock" xmlns:w16se="http://schemas.microsoft.com/office/word/2015/wordml/symex" xmlns:wpg="http://schemas.microsoft.com/office/word/2010/wordprocessingGroup" xmlns:wpi="http://schemas.microsoft.com/office/word/2010/wordprocessingInk" xmlns:wne="http://schemas.microsoft.com/office/word/2006/wordml" xmlns:wps="http://schemas.microsoft.com/office/word/2010/wordprocessingShape" mc:Ignorable="w14 w15 w16se w16cid w16 w16cex w16sdtdh w16sdtfl w16du wp14">
   <w:body>
     <w:p>
       <w:pPr>
@@ -208,27 +208,7 @@
                                 <w:szCs w:val="68"/>
                                 <w:lang w:val="es-ES"/>
                               </w:rPr>
-                              <w:t xml:space="preserve">Cultivo de palma de aceite: </w:t>
-                            </w:r>
-                            <w:proofErr w:type="spellStart"/>
-                            <w:r>
-                              <w:rPr>
-                                <w:bCs/>
-                                <w:sz w:val="68"/>
-                                <w:szCs w:val="68"/>
-                                <w:lang w:val="es-ES"/>
-                              </w:rPr>
-                              <w:t>previvero</w:t>
-                            </w:r>
-                            <w:proofErr w:type="spellEnd"/>
-                            <w:r>
-                              <w:rPr>
-                                <w:bCs/>
-                                <w:sz w:val="68"/>
-                                <w:szCs w:val="68"/>
-                                <w:lang w:val="es-ES"/>
-                              </w:rPr>
-                              <w:t>, vivero y siembra</w:t>
+                              <w:t>Cultivo de palma de aceite: previvero, vivero y siembra</w:t>
                             </w:r>
                           </w:p>
                         </w:txbxContent>
@@ -254,7 +234,7 @@
                 <v:stroke joinstyle="miter"/>
                 <v:path gradientshapeok="t" o:connecttype="rect"/>
               </v:shapetype>
-              <v:shape id="Cuadro de texto 2" o:spid="_x0000_s1026" type="#_x0000_t202" alt="&quot;&quot;" style="position:absolute;left:0;text-align:left;margin-left:-20.7pt;margin-top:15.15pt;width:549pt;height:154.5pt;z-index:251663360;visibility:visible;mso-wrap-style:square;mso-width-percent:0;mso-height-percent:0;mso-wrap-distance-left:9pt;mso-wrap-distance-top:3.6pt;mso-wrap-distance-right:9pt;mso-wrap-distance-bottom:3.6pt;mso-position-horizontal:absolute;mso-position-horizontal-relative:text;mso-position-vertical:absolute;mso-position-vertical-relative:text;mso-width-percent:0;mso-height-percent:0;mso-width-relative:margin;mso-height-relative:margin;v-text-anchor:top" o:gfxdata="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" filled="f" stroked="f">
+              <v:shape id="Cuadro de texto 2" o:spid="_x0000_s1026" type="#_x0000_t202" alt="&quot;&quot;" style="position:absolute;left:0;text-align:left;margin-left:-20.7pt;margin-top:15.15pt;width:549pt;height:154.5pt;z-index:251663360;visibility:visible;mso-wrap-style:square;mso-width-percent:0;mso-height-percent:0;mso-wrap-distance-left:9pt;mso-wrap-distance-top:3.6pt;mso-wrap-distance-right:9pt;mso-wrap-distance-bottom:3.6pt;mso-position-horizontal:absolute;mso-position-horizontal-relative:text;mso-position-vertical:absolute;mso-position-vertical-relative:text;mso-width-percent:0;mso-height-percent:0;mso-width-relative:margin;mso-height-relative:margin;v-text-anchor:top" o:gfxdata="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" filled="f" stroked="f">
                 <v:textbox>
                   <w:txbxContent>
                     <w:p>
@@ -393,7 +373,7 @@
               </wp:anchor>
             </w:drawing>
           </mc:Choice>
-          <mc:Fallback xmlns:a="http://schemas.openxmlformats.org/drawingml/2006/main" xmlns:adec="http://schemas.microsoft.com/office/drawing/2017/decorative" xmlns:pic="http://schemas.openxmlformats.org/drawingml/2006/picture" xmlns:a14="http://schemas.microsoft.com/office/drawing/2010/main" xmlns:asvg="http://schemas.microsoft.com/office/drawing/2016/SVG/main" xmlns:w16sdtfl="http://schemas.microsoft.com/office/word/2024/wordml/sdtformatlock" xmlns:w16du="http://schemas.microsoft.com/office/word/2023/wordml/word16du" xmlns:oel="http://schemas.microsoft.com/office/2019/extlst">
+          <mc:Fallback xmlns:a="http://schemas.openxmlformats.org/drawingml/2006/main" xmlns:adec="http://schemas.microsoft.com/office/drawing/2017/decorative" xmlns:pic="http://schemas.openxmlformats.org/drawingml/2006/picture" xmlns:a14="http://schemas.microsoft.com/office/drawing/2010/main" xmlns:asvg="http://schemas.microsoft.com/office/drawing/2016/SVG/main">
             <w:pict>
               <v:rect id="Rectángulo 3" style="position:absolute;margin-left:-55.95pt;margin-top:26.4pt;width:613.85pt;height:164.25pt;z-index:-251655168;visibility:visible;mso-wrap-style:square;mso-height-percent:0;mso-wrap-distance-left:9pt;mso-wrap-distance-top:0;mso-wrap-distance-right:9pt;mso-wrap-distance-bottom:0;mso-position-horizontal:absolute;mso-position-horizontal-relative:text;mso-position-vertical:absolute;mso-position-vertical-relative:text;mso-height-percent:0;mso-height-relative:margin;v-text-anchor:middle" alt="&quot;&quot;" o:spid="_x0000_s1026" fillcolor="#00314d" stroked="f" strokeweight="1pt" w14:anchorId="44ECBD1E" o:gfxdata="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"/>
             </w:pict>
@@ -568,7 +548,6 @@
           <w:docPartUnique/>
         </w:docPartObj>
       </w:sdtPr>
-      <w:sdtEndPr/>
       <w:sdtContent>
         <w:p>
           <w:pPr>
@@ -1038,7 +1017,7 @@
                 <w:noProof/>
                 <w:webHidden/>
               </w:rPr>
-              <w:t>16</w:t>
+              <w:t>17</w:t>
             </w:r>
             <w:r>
               <w:rPr>
@@ -1130,7 +1109,7 @@
                 <w:noProof/>
                 <w:webHidden/>
               </w:rPr>
-              <w:t>27</w:t>
+              <w:t>28</w:t>
             </w:r>
             <w:r>
               <w:rPr>
@@ -1228,7 +1207,7 @@
                 <w:noProof/>
                 <w:webHidden/>
               </w:rPr>
-              <w:t>28</w:t>
+              <w:t>29</w:t>
             </w:r>
             <w:r>
               <w:rPr>
@@ -1326,7 +1305,7 @@
                 <w:noProof/>
                 <w:webHidden/>
               </w:rPr>
-              <w:t>31</w:t>
+              <w:t>32</w:t>
             </w:r>
             <w:r>
               <w:rPr>
@@ -1424,7 +1403,7 @@
                 <w:noProof/>
                 <w:webHidden/>
               </w:rPr>
-              <w:t>32</w:t>
+              <w:t>33</w:t>
             </w:r>
             <w:r>
               <w:rPr>
@@ -1522,7 +1501,7 @@
                 <w:noProof/>
                 <w:webHidden/>
               </w:rPr>
-              <w:t>36</w:t>
+              <w:t>37</w:t>
             </w:r>
             <w:r>
               <w:rPr>
@@ -1620,7 +1599,7 @@
                 <w:noProof/>
                 <w:webHidden/>
               </w:rPr>
-              <w:t>37</w:t>
+              <w:t>38</w:t>
             </w:r>
             <w:r>
               <w:rPr>
@@ -1693,7 +1672,7 @@
                 <w:noProof/>
                 <w:webHidden/>
               </w:rPr>
-              <w:t>39</w:t>
+              <w:t>40</w:t>
             </w:r>
             <w:r>
               <w:rPr>
@@ -1766,7 +1745,7 @@
                 <w:noProof/>
                 <w:webHidden/>
               </w:rPr>
-              <w:t>40</w:t>
+              <w:t>41</w:t>
             </w:r>
             <w:r>
               <w:rPr>
@@ -1839,7 +1818,7 @@
                 <w:noProof/>
                 <w:webHidden/>
               </w:rPr>
-              <w:t>44</w:t>
+              <w:t>45</w:t>
             </w:r>
             <w:r>
               <w:rPr>
@@ -1912,7 +1891,7 @@
                 <w:noProof/>
                 <w:webHidden/>
               </w:rPr>
-              <w:t>47</w:t>
+              <w:t>48</w:t>
             </w:r>
             <w:r>
               <w:rPr>
@@ -2040,14 +2019,9 @@
         <w:pStyle w:val="Ttulo1"/>
       </w:pPr>
       <w:bookmarkStart w:id="1" w:name="_Toc227314343"/>
-      <w:proofErr w:type="spellStart"/>
       <w:r>
         <w:lastRenderedPageBreak/>
-        <w:t>Previveros</w:t>
-      </w:r>
-      <w:proofErr w:type="spellEnd"/>
-      <w:r>
-        <w:t xml:space="preserve"> y viveros del cultivo de la palma de aceite</w:t>
+        <w:t>Previveros y viveros del cultivo de la palma de aceite</w:t>
       </w:r>
       <w:bookmarkEnd w:id="1"/>
     </w:p>
@@ -2061,21 +2035,7 @@
         <w:rPr>
           <w:lang w:val="es-419" w:eastAsia="es-CO"/>
         </w:rPr>
-        <w:t xml:space="preserve">Los </w:t>
-      </w:r>
-      <w:proofErr w:type="spellStart"/>
-      <w:r>
-        <w:rPr>
-          <w:lang w:val="es-419" w:eastAsia="es-CO"/>
-        </w:rPr>
-        <w:t>previveros</w:t>
-      </w:r>
-      <w:proofErr w:type="spellEnd"/>
-      <w:r>
-        <w:rPr>
-          <w:lang w:val="es-419" w:eastAsia="es-CO"/>
-        </w:rPr>
-        <w:t xml:space="preserve"> y viveros cumplen un papel esencial al permitir la germinación y el desarrollo inicial de plántulas antes de su establecimiento en campo definitivo. Seguidamente, se explicará acerca de la palma de aceite.</w:t>
+        <w:t>Los previveros y viveros cumplen un papel esencial al permitir la germinación y el desarrollo inicial de plántulas antes de su establecimiento en campo definitivo. Seguidamente, se explicará acerca de la palma de aceite.</w:t>
       </w:r>
     </w:p>
     <w:p>
@@ -2098,53 +2058,18 @@
         </w:rPr>
         <w:t xml:space="preserve"> La palma de aceite (</w:t>
       </w:r>
-      <w:proofErr w:type="spellStart"/>
-      <w:r>
-        <w:rPr>
-          <w:i/>
-          <w:iCs/>
-          <w:lang w:val="es-419" w:eastAsia="es-CO"/>
-        </w:rPr>
-        <w:t>Elaeis</w:t>
-      </w:r>
-      <w:proofErr w:type="spellEnd"/>
-      <w:r>
-        <w:rPr>
-          <w:i/>
-          <w:iCs/>
-          <w:lang w:val="es-419" w:eastAsia="es-CO"/>
-        </w:rPr>
-        <w:t xml:space="preserve"> </w:t>
-      </w:r>
-      <w:proofErr w:type="spellStart"/>
-      <w:r>
-        <w:rPr>
-          <w:i/>
-          <w:iCs/>
-          <w:lang w:val="es-419" w:eastAsia="es-CO"/>
-        </w:rPr>
-        <w:t>guineensis</w:t>
-      </w:r>
-      <w:proofErr w:type="spellEnd"/>
-      <w:r>
-        <w:rPr>
-          <w:lang w:val="es-419" w:eastAsia="es-CO"/>
-        </w:rPr>
-        <w:t xml:space="preserve">), reconocida como la oleaginosa de mayor rendimiento por hectárea, requiere un manejo técnico adecuado desde sus primeras etapas para garantizar plantaciones productivas y de larga vida útil. En este proceso, los </w:t>
-      </w:r>
-      <w:proofErr w:type="spellStart"/>
-      <w:r>
-        <w:rPr>
-          <w:lang w:val="es-419" w:eastAsia="es-CO"/>
-        </w:rPr>
-        <w:t>previveros</w:t>
-      </w:r>
-      <w:proofErr w:type="spellEnd"/>
-      <w:r>
-        <w:rPr>
-          <w:lang w:val="es-419" w:eastAsia="es-CO"/>
-        </w:rPr>
-        <w:t xml:space="preserve"> y viveros son fundamentales, ya que permiten la germinación y el desarrollo inicial de plántulas fuertes y uniformes antes de su establecimiento en campo definitivo.</w:t>
+      <w:r>
+        <w:rPr>
+          <w:rStyle w:val="Extranjerismo"/>
+          <w:lang w:val="es-419" w:eastAsia="es-CO"/>
+        </w:rPr>
+        <w:t>Elaeis guineensis),</w:t>
+      </w:r>
+      <w:r>
+        <w:rPr>
+          <w:lang w:val="es-419" w:eastAsia="es-CO"/>
+        </w:rPr>
+        <w:t xml:space="preserve"> reconocida como la oleaginosa de mayor rendimiento por hectárea, requiere un manejo técnico adecuado desde sus primeras etapas para garantizar plantaciones productivas y de larga vida útil. En este proceso, los previveros y viveros son fundamentales, ya que permiten la germinación y el desarrollo inicial de plántulas fuertes y uniformes antes de su establecimiento en campo definitivo.</w:t>
       </w:r>
     </w:p>
     <w:p>
@@ -2196,39 +2121,12 @@
         </w:rPr>
         <w:t xml:space="preserve"> </w:t>
       </w:r>
-      <w:proofErr w:type="spellStart"/>
-      <w:r>
-        <w:rPr>
-          <w:i/>
-          <w:iCs/>
-          <w:lang w:val="es-419" w:eastAsia="es-CO"/>
-        </w:rPr>
-        <w:t>Elaeis</w:t>
-      </w:r>
-      <w:proofErr w:type="spellEnd"/>
-      <w:r>
-        <w:rPr>
-          <w:i/>
-          <w:iCs/>
-          <w:lang w:val="es-419" w:eastAsia="es-CO"/>
-        </w:rPr>
-        <w:t xml:space="preserve"> </w:t>
-      </w:r>
-      <w:proofErr w:type="spellStart"/>
-      <w:r>
-        <w:rPr>
-          <w:i/>
-          <w:iCs/>
-          <w:lang w:val="es-419" w:eastAsia="es-CO"/>
-        </w:rPr>
-        <w:t>guineensis</w:t>
-      </w:r>
-      <w:proofErr w:type="spellEnd"/>
-      <w:r>
-        <w:rPr>
-          <w:lang w:val="es-419" w:eastAsia="es-CO"/>
-        </w:rPr>
-        <w:t>.</w:t>
+      <w:r>
+        <w:rPr>
+          <w:rStyle w:val="Extranjerismo"/>
+          <w:lang w:val="es-419" w:eastAsia="es-CO"/>
+        </w:rPr>
+        <w:t>Elaeis guineensis</w:t>
       </w:r>
     </w:p>
     <w:p>
@@ -2579,102 +2477,24 @@
           <w:lang w:val="es-419" w:eastAsia="es-CO"/>
         </w:rPr>
       </w:pPr>
-      <w:proofErr w:type="spellStart"/>
-      <w:r>
-        <w:rPr>
-          <w:lang w:val="es-419" w:eastAsia="es-CO"/>
-        </w:rPr>
-        <w:t>Tenera</w:t>
-      </w:r>
-      <w:proofErr w:type="spellEnd"/>
-      <w:r>
-        <w:rPr>
-          <w:lang w:val="es-419" w:eastAsia="es-CO"/>
-        </w:rPr>
-        <w:t xml:space="preserve"> se obtiene del cruzamiento de dura y </w:t>
-      </w:r>
-      <w:proofErr w:type="spellStart"/>
-      <w:r>
-        <w:rPr>
-          <w:lang w:val="es-419" w:eastAsia="es-CO"/>
-        </w:rPr>
-        <w:t>pisífera</w:t>
-      </w:r>
-      <w:proofErr w:type="spellEnd"/>
-      <w:r>
-        <w:rPr>
-          <w:lang w:val="es-419" w:eastAsia="es-CO"/>
-        </w:rPr>
-        <w:t xml:space="preserve"> y se emplea comercialmente.</w:t>
-      </w:r>
-    </w:p>
-    <w:p>
-      <w:pPr>
-        <w:rPr>
-          <w:lang w:val="es-419" w:eastAsia="es-CO"/>
-        </w:rPr>
-      </w:pPr>
-      <w:r>
-        <w:rPr>
-          <w:lang w:val="es-419" w:eastAsia="es-CO"/>
-        </w:rPr>
-        <w:t xml:space="preserve">La especie de palma de aceite presenta tres variedades: Dura, </w:t>
-      </w:r>
-      <w:proofErr w:type="spellStart"/>
-      <w:r>
-        <w:rPr>
-          <w:lang w:val="es-419" w:eastAsia="es-CO"/>
-        </w:rPr>
-        <w:t>Pisífera</w:t>
-      </w:r>
-      <w:proofErr w:type="spellEnd"/>
-      <w:r>
-        <w:rPr>
-          <w:lang w:val="es-419" w:eastAsia="es-CO"/>
-        </w:rPr>
-        <w:t xml:space="preserve"> y </w:t>
-      </w:r>
-      <w:proofErr w:type="spellStart"/>
-      <w:r>
-        <w:rPr>
-          <w:lang w:val="es-419" w:eastAsia="es-CO"/>
-        </w:rPr>
-        <w:t>Tenera</w:t>
-      </w:r>
-      <w:proofErr w:type="spellEnd"/>
-      <w:r>
-        <w:rPr>
-          <w:lang w:val="es-419" w:eastAsia="es-CO"/>
-        </w:rPr>
-        <w:t xml:space="preserve">. De estas, la variedad </w:t>
-      </w:r>
-      <w:proofErr w:type="spellStart"/>
-      <w:r>
-        <w:rPr>
-          <w:lang w:val="es-419" w:eastAsia="es-CO"/>
-        </w:rPr>
-        <w:t>Tenera</w:t>
-      </w:r>
-      <w:proofErr w:type="spellEnd"/>
-      <w:r>
-        <w:rPr>
-          <w:lang w:val="es-419" w:eastAsia="es-CO"/>
-        </w:rPr>
-        <w:t xml:space="preserve"> es la utilizada comercialmente para la extracción de aceite, ya que se obtiene del cruzamiento entre las variedades Dura y </w:t>
-      </w:r>
-      <w:proofErr w:type="spellStart"/>
-      <w:r>
-        <w:rPr>
-          <w:lang w:val="es-419" w:eastAsia="es-CO"/>
-        </w:rPr>
-        <w:t>Pisífera</w:t>
-      </w:r>
-      <w:proofErr w:type="spellEnd"/>
-      <w:r>
-        <w:rPr>
-          <w:lang w:val="es-419" w:eastAsia="es-CO"/>
-        </w:rPr>
-        <w:t xml:space="preserve"> y combina características que favorecen un mayor rendimiento productivo.</w:t>
+      <w:r>
+        <w:rPr>
+          <w:lang w:val="es-419" w:eastAsia="es-CO"/>
+        </w:rPr>
+        <w:t>Tenera se obtiene del cruzamiento de dura y pisífera y se emplea comercialmente.</w:t>
+      </w:r>
+    </w:p>
+    <w:p>
+      <w:pPr>
+        <w:rPr>
+          <w:lang w:val="es-419" w:eastAsia="es-CO"/>
+        </w:rPr>
+      </w:pPr>
+      <w:r>
+        <w:rPr>
+          <w:lang w:val="es-419" w:eastAsia="es-CO"/>
+        </w:rPr>
+        <w:t>La especie de palma de aceite presenta tres variedades: Dura, Pisífera y Tenera. De estas, la variedad Tenera es la utilizada comercialmente para la extracción de aceite, ya que se obtiene del cruzamiento entre las variedades Dura y Pisífera y combina características que favorecen un mayor rendimiento productivo.</w:t>
       </w:r>
     </w:p>
     <w:p>
@@ -2695,41 +2515,7 @@
         <w:rPr>
           <w:lang w:val="es-419" w:eastAsia="es-CO"/>
         </w:rPr>
-        <w:t>La palma de aceite (</w:t>
-      </w:r>
-      <w:proofErr w:type="spellStart"/>
-      <w:r>
-        <w:rPr>
-          <w:i/>
-          <w:iCs/>
-          <w:lang w:val="es-419" w:eastAsia="es-CO"/>
-        </w:rPr>
-        <w:t>Elaeis</w:t>
-      </w:r>
-      <w:proofErr w:type="spellEnd"/>
-      <w:r>
-        <w:rPr>
-          <w:i/>
-          <w:iCs/>
-          <w:lang w:val="es-419" w:eastAsia="es-CO"/>
-        </w:rPr>
-        <w:t xml:space="preserve"> </w:t>
-      </w:r>
-      <w:proofErr w:type="spellStart"/>
-      <w:r>
-        <w:rPr>
-          <w:i/>
-          <w:iCs/>
-          <w:lang w:val="es-419" w:eastAsia="es-CO"/>
-        </w:rPr>
-        <w:t>guineensis</w:t>
-      </w:r>
-      <w:proofErr w:type="spellEnd"/>
-      <w:r>
-        <w:rPr>
-          <w:lang w:val="es-419" w:eastAsia="es-CO"/>
-        </w:rPr>
-        <w:t>) es el cultivo oleaginoso con mayor rendimiento por hectárea a nivel mundial, alcanzando entre 3 y 5 toneladas de aceite por hectárea al año en condiciones óptimas. Su alta productividad se debe a la cosecha continua durante el año y al elevado contenido de aceite en su fruto, lo que la convierte en una de las fuentes más eficientes de aceite vegetal. La información comparativa está en la siguiente tabla.</w:t>
+        <w:t>La palma de aceite (Elaeis guineensis) es el cultivo oleaginoso con mayor rendimiento por hectárea a nivel mundial, alcanzando entre 3 y 5 toneladas de aceite por hectárea al año en condiciones óptimas. Su alta productividad se debe a la cosecha continua durante el año y al elevado contenido de aceite en su fruto, lo que la convierte en una de las fuentes más eficientes de aceite vegetal. La información comparativa está en la siguiente tabla.</w:t>
       </w:r>
     </w:p>
     <w:p>
@@ -2754,8 +2540,8 @@
         <w:tblLook w:val="04A0" w:firstRow="1" w:lastRow="0" w:firstColumn="1" w:lastColumn="0" w:noHBand="0" w:noVBand="1"/>
       </w:tblPr>
       <w:tblGrid>
-        <w:gridCol w:w="5201"/>
-        <w:gridCol w:w="5299"/>
+        <w:gridCol w:w="5449"/>
+        <w:gridCol w:w="5051"/>
       </w:tblGrid>
       <w:tr>
         <w:trPr>
@@ -2814,40 +2600,12 @@
               </w:rPr>
               <w:t>Palma africana (</w:t>
             </w:r>
-            <w:proofErr w:type="spellStart"/>
-            <w:r>
-              <w:rPr>
-                <w:i/>
-                <w:iCs/>
-                <w:color w:val="12263F"/>
-                <w:szCs w:val="24"/>
-                <w:bdr w:val="none" w:sz="0" w:space="0" w:color="auto" w:frame="1"/>
-              </w:rPr>
-              <w:t>Elaeis</w:t>
-            </w:r>
-            <w:proofErr w:type="spellEnd"/>
-            <w:r>
-              <w:rPr>
-                <w:i/>
-                <w:iCs/>
-                <w:color w:val="12263F"/>
-                <w:szCs w:val="24"/>
-                <w:bdr w:val="none" w:sz="0" w:space="0" w:color="auto" w:frame="1"/>
-              </w:rPr>
-              <w:t xml:space="preserve"> </w:t>
-            </w:r>
-            <w:proofErr w:type="spellStart"/>
-            <w:r>
-              <w:rPr>
-                <w:i/>
-                <w:iCs/>
-                <w:color w:val="12263F"/>
-                <w:szCs w:val="24"/>
-                <w:bdr w:val="none" w:sz="0" w:space="0" w:color="auto" w:frame="1"/>
-              </w:rPr>
-              <w:t>guineensis</w:t>
-            </w:r>
-            <w:proofErr w:type="spellEnd"/>
+            <w:r>
+              <w:rPr>
+                <w:rStyle w:val="Extranjerismo"/>
+              </w:rPr>
+              <w:t>Elaeis guineensis</w:t>
+            </w:r>
             <w:r>
               <w:rPr>
                 <w:color w:val="12263F"/>
@@ -2903,26 +2661,10 @@
             </w:r>
             <w:r>
               <w:rPr>
-                <w:i/>
-                <w:iCs/>
-                <w:color w:val="12263F"/>
-                <w:szCs w:val="24"/>
-                <w:bdr w:val="none" w:sz="0" w:space="0" w:color="auto" w:frame="1"/>
-              </w:rPr>
-              <w:t xml:space="preserve">Cocos </w:t>
-            </w:r>
-            <w:proofErr w:type="spellStart"/>
-            <w:r>
-              <w:rPr>
-                <w:i/>
-                <w:iCs/>
-                <w:color w:val="12263F"/>
-                <w:szCs w:val="24"/>
-                <w:bdr w:val="none" w:sz="0" w:space="0" w:color="auto" w:frame="1"/>
-              </w:rPr>
-              <w:t>nucifera</w:t>
-            </w:r>
-            <w:proofErr w:type="spellEnd"/>
+                <w:rStyle w:val="Extranjerismo"/>
+              </w:rPr>
+              <w:t>Cocos nucifera</w:t>
+            </w:r>
             <w:r>
               <w:rPr>
                 <w:color w:val="12263F"/>
@@ -2979,40 +2721,12 @@
               </w:rPr>
               <w:t>Girasol (</w:t>
             </w:r>
-            <w:proofErr w:type="spellStart"/>
-            <w:r>
-              <w:rPr>
-                <w:i/>
-                <w:iCs/>
-                <w:color w:val="12263F"/>
-                <w:szCs w:val="24"/>
-                <w:bdr w:val="none" w:sz="0" w:space="0" w:color="auto" w:frame="1"/>
-              </w:rPr>
-              <w:t>Helianthus</w:t>
-            </w:r>
-            <w:proofErr w:type="spellEnd"/>
-            <w:r>
-              <w:rPr>
-                <w:i/>
-                <w:iCs/>
-                <w:color w:val="12263F"/>
-                <w:szCs w:val="24"/>
-                <w:bdr w:val="none" w:sz="0" w:space="0" w:color="auto" w:frame="1"/>
-              </w:rPr>
-              <w:t xml:space="preserve"> </w:t>
-            </w:r>
-            <w:proofErr w:type="spellStart"/>
-            <w:r>
-              <w:rPr>
-                <w:i/>
-                <w:iCs/>
-                <w:color w:val="12263F"/>
-                <w:szCs w:val="24"/>
-                <w:bdr w:val="none" w:sz="0" w:space="0" w:color="auto" w:frame="1"/>
-              </w:rPr>
-              <w:t>annuus</w:t>
-            </w:r>
-            <w:proofErr w:type="spellEnd"/>
+            <w:r>
+              <w:rPr>
+                <w:rStyle w:val="Extranjerismo"/>
+              </w:rPr>
+              <w:t>Helianthus annuus</w:t>
+            </w:r>
             <w:r>
               <w:rPr>
                 <w:color w:val="12263F"/>
@@ -3066,40 +2780,12 @@
               </w:rPr>
               <w:t>Cacahuate (</w:t>
             </w:r>
-            <w:proofErr w:type="spellStart"/>
-            <w:r>
-              <w:rPr>
-                <w:i/>
-                <w:iCs/>
-                <w:color w:val="12263F"/>
-                <w:szCs w:val="24"/>
-                <w:bdr w:val="none" w:sz="0" w:space="0" w:color="auto" w:frame="1"/>
-              </w:rPr>
-              <w:t>Arachis</w:t>
-            </w:r>
-            <w:proofErr w:type="spellEnd"/>
-            <w:r>
-              <w:rPr>
-                <w:i/>
-                <w:iCs/>
-                <w:color w:val="12263F"/>
-                <w:szCs w:val="24"/>
-                <w:bdr w:val="none" w:sz="0" w:space="0" w:color="auto" w:frame="1"/>
-              </w:rPr>
-              <w:t xml:space="preserve"> </w:t>
-            </w:r>
-            <w:proofErr w:type="spellStart"/>
-            <w:r>
-              <w:rPr>
-                <w:i/>
-                <w:iCs/>
-                <w:color w:val="12263F"/>
-                <w:szCs w:val="24"/>
-                <w:bdr w:val="none" w:sz="0" w:space="0" w:color="auto" w:frame="1"/>
-              </w:rPr>
-              <w:t>hypogaea</w:t>
-            </w:r>
-            <w:proofErr w:type="spellEnd"/>
+            <w:r>
+              <w:rPr>
+                <w:rStyle w:val="Extranjerismo"/>
+              </w:rPr>
+              <w:t>Arachis hypogaea</w:t>
+            </w:r>
             <w:r>
               <w:rPr>
                 <w:color w:val="12263F"/>
@@ -3156,40 +2842,12 @@
               </w:rPr>
               <w:t>Soya (</w:t>
             </w:r>
-            <w:proofErr w:type="spellStart"/>
-            <w:r>
-              <w:rPr>
-                <w:i/>
-                <w:iCs/>
-                <w:color w:val="12263F"/>
-                <w:szCs w:val="24"/>
-                <w:bdr w:val="none" w:sz="0" w:space="0" w:color="auto" w:frame="1"/>
-              </w:rPr>
-              <w:t>Glycine</w:t>
-            </w:r>
-            <w:proofErr w:type="spellEnd"/>
-            <w:r>
-              <w:rPr>
-                <w:i/>
-                <w:iCs/>
-                <w:color w:val="12263F"/>
-                <w:szCs w:val="24"/>
-                <w:bdr w:val="none" w:sz="0" w:space="0" w:color="auto" w:frame="1"/>
-              </w:rPr>
-              <w:t xml:space="preserve"> </w:t>
-            </w:r>
-            <w:proofErr w:type="spellStart"/>
-            <w:r>
-              <w:rPr>
-                <w:i/>
-                <w:iCs/>
-                <w:color w:val="12263F"/>
-                <w:szCs w:val="24"/>
-                <w:bdr w:val="none" w:sz="0" w:space="0" w:color="auto" w:frame="1"/>
-              </w:rPr>
-              <w:t>max</w:t>
-            </w:r>
-            <w:proofErr w:type="spellEnd"/>
+            <w:r>
+              <w:rPr>
+                <w:rStyle w:val="Extranjerismo"/>
+              </w:rPr>
+              <w:t>Glycine max</w:t>
+            </w:r>
             <w:r>
               <w:rPr>
                 <w:color w:val="12263F"/>
@@ -3315,14 +2973,7 @@
         <w:rPr>
           <w:lang w:val="es-419" w:eastAsia="es-CO"/>
         </w:rPr>
-        <w:t>°</w:t>
-      </w:r>
-      <w:proofErr w:type="gramStart"/>
-      <w:r>
-        <w:rPr>
-          <w:lang w:val="es-419" w:eastAsia="es-CO"/>
-        </w:rPr>
-        <w:t>C</w:t>
+        <w:t>°C</w:t>
       </w:r>
       <w:r>
         <w:rPr>
@@ -3336,7 +2987,6 @@
         </w:rPr>
         <w:t>.</w:t>
       </w:r>
-      <w:proofErr w:type="gramEnd"/>
     </w:p>
     <w:p>
       <w:pPr>
@@ -3724,14 +3374,12 @@
         </w:rPr>
         <w:t xml:space="preserve"> que es una almendra aceitosa o palmiste (</w:t>
       </w:r>
-      <w:proofErr w:type="spellStart"/>
       <w:r>
         <w:rPr>
           <w:lang w:val="es-ES" w:eastAsia="es-CO"/>
         </w:rPr>
         <w:t>TechnoServe</w:t>
       </w:r>
-      <w:proofErr w:type="spellEnd"/>
       <w:r>
         <w:rPr>
           <w:lang w:val="es-ES" w:eastAsia="es-CO"/>
@@ -4156,21 +3804,7 @@
           </w:p>
           <w:p>
             <w:r>
-              <w:t xml:space="preserve">Si se busca liderar el mercado de la </w:t>
-            </w:r>
-            <w:proofErr w:type="spellStart"/>
-            <w:r>
-              <w:t>palmicultura</w:t>
-            </w:r>
-            <w:proofErr w:type="spellEnd"/>
-            <w:r>
-              <w:t xml:space="preserve">, se debe comprender que el éxito está escrito en su origen. Cuidar el semillero es asegurar que ese ADN de productividad se </w:t>
-            </w:r>
-            <w:r>
-              <w:t>active</w:t>
-            </w:r>
-            <w:r>
-              <w:t xml:space="preserve"> con la precisión que el campo moderno exige.</w:t>
+              <w:t>Si se busca liderar el mercado de la palmicultura, se debe comprender que el éxito está escrito en su origen. Cuidar el semillero es asegurar que ese ADN de productividad se afine con la precisión que el campo moderno exige.</w:t>
             </w:r>
           </w:p>
           <w:p>
@@ -4210,18 +3844,7 @@
           </w:p>
           <w:p>
             <w:r>
-              <w:t xml:space="preserve">El secreto está en el proceso de calentamiento. Se deben colocar las semillas en bolsas de polietileno transparente y llevarlas a un cuarto caliente, con temperaturas entre los 38 y 40 grados centígrados, manteniendo una humedad entre el 40 y el 45 </w:t>
-            </w:r>
-            <w:r>
-              <w:t xml:space="preserve">por </w:t>
-            </w:r>
-            <w:proofErr w:type="spellStart"/>
-            <w:r>
-              <w:t>ceinto</w:t>
-            </w:r>
-            <w:proofErr w:type="spellEnd"/>
-            <w:r>
-              <w:t xml:space="preserve">. </w:t>
+              <w:t xml:space="preserve">El secreto está en el proceso de calentamiento. Se deben colocar las semillas en bolsas de polietileno transparente y llevarlas a un cuarto caliente, con temperaturas entre los 38 y 40 grados centígrados, manteniendo una humedad entre el 40 y el 45 %. </w:t>
             </w:r>
           </w:p>
           <w:p>
@@ -4302,15 +3925,7 @@
           </w:p>
           <w:p>
             <w:r>
-              <w:t>Las empresas suministradoras deben entregar las semillas con sus correspondientes pruebas de viabilidad, </w:t>
-            </w:r>
-            <w:proofErr w:type="spellStart"/>
-            <w:r>
-              <w:t>fitosanidad</w:t>
-            </w:r>
-            <w:proofErr w:type="spellEnd"/>
-            <w:r>
-              <w:t> y pureza, asegurando que el genotipo esté plenamente identificado para garantizar la producción. </w:t>
+              <w:t>Las empresas suministradoras deben entregar las semillas con sus correspondientes pruebas de viabilidad, fitosanidad y pureza, asegurando que el genotipo esté plenamente identificado para garantizar la producción. </w:t>
             </w:r>
           </w:p>
           <w:p>
@@ -4330,15 +3945,7 @@
           </w:p>
           <w:p>
             <w:r>
-              <w:t xml:space="preserve">Al recibirlas, lo recomendado es que vengan en bolsas de 200 semillas. Se debe tener en cuenta </w:t>
-            </w:r>
-            <w:proofErr w:type="gramStart"/>
-            <w:r>
-              <w:t>que</w:t>
-            </w:r>
-            <w:proofErr w:type="gramEnd"/>
-            <w:r>
-              <w:t xml:space="preserve"> del total de semillas germinadas, se espera que un 80 % resulten en plantas aptas para el trasplante.</w:t>
+              <w:t>Al recibirlas, lo recomendado es que vengan en bolsas de 200 semillas. Se debe tener en cuenta que del total de semillas germinadas, se espera que un 80 % resulten en plantas aptas para el trasplante.</w:t>
             </w:r>
           </w:p>
           <w:p>
@@ -5311,21 +4918,7 @@
         <w:rPr>
           <w:lang w:val="es-419" w:eastAsia="es-CO"/>
         </w:rPr>
-        <w:t xml:space="preserve"> Las semillas dobles se apartan para ser sembradas en secciones especiales del vivero o </w:t>
-      </w:r>
-      <w:proofErr w:type="spellStart"/>
-      <w:r>
-        <w:rPr>
-          <w:lang w:val="es-419" w:eastAsia="es-CO"/>
-        </w:rPr>
-        <w:t>previvero</w:t>
-      </w:r>
-      <w:proofErr w:type="spellEnd"/>
-      <w:r>
-        <w:rPr>
-          <w:lang w:val="es-419" w:eastAsia="es-CO"/>
-        </w:rPr>
-        <w:t>.</w:t>
+        <w:t xml:space="preserve"> Las semillas dobles se apartan para ser sembradas en secciones especiales del vivero o previvero.</w:t>
       </w:r>
     </w:p>
     <w:p>
@@ -5484,21 +5077,7 @@
           <w:lang w:val="es-419" w:eastAsia="es-CO"/>
         </w:rPr>
         <w:lastRenderedPageBreak/>
-        <w:t>crecimiento, la precocidad, el rendimiento y los costos del cultivo en campo. Su objetivo es producir plantas vigorosas y resistentes, capaces de expresar tempranamente su potencial productivo, mediante un proceso que puede desarrollarse en una o dos etapas (</w:t>
-      </w:r>
-      <w:proofErr w:type="spellStart"/>
-      <w:r>
-        <w:rPr>
-          <w:lang w:val="es-419" w:eastAsia="es-CO"/>
-        </w:rPr>
-        <w:t>previvero</w:t>
-      </w:r>
-      <w:proofErr w:type="spellEnd"/>
-      <w:r>
-        <w:rPr>
-          <w:lang w:val="es-419" w:eastAsia="es-CO"/>
-        </w:rPr>
-        <w:t xml:space="preserve"> y vivero principal), según los recursos y necesidades del productor.</w:t>
+        <w:t>crecimiento, la precocidad, el rendimiento y los costos del cultivo en campo. Su objetivo es producir plantas vigorosas y resistentes, capaces de expresar tempranamente su potencial productivo, mediante un proceso que puede desarrollarse en una o dos etapas (previvero y vivero principal), según los recursos y necesidades del productor.</w:t>
       </w:r>
     </w:p>
     <w:p>
@@ -5526,21 +5105,7 @@
         <w:rPr>
           <w:lang w:val="es-419" w:eastAsia="es-CO"/>
         </w:rPr>
-        <w:t xml:space="preserve">Con el fin de lograr una mejor producción y el bajo costo de producción del material vegetal, la selección del mejor lugar para la instalación del </w:t>
-      </w:r>
-      <w:proofErr w:type="spellStart"/>
-      <w:r>
-        <w:rPr>
-          <w:lang w:val="es-419" w:eastAsia="es-CO"/>
-        </w:rPr>
-        <w:t>previvero</w:t>
-      </w:r>
-      <w:proofErr w:type="spellEnd"/>
-      <w:r>
-        <w:rPr>
-          <w:lang w:val="es-419" w:eastAsia="es-CO"/>
-        </w:rPr>
-        <w:t xml:space="preserve"> y vivero se convierte en parámetro fundamental que evitará sobrecostos y promoverá mayores beneficios futuros. Por lo tanto, se requieren las siguientes características del lugar:</w:t>
+        <w:t>Con el fin de lograr una mejor producción y el bajo costo de producción del material vegetal, la selección del mejor lugar para la instalación del previvero y vivero se convierte en parámetro fundamental que evitará sobrecostos y promoverá mayores beneficios futuros. Por lo tanto, se requieren las siguientes características del lugar:</w:t>
       </w:r>
     </w:p>
     <w:p>
@@ -5792,51 +5357,21 @@
       <w:pPr>
         <w:pStyle w:val="Ttulo3"/>
       </w:pPr>
-      <w:proofErr w:type="spellStart"/>
       <w:r>
         <w:t>Previvero</w:t>
       </w:r>
-      <w:proofErr w:type="spellEnd"/>
-    </w:p>
-    <w:p>
-      <w:pPr>
-        <w:rPr>
-          <w:lang w:val="es-419" w:eastAsia="es-CO"/>
-        </w:rPr>
-      </w:pPr>
-      <w:r>
-        <w:rPr>
-          <w:lang w:val="es-419" w:eastAsia="es-CO"/>
-        </w:rPr>
-        <w:t xml:space="preserve">El </w:t>
-      </w:r>
-      <w:proofErr w:type="spellStart"/>
-      <w:r>
-        <w:rPr>
-          <w:lang w:val="es-419" w:eastAsia="es-CO"/>
-        </w:rPr>
-        <w:t>previvero</w:t>
-      </w:r>
-      <w:proofErr w:type="spellEnd"/>
-      <w:r>
-        <w:rPr>
-          <w:lang w:val="es-419" w:eastAsia="es-CO"/>
-        </w:rPr>
-        <w:t xml:space="preserve"> es una etapa determinante en el establecimiento del cultivo y por esta razón se estudiarán factores a tener en cuenta para el buen manejo de un </w:t>
-      </w:r>
-      <w:proofErr w:type="spellStart"/>
-      <w:r>
-        <w:rPr>
-          <w:lang w:val="es-419" w:eastAsia="es-CO"/>
-        </w:rPr>
-        <w:t>previvero</w:t>
-      </w:r>
-      <w:proofErr w:type="spellEnd"/>
-      <w:r>
-        <w:rPr>
-          <w:lang w:val="es-419" w:eastAsia="es-CO"/>
-        </w:rPr>
-        <w:t>.</w:t>
+    </w:p>
+    <w:p>
+      <w:pPr>
+        <w:rPr>
+          <w:lang w:val="es-419" w:eastAsia="es-CO"/>
+        </w:rPr>
+      </w:pPr>
+      <w:r>
+        <w:rPr>
+          <w:lang w:val="es-419" w:eastAsia="es-CO"/>
+        </w:rPr>
+        <w:t>El previvero es una etapa determinante en el establecimiento del cultivo y por esta razón se estudiarán factores a tener en cuenta para el buen manejo de un previvero.</w:t>
       </w:r>
     </w:p>
     <w:p>
@@ -5887,21 +5422,7 @@
         <w:rPr>
           <w:lang w:val="es-419" w:eastAsia="es-CO"/>
         </w:rPr>
-        <w:t xml:space="preserve"> La estructura debe tener una altura entre 2,0 y 2,20 m, cubierta con </w:t>
-      </w:r>
-      <w:proofErr w:type="spellStart"/>
-      <w:r>
-        <w:rPr>
-          <w:lang w:val="es-419" w:eastAsia="es-CO"/>
-        </w:rPr>
-        <w:t>polisombra</w:t>
-      </w:r>
-      <w:proofErr w:type="spellEnd"/>
-      <w:r>
-        <w:rPr>
-          <w:lang w:val="es-419" w:eastAsia="es-CO"/>
-        </w:rPr>
-        <w:t xml:space="preserve"> u hojas de palma seca que permitan el 60 % de entrada de luz solar. El sombrío debe retirarse gradualmente antes del trasplante (50 % dos semanas antes y el restante 50 % ocho días antes) para evitar estrés por exposición directa al sol.</w:t>
+        <w:t xml:space="preserve"> La estructura debe tener una altura entre 2,0 y 2,20 m, cubierta con polisombra u hojas de palma seca que permitan el 60 % de entrada de luz solar. El sombrío debe retirarse gradualmente antes del trasplante (50 % dos semanas antes y el restante 50 % ocho días antes) para evitar estrés por exposición directa al sol.</w:t>
       </w:r>
     </w:p>
     <w:p>
@@ -5940,21 +5461,7 @@
         <w:rPr>
           <w:lang w:val="es-419" w:eastAsia="es-CO"/>
         </w:rPr>
-        <w:t xml:space="preserve">Para el establecimiento del </w:t>
-      </w:r>
-      <w:proofErr w:type="spellStart"/>
-      <w:r>
-        <w:rPr>
-          <w:lang w:val="es-419" w:eastAsia="es-CO"/>
-        </w:rPr>
-        <w:t>previvero</w:t>
-      </w:r>
-      <w:proofErr w:type="spellEnd"/>
-      <w:r>
-        <w:rPr>
-          <w:lang w:val="es-419" w:eastAsia="es-CO"/>
-        </w:rPr>
-        <w:t>, abordaremos cómo se realiza una selección del lugar del vivero, la siembra de la semilla, el desarrollo de las plántulas, entre otros.</w:t>
+        <w:t>Para el establecimiento del previvero, abordaremos cómo se realiza una selección del lugar del vivero, la siembra de la semilla, el desarrollo de las plántulas, entre otros.</w:t>
       </w:r>
     </w:p>
     <w:p>
@@ -5979,21 +5486,7 @@
         <w:rPr>
           <w:lang w:val="es-419" w:eastAsia="es-CO"/>
         </w:rPr>
-        <w:t xml:space="preserve"> Para el éxito del </w:t>
-      </w:r>
-      <w:proofErr w:type="spellStart"/>
-      <w:r>
-        <w:rPr>
-          <w:lang w:val="es-419" w:eastAsia="es-CO"/>
-        </w:rPr>
-        <w:t>previvero</w:t>
-      </w:r>
-      <w:proofErr w:type="spellEnd"/>
-      <w:r>
-        <w:rPr>
-          <w:lang w:val="es-419" w:eastAsia="es-CO"/>
-        </w:rPr>
-        <w:t xml:space="preserve"> y vivero, es fundamental emplear bolsas de polietileno negro de alta densidad con protección UV y sin material reciclado. En la etapa inicial, se utilizan dimensiones de 20 x 16 cm o 25 x 20 cm (calibre 1) con perforaciones de 0.5 cm para el drenaje. El llenado correcto incluye una capa base de 3 cm de material filtrante y finaliza a 4 cm del borde superior, permitiendo un doblez que refuerza la estructura, evita el estancamiento de agua y previene rupturas del empaque.</w:t>
+        <w:t xml:space="preserve"> Para el éxito del previvero y vivero, es fundamental emplear bolsas de polietileno negro de alta densidad con protección UV y sin material reciclado. En la etapa inicial, se utilizan dimensiones de 20 x 16 cm o 25 x 20 cm (calibre 1) con perforaciones de 0.5 cm para el drenaje. El llenado correcto incluye una capa base de 3 cm de material filtrante y finaliza a 4 cm del borde superior, permitiendo un doblez que refuerza la estructura, evita el estancamiento de agua y previene rupturas del empaque.</w:t>
       </w:r>
     </w:p>
     <w:p>
@@ -6018,21 +5511,7 @@
         <w:rPr>
           <w:lang w:val="es-419" w:eastAsia="es-CO"/>
         </w:rPr>
-        <w:t xml:space="preserve"> Para la siembra, se dobla el borde de la bolsa, se nivela el sustrato y se deja espacio para aplicar </w:t>
-      </w:r>
-      <w:proofErr w:type="spellStart"/>
-      <w:r>
-        <w:rPr>
-          <w:lang w:val="es-419" w:eastAsia="es-CO"/>
-        </w:rPr>
-        <w:t>mulch</w:t>
-      </w:r>
-      <w:proofErr w:type="spellEnd"/>
-      <w:r>
-        <w:rPr>
-          <w:lang w:val="es-419" w:eastAsia="es-CO"/>
-        </w:rPr>
-        <w:t xml:space="preserve"> que evite la erosión. La semilla se coloca con la plúmula hacia arriba y la radícula hacia abajo, a 0,5–1 cm de profundidad, compactando suavemente y supervisando para evitar que quede expuesta por el riego o la lluvia.</w:t>
+        <w:t xml:space="preserve"> Para la siembra, se dobla el borde de la bolsa, se nivela el sustrato y se deja espacio para aplicar mulch que evite la erosión. La semilla se coloca con la plúmula hacia arriba y la radícula hacia abajo, a 0,5–1 cm de profundidad, compactando suavemente y supervisando para evitar que quede expuesta por el riego o la lluvia.</w:t>
       </w:r>
     </w:p>
     <w:p>
@@ -6109,21 +5588,7 @@
         <w:rPr>
           <w:lang w:val="es-419" w:eastAsia="es-CO"/>
         </w:rPr>
-        <w:t xml:space="preserve"> La maleza en las bolsas debe retirarse manualmente y el uso de plaguicidas solo realizarse ante problemas específicos. Es fundamental supervisar diariamente el </w:t>
-      </w:r>
-      <w:proofErr w:type="spellStart"/>
-      <w:r>
-        <w:rPr>
-          <w:lang w:val="es-419" w:eastAsia="es-CO"/>
-        </w:rPr>
-        <w:t>previvero</w:t>
-      </w:r>
-      <w:proofErr w:type="spellEnd"/>
-      <w:r>
-        <w:rPr>
-          <w:lang w:val="es-419" w:eastAsia="es-CO"/>
-        </w:rPr>
-        <w:t xml:space="preserve"> para prevenir la propagación de plagas, corregir plúmulas torcidas y orientar adecuadamente las bolsas.</w:t>
+        <w:t xml:space="preserve"> La maleza en las bolsas debe retirarse manualmente y el uso de plaguicidas solo realizarse ante problemas específicos. Es fundamental supervisar diariamente el previvero para prevenir la propagación de plagas, corregir plúmulas torcidas y orientar adecuadamente las bolsas.</w:t>
       </w:r>
     </w:p>
     <w:p>
@@ -6150,7 +5615,6 @@
         </w:rPr>
         <w:t xml:space="preserve"> En los primeros 60 días, las plántulas se nutren principalmente del endospermo, aunque puede presentarse clorosis al retirar la sombra, la cual se corrige con aplicaciones de urea. La fertilización inicia tras la aparición de la primera hoja completa, ajustándose a las condiciones de cada cultivo, priorizando actualmente el uso de abonos orgánicos como </w:t>
       </w:r>
-      <w:proofErr w:type="spellStart"/>
       <w:r>
         <w:rPr>
           <w:rStyle w:val="Extranjerismo"/>
@@ -6163,35 +5627,13 @@
           <w:rStyle w:val="Extranjerismo"/>
           <w:lang w:val="es-419" w:eastAsia="es-CO"/>
         </w:rPr>
-        <w:t>ocashi</w:t>
-      </w:r>
-      <w:proofErr w:type="spellEnd"/>
-      <w:r>
-        <w:rPr>
-          <w:rStyle w:val="Extranjerismo"/>
-          <w:lang w:val="es-419" w:eastAsia="es-CO"/>
-        </w:rPr>
-        <w:t xml:space="preserve"> </w:t>
-      </w:r>
-      <w:r>
-        <w:rPr>
-          <w:lang w:val="es-419" w:eastAsia="es-CO"/>
-        </w:rPr>
-        <w:t xml:space="preserve">y caldos </w:t>
-      </w:r>
-      <w:proofErr w:type="spellStart"/>
-      <w:r>
-        <w:rPr>
-          <w:lang w:val="es-419" w:eastAsia="es-CO"/>
-        </w:rPr>
-        <w:t>microbiales</w:t>
-      </w:r>
-      <w:proofErr w:type="spellEnd"/>
-      <w:r>
-        <w:rPr>
-          <w:lang w:val="es-419" w:eastAsia="es-CO"/>
-        </w:rPr>
-        <w:t>.</w:t>
+        <w:t xml:space="preserve">ocashi </w:t>
+      </w:r>
+      <w:r>
+        <w:rPr>
+          <w:lang w:val="es-419" w:eastAsia="es-CO"/>
+        </w:rPr>
+        <w:t>y caldos microbiales.</w:t>
       </w:r>
     </w:p>
     <w:p>
@@ -6216,21 +5658,7 @@
         <w:rPr>
           <w:lang w:val="es-419" w:eastAsia="es-CO"/>
         </w:rPr>
-        <w:t xml:space="preserve"> El riego oportuno es esencial para garantizar el crecimiento óptimo de las plántulas, manteniendo el sustrato húmedo sin excesos ni déficits. Se recomienda ubicar el vivero cerca de una fuente de agua de buena calidad y utilizar microaspersión y </w:t>
-      </w:r>
-      <w:proofErr w:type="spellStart"/>
-      <w:r>
-        <w:rPr>
-          <w:lang w:val="es-419" w:eastAsia="es-CO"/>
-        </w:rPr>
-        <w:t>mulch</w:t>
-      </w:r>
-      <w:proofErr w:type="spellEnd"/>
-      <w:r>
-        <w:rPr>
-          <w:lang w:val="es-419" w:eastAsia="es-CO"/>
-        </w:rPr>
-        <w:t xml:space="preserve"> para conservar la humedad y reducir malezas.</w:t>
+        <w:t xml:space="preserve"> El riego oportuno es esencial para garantizar el crecimiento óptimo de las plántulas, manteniendo el sustrato húmedo sin excesos ni déficits. Se recomienda ubicar el vivero cerca de una fuente de agua de buena calidad y utilizar microaspersión y mulch para conservar la humedad y reducir malezas.</w:t>
       </w:r>
     </w:p>
     <w:p>
@@ -6251,30 +5679,8 @@
         <w:rPr>
           <w:lang w:val="es-419" w:eastAsia="es-CO"/>
         </w:rPr>
-        <w:t xml:space="preserve">El vivero puede establecerse a partir de semillas germinadas o de plántulas provenientes del </w:t>
-      </w:r>
-      <w:proofErr w:type="spellStart"/>
-      <w:r>
-        <w:rPr>
-          <w:lang w:val="es-419" w:eastAsia="es-CO"/>
-        </w:rPr>
-        <w:t>previvero</w:t>
-      </w:r>
-      <w:proofErr w:type="spellEnd"/>
-      <w:r>
-        <w:rPr>
-          <w:lang w:val="es-419" w:eastAsia="es-CO"/>
-        </w:rPr>
-        <w:t xml:space="preserve">. En el vivero, las palmitas permanecen de 6 a 8 meses si estas proceden del </w:t>
-      </w:r>
-      <w:proofErr w:type="spellStart"/>
-      <w:r>
-        <w:rPr>
-          <w:lang w:val="es-419" w:eastAsia="es-CO"/>
-        </w:rPr>
-        <w:t>previvero</w:t>
-      </w:r>
-      <w:proofErr w:type="spellEnd"/>
+        <w:t>El vivero puede establecerse a partir de semillas germinadas o de plántulas provenientes del previvero. En el vivero, las palmitas permanecen de 6 a 8 meses si estas proceden del previvero</w:t>
+      </w:r>
       <w:r>
         <w:rPr>
           <w:lang w:val="es-419" w:eastAsia="es-CO"/>
@@ -6352,16 +5758,13 @@
         </w:rPr>
         <w:t xml:space="preserve"> dejando espacio para el doblado de la bolsa y la aplicación de </w:t>
       </w:r>
-      <w:proofErr w:type="spellStart"/>
-      <w:r>
-        <w:rPr>
-          <w:i/>
-          <w:iCs/>
+      <w:r>
+        <w:rPr>
+          <w:rStyle w:val="Extranjerismo"/>
           <w:lang w:val="es-419" w:eastAsia="es-CO"/>
         </w:rPr>
         <w:t>mulch</w:t>
       </w:r>
-      <w:proofErr w:type="spellEnd"/>
       <w:r>
         <w:rPr>
           <w:lang w:val="es-419" w:eastAsia="es-CO"/>
@@ -6408,21 +5811,7 @@
         <w:rPr>
           <w:lang w:val="es-419" w:eastAsia="es-CO"/>
         </w:rPr>
-        <w:t xml:space="preserve">Se realiza a los tres meses de edad, periodo en el cual las plantas deben tener de tres a 4 hojas verdaderas, provenientes del </w:t>
-      </w:r>
-      <w:proofErr w:type="spellStart"/>
-      <w:r>
-        <w:rPr>
-          <w:lang w:val="es-419" w:eastAsia="es-CO"/>
-        </w:rPr>
-        <w:t>previvero</w:t>
-      </w:r>
-      <w:proofErr w:type="spellEnd"/>
-      <w:r>
-        <w:rPr>
-          <w:lang w:val="es-419" w:eastAsia="es-CO"/>
-        </w:rPr>
-        <w:t>.</w:t>
+        <w:t>Se realiza a los tres meses de edad, periodo en el cual las plantas deben tener de tres a 4 hojas verdaderas, provenientes del previvero.</w:t>
       </w:r>
     </w:p>
     <w:p>
@@ -6454,35 +5843,7 @@
         <w:rPr>
           <w:lang w:val="es-419" w:eastAsia="es-CO"/>
         </w:rPr>
-        <w:t xml:space="preserve">Se extrae suelo del centro de la bolsa del vivero con un palín, paladraga o cilindro, cuyo volumen sea mayor que el adobe o </w:t>
-      </w:r>
-      <w:proofErr w:type="spellStart"/>
-      <w:r>
-        <w:rPr>
-          <w:lang w:val="es-419" w:eastAsia="es-CO"/>
-        </w:rPr>
-        <w:t>cespedón</w:t>
-      </w:r>
-      <w:proofErr w:type="spellEnd"/>
-      <w:r>
-        <w:rPr>
-          <w:lang w:val="es-419" w:eastAsia="es-CO"/>
-        </w:rPr>
-        <w:t xml:space="preserve"> que trae la bolsa del </w:t>
-      </w:r>
-      <w:proofErr w:type="spellStart"/>
-      <w:r>
-        <w:rPr>
-          <w:lang w:val="es-419" w:eastAsia="es-CO"/>
-        </w:rPr>
-        <w:t>previvero</w:t>
-      </w:r>
-      <w:proofErr w:type="spellEnd"/>
-      <w:r>
-        <w:rPr>
-          <w:lang w:val="es-419" w:eastAsia="es-CO"/>
-        </w:rPr>
-        <w:t>.</w:t>
+        <w:t>Se extrae suelo del centro de la bolsa del vivero con un palín, paladraga o cilindro, cuyo volumen sea mayor que el adobe o cespedón que trae la bolsa del previvero.</w:t>
       </w:r>
     </w:p>
     <w:p>
@@ -6556,35 +5917,7 @@
         <w:rPr>
           <w:lang w:val="es-419" w:eastAsia="es-CO"/>
         </w:rPr>
-        <w:t xml:space="preserve">Se elimina cuidadosamente la bolsa del </w:t>
-      </w:r>
-      <w:proofErr w:type="spellStart"/>
-      <w:r>
-        <w:rPr>
-          <w:lang w:val="es-419" w:eastAsia="es-CO"/>
-        </w:rPr>
-        <w:t>previvero</w:t>
-      </w:r>
-      <w:proofErr w:type="spellEnd"/>
-      <w:r>
-        <w:rPr>
-          <w:lang w:val="es-419" w:eastAsia="es-CO"/>
-        </w:rPr>
-        <w:t xml:space="preserve">, evitando la destrucción del </w:t>
-      </w:r>
-      <w:proofErr w:type="spellStart"/>
-      <w:r>
-        <w:rPr>
-          <w:lang w:val="es-419" w:eastAsia="es-CO"/>
-        </w:rPr>
-        <w:t>cespedón</w:t>
-      </w:r>
-      <w:proofErr w:type="spellEnd"/>
-      <w:r>
-        <w:rPr>
-          <w:lang w:val="es-419" w:eastAsia="es-CO"/>
-        </w:rPr>
-        <w:t xml:space="preserve"> y la ruptura de raíces.</w:t>
+        <w:t>Se elimina cuidadosamente la bolsa del previvero, evitando la destrucción del cespedón y la ruptura de raíces.</w:t>
       </w:r>
     </w:p>
     <w:p>
@@ -6603,21 +5936,7 @@
         <w:rPr>
           <w:lang w:val="es-419" w:eastAsia="es-CO"/>
         </w:rPr>
-        <w:t xml:space="preserve">Se introduce el </w:t>
-      </w:r>
-      <w:proofErr w:type="spellStart"/>
-      <w:r>
-        <w:rPr>
-          <w:lang w:val="es-419" w:eastAsia="es-CO"/>
-        </w:rPr>
-        <w:t>cespedón</w:t>
-      </w:r>
-      <w:proofErr w:type="spellEnd"/>
-      <w:r>
-        <w:rPr>
-          <w:lang w:val="es-419" w:eastAsia="es-CO"/>
-        </w:rPr>
-        <w:t xml:space="preserve"> en el hoyo, cuidando que el nivel superior quede a ras del suelo de la bolsa grande.</w:t>
+        <w:t>Se introduce el cespedón en el hoyo, cuidando que el nivel superior quede a ras del suelo de la bolsa grande.</w:t>
       </w:r>
     </w:p>
     <w:p>
@@ -6682,14 +6001,13 @@
         </w:rPr>
         <w:t xml:space="preserve">brinda protección mediante el uso de cobertura o </w:t>
       </w:r>
-      <w:proofErr w:type="spellStart"/>
-      <w:r>
-        <w:rPr>
+      <w:r>
+        <w:rPr>
+          <w:rStyle w:val="Extranjerismo"/>
           <w:lang w:val="es-419" w:eastAsia="es-CO"/>
         </w:rPr>
         <w:t>mulch</w:t>
       </w:r>
-      <w:proofErr w:type="spellEnd"/>
       <w:r>
         <w:rPr>
           <w:lang w:val="es-419" w:eastAsia="es-CO"/>
@@ -6747,21 +6065,7 @@
         <w:rPr>
           <w:lang w:val="es-419" w:eastAsia="es-CO"/>
         </w:rPr>
-        <w:t xml:space="preserve"> con la que </w:t>
-      </w:r>
-      <w:proofErr w:type="gramStart"/>
-      <w:r>
-        <w:rPr>
-          <w:lang w:val="es-419" w:eastAsia="es-CO"/>
-        </w:rPr>
-        <w:t>le</w:t>
-      </w:r>
-      <w:proofErr w:type="gramEnd"/>
-      <w:r>
-        <w:rPr>
-          <w:lang w:val="es-419" w:eastAsia="es-CO"/>
-        </w:rPr>
-        <w:t xml:space="preserve"> dan una forma bifurcada </w:t>
+        <w:t xml:space="preserve"> con la que le dan una forma bifurcada </w:t>
       </w:r>
       <w:r>
         <w:rPr>
@@ -6904,19 +6208,18 @@
         </w:rPr>
         <w:t xml:space="preserve">El control de malezas en las bolsas se realiza únicamente en forma manual y periódicamente (cada 15 días), dependiendo de la emergencia de estas. El uso de </w:t>
       </w:r>
-      <w:proofErr w:type="spellStart"/>
-      <w:r>
-        <w:rPr>
-          <w:lang w:val="es-419" w:eastAsia="es-CO"/>
-        </w:rPr>
-        <w:t>mulch</w:t>
-      </w:r>
-      <w:proofErr w:type="spellEnd"/>
-      <w:r>
-        <w:rPr>
-          <w:lang w:val="es-419" w:eastAsia="es-CO"/>
-        </w:rPr>
-        <w:t xml:space="preserve"> en las bolsas permite controlar la presencia de estas plantas no deseadas.</w:t>
+      <w:r>
+        <w:rPr>
+          <w:rStyle w:val="Extranjerismo"/>
+          <w:lang w:val="es-419" w:eastAsia="es-CO"/>
+        </w:rPr>
+        <w:t xml:space="preserve">mulch </w:t>
+      </w:r>
+      <w:r>
+        <w:rPr>
+          <w:lang w:val="es-419" w:eastAsia="es-CO"/>
+        </w:rPr>
+        <w:t>en las bolsas permite controlar la presencia de estas plantas no deseadas.</w:t>
       </w:r>
     </w:p>
     <w:p>
@@ -7005,21 +6308,7 @@
         <w:rPr>
           <w:lang w:val="es-419" w:eastAsia="es-CO"/>
         </w:rPr>
-        <w:t xml:space="preserve">Utilizar trampas con </w:t>
-      </w:r>
-      <w:proofErr w:type="spellStart"/>
-      <w:r>
-        <w:rPr>
-          <w:lang w:val="es-419" w:eastAsia="es-CO"/>
-        </w:rPr>
-        <w:t>ferohormonas</w:t>
-      </w:r>
-      <w:proofErr w:type="spellEnd"/>
-      <w:r>
-        <w:rPr>
-          <w:lang w:val="es-419" w:eastAsia="es-CO"/>
-        </w:rPr>
-        <w:t>, trampas amarillas con pegamentos y/o trampas con luz ultravioleta, para identificar niveles de poblaciones de algunas plagas específicas y establecer acciones de control.</w:t>
+        <w:t>Utilizar trampas con ferohormonas, trampas amarillas con pegamentos y/o trampas con luz ultravioleta, para identificar niveles de poblaciones de algunas plagas específicas y establecer acciones de control.</w:t>
       </w:r>
     </w:p>
     <w:p>
@@ -7051,59 +6340,15 @@
         <w:rPr>
           <w:lang w:val="es-419" w:eastAsia="es-CO"/>
         </w:rPr>
-        <w:t xml:space="preserve">Las enfermedades más frecuentes que se presentan en el vivero son: pudrición común de la flecha/arqueo foliar, mancha por </w:t>
-      </w:r>
-      <w:proofErr w:type="spellStart"/>
-      <w:r>
-        <w:rPr>
-          <w:lang w:val="es-419" w:eastAsia="es-CO"/>
-        </w:rPr>
-        <w:t>Curvularia</w:t>
-      </w:r>
-      <w:proofErr w:type="spellEnd"/>
-      <w:r>
-        <w:rPr>
-          <w:lang w:val="es-419" w:eastAsia="es-CO"/>
-        </w:rPr>
-        <w:t xml:space="preserve">, mancha y tizón por </w:t>
-      </w:r>
-      <w:proofErr w:type="spellStart"/>
+        <w:t xml:space="preserve">Las enfermedades más frecuentes que se presentan en el vivero son: pudrición común de la flecha/arqueo foliar, mancha por Curvularia, mancha y tizón por </w:t>
+      </w:r>
       <w:r>
         <w:rPr>
           <w:lang w:val="es-419" w:eastAsia="es-CO"/>
         </w:rPr>
         <w:lastRenderedPageBreak/>
-        <w:t>Helminthosporium</w:t>
-      </w:r>
-      <w:proofErr w:type="spellEnd"/>
-      <w:r>
-        <w:rPr>
-          <w:lang w:val="es-419" w:eastAsia="es-CO"/>
-        </w:rPr>
-        <w:t xml:space="preserve">, pudrición por </w:t>
-      </w:r>
-      <w:proofErr w:type="spellStart"/>
-      <w:r>
-        <w:rPr>
-          <w:lang w:val="es-419" w:eastAsia="es-CO"/>
-        </w:rPr>
-        <w:t>Rhizoctonia</w:t>
-      </w:r>
-      <w:proofErr w:type="spellEnd"/>
-      <w:r>
-        <w:rPr>
-          <w:lang w:val="es-419" w:eastAsia="es-CO"/>
-        </w:rPr>
-        <w:t xml:space="preserve">, antracnosis por </w:t>
-      </w:r>
-      <w:proofErr w:type="spellStart"/>
-      <w:r>
-        <w:rPr>
-          <w:lang w:val="es-419" w:eastAsia="es-CO"/>
-        </w:rPr>
-        <w:t>Colletotrichum</w:t>
-      </w:r>
-      <w:proofErr w:type="spellEnd"/>
+        <w:t>Helminthosporium, pudrición por Rhizoctonia, antracnosis por Colletotrichum</w:t>
+      </w:r>
       <w:r>
         <w:rPr>
           <w:lang w:val="es-419" w:eastAsia="es-CO"/>
@@ -7114,21 +6359,7 @@
         <w:rPr>
           <w:lang w:val="es-419" w:eastAsia="es-CO"/>
         </w:rPr>
-        <w:t xml:space="preserve">y la pudrición por </w:t>
-      </w:r>
-      <w:proofErr w:type="spellStart"/>
-      <w:r>
-        <w:rPr>
-          <w:lang w:val="es-419" w:eastAsia="es-CO"/>
-        </w:rPr>
-        <w:t>Phytophthora</w:t>
-      </w:r>
-      <w:proofErr w:type="spellEnd"/>
-      <w:r>
-        <w:rPr>
-          <w:lang w:val="es-419" w:eastAsia="es-CO"/>
-        </w:rPr>
-        <w:t>.</w:t>
+        <w:t>y la pudrición por Phytophthora.</w:t>
       </w:r>
     </w:p>
     <w:p>
@@ -7328,7 +6559,6 @@
         </w:rPr>
         <w:t xml:space="preserve"> se está fomentando la utilización de abonos orgánicos tipo </w:t>
       </w:r>
-      <w:proofErr w:type="spellStart"/>
       <w:r>
         <w:rPr>
           <w:rStyle w:val="Extranjerismo"/>
@@ -7343,7 +6573,6 @@
         </w:rPr>
         <w:t>ocashi</w:t>
       </w:r>
-      <w:proofErr w:type="spellEnd"/>
       <w:r>
         <w:rPr>
           <w:i/>
@@ -7716,16 +6945,10 @@
           <w:noProof/>
         </w:rPr>
         <w:drawing>
-          <wp:inline distT="0" distB="0" distL="0" distR="0" wp14:anchorId="1B193349" wp14:editId="44115EA7">
+          <wp:inline distT="0" distB="0" distL="0" distR="0" wp14:anchorId="1B193349" wp14:editId="02D8A2C2">
             <wp:extent cx="6332220" cy="3561874"/>
             <wp:effectExtent l="0" t="0" r="0" b="635"/>
-            <wp:docPr id="1" name="Imagen 1">
-              <a:extLst xmlns:a="http://schemas.openxmlformats.org/drawingml/2006/main">
-                <a:ext uri="{C183D7F6-B498-43B3-948B-1728B52AA6E4}">
-                  <adec:decorative xmlns:adec="http://schemas.microsoft.com/office/drawing/2017/decorative" val="1"/>
-                </a:ext>
-              </a:extLst>
-            </wp:docPr>
+            <wp:docPr id="1" name="Imagen 1"/>
             <wp:cNvGraphicFramePr>
               <a:graphicFrameLocks xmlns:a="http://schemas.openxmlformats.org/drawingml/2006/main" noChangeAspect="1"/>
             </wp:cNvGraphicFramePr>
@@ -7733,13 +6956,7 @@
               <a:graphicData uri="http://schemas.openxmlformats.org/drawingml/2006/picture">
                 <pic:pic xmlns:pic="http://schemas.openxmlformats.org/drawingml/2006/picture">
                   <pic:nvPicPr>
-                    <pic:cNvPr id="1" name="Imagen 1">
-                      <a:extLst>
-                        <a:ext uri="{C183D7F6-B498-43B3-948B-1728B52AA6E4}">
-                          <adec:decorative xmlns:adec="http://schemas.microsoft.com/office/drawing/2017/decorative" val="1"/>
-                        </a:ext>
-                      </a:extLst>
-                    </pic:cNvPr>
+                    <pic:cNvPr id="0" name="Picture 1"/>
                     <pic:cNvPicPr>
                       <a:picLocks noChangeAspect="1" noChangeArrowheads="1"/>
                     </pic:cNvPicPr>
@@ -7877,15 +7094,7 @@
           </w:p>
           <w:p>
             <w:r>
-              <w:t xml:space="preserve">Por último, el video describe el diseño de los lotes de siembra, destacando que este organiza la plantación y facilita las labores agrícolas. Expone que la forma, tamaño y orientación de los lotes influyen directamente en la eficiencia del cultivo. Indica que el lote ideal debe tener 25 hectáreas, estar orientado de oriente a occidente y contar con hileras dispuestas de norte a sur, lo cual favorece la recolección. Asimismo, señala que la siembra en </w:t>
-            </w:r>
-            <w:proofErr w:type="gramStart"/>
-            <w:r>
-              <w:t>tres bolillo</w:t>
-            </w:r>
-            <w:proofErr w:type="gramEnd"/>
-            <w:r>
-              <w:t>, con 9 metros entre palmas, permite aprovechar mejor la luz, el agua y los nutrientes.</w:t>
+              <w:t>Por último, el video describe el diseño de los lotes de siembra, destacando que este organiza la plantación y facilita las labores agrícolas. Expone que la forma, tamaño y orientación de los lotes influyen directamente en la eficiencia del cultivo. Indica que el lote ideal debe tener 25 hectáreas, estar orientado de oriente a occidente y contar con hileras dispuestas de norte a sur, lo cual favorece la recolección. Asimismo, señala que la siembra en tres bolillo, con 9 metros entre palmas, permite aprovechar mejor la luz, el agua y los nutrientes.</w:t>
             </w:r>
           </w:p>
           <w:p>
@@ -7911,6 +7120,13 @@
         </w:rPr>
         <w:lastRenderedPageBreak/>
         <w:t xml:space="preserve">Para profundizar sobre el diseño de la plantación, lo invitamos a que consulte </w:t>
+      </w:r>
+      <w:r>
+        <w:rPr>
+          <w:b w:val="0"/>
+          <w:bCs/>
+        </w:rPr>
+        <w:t>e</w:t>
       </w:r>
       <w:r>
         <w:rPr>
@@ -8022,21 +7238,7 @@
         <w:rPr>
           <w:lang w:val="es-419" w:eastAsia="es-CO"/>
         </w:rPr>
-        <w:t xml:space="preserve"> Antes de la siembra se realizan labores de labranza con tractor para romper capas endurecidas y mejorar las condiciones del suelo, utilizando implementos como el arado (especialmente en suelos con mal drenaje, aunque su uso debe ser limitado por el impacto que genera), cinceles y subsoladores que </w:t>
-      </w:r>
-      <w:proofErr w:type="spellStart"/>
-      <w:r>
-        <w:rPr>
-          <w:lang w:val="es-419" w:eastAsia="es-CO"/>
-        </w:rPr>
-        <w:t>descompactan</w:t>
-      </w:r>
-      <w:proofErr w:type="spellEnd"/>
-      <w:r>
-        <w:rPr>
-          <w:lang w:val="es-419" w:eastAsia="es-CO"/>
-        </w:rPr>
-        <w:t xml:space="preserve"> sin voltear las capas y rastras que afinan y airean la superficie. La preparación del terreno puede variar según el tamaño y topografía del lote, y debe considerar factores como textura, estructura y humedad del suelo, ya que los suelos pesados requieren mayor intervención y los livianos menos, procurando trabajar con una humedad adecuada para evitar compactación y erosión.</w:t>
+        <w:t xml:space="preserve"> Antes de la siembra se realizan labores de labranza con tractor para romper capas endurecidas y mejorar las condiciones del suelo, utilizando implementos como el arado (especialmente en suelos con mal drenaje, aunque su uso debe ser limitado por el impacto que genera), cinceles y subsoladores que descompactan sin voltear las capas y rastras que afinan y airean la superficie. La preparación del terreno puede variar según el tamaño y topografía del lote, y debe considerar factores como textura, estructura y humedad del suelo, ya que los suelos pesados requieren mayor intervención y los livianos menos, procurando trabajar con una humedad adecuada para evitar compactación y erosión.</w:t>
       </w:r>
     </w:p>
     <w:p>
@@ -9334,168 +8536,52 @@
         </w:rPr>
         <w:t xml:space="preserve"> Kudzu (</w:t>
       </w:r>
-      <w:proofErr w:type="spellStart"/>
-      <w:r>
-        <w:rPr>
-          <w:i/>
-          <w:iCs/>
-          <w:lang w:val="es-419" w:eastAsia="es-CO"/>
-        </w:rPr>
-        <w:t>Pueraria</w:t>
-      </w:r>
-      <w:proofErr w:type="spellEnd"/>
-      <w:r>
-        <w:rPr>
-          <w:i/>
-          <w:iCs/>
-          <w:lang w:val="es-419" w:eastAsia="es-CO"/>
-        </w:rPr>
-        <w:t xml:space="preserve"> </w:t>
-      </w:r>
-      <w:proofErr w:type="spellStart"/>
-      <w:r>
-        <w:rPr>
-          <w:i/>
-          <w:iCs/>
-          <w:lang w:val="es-419" w:eastAsia="es-CO"/>
-        </w:rPr>
-        <w:t>phaseoloides</w:t>
-      </w:r>
-      <w:proofErr w:type="spellEnd"/>
+      <w:r>
+        <w:rPr>
+          <w:rStyle w:val="Extranjerismo"/>
+          <w:lang w:val="es-419" w:eastAsia="es-CO"/>
+        </w:rPr>
+        <w:t>Pueraria phaseoloides</w:t>
+      </w:r>
+      <w:r>
+        <w:rPr>
+          <w:lang w:val="es-419" w:eastAsia="es-CO"/>
+        </w:rPr>
+        <w:t>), Calopogonium (</w:t>
+      </w:r>
+      <w:r>
+        <w:rPr>
+          <w:rStyle w:val="Extranjerismo"/>
+          <w:lang w:val="es-419" w:eastAsia="es-CO"/>
+        </w:rPr>
+        <w:t>Calipogonium muconoides), Maní forrajero (Arachis pintoi</w:t>
+      </w:r>
+      <w:r>
+        <w:rPr>
+          <w:lang w:val="es-419" w:eastAsia="es-CO"/>
+        </w:rPr>
+        <w:t>), Mucuna (</w:t>
+      </w:r>
+      <w:r>
+        <w:rPr>
+          <w:rStyle w:val="Extranjerismo"/>
+          <w:lang w:val="es-419" w:eastAsia="es-CO"/>
+        </w:rPr>
+        <w:t>Mucuna bracteata</w:t>
+      </w:r>
       <w:r>
         <w:rPr>
           <w:lang w:val="es-419" w:eastAsia="es-CO"/>
         </w:rPr>
         <w:t xml:space="preserve">), </w:t>
       </w:r>
-      <w:proofErr w:type="spellStart"/>
-      <w:r>
-        <w:rPr>
-          <w:lang w:val="es-419" w:eastAsia="es-CO"/>
-        </w:rPr>
-        <w:t>Calopogonium</w:t>
-      </w:r>
-      <w:proofErr w:type="spellEnd"/>
-      <w:r>
-        <w:rPr>
-          <w:lang w:val="es-419" w:eastAsia="es-CO"/>
-        </w:rPr>
-        <w:t xml:space="preserve"> (</w:t>
-      </w:r>
-      <w:proofErr w:type="spellStart"/>
-      <w:r>
-        <w:rPr>
-          <w:i/>
-          <w:iCs/>
-          <w:lang w:val="es-419" w:eastAsia="es-CO"/>
-        </w:rPr>
-        <w:t>Calipogonium</w:t>
-      </w:r>
-      <w:proofErr w:type="spellEnd"/>
-      <w:r>
-        <w:rPr>
-          <w:i/>
-          <w:iCs/>
-          <w:lang w:val="es-419" w:eastAsia="es-CO"/>
-        </w:rPr>
-        <w:t xml:space="preserve"> </w:t>
-      </w:r>
-      <w:proofErr w:type="spellStart"/>
-      <w:r>
-        <w:rPr>
-          <w:i/>
-          <w:iCs/>
-          <w:lang w:val="es-419" w:eastAsia="es-CO"/>
-        </w:rPr>
-        <w:t>muconoides</w:t>
-      </w:r>
-      <w:proofErr w:type="spellEnd"/>
-      <w:r>
-        <w:rPr>
-          <w:lang w:val="es-419" w:eastAsia="es-CO"/>
-        </w:rPr>
-        <w:t>), Maní forrajero (</w:t>
-      </w:r>
-      <w:proofErr w:type="spellStart"/>
-      <w:r>
-        <w:rPr>
-          <w:lang w:val="es-419" w:eastAsia="es-CO"/>
-        </w:rPr>
-        <w:t>Arachis</w:t>
-      </w:r>
-      <w:proofErr w:type="spellEnd"/>
-      <w:r>
-        <w:rPr>
-          <w:lang w:val="es-419" w:eastAsia="es-CO"/>
-        </w:rPr>
-        <w:t xml:space="preserve"> </w:t>
-      </w:r>
-      <w:proofErr w:type="spellStart"/>
-      <w:r>
-        <w:rPr>
-          <w:lang w:val="es-419" w:eastAsia="es-CO"/>
-        </w:rPr>
-        <w:t>pintoi</w:t>
-      </w:r>
-      <w:proofErr w:type="spellEnd"/>
-      <w:r>
-        <w:rPr>
-          <w:lang w:val="es-419" w:eastAsia="es-CO"/>
-        </w:rPr>
-        <w:t>), Mucuna (</w:t>
-      </w:r>
-      <w:r>
-        <w:rPr>
-          <w:i/>
-          <w:iCs/>
-          <w:lang w:val="es-419" w:eastAsia="es-CO"/>
-        </w:rPr>
-        <w:t xml:space="preserve">Mucuna </w:t>
-      </w:r>
-      <w:proofErr w:type="spellStart"/>
-      <w:r>
-        <w:rPr>
-          <w:i/>
-          <w:iCs/>
-          <w:lang w:val="es-419" w:eastAsia="es-CO"/>
-        </w:rPr>
-        <w:t>bracteata</w:t>
-      </w:r>
-      <w:proofErr w:type="spellEnd"/>
-      <w:r>
-        <w:rPr>
-          <w:lang w:val="es-419" w:eastAsia="es-CO"/>
-        </w:rPr>
-        <w:t xml:space="preserve">), </w:t>
-      </w:r>
-      <w:proofErr w:type="spellStart"/>
-      <w:r>
-        <w:rPr>
-          <w:i/>
-          <w:iCs/>
-          <w:lang w:val="es-419" w:eastAsia="es-CO"/>
-        </w:rPr>
-        <w:t>Centrosema</w:t>
-      </w:r>
-      <w:proofErr w:type="spellEnd"/>
-      <w:r>
-        <w:rPr>
-          <w:i/>
-          <w:iCs/>
-          <w:lang w:val="es-419" w:eastAsia="es-CO"/>
-        </w:rPr>
-        <w:t xml:space="preserve"> </w:t>
-      </w:r>
-      <w:proofErr w:type="spellStart"/>
-      <w:r>
-        <w:rPr>
-          <w:i/>
-          <w:iCs/>
-          <w:lang w:val="es-419" w:eastAsia="es-CO"/>
-        </w:rPr>
-        <w:t>pubescens</w:t>
-      </w:r>
-      <w:proofErr w:type="spellEnd"/>
+      <w:r>
+        <w:rPr>
+          <w:rStyle w:val="Extranjerismo"/>
+          <w:lang w:val="es-419" w:eastAsia="es-CO"/>
+        </w:rPr>
+        <w:t>Centrosema pubescens</w:t>
+      </w:r>
       <w:r>
         <w:rPr>
           <w:lang w:val="es-419" w:eastAsia="es-CO"/>
@@ -9549,75 +8635,21 @@
         <w:rPr>
           <w:lang w:val="es-419" w:eastAsia="es-CO"/>
         </w:rPr>
-        <w:t xml:space="preserve"> y poseen la ventaja de que no son trepadoras. Dentro de estos se destacan el </w:t>
-      </w:r>
-      <w:proofErr w:type="spellStart"/>
-      <w:r>
-        <w:rPr>
-          <w:i/>
-          <w:iCs/>
-          <w:lang w:val="es-419" w:eastAsia="es-CO"/>
-        </w:rPr>
-        <w:t>Desmodium</w:t>
-      </w:r>
-      <w:proofErr w:type="spellEnd"/>
-      <w:r>
-        <w:rPr>
-          <w:i/>
-          <w:iCs/>
-          <w:lang w:val="es-419" w:eastAsia="es-CO"/>
-        </w:rPr>
-        <w:t xml:space="preserve"> </w:t>
-      </w:r>
-      <w:proofErr w:type="spellStart"/>
-      <w:r>
-        <w:rPr>
-          <w:i/>
-          <w:iCs/>
-          <w:lang w:val="es-419" w:eastAsia="es-CO"/>
-        </w:rPr>
-        <w:t>ovalifolium</w:t>
-      </w:r>
-      <w:proofErr w:type="spellEnd"/>
-      <w:r>
-        <w:rPr>
-          <w:lang w:val="es-419" w:eastAsia="es-CO"/>
-        </w:rPr>
-        <w:t xml:space="preserve">, </w:t>
-      </w:r>
-      <w:proofErr w:type="spellStart"/>
-      <w:r>
-        <w:rPr>
-          <w:i/>
-          <w:iCs/>
-          <w:lang w:val="es-419" w:eastAsia="es-CO"/>
-        </w:rPr>
-        <w:t>Desmodium</w:t>
-      </w:r>
-      <w:proofErr w:type="spellEnd"/>
-      <w:r>
-        <w:rPr>
-          <w:lang w:val="es-419" w:eastAsia="es-CO"/>
-        </w:rPr>
-        <w:t xml:space="preserve"> </w:t>
-      </w:r>
-      <w:proofErr w:type="spellStart"/>
-      <w:r>
-        <w:rPr>
-          <w:i/>
-          <w:iCs/>
-          <w:lang w:val="es-419" w:eastAsia="es-CO"/>
-        </w:rPr>
-        <w:t>vellotinum</w:t>
-      </w:r>
-      <w:proofErr w:type="spellEnd"/>
-      <w:r>
-        <w:rPr>
-          <w:i/>
-          <w:iCs/>
-          <w:lang w:val="es-419" w:eastAsia="es-CO"/>
-        </w:rPr>
-        <w:t xml:space="preserve"> </w:t>
+        <w:t xml:space="preserve"> y poseen la ventaja de que no son </w:t>
+      </w:r>
+      <w:r>
+        <w:rPr>
+          <w:lang w:val="es-419" w:eastAsia="es-CO"/>
+        </w:rPr>
+        <w:lastRenderedPageBreak/>
+        <w:t xml:space="preserve">trepadoras. Dentro de estos se destacan el </w:t>
+      </w:r>
+      <w:r>
+        <w:rPr>
+          <w:rStyle w:val="Extranjerismo"/>
+          <w:lang w:val="es-419" w:eastAsia="es-CO"/>
+        </w:rPr>
+        <w:t xml:space="preserve">Desmodium ovalifolium, Desmodium vellotinum </w:t>
       </w:r>
       <w:r>
         <w:rPr>
@@ -9627,8 +8659,7 @@
       </w:r>
       <w:r>
         <w:rPr>
-          <w:i/>
-          <w:iCs/>
+          <w:rStyle w:val="Extranjerismo"/>
           <w:lang w:val="es-419" w:eastAsia="es-CO"/>
         </w:rPr>
         <w:t>Canavalia ensiformes</w:t>
@@ -9656,7 +8687,6 @@
         <w:rPr>
           <w:rStyle w:val="Ttulo5Car"/>
         </w:rPr>
-        <w:lastRenderedPageBreak/>
         <w:t>Árboles y arbustos.</w:t>
       </w:r>
       <w:r>
@@ -9671,98 +8701,13 @@
         </w:rPr>
         <w:t>Son de porte alto; pueden crecer desde 2 hasta 10 metros de altura. Entre estos tenemos: </w:t>
       </w:r>
-      <w:proofErr w:type="spellStart"/>
-      <w:r>
-        <w:rPr>
-          <w:i/>
-          <w:iCs/>
+      <w:r>
+        <w:rPr>
+          <w:rStyle w:val="Extranjerismo"/>
           <w:lang w:eastAsia="es-CO"/>
         </w:rPr>
-        <w:t>Flemingia</w:t>
-      </w:r>
-      <w:proofErr w:type="spellEnd"/>
-      <w:r>
-        <w:rPr>
-          <w:i/>
-          <w:iCs/>
-          <w:lang w:eastAsia="es-CO"/>
-        </w:rPr>
-        <w:t xml:space="preserve"> </w:t>
-      </w:r>
-      <w:proofErr w:type="spellStart"/>
-      <w:r>
-        <w:rPr>
-          <w:i/>
-          <w:iCs/>
-          <w:lang w:eastAsia="es-CO"/>
-        </w:rPr>
-        <w:t>congesta</w:t>
-      </w:r>
-      <w:proofErr w:type="spellEnd"/>
-      <w:r>
-        <w:rPr>
-          <w:lang w:eastAsia="es-CO"/>
-        </w:rPr>
-        <w:t>, </w:t>
-      </w:r>
-      <w:proofErr w:type="spellStart"/>
-      <w:r>
-        <w:rPr>
-          <w:i/>
-          <w:iCs/>
-          <w:lang w:eastAsia="es-CO"/>
-        </w:rPr>
-        <w:t>Tephrosia</w:t>
-      </w:r>
-      <w:proofErr w:type="spellEnd"/>
-      <w:r>
-        <w:rPr>
-          <w:lang w:eastAsia="es-CO"/>
-        </w:rPr>
-        <w:t xml:space="preserve">, </w:t>
-      </w:r>
-      <w:proofErr w:type="spellStart"/>
-      <w:r>
-        <w:rPr>
-          <w:lang w:eastAsia="es-CO"/>
-        </w:rPr>
-        <w:t>sp</w:t>
-      </w:r>
-      <w:proofErr w:type="spellEnd"/>
-      <w:r>
-        <w:rPr>
-          <w:lang w:eastAsia="es-CO"/>
-        </w:rPr>
-        <w:t>. </w:t>
-      </w:r>
-      <w:proofErr w:type="spellStart"/>
-      <w:r>
-        <w:rPr>
-          <w:i/>
-          <w:iCs/>
-          <w:lang w:eastAsia="es-CO"/>
-        </w:rPr>
-        <w:t>Cajanus</w:t>
-      </w:r>
-      <w:proofErr w:type="spellEnd"/>
-      <w:r>
-        <w:rPr>
-          <w:i/>
-          <w:iCs/>
-          <w:lang w:eastAsia="es-CO"/>
-        </w:rPr>
-        <w:t xml:space="preserve"> </w:t>
-      </w:r>
-      <w:proofErr w:type="spellStart"/>
-      <w:r>
-        <w:rPr>
-          <w:i/>
-          <w:iCs/>
-          <w:lang w:eastAsia="es-CO"/>
-        </w:rPr>
-        <w:t>cajan</w:t>
-      </w:r>
-      <w:proofErr w:type="spellEnd"/>
+        <w:t>Flemingia congesta, Tephrosia, sp. Cajanus cajan</w:t>
+      </w:r>
       <w:r>
         <w:rPr>
           <w:lang w:eastAsia="es-CO"/>
@@ -9937,21 +8882,14 @@
         <w:rPr>
           <w:lang w:val="es-419" w:eastAsia="es-CO"/>
         </w:rPr>
-        <w:t xml:space="preserve"> se </w:t>
-      </w:r>
-      <w:proofErr w:type="gramStart"/>
-      <w:r>
-        <w:rPr>
-          <w:lang w:val="es-419" w:eastAsia="es-CO"/>
-        </w:rPr>
-        <w:t>le</w:t>
-      </w:r>
-      <w:proofErr w:type="gramEnd"/>
-      <w:r>
-        <w:rPr>
-          <w:lang w:val="es-419" w:eastAsia="es-CO"/>
-        </w:rPr>
-        <w:t xml:space="preserve"> aplique riego a las plantas. Estas deben ser entregadas marcadas con pintura alrededor de la base</w:t>
+        <w:t xml:space="preserve"> se le aplique riego a las </w:t>
+      </w:r>
+      <w:r>
+        <w:rPr>
+          <w:lang w:val="es-419" w:eastAsia="es-CO"/>
+        </w:rPr>
+        <w:lastRenderedPageBreak/>
+        <w:t>plantas. Estas deben ser entregadas marcadas con pintura alrededor de la base</w:t>
       </w:r>
       <w:r>
         <w:rPr>
@@ -9963,14 +8901,7 @@
         <w:rPr>
           <w:lang w:val="es-419" w:eastAsia="es-CO"/>
         </w:rPr>
-        <w:t xml:space="preserve"> de </w:t>
-      </w:r>
-      <w:r>
-        <w:rPr>
-          <w:lang w:val="es-419" w:eastAsia="es-CO"/>
-        </w:rPr>
-        <w:lastRenderedPageBreak/>
-        <w:t>tal manera que sirva como referencia para el operario en el momento de hacer la siembra.</w:t>
+        <w:t xml:space="preserve"> de tal manera que sirva como referencia para el operario en el momento de hacer la siembra.</w:t>
       </w:r>
     </w:p>
     <w:p>
@@ -10072,7 +9003,7 @@
           <w:noProof/>
           <w:lang w:eastAsia="es-CO"/>
         </w:rPr>
-        <w:t>A continuación, se presenta a manera de síntesis, un esquema que articula los elementos principales bordados en el desarrollo del componente formativo.</w:t>
+        <w:t>A continuación, se presenta una síntesis de la temática estudiada por el componente formativo.</w:t>
       </w:r>
       <w:r>
         <w:rPr>
@@ -10080,10 +9011,10 @@
           <w:lang w:eastAsia="es-CO"/>
         </w:rPr>
         <w:drawing>
-          <wp:inline distT="0" distB="0" distL="0" distR="0" wp14:anchorId="77346104" wp14:editId="29B882BF">
-            <wp:extent cx="4667250" cy="6651059"/>
-            <wp:effectExtent l="0" t="0" r="0" b="0"/>
-            <wp:docPr id="2" name="Gráfico 2" descr="El mapa conceptual sintetiza el componente formativo “Cultivo de palma de aceite: previveros, viveros y siembra”. Inicia con los previveros y viveros, donde se abordan las generalidades del cultivo, incluyendo variedades, rendimiento, condiciones agroecológicas y características de la palma de aceite. Continúa con la selección del material vegetal, que comprende las características de las semillas, su crecimiento y desarrollo, el semillero y la clasificación de las semillas según condiciones, criterios técnicos y proceso de clasificación. Posteriormente, presenta el manejo del vivero, diferenciando previvero y vivero, e incluye actividades como selección y llenado de bolsas, siembra, desarrollo y selección de plantas, control de malezas, plagas y enfermedades, fertilización y riego. Finalmente, integra la etapa de siembra en sitio definitivo, que contempla el diseño de la planeación, la preparación del suelo, el trazado de la plantación, el establecimiento de coberturas vegetales y las actividades de alistamiento en vivero, transporte y trasplante de las plantas."/>
+          <wp:inline distT="0" distB="0" distL="0" distR="0" wp14:anchorId="30928321" wp14:editId="51E1F1F5">
+            <wp:extent cx="4772025" cy="6800370"/>
+            <wp:effectExtent l="0" t="0" r="0" b="635"/>
+            <wp:docPr id="5" name="Gráfico 5" descr="El mapa conceptual sintetiza el componente formativo “Cultivo de palma de aceite: previveros, viveros y siembra”. Inicia con los previveros y viveros, donde se abordan las generalidades del cultivo, incluyendo variedades, rendimiento, condiciones agroecológicas y características de la palma de aceite. Continúa con la selección del material vegetal, que comprende las características de las semillas, su crecimiento y desarrollo, el semillero y la clasificación de las semillas según condiciones, criterios técnicos y proceso de clasificación. Posteriormente, presenta el manejo del vivero, diferenciando previvero y vivero, e incluye actividades como selección y llenado de bolsas, siembra, desarrollo y selección de plantas, control de malezas, plagas y enfermedades, fertilización y riego. Finalmente, integra la etapa de siembra en sitio definitivo, que contempla el diseño de la planeación, la preparación del suelo, el trazado de la plantación, el establecimiento de coberturas vegetales y las actividades de alistamiento en vivero, transporte y trasplante de las plantas."/>
             <wp:cNvGraphicFramePr>
               <a:graphicFrameLocks xmlns:a="http://schemas.openxmlformats.org/drawingml/2006/main" noChangeAspect="1"/>
             </wp:cNvGraphicFramePr>
@@ -10091,12 +9022,15 @@
               <a:graphicData uri="http://schemas.openxmlformats.org/drawingml/2006/picture">
                 <pic:pic xmlns:pic="http://schemas.openxmlformats.org/drawingml/2006/picture">
                   <pic:nvPicPr>
-                    <pic:cNvPr id="2" name="Gráfico 2" descr="El mapa conceptual sintetiza el componente formativo “Cultivo de palma de aceite: previveros, viveros y siembra”. Inicia con los previveros y viveros, donde se abordan las generalidades del cultivo, incluyendo variedades, rendimiento, condiciones agroecológicas y características de la palma de aceite. Continúa con la selección del material vegetal, que comprende las características de las semillas, su crecimiento y desarrollo, el semillero y la clasificación de las semillas según condiciones, criterios técnicos y proceso de clasificación. Posteriormente, presenta el manejo del vivero, diferenciando previvero y vivero, e incluye actividades como selección y llenado de bolsas, siembra, desarrollo y selección de plantas, control de malezas, plagas y enfermedades, fertilización y riego. Finalmente, integra la etapa de siembra en sitio definitivo, que contempla el diseño de la planeación, la preparación del suelo, el trazado de la plantación, el establecimiento de coberturas vegetales y las actividades de alistamiento en vivero, transporte y trasplante de las plantas."/>
+                    <pic:cNvPr id="5" name="Gráfico 5" descr="El mapa conceptual sintetiza el componente formativo “Cultivo de palma de aceite: previveros, viveros y siembra”. Inicia con los previveros y viveros, donde se abordan las generalidades del cultivo, incluyendo variedades, rendimiento, condiciones agroecológicas y características de la palma de aceite. Continúa con la selección del material vegetal, que comprende las características de las semillas, su crecimiento y desarrollo, el semillero y la clasificación de las semillas según condiciones, criterios técnicos y proceso de clasificación. Posteriormente, presenta el manejo del vivero, diferenciando previvero y vivero, e incluye actividades como selección y llenado de bolsas, siembra, desarrollo y selección de plantas, control de malezas, plagas y enfermedades, fertilización y riego. Finalmente, integra la etapa de siembra en sitio definitivo, que contempla el diseño de la planeación, la preparación del suelo, el trazado de la plantación, el establecimiento de coberturas vegetales y las actividades de alistamiento en vivero, transporte y trasplante de las plantas."/>
                     <pic:cNvPicPr/>
                   </pic:nvPicPr>
                   <pic:blipFill>
-                    <a:blip r:embed="rId15">
+                    <a:blip r:embed="rId15" cstate="print">
                       <a:extLst>
+                        <a:ext uri="{28A0092B-C50C-407E-A947-70E740481C1C}">
+                          <a14:useLocalDpi xmlns:a14="http://schemas.microsoft.com/office/drawing/2010/main" val="0"/>
+                        </a:ext>
                         <a:ext uri="{96DAC541-7B7A-43D3-8B79-37D633B846F1}">
                           <asvg:svgBlip xmlns:asvg="http://schemas.microsoft.com/office/drawing/2016/SVG/main" r:embed="rId16"/>
                         </a:ext>
@@ -10109,7 +9043,7 @@
                   <pic:spPr>
                     <a:xfrm>
                       <a:off x="0" y="0"/>
-                      <a:ext cx="4673394" cy="6659815"/>
+                      <a:ext cx="4773294" cy="6802178"/>
                     </a:xfrm>
                     <a:prstGeom prst="rect">
                       <a:avLst/>
@@ -10224,40 +9158,52 @@
       </w:r>
     </w:p>
     <w:p>
-      <w:proofErr w:type="spellStart"/>
       <w:r>
         <w:rPr>
           <w:b/>
           <w:bCs/>
         </w:rPr>
-        <w:t>Elaeis</w:t>
-      </w:r>
-      <w:proofErr w:type="spellEnd"/>
+        <w:t>Elaeis guineensis:</w:t>
+      </w:r>
+      <w:r>
+        <w:t xml:space="preserve"> nombre científico de la palma de aceite, especie oleaginosa de mayor rendimiento por hectárea a nivel mundial.</w:t>
+      </w:r>
+    </w:p>
+    <w:p>
       <w:r>
         <w:rPr>
           <w:b/>
           <w:bCs/>
         </w:rPr>
-        <w:t xml:space="preserve"> </w:t>
-      </w:r>
-      <w:proofErr w:type="spellStart"/>
+        <w:t>Endospermo:</w:t>
+      </w:r>
+      <w:r>
+        <w:t xml:space="preserve"> tejido interno de la semilla que almacena nutrientes y alimenta al embrión durante la germinación.</w:t>
+      </w:r>
+    </w:p>
+    <w:p>
       <w:r>
         <w:rPr>
           <w:b/>
           <w:bCs/>
         </w:rPr>
-        <w:t>guineensis</w:t>
-      </w:r>
-      <w:proofErr w:type="spellEnd"/>
+        <w:lastRenderedPageBreak/>
+        <w:t>Fertilización:</w:t>
+      </w:r>
+      <w:r>
+        <w:t xml:space="preserve"> aplicación de nutrientes orgánicos o minerales al suelo o sustrato para suplir las necesidades nutricionales de la palma en vivero o campo.</w:t>
+      </w:r>
+    </w:p>
+    <w:p>
       <w:r>
         <w:rPr>
           <w:b/>
           <w:bCs/>
         </w:rPr>
-        <w:t>:</w:t>
-      </w:r>
-      <w:r>
-        <w:t xml:space="preserve"> nombre científico de la palma de aceite, especie oleaginosa de mayor rendimiento por hectárea a nivel mundial.</w:t>
+        <w:t>Germinación:</w:t>
+      </w:r>
+      <w:r>
+        <w:t xml:space="preserve"> proceso mediante el cual la semilla desarrolla la radícula y la plúmula, dando origen a una nueva planta.</w:t>
       </w:r>
     </w:p>
     <w:p>
@@ -10266,10 +9212,10 @@
           <w:b/>
           <w:bCs/>
         </w:rPr>
-        <w:t>Endospermo:</w:t>
-      </w:r>
-      <w:r>
-        <w:t xml:space="preserve"> tejido interno de la semilla que almacena nutrientes y alimenta al embrión durante la germinación.</w:t>
+        <w:t>Inflorescencia:</w:t>
+      </w:r>
+      <w:r>
+        <w:t xml:space="preserve"> estructura reproductiva de la palma de aceite que contiene flores masculinas o femeninas y que, tras la fecundación, da origen al racimo de frutos.</w:t>
       </w:r>
     </w:p>
     <w:p>
@@ -10278,11 +9224,10 @@
           <w:b/>
           <w:bCs/>
         </w:rPr>
-        <w:lastRenderedPageBreak/>
-        <w:t>Fertilización:</w:t>
-      </w:r>
-      <w:r>
-        <w:t xml:space="preserve"> aplicación de nutrientes orgánicos o minerales al suelo o sustrato para suplir las necesidades nutricionales de la palma en vivero o campo.</w:t>
+        <w:t>Labranza:</w:t>
+      </w:r>
+      <w:r>
+        <w:t xml:space="preserve"> conjunto de labores mecánicas realizadas sobre el suelo para mejorar su estructura, aireación y drenaje antes de la siembra.</w:t>
       </w:r>
     </w:p>
     <w:p>
@@ -10291,10 +9236,10 @@
           <w:b/>
           <w:bCs/>
         </w:rPr>
-        <w:t>Germinación:</w:t>
-      </w:r>
-      <w:r>
-        <w:t xml:space="preserve"> proceso mediante el cual la semilla desarrolla la radícula y la plúmula, dando origen a una nueva planta.</w:t>
+        <w:t>Material vegetal:</w:t>
+      </w:r>
+      <w:r>
+        <w:t xml:space="preserve"> semillas o plántulas utilizadas para el establecimiento del cultivo, seleccionadas por su calidad genética, física y sanitaria.</w:t>
       </w:r>
     </w:p>
     <w:p>
@@ -10303,10 +9248,10 @@
           <w:b/>
           <w:bCs/>
         </w:rPr>
-        <w:t>Inflorescencia:</w:t>
-      </w:r>
-      <w:r>
-        <w:t xml:space="preserve"> estructura reproductiva de la palma de aceite que contiene flores masculinas o femeninas y que, tras la fecundación, da origen al racimo de frutos.</w:t>
+        <w:t>Mesocarpio:</w:t>
+      </w:r>
+      <w:r>
+        <w:t xml:space="preserve"> pulpa fibrosa del fruto de la palma de aceite donde se concentra el aceite comercial.</w:t>
       </w:r>
     </w:p>
     <w:p>
@@ -10315,10 +9260,10 @@
           <w:b/>
           <w:bCs/>
         </w:rPr>
-        <w:t>Labranza:</w:t>
-      </w:r>
-      <w:r>
-        <w:t xml:space="preserve"> conjunto de labores mecánicas realizadas sobre el suelo para mejorar su estructura, aireación y drenaje antes de la siembra.</w:t>
+        <w:t xml:space="preserve">Mulch: </w:t>
+      </w:r>
+      <w:r>
+        <w:t>cobertura orgánica utilizada sobre el suelo o las bolsas del vivero para conservar la humedad, reducir la erosión y controlar malezas.</w:t>
       </w:r>
     </w:p>
     <w:p>
@@ -10327,10 +9272,10 @@
           <w:b/>
           <w:bCs/>
         </w:rPr>
-        <w:t>Material vegetal:</w:t>
-      </w:r>
-      <w:r>
-        <w:t xml:space="preserve"> semillas o plántulas utilizadas para el establecimiento del cultivo, seleccionadas por su calidad genética, física y sanitaria.</w:t>
+        <w:t>Plántula:</w:t>
+      </w:r>
+      <w:r>
+        <w:t xml:space="preserve"> planta joven que se desarrolla a partir de una semilla germinada durante las etapas de previvero y vivero.</w:t>
       </w:r>
     </w:p>
     <w:p>
@@ -10339,10 +9284,10 @@
           <w:b/>
           <w:bCs/>
         </w:rPr>
-        <w:t>Mesocarpio:</w:t>
-      </w:r>
-      <w:r>
-        <w:t xml:space="preserve"> pulpa fibrosa del fruto de la palma de aceite donde se concentra el aceite comercial.</w:t>
+        <w:t>Plúmula:</w:t>
+      </w:r>
+      <w:r>
+        <w:t xml:space="preserve"> estructura embrionaria de la semilla que da origen a las hojas de la planta.</w:t>
       </w:r>
     </w:p>
     <w:p>
@@ -10351,10 +9296,16 @@
           <w:b/>
           <w:bCs/>
         </w:rPr>
-        <w:t xml:space="preserve">Mulch: </w:t>
-      </w:r>
-      <w:r>
-        <w:t>cobertura orgánica utilizada sobre el suelo o las bolsas del vivero para conservar la humedad, reducir la erosión y controlar malezas.</w:t>
+        <w:t>Previvero:</w:t>
+      </w:r>
+      <w:r>
+        <w:t xml:space="preserve"> etapa inicial del cultivo en la que las plántulas se desarrollan en bolsas pequeñas y </w:t>
+      </w:r>
+      <w:r>
+        <w:t xml:space="preserve">de </w:t>
+      </w:r>
+      <w:r>
+        <w:t>alta densidad, bajo sombra y condiciones controladas.</w:t>
       </w:r>
     </w:p>
     <w:p>
@@ -10363,18 +9314,10 @@
           <w:b/>
           <w:bCs/>
         </w:rPr>
-        <w:t>Plántula:</w:t>
-      </w:r>
-      <w:r>
-        <w:t xml:space="preserve"> planta joven que se desarrolla a partir de una semilla germinada durante las etapas de </w:t>
-      </w:r>
-      <w:proofErr w:type="spellStart"/>
-      <w:r>
-        <w:t>previvero</w:t>
-      </w:r>
-      <w:proofErr w:type="spellEnd"/>
-      <w:r>
-        <w:t xml:space="preserve"> y vivero.</w:t>
+        <w:t>Radícula:</w:t>
+      </w:r>
+      <w:r>
+        <w:t xml:space="preserve"> parte embrionaria de la semilla que origina la raíz principal de la planta.</w:t>
       </w:r>
     </w:p>
     <w:p>
@@ -10383,37 +9326,35 @@
           <w:b/>
           <w:bCs/>
         </w:rPr>
-        <w:t>Plúmula:</w:t>
-      </w:r>
-      <w:r>
-        <w:t xml:space="preserve"> estructura embrionaria de la semilla que da origen a las hojas de la planta.</w:t>
-      </w:r>
-    </w:p>
-    <w:p>
-      <w:proofErr w:type="spellStart"/>
+        <w:lastRenderedPageBreak/>
+        <w:t>Riego:</w:t>
+      </w:r>
+      <w:r>
+        <w:t xml:space="preserve"> suministro controlado de agua para satisfacer las necesidades hídricas de la palma durante las etapas de vivero y establecimiento en campo.</w:t>
+      </w:r>
+    </w:p>
+    <w:p>
       <w:r>
         <w:rPr>
           <w:b/>
           <w:bCs/>
         </w:rPr>
-        <w:t>Previvero</w:t>
-      </w:r>
-      <w:proofErr w:type="spellEnd"/>
+        <w:t>Selección en vivero:</w:t>
+      </w:r>
+      <w:r>
+        <w:t xml:space="preserve"> proceso periódico de evaluación y descarte de plántulas que presentan anormalidades, baja calidad o problemas sanitarios.</w:t>
+      </w:r>
+    </w:p>
+    <w:p>
       <w:r>
         <w:rPr>
           <w:b/>
           <w:bCs/>
         </w:rPr>
-        <w:t>:</w:t>
-      </w:r>
-      <w:r>
-        <w:t xml:space="preserve"> etapa inicial del cultivo en la que las plántulas se desarrollan en bolsas pequeñas y </w:t>
-      </w:r>
-      <w:r>
-        <w:t xml:space="preserve">de </w:t>
-      </w:r>
-      <w:r>
-        <w:t>alta densidad, bajo sombra y condiciones controladas.</w:t>
+        <w:t>Semillero:</w:t>
+      </w:r>
+      <w:r>
+        <w:t xml:space="preserve"> área destinada a la siembra y manejo inicial de semillas germinadas antes de su traslado al previvero o vivero.</w:t>
       </w:r>
     </w:p>
     <w:p>
@@ -10422,10 +9363,10 @@
           <w:b/>
           <w:bCs/>
         </w:rPr>
-        <w:t>Radícula:</w:t>
-      </w:r>
-      <w:r>
-        <w:t xml:space="preserve"> parte embrionaria de la semilla que origina la raíz principal de la planta.</w:t>
+        <w:t>Siembra en sitio definitivo:</w:t>
+      </w:r>
+      <w:r>
+        <w:t xml:space="preserve"> traslado y establecimiento de las plantas provenientes del vivero en el terreno de producción, bajo condiciones adecuadas de suelo y clima.</w:t>
       </w:r>
     </w:p>
     <w:p>
@@ -10434,11 +9375,10 @@
           <w:b/>
           <w:bCs/>
         </w:rPr>
-        <w:lastRenderedPageBreak/>
-        <w:t>Riego:</w:t>
-      </w:r>
-      <w:r>
-        <w:t xml:space="preserve"> suministro controlado de agua para satisfacer las necesidades hídricas de la palma durante las etapas de vivero y establecimiento en campo.</w:t>
+        <w:t>Siembra en sitio definitivo:</w:t>
+      </w:r>
+      <w:r>
+        <w:t xml:space="preserve"> traslado y establecimiento de las plantas provenientes del vivero en el terreno de producción, bajo condiciones adecuadas de suelo y clima.</w:t>
       </w:r>
     </w:p>
     <w:p>
@@ -10447,10 +9387,10 @@
           <w:b/>
           <w:bCs/>
         </w:rPr>
-        <w:t>Selección en vivero:</w:t>
-      </w:r>
-      <w:r>
-        <w:t xml:space="preserve"> proceso periódico de evaluación y descarte de plántulas que presentan anormalidades, baja calidad o problemas sanitarios.</w:t>
+        <w:t>Sistema de siembra en tresbolillo:</w:t>
+      </w:r>
+      <w:r>
+        <w:t xml:space="preserve"> método de distribución de plantas en forma triangular que optimiza el uso del espacio, la luz solar y el desarrollo radicular.</w:t>
       </w:r>
     </w:p>
     <w:p>
@@ -10459,18 +9399,10 @@
           <w:b/>
           <w:bCs/>
         </w:rPr>
-        <w:t>Semillero:</w:t>
-      </w:r>
-      <w:r>
-        <w:t xml:space="preserve"> área destinada a la siembra y manejo inicial de semillas germinadas antes de su traslado al </w:t>
-      </w:r>
-      <w:proofErr w:type="spellStart"/>
-      <w:r>
-        <w:t>previvero</w:t>
-      </w:r>
-      <w:proofErr w:type="spellEnd"/>
-      <w:r>
-        <w:t xml:space="preserve"> o vivero.</w:t>
+        <w:t>Sistema de siembra en tresbolillo:</w:t>
+      </w:r>
+      <w:r>
+        <w:t xml:space="preserve"> método de distribución de plantas en forma triangular que optimiza el uso del espacio, la luz solar y el desarrollo radicular.</w:t>
       </w:r>
     </w:p>
     <w:p>
@@ -10479,10 +9411,10 @@
           <w:b/>
           <w:bCs/>
         </w:rPr>
-        <w:t>Siembra en sitio definitivo:</w:t>
-      </w:r>
-      <w:r>
-        <w:t xml:space="preserve"> traslado y establecimiento de las plantas provenientes del vivero en el terreno de producción, bajo condiciones adecuadas de suelo y clima.</w:t>
+        <w:t>Sustrato:</w:t>
+      </w:r>
+      <w:r>
+        <w:t xml:space="preserve"> material que llena las bolsas del vivero y permite el anclaje, nutrición y desarrollo de las raíces de la plántula.</w:t>
       </w:r>
     </w:p>
     <w:p>
@@ -10491,10 +9423,10 @@
           <w:b/>
           <w:bCs/>
         </w:rPr>
-        <w:t>Siembra en sitio definitivo:</w:t>
-      </w:r>
-      <w:r>
-        <w:t xml:space="preserve"> traslado y establecimiento de las plantas provenientes del vivero en el terreno de producción, bajo condiciones adecuadas de suelo y clima.</w:t>
+        <w:t>Sustrato:</w:t>
+      </w:r>
+      <w:r>
+        <w:t xml:space="preserve"> material que llena las bolsas del vivero y permite el anclaje, nutrición y desarrollo de las raíces de la plántula.</w:t>
       </w:r>
     </w:p>
     <w:p>
@@ -10503,10 +9435,11 @@
           <w:b/>
           <w:bCs/>
         </w:rPr>
-        <w:t>Sistema de siembra en tresbolillo:</w:t>
-      </w:r>
-      <w:r>
-        <w:t xml:space="preserve"> método de distribución de plantas en forma triangular que optimiza el uso del espacio, la luz solar y el desarrollo radicular.</w:t>
+        <w:lastRenderedPageBreak/>
+        <w:t>Trazado de la plantación:</w:t>
+      </w:r>
+      <w:r>
+        <w:t xml:space="preserve"> proceso de marcación del terreno para definir la ubicación exacta de cada planta según el sistema de siembra y las distancias establecidas.</w:t>
       </w:r>
     </w:p>
     <w:p>
@@ -10515,10 +9448,10 @@
           <w:b/>
           <w:bCs/>
         </w:rPr>
-        <w:t>Sistema de siembra en tresbolillo:</w:t>
-      </w:r>
-      <w:r>
-        <w:t xml:space="preserve"> método de distribución de plantas en forma triangular que optimiza el uso del espacio, la luz solar y el desarrollo radicular.</w:t>
+        <w:t>Trazado de la plantación:</w:t>
+      </w:r>
+      <w:r>
+        <w:t xml:space="preserve"> proceso de marcación del terreno para definir la ubicación exacta de cada planta según el sistema de siembra y las distancias establecidas.</w:t>
       </w:r>
     </w:p>
     <w:p>
@@ -10527,10 +9460,10 @@
           <w:b/>
           <w:bCs/>
         </w:rPr>
-        <w:t>Sustrato:</w:t>
-      </w:r>
-      <w:r>
-        <w:t xml:space="preserve"> material que llena las bolsas del vivero y permite el anclaje, nutrición y desarrollo de las raíces de la plántula.</w:t>
+        <w:t>Variedades de palma de aceite:</w:t>
+      </w:r>
+      <w:r>
+        <w:t xml:space="preserve"> tipos genéticos de la especie Elaeis guineensis (Dura, Pisífera y Tenera) que se diferencian por el grosor del cuesco, la cantidad de pulpa y el rendimiento en aceite.</w:t>
       </w:r>
     </w:p>
     <w:p>
@@ -10539,10 +9472,10 @@
           <w:b/>
           <w:bCs/>
         </w:rPr>
-        <w:t>Sustrato:</w:t>
-      </w:r>
-      <w:r>
-        <w:t xml:space="preserve"> material que llena las bolsas del vivero y permite el anclaje, nutrición y desarrollo de las raíces de la plántula.</w:t>
+        <w:t>Variedades de palma de aceite:</w:t>
+      </w:r>
+      <w:r>
+        <w:t xml:space="preserve"> tipos genéticos de la especie Elaeis guineensis (Dura, Pisífera y Tenera) que se diferencian por el grosor del cuesco, la cantidad de pulpa y el rendimiento en aceite.</w:t>
       </w:r>
     </w:p>
     <w:p>
@@ -10551,11 +9484,10 @@
           <w:b/>
           <w:bCs/>
         </w:rPr>
-        <w:lastRenderedPageBreak/>
-        <w:t>Trazado de la plantación:</w:t>
-      </w:r>
-      <w:r>
-        <w:t xml:space="preserve"> proceso de marcación del terreno para definir la ubicación exacta de cada planta según el sistema de siembra y las distancias establecidas.</w:t>
+        <w:t>Vivero:</w:t>
+      </w:r>
+      <w:r>
+        <w:t xml:space="preserve"> etapa posterior al previvero donde las plántulas continúan su desarrollo en bolsas grandes, sin sombra y a baja densidad, hasta su traslado al campo.</w:t>
       </w:r>
     </w:p>
     <w:p>
@@ -10564,138 +9496,10 @@
           <w:b/>
           <w:bCs/>
         </w:rPr>
-        <w:t>Trazado de la plantación:</w:t>
-      </w:r>
-      <w:r>
-        <w:t xml:space="preserve"> proceso de marcación del terreno para definir la ubicación exacta de cada planta según el sistema de siembra y las distancias establecidas.</w:t>
-      </w:r>
-    </w:p>
-    <w:p>
-      <w:r>
-        <w:rPr>
-          <w:b/>
-          <w:bCs/>
-        </w:rPr>
-        <w:t>Variedades de palma de aceite:</w:t>
-      </w:r>
-      <w:r>
-        <w:t xml:space="preserve"> tipos genéticos de la especie </w:t>
-      </w:r>
-      <w:proofErr w:type="spellStart"/>
-      <w:r>
-        <w:t>Elaeis</w:t>
-      </w:r>
-      <w:proofErr w:type="spellEnd"/>
-      <w:r>
-        <w:t xml:space="preserve"> </w:t>
-      </w:r>
-      <w:proofErr w:type="spellStart"/>
-      <w:r>
-        <w:t>guineensis</w:t>
-      </w:r>
-      <w:proofErr w:type="spellEnd"/>
-      <w:r>
-        <w:t xml:space="preserve"> (Dura, </w:t>
-      </w:r>
-      <w:proofErr w:type="spellStart"/>
-      <w:r>
-        <w:t>Pisífera</w:t>
-      </w:r>
-      <w:proofErr w:type="spellEnd"/>
-      <w:r>
-        <w:t xml:space="preserve"> y </w:t>
-      </w:r>
-      <w:proofErr w:type="spellStart"/>
-      <w:r>
-        <w:t>Tenera</w:t>
-      </w:r>
-      <w:proofErr w:type="spellEnd"/>
-      <w:r>
-        <w:t>) que se diferencian por el grosor del cuesco, la cantidad de pulpa y el rendimiento en aceite.</w:t>
-      </w:r>
-    </w:p>
-    <w:p>
-      <w:r>
-        <w:rPr>
-          <w:b/>
-          <w:bCs/>
-        </w:rPr>
-        <w:t>Variedades de palma de aceite:</w:t>
-      </w:r>
-      <w:r>
-        <w:t xml:space="preserve"> tipos genéticos de la especie </w:t>
-      </w:r>
-      <w:proofErr w:type="spellStart"/>
-      <w:r>
-        <w:t>Elaeis</w:t>
-      </w:r>
-      <w:proofErr w:type="spellEnd"/>
-      <w:r>
-        <w:t xml:space="preserve"> </w:t>
-      </w:r>
-      <w:proofErr w:type="spellStart"/>
-      <w:r>
-        <w:t>guineensis</w:t>
-      </w:r>
-      <w:proofErr w:type="spellEnd"/>
-      <w:r>
-        <w:t xml:space="preserve"> (Dura, </w:t>
-      </w:r>
-      <w:proofErr w:type="spellStart"/>
-      <w:r>
-        <w:t>Pisífera</w:t>
-      </w:r>
-      <w:proofErr w:type="spellEnd"/>
-      <w:r>
-        <w:t xml:space="preserve"> y </w:t>
-      </w:r>
-      <w:proofErr w:type="spellStart"/>
-      <w:r>
-        <w:t>Tenera</w:t>
-      </w:r>
-      <w:proofErr w:type="spellEnd"/>
-      <w:r>
-        <w:t>) que se diferencian por el grosor del cuesco, la cantidad de pulpa y el rendimiento en aceite.</w:t>
-      </w:r>
-    </w:p>
-    <w:p>
-      <w:r>
-        <w:rPr>
-          <w:b/>
-          <w:bCs/>
-        </w:rPr>
         <w:t>Vivero:</w:t>
       </w:r>
       <w:r>
-        <w:t xml:space="preserve"> etapa posterior al </w:t>
-      </w:r>
-      <w:proofErr w:type="spellStart"/>
-      <w:r>
-        <w:t>previvero</w:t>
-      </w:r>
-      <w:proofErr w:type="spellEnd"/>
-      <w:r>
-        <w:t xml:space="preserve"> donde las plántulas continúan su desarrollo en bolsas grandes, sin sombra y a baja densidad, hasta su traslado al campo.</w:t>
-      </w:r>
-    </w:p>
-    <w:p>
-      <w:r>
-        <w:rPr>
-          <w:b/>
-          <w:bCs/>
-        </w:rPr>
-        <w:t>Vivero:</w:t>
-      </w:r>
-      <w:r>
-        <w:t xml:space="preserve"> etapa posterior al </w:t>
-      </w:r>
-      <w:proofErr w:type="spellStart"/>
-      <w:r>
-        <w:t>previvero</w:t>
-      </w:r>
-      <w:proofErr w:type="spellEnd"/>
-      <w:r>
-        <w:t xml:space="preserve"> donde las plántulas continúan su desarrollo en bolsas grandes, sin sombra y a baja densidad, hasta su traslado al campo.</w:t>
+        <w:t xml:space="preserve"> etapa posterior al previvero donde las plántulas continúan su desarrollo en bolsas grandes, sin sombra y a baja densidad, hasta su traslado al campo.</w:t>
       </w:r>
     </w:p>
     <w:p>
@@ -10754,85 +9558,30 @@
       <w:r>
         <w:t>Bogotá: Editorial Ápice.</w:t>
       </w:r>
-    </w:p>
-    <w:p>
-      <w:r>
-        <w:t xml:space="preserve">CIRAD. (2008). Germinated oil </w:t>
-      </w:r>
-      <w:proofErr w:type="spellStart"/>
-      <w:r>
-        <w:t>palm</w:t>
-      </w:r>
-      <w:proofErr w:type="spellEnd"/>
       <w:r>
         <w:t xml:space="preserve"> </w:t>
       </w:r>
-      <w:proofErr w:type="spellStart"/>
-      <w:r>
-        <w:t>seed</w:t>
-      </w:r>
-      <w:proofErr w:type="spellEnd"/>
-      <w:r>
-        <w:t xml:space="preserve">: </w:t>
-      </w:r>
-      <w:proofErr w:type="spellStart"/>
-      <w:r>
-        <w:t>Recommendations</w:t>
-      </w:r>
-      <w:proofErr w:type="spellEnd"/>
-      <w:r>
+      <w:hyperlink r:id="rId18" w:history="1">
+        <w:r>
+          <w:rPr>
+            <w:rStyle w:val="Hipervnculo"/>
+          </w:rPr>
+          <w:t>https://repositorio.fedepalma.org/handle/123456789/84193</w:t>
+        </w:r>
+      </w:hyperlink>
+      <w:r>
+        <w:rPr>
+          <w:rStyle w:val="Hipervnculo"/>
+        </w:rPr>
         <w:t xml:space="preserve"> </w:t>
       </w:r>
-      <w:proofErr w:type="spellStart"/>
-      <w:r>
-        <w:t>for</w:t>
-      </w:r>
-      <w:proofErr w:type="spellEnd"/>
-      <w:r>
-        <w:t xml:space="preserve"> </w:t>
-      </w:r>
-      <w:proofErr w:type="spellStart"/>
-      <w:r>
-        <w:t>prenursery</w:t>
-      </w:r>
-      <w:proofErr w:type="spellEnd"/>
-      <w:r>
-        <w:t xml:space="preserve"> and </w:t>
-      </w:r>
-      <w:proofErr w:type="spellStart"/>
-      <w:r>
-        <w:t>nursery</w:t>
-      </w:r>
-      <w:proofErr w:type="spellEnd"/>
-      <w:r>
-        <w:t xml:space="preserve"> </w:t>
-      </w:r>
-      <w:proofErr w:type="spellStart"/>
-      <w:r>
-        <w:t>management</w:t>
-      </w:r>
-      <w:proofErr w:type="spellEnd"/>
-      <w:r>
-        <w:t xml:space="preserve"> (edición en inglés). </w:t>
-      </w:r>
-      <w:r>
-        <w:t xml:space="preserve">CIRAD. </w:t>
-      </w:r>
-      <w:proofErr w:type="spellStart"/>
-      <w:r>
-        <w:t>Montferrier</w:t>
-      </w:r>
-      <w:proofErr w:type="spellEnd"/>
-      <w:r>
-        <w:t>-sur-</w:t>
-      </w:r>
-      <w:proofErr w:type="spellStart"/>
-      <w:r>
-        <w:t>Lez</w:t>
-      </w:r>
-      <w:proofErr w:type="spellEnd"/>
-      <w:r>
-        <w:t>, Francia.</w:t>
+    </w:p>
+    <w:p>
+      <w:r>
+        <w:t xml:space="preserve">CIRAD. (2008). Germinated oil palm seed: Recommendations for prenursery and nursery management (edición en inglés). </w:t>
+      </w:r>
+      <w:r>
+        <w:t>CIRAD. Montferrier-sur-Lez, Francia.</w:t>
       </w:r>
     </w:p>
     <w:p>
@@ -10841,7 +9590,7 @@
           <w:rStyle w:val="Hipervnculo"/>
         </w:rPr>
       </w:pPr>
-      <w:hyperlink r:id="rId18" w:history="1">
+      <w:hyperlink r:id="rId19" w:history="1">
         <w:r>
           <w:rPr>
             <w:rStyle w:val="Hipervnculo"/>
@@ -10861,7 +9610,7 @@
           <w:rStyle w:val="Hipervnculo"/>
         </w:rPr>
       </w:pPr>
-      <w:hyperlink r:id="rId19" w:history="1">
+      <w:hyperlink r:id="rId20" w:history="1">
         <w:r>
           <w:rPr>
             <w:rStyle w:val="Hipervnculo"/>
@@ -10881,7 +9630,7 @@
           <w:rStyle w:val="Hipervnculo"/>
         </w:rPr>
       </w:pPr>
-      <w:hyperlink r:id="rId20" w:history="1">
+      <w:hyperlink r:id="rId21" w:history="1">
         <w:r>
           <w:rPr>
             <w:rStyle w:val="Hipervnculo"/>
@@ -10902,7 +9651,7 @@
           <w:rStyle w:val="Hipervnculo"/>
         </w:rPr>
       </w:pPr>
-      <w:hyperlink r:id="rId21" w:history="1">
+      <w:hyperlink r:id="rId22" w:history="1">
         <w:r>
           <w:rPr>
             <w:rStyle w:val="Hipervnculo"/>
@@ -10913,15 +9662,7 @@
     </w:p>
     <w:p>
       <w:r>
-        <w:t xml:space="preserve">Grupo </w:t>
-      </w:r>
-      <w:proofErr w:type="spellStart"/>
-      <w:r>
-        <w:t>Jaremar</w:t>
-      </w:r>
-      <w:proofErr w:type="spellEnd"/>
-      <w:r>
-        <w:t>. (2016). Manual de Buenas Prácticas Agrícolas para la Producción Sostenible de la Palma Aceitera por Pequeños Productores. Honduras.</w:t>
+        <w:t>Grupo Jaremar. (2016). Manual de Buenas Prácticas Agrícolas para la Producción Sostenible de la Palma Aceitera por Pequeños Productores. Honduras.</w:t>
       </w:r>
     </w:p>
     <w:p>
@@ -10930,7 +9671,7 @@
           <w:rStyle w:val="Hipervnculo"/>
         </w:rPr>
       </w:pPr>
-      <w:hyperlink r:id="rId22" w:history="1">
+      <w:hyperlink r:id="rId23" w:history="1">
         <w:r>
           <w:rPr>
             <w:rStyle w:val="Hipervnculo"/>
@@ -10941,39 +9682,7 @@
     </w:p>
     <w:p>
       <w:r>
-        <w:t xml:space="preserve">Instituto Agropecuario Colombiano ICA. (2011). Manejo del picudo - </w:t>
-      </w:r>
-      <w:proofErr w:type="spellStart"/>
-      <w:r>
-        <w:t>Rhynchophorus</w:t>
-      </w:r>
-      <w:proofErr w:type="spellEnd"/>
-      <w:r>
-        <w:t xml:space="preserve"> </w:t>
-      </w:r>
-      <w:proofErr w:type="spellStart"/>
-      <w:r>
-        <w:t>palmarum</w:t>
-      </w:r>
-      <w:proofErr w:type="spellEnd"/>
-      <w:r>
-        <w:t xml:space="preserve"> L. (</w:t>
-      </w:r>
-      <w:proofErr w:type="spellStart"/>
-      <w:r>
-        <w:t>Coleoptera</w:t>
-      </w:r>
-      <w:proofErr w:type="spellEnd"/>
-      <w:r>
-        <w:t xml:space="preserve">: </w:t>
-      </w:r>
-      <w:proofErr w:type="spellStart"/>
-      <w:r>
-        <w:t>Curculionidae</w:t>
-      </w:r>
-      <w:proofErr w:type="spellEnd"/>
-      <w:r>
-        <w:t>). Bogotá.</w:t>
+        <w:t>Instituto Agropecuario Colombiano ICA. (2011). Manejo del picudo - Rhynchophorus palmarum L. (Coleoptera: Curculionidae). Bogotá.</w:t>
       </w:r>
     </w:p>
     <w:p>
@@ -10982,7 +9691,7 @@
           <w:rStyle w:val="Hipervnculo"/>
         </w:rPr>
       </w:pPr>
-      <w:hyperlink r:id="rId23" w:history="1">
+      <w:hyperlink r:id="rId24" w:history="1">
         <w:r>
           <w:rPr>
             <w:rStyle w:val="Hipervnculo"/>
@@ -11002,7 +9711,7 @@
           <w:rStyle w:val="Hipervnculo"/>
         </w:rPr>
       </w:pPr>
-      <w:hyperlink r:id="rId24" w:history="1">
+      <w:hyperlink r:id="rId25" w:history="1">
         <w:r>
           <w:rPr>
             <w:rStyle w:val="Hipervnculo"/>
@@ -11020,36 +9729,12 @@
         </w:rPr>
       </w:pPr>
       <w:r>
-        <w:t>Instituto Nacional de Investigaciones Agropecuarias – INIAP. (2017). Guía para facilitar el aprendizaje en el manejo integrado del cultivo de Palma aceitera (</w:t>
-      </w:r>
-      <w:proofErr w:type="spellStart"/>
-      <w:r>
-        <w:t>Elaeis</w:t>
-      </w:r>
-      <w:proofErr w:type="spellEnd"/>
+        <w:t>Instituto Nacional de Investigaciones Agropecuarias – INIAP. (2017). Guía para facilitar el aprendizaje en el manejo integrado del cultivo de Palma aceitera (Elaeis guineensis, Jacq). Santo Domingo, Ecuador.</w:t>
+      </w:r>
       <w:r>
         <w:t xml:space="preserve"> </w:t>
       </w:r>
-      <w:proofErr w:type="spellStart"/>
-      <w:r>
-        <w:t>guineensis</w:t>
-      </w:r>
-      <w:proofErr w:type="spellEnd"/>
-      <w:r>
-        <w:t xml:space="preserve">, </w:t>
-      </w:r>
-      <w:proofErr w:type="spellStart"/>
-      <w:r>
-        <w:t>Jacq</w:t>
-      </w:r>
-      <w:proofErr w:type="spellEnd"/>
-      <w:r>
-        <w:t>). Santo Domingo, Ecuador.</w:t>
-      </w:r>
-      <w:r>
-        <w:t xml:space="preserve"> </w:t>
-      </w:r>
-      <w:hyperlink r:id="rId25" w:history="1">
+      <w:hyperlink r:id="rId26" w:history="1">
         <w:r>
           <w:rPr>
             <w:rStyle w:val="Hipervnculo"/>
@@ -11067,36 +9752,12 @@
         </w:rPr>
       </w:pPr>
       <w:r>
-        <w:t>Instituto Nacional de Investigaciones Forestales, Agrícolas y Pecuarias - INIFAB. (2011). Producción de planta en Paquete Tecnológico Palma de Aceite (</w:t>
-      </w:r>
-      <w:proofErr w:type="spellStart"/>
-      <w:r>
-        <w:t>Elaeis</w:t>
-      </w:r>
-      <w:proofErr w:type="spellEnd"/>
-      <w:r>
-        <w:t xml:space="preserve"> </w:t>
-      </w:r>
-      <w:proofErr w:type="spellStart"/>
-      <w:r>
-        <w:t>guinnensis</w:t>
-      </w:r>
-      <w:proofErr w:type="spellEnd"/>
-      <w:r>
-        <w:t xml:space="preserve"> </w:t>
-      </w:r>
-      <w:proofErr w:type="spellStart"/>
-      <w:r>
-        <w:t>Jacq</w:t>
-      </w:r>
-      <w:proofErr w:type="spellEnd"/>
-      <w:r>
-        <w:t>.). México.</w:t>
+        <w:t>Instituto Nacional de Investigaciones Forestales, Agrícolas y Pecuarias - INIFAB. (2011). Producción de planta en Paquete Tecnológico Palma de Aceite (Elaeis guinnensis Jacq.). México.</w:t>
       </w:r>
       <w:r>
         <w:t xml:space="preserve">  </w:t>
       </w:r>
-      <w:hyperlink r:id="rId26" w:history="1">
+      <w:hyperlink r:id="rId27" w:history="1">
         <w:r>
           <w:rPr>
             <w:rStyle w:val="Hipervnculo"/>
@@ -11113,36 +9774,12 @@
       </w:pPr>
       <w:r>
         <w:lastRenderedPageBreak/>
-        <w:t>Narváez, J., Chilito, L., &amp; Bastidas, S. (1996). Determinación de la madurez óptima de cosecha para la palma de aceite (</w:t>
-      </w:r>
-      <w:proofErr w:type="spellStart"/>
-      <w:r>
-        <w:t>Elaeis</w:t>
-      </w:r>
-      <w:proofErr w:type="spellEnd"/>
-      <w:r>
-        <w:t xml:space="preserve"> </w:t>
-      </w:r>
-      <w:proofErr w:type="spellStart"/>
-      <w:r>
-        <w:t>guineensis</w:t>
-      </w:r>
-      <w:proofErr w:type="spellEnd"/>
-      <w:r>
-        <w:t xml:space="preserve"> </w:t>
-      </w:r>
-      <w:proofErr w:type="spellStart"/>
-      <w:r>
-        <w:t>Jacq</w:t>
-      </w:r>
-      <w:proofErr w:type="spellEnd"/>
-      <w:r>
-        <w:t>.) en la región de Tumaco, Nariño.</w:t>
+        <w:t>Narváez, J., Chilito, L., &amp; Bastidas, S. (1996). Determinación de la madurez óptima de cosecha para la palma de aceite (Elaeis guineensis Jacq.) en la región de Tumaco, Nariño.</w:t>
       </w:r>
       <w:r>
         <w:t xml:space="preserve">  </w:t>
       </w:r>
-      <w:hyperlink r:id="rId27" w:history="1">
+      <w:hyperlink r:id="rId28" w:history="1">
         <w:r>
           <w:rPr>
             <w:rStyle w:val="Hipervnculo"/>
@@ -11165,7 +9802,7 @@
       <w:r>
         <w:t xml:space="preserve">  </w:t>
       </w:r>
-      <w:hyperlink r:id="rId28" w:anchor="v=onepage&amp;q&amp;f=false" w:history="1">
+      <w:hyperlink r:id="rId29" w:anchor="v=onepage&amp;q&amp;f=false" w:history="1">
         <w:r>
           <w:rPr>
             <w:rStyle w:val="Hipervnculo"/>
@@ -11188,7 +9825,7 @@
       <w:r>
         <w:t xml:space="preserve">  </w:t>
       </w:r>
-      <w:hyperlink r:id="rId29" w:history="1">
+      <w:hyperlink r:id="rId30" w:history="1">
         <w:r>
           <w:rPr>
             <w:rStyle w:val="Hipervnculo"/>
@@ -11211,7 +9848,7 @@
       <w:r>
         <w:t xml:space="preserve">  </w:t>
       </w:r>
-      <w:hyperlink r:id="rId30" w:history="1">
+      <w:hyperlink r:id="rId31" w:history="1">
         <w:r>
           <w:rPr>
             <w:rStyle w:val="Hipervnculo"/>
@@ -11234,7 +9871,7 @@
       <w:r>
         <w:t xml:space="preserve">  </w:t>
       </w:r>
-      <w:hyperlink r:id="rId31" w:history="1">
+      <w:hyperlink r:id="rId32" w:history="1">
         <w:r>
           <w:rPr>
             <w:rStyle w:val="Hipervnculo"/>
@@ -11252,20 +9889,12 @@
         </w:rPr>
       </w:pPr>
       <w:r>
-        <w:t xml:space="preserve">TECHNOSERVE. (2009). Comparativo técnico de rendimientos de cultivos oleaginosos. </w:t>
-      </w:r>
-      <w:proofErr w:type="spellStart"/>
-      <w:r>
-        <w:t>Technoserve</w:t>
-      </w:r>
-      <w:proofErr w:type="spellEnd"/>
-      <w:r>
-        <w:t>.</w:t>
+        <w:t>TECHNOSERVE. (2009). Comparativo técnico de rendimientos de cultivos oleaginosos. Technoserve.</w:t>
       </w:r>
       <w:r>
         <w:t xml:space="preserve"> </w:t>
       </w:r>
-      <w:hyperlink r:id="rId32" w:history="1">
+      <w:hyperlink r:id="rId33" w:history="1">
         <w:r>
           <w:rPr>
             <w:rStyle w:val="Hipervnculo"/>
@@ -11796,7 +10425,6 @@
               </w:rPr>
               <w:t xml:space="preserve"> </w:t>
             </w:r>
-            <w:proofErr w:type="spellStart"/>
             <w:r>
               <w:rPr>
                 <w:rStyle w:val="Extranjerismo"/>
@@ -11804,7 +10432,6 @@
               </w:rPr>
               <w:t>stack</w:t>
             </w:r>
-            <w:proofErr w:type="spellEnd"/>
           </w:p>
         </w:tc>
         <w:tc>
@@ -12484,33 +11111,11 @@
                 <w:lang w:val="es-CO"/>
               </w:rPr>
             </w:pPr>
-            <w:proofErr w:type="spellStart"/>
             <w:r>
               <w:rPr>
                 <w:lang w:val="es-CO"/>
               </w:rPr>
-              <w:t>Anyerson</w:t>
-            </w:r>
-            <w:proofErr w:type="spellEnd"/>
-            <w:r>
-              <w:rPr>
-                <w:lang w:val="es-CO"/>
-              </w:rPr>
-              <w:t xml:space="preserve"> Wilfredo </w:t>
-            </w:r>
-            <w:proofErr w:type="spellStart"/>
-            <w:r>
-              <w:rPr>
-                <w:lang w:val="es-CO"/>
-              </w:rPr>
-              <w:t>Pizo</w:t>
-            </w:r>
-            <w:proofErr w:type="spellEnd"/>
-            <w:r>
-              <w:rPr>
-                <w:lang w:val="es-CO"/>
-              </w:rPr>
-              <w:t xml:space="preserve"> Ossa</w:t>
+              <w:t>Anyerson Wilfredo Pizo Ossa</w:t>
             </w:r>
           </w:p>
         </w:tc>
@@ -12580,8 +11185,8 @@
       </w:pPr>
     </w:p>
     <w:sectPr>
-      <w:headerReference w:type="default" r:id="rId33"/>
-      <w:footerReference w:type="default" r:id="rId34"/>
+      <w:headerReference w:type="default" r:id="rId34"/>
+      <w:footerReference w:type="default" r:id="rId35"/>
       <w:pgSz w:w="12240" w:h="15840"/>
       <w:pgMar w:top="1701" w:right="1134" w:bottom="1134" w:left="1134" w:header="709" w:footer="737" w:gutter="0"/>
       <w:pgNumType w:start="1"/>
@@ -12594,7 +11199,7 @@
 </file>
 
 <file path=word/endnotes.xml><?xml version="1.0" encoding="utf-8"?>
-<w:endnotes xmlns:wpc="http://schemas.microsoft.com/office/word/2010/wordprocessingCanvas" xmlns:cx="http://schemas.microsoft.com/office/drawing/2014/chartex" xmlns:cx1="http://schemas.microsoft.com/office/drawing/2015/9/8/chartex" xmlns:cx2="http://schemas.microsoft.com/office/drawing/2015/10/21/chartex" xmlns:cx3="http://schemas.microsoft.com/office/drawing/2016/5/9/chartex" xmlns:cx4="http://schemas.microsoft.com/office/drawing/2016/5/10/chartex" xmlns:cx5="http://schemas.microsoft.com/office/drawing/2016/5/11/chartex" xmlns:cx6="http://schemas.microsoft.com/office/drawing/2016/5/12/chartex" xmlns:cx7="http://schemas.microsoft.com/office/drawing/2016/5/13/chartex" xmlns:cx8="http://schemas.microsoft.com/office/drawing/2016/5/14/chartex" xmlns:mc="http://schemas.openxmlformats.org/markup-compatibility/2006" xmlns:aink="http://schemas.microsoft.com/office/drawing/2016/ink" xmlns:am3d="http://schemas.microsoft.com/office/drawing/2017/model3d" xmlns:o="urn:schemas-microsoft-com:office:office" xmlns:r="http://schemas.openxmlformats.org/officeDocument/2006/relationships" xmlns:m="http://schemas.openxmlformats.org/officeDocument/2006/math" xmlns:v="urn:schemas-microsoft-com:vml" xmlns:wp14="http://schemas.microsoft.com/office/word/2010/wordprocessingDrawing" xmlns:wp="http://schemas.openxmlformats.org/drawingml/2006/wordprocessingDrawing" xmlns:w10="urn:schemas-microsoft-com:office:word" xmlns:w="http://schemas.openxmlformats.org/wordprocessingml/2006/main" xmlns:w14="http://schemas.microsoft.com/office/word/2010/wordml" xmlns:w15="http://schemas.microsoft.com/office/word/2012/wordml" xmlns:w16cex="http://schemas.microsoft.com/office/word/2018/wordml/cex" xmlns:w16cid="http://schemas.microsoft.com/office/word/2016/wordml/cid" xmlns:w16="http://schemas.microsoft.com/office/word/2018/wordml" xmlns:w16sdtdh="http://schemas.microsoft.com/office/word/2020/wordml/sdtdatahash" xmlns:w16se="http://schemas.microsoft.com/office/word/2015/wordml/symex" xmlns:wpg="http://schemas.microsoft.com/office/word/2010/wordprocessingGroup" xmlns:wpi="http://schemas.microsoft.com/office/word/2010/wordprocessingInk" xmlns:wne="http://schemas.microsoft.com/office/word/2006/wordml" xmlns:wps="http://schemas.microsoft.com/office/word/2010/wordprocessingShape" mc:Ignorable="w14 w15 w16se w16cid w16 w16cex w16sdtdh wp14">
+<w:endnotes xmlns:wpc="http://schemas.microsoft.com/office/word/2010/wordprocessingCanvas" xmlns:cx="http://schemas.microsoft.com/office/drawing/2014/chartex" xmlns:cx1="http://schemas.microsoft.com/office/drawing/2015/9/8/chartex" xmlns:cx2="http://schemas.microsoft.com/office/drawing/2015/10/21/chartex" xmlns:cx3="http://schemas.microsoft.com/office/drawing/2016/5/9/chartex" xmlns:cx4="http://schemas.microsoft.com/office/drawing/2016/5/10/chartex" xmlns:cx5="http://schemas.microsoft.com/office/drawing/2016/5/11/chartex" xmlns:cx6="http://schemas.microsoft.com/office/drawing/2016/5/12/chartex" xmlns:cx7="http://schemas.microsoft.com/office/drawing/2016/5/13/chartex" xmlns:cx8="http://schemas.microsoft.com/office/drawing/2016/5/14/chartex" xmlns:mc="http://schemas.openxmlformats.org/markup-compatibility/2006" xmlns:aink="http://schemas.microsoft.com/office/drawing/2016/ink" xmlns:am3d="http://schemas.microsoft.com/office/drawing/2017/model3d" xmlns:o="urn:schemas-microsoft-com:office:office" xmlns:oel="http://schemas.microsoft.com/office/2019/extlst" xmlns:r="http://schemas.openxmlformats.org/officeDocument/2006/relationships" xmlns:m="http://schemas.openxmlformats.org/officeDocument/2006/math" xmlns:v="urn:schemas-microsoft-com:vml" xmlns:wp14="http://schemas.microsoft.com/office/word/2010/wordprocessingDrawing" xmlns:wp="http://schemas.openxmlformats.org/drawingml/2006/wordprocessingDrawing" xmlns:w10="urn:schemas-microsoft-com:office:word" xmlns:w="http://schemas.openxmlformats.org/wordprocessingml/2006/main" xmlns:w14="http://schemas.microsoft.com/office/word/2010/wordml" xmlns:w15="http://schemas.microsoft.com/office/word/2012/wordml" xmlns:w16cex="http://schemas.microsoft.com/office/word/2018/wordml/cex" xmlns:w16cid="http://schemas.microsoft.com/office/word/2016/wordml/cid" xmlns:w16="http://schemas.microsoft.com/office/word/2018/wordml" xmlns:w16du="http://schemas.microsoft.com/office/word/2023/wordml/word16du" xmlns:w16sdtdh="http://schemas.microsoft.com/office/word/2020/wordml/sdtdatahash" xmlns:w16sdtfl="http://schemas.microsoft.com/office/word/2024/wordml/sdtformatlock" xmlns:w16se="http://schemas.microsoft.com/office/word/2015/wordml/symex" xmlns:wpg="http://schemas.microsoft.com/office/word/2010/wordprocessingGroup" xmlns:wpi="http://schemas.microsoft.com/office/word/2010/wordprocessingInk" xmlns:wne="http://schemas.microsoft.com/office/word/2006/wordml" xmlns:wps="http://schemas.microsoft.com/office/word/2010/wordprocessingShape" mc:Ignorable="w14 w15 w16se w16cid w16 w16cex w16sdtdh w16sdtfl w16du wp14">
   <w:endnote w:type="separator" w:id="-1">
     <w:p>
       <w:pPr>
@@ -12619,7 +11224,7 @@
 </file>
 
 <file path=word/footer1.xml><?xml version="1.0" encoding="utf-8"?>
-<w:ftr xmlns:wpc="http://schemas.microsoft.com/office/word/2010/wordprocessingCanvas" xmlns:cx="http://schemas.microsoft.com/office/drawing/2014/chartex" xmlns:cx1="http://schemas.microsoft.com/office/drawing/2015/9/8/chartex" xmlns:cx2="http://schemas.microsoft.com/office/drawing/2015/10/21/chartex" xmlns:cx3="http://schemas.microsoft.com/office/drawing/2016/5/9/chartex" xmlns:cx4="http://schemas.microsoft.com/office/drawing/2016/5/10/chartex" xmlns:cx5="http://schemas.microsoft.com/office/drawing/2016/5/11/chartex" xmlns:cx6="http://schemas.microsoft.com/office/drawing/2016/5/12/chartex" xmlns:cx7="http://schemas.microsoft.com/office/drawing/2016/5/13/chartex" xmlns:cx8="http://schemas.microsoft.com/office/drawing/2016/5/14/chartex" xmlns:mc="http://schemas.openxmlformats.org/markup-compatibility/2006" xmlns:aink="http://schemas.microsoft.com/office/drawing/2016/ink" xmlns:am3d="http://schemas.microsoft.com/office/drawing/2017/model3d" xmlns:o="urn:schemas-microsoft-com:office:office" xmlns:r="http://schemas.openxmlformats.org/officeDocument/2006/relationships" xmlns:m="http://schemas.openxmlformats.org/officeDocument/2006/math" xmlns:v="urn:schemas-microsoft-com:vml" xmlns:wp14="http://schemas.microsoft.com/office/word/2010/wordprocessingDrawing" xmlns:wp="http://schemas.openxmlformats.org/drawingml/2006/wordprocessingDrawing" xmlns:w10="urn:schemas-microsoft-com:office:word" xmlns:w="http://schemas.openxmlformats.org/wordprocessingml/2006/main" xmlns:w14="http://schemas.microsoft.com/office/word/2010/wordml" xmlns:w15="http://schemas.microsoft.com/office/word/2012/wordml" xmlns:w16cex="http://schemas.microsoft.com/office/word/2018/wordml/cex" xmlns:w16cid="http://schemas.microsoft.com/office/word/2016/wordml/cid" xmlns:w16="http://schemas.microsoft.com/office/word/2018/wordml" xmlns:w16sdtdh="http://schemas.microsoft.com/office/word/2020/wordml/sdtdatahash" xmlns:w16se="http://schemas.microsoft.com/office/word/2015/wordml/symex" xmlns:wpg="http://schemas.microsoft.com/office/word/2010/wordprocessingGroup" xmlns:wpi="http://schemas.microsoft.com/office/word/2010/wordprocessingInk" xmlns:wne="http://schemas.microsoft.com/office/word/2006/wordml" xmlns:wps="http://schemas.microsoft.com/office/word/2010/wordprocessingShape" mc:Ignorable="w14 w15 w16se w16cid w16 w16cex w16sdtdh wp14">
+<w:ftr xmlns:wpc="http://schemas.microsoft.com/office/word/2010/wordprocessingCanvas" xmlns:cx="http://schemas.microsoft.com/office/drawing/2014/chartex" xmlns:cx1="http://schemas.microsoft.com/office/drawing/2015/9/8/chartex" xmlns:cx2="http://schemas.microsoft.com/office/drawing/2015/10/21/chartex" xmlns:cx3="http://schemas.microsoft.com/office/drawing/2016/5/9/chartex" xmlns:cx4="http://schemas.microsoft.com/office/drawing/2016/5/10/chartex" xmlns:cx5="http://schemas.microsoft.com/office/drawing/2016/5/11/chartex" xmlns:cx6="http://schemas.microsoft.com/office/drawing/2016/5/12/chartex" xmlns:cx7="http://schemas.microsoft.com/office/drawing/2016/5/13/chartex" xmlns:cx8="http://schemas.microsoft.com/office/drawing/2016/5/14/chartex" xmlns:mc="http://schemas.openxmlformats.org/markup-compatibility/2006" xmlns:aink="http://schemas.microsoft.com/office/drawing/2016/ink" xmlns:am3d="http://schemas.microsoft.com/office/drawing/2017/model3d" xmlns:o="urn:schemas-microsoft-com:office:office" xmlns:oel="http://schemas.microsoft.com/office/2019/extlst" xmlns:r="http://schemas.openxmlformats.org/officeDocument/2006/relationships" xmlns:m="http://schemas.openxmlformats.org/officeDocument/2006/math" xmlns:v="urn:schemas-microsoft-com:vml" xmlns:wp14="http://schemas.microsoft.com/office/word/2010/wordprocessingDrawing" xmlns:wp="http://schemas.openxmlformats.org/drawingml/2006/wordprocessingDrawing" xmlns:w10="urn:schemas-microsoft-com:office:word" xmlns:w="http://schemas.openxmlformats.org/wordprocessingml/2006/main" xmlns:w14="http://schemas.microsoft.com/office/word/2010/wordml" xmlns:w15="http://schemas.microsoft.com/office/word/2012/wordml" xmlns:w16cex="http://schemas.microsoft.com/office/word/2018/wordml/cex" xmlns:w16cid="http://schemas.microsoft.com/office/word/2016/wordml/cid" xmlns:w16="http://schemas.microsoft.com/office/word/2018/wordml" xmlns:w16du="http://schemas.microsoft.com/office/word/2023/wordml/word16du" xmlns:w16sdtdh="http://schemas.microsoft.com/office/word/2020/wordml/sdtdatahash" xmlns:w16sdtfl="http://schemas.microsoft.com/office/word/2024/wordml/sdtformatlock" xmlns:w16se="http://schemas.microsoft.com/office/word/2015/wordml/symex" xmlns:wpg="http://schemas.microsoft.com/office/word/2010/wordprocessingGroup" xmlns:wpi="http://schemas.microsoft.com/office/word/2010/wordprocessingInk" xmlns:wne="http://schemas.microsoft.com/office/word/2006/wordml" xmlns:wps="http://schemas.microsoft.com/office/word/2010/wordprocessingShape" mc:Ignorable="w14 w15 w16se w16cid w16 w16cex w16sdtdh w16sdtfl w16du wp14">
   <w:sdt>
     <w:sdtPr>
       <w:id w:val="-1465197936"/>
@@ -12628,7 +11233,6 @@
         <w:docPartUnique/>
       </w:docPartObj>
     </w:sdtPr>
-    <w:sdtEndPr/>
     <w:sdtContent>
       <w:p>
         <w:pPr>
@@ -12665,7 +11269,7 @@
 </file>
 
 <file path=word/footnotes.xml><?xml version="1.0" encoding="utf-8"?>
-<w:footnotes xmlns:wpc="http://schemas.microsoft.com/office/word/2010/wordprocessingCanvas" xmlns:cx="http://schemas.microsoft.com/office/drawing/2014/chartex" xmlns:cx1="http://schemas.microsoft.com/office/drawing/2015/9/8/chartex" xmlns:cx2="http://schemas.microsoft.com/office/drawing/2015/10/21/chartex" xmlns:cx3="http://schemas.microsoft.com/office/drawing/2016/5/9/chartex" xmlns:cx4="http://schemas.microsoft.com/office/drawing/2016/5/10/chartex" xmlns:cx5="http://schemas.microsoft.com/office/drawing/2016/5/11/chartex" xmlns:cx6="http://schemas.microsoft.com/office/drawing/2016/5/12/chartex" xmlns:cx7="http://schemas.microsoft.com/office/drawing/2016/5/13/chartex" xmlns:cx8="http://schemas.microsoft.com/office/drawing/2016/5/14/chartex" xmlns:mc="http://schemas.openxmlformats.org/markup-compatibility/2006" xmlns:aink="http://schemas.microsoft.com/office/drawing/2016/ink" xmlns:am3d="http://schemas.microsoft.com/office/drawing/2017/model3d" xmlns:o="urn:schemas-microsoft-com:office:office" xmlns:r="http://schemas.openxmlformats.org/officeDocument/2006/relationships" xmlns:m="http://schemas.openxmlformats.org/officeDocument/2006/math" xmlns:v="urn:schemas-microsoft-com:vml" xmlns:wp14="http://schemas.microsoft.com/office/word/2010/wordprocessingDrawing" xmlns:wp="http://schemas.openxmlformats.org/drawingml/2006/wordprocessingDrawing" xmlns:w10="urn:schemas-microsoft-com:office:word" xmlns:w="http://schemas.openxmlformats.org/wordprocessingml/2006/main" xmlns:w14="http://schemas.microsoft.com/office/word/2010/wordml" xmlns:w15="http://schemas.microsoft.com/office/word/2012/wordml" xmlns:w16cex="http://schemas.microsoft.com/office/word/2018/wordml/cex" xmlns:w16cid="http://schemas.microsoft.com/office/word/2016/wordml/cid" xmlns:w16="http://schemas.microsoft.com/office/word/2018/wordml" xmlns:w16sdtdh="http://schemas.microsoft.com/office/word/2020/wordml/sdtdatahash" xmlns:w16se="http://schemas.microsoft.com/office/word/2015/wordml/symex" xmlns:wpg="http://schemas.microsoft.com/office/word/2010/wordprocessingGroup" xmlns:wpi="http://schemas.microsoft.com/office/word/2010/wordprocessingInk" xmlns:wne="http://schemas.microsoft.com/office/word/2006/wordml" xmlns:wps="http://schemas.microsoft.com/office/word/2010/wordprocessingShape" mc:Ignorable="w14 w15 w16se w16cid w16 w16cex w16sdtdh wp14">
+<w:footnotes xmlns:wpc="http://schemas.microsoft.com/office/word/2010/wordprocessingCanvas" xmlns:cx="http://schemas.microsoft.com/office/drawing/2014/chartex" xmlns:cx1="http://schemas.microsoft.com/office/drawing/2015/9/8/chartex" xmlns:cx2="http://schemas.microsoft.com/office/drawing/2015/10/21/chartex" xmlns:cx3="http://schemas.microsoft.com/office/drawing/2016/5/9/chartex" xmlns:cx4="http://schemas.microsoft.com/office/drawing/2016/5/10/chartex" xmlns:cx5="http://schemas.microsoft.com/office/drawing/2016/5/11/chartex" xmlns:cx6="http://schemas.microsoft.com/office/drawing/2016/5/12/chartex" xmlns:cx7="http://schemas.microsoft.com/office/drawing/2016/5/13/chartex" xmlns:cx8="http://schemas.microsoft.com/office/drawing/2016/5/14/chartex" xmlns:mc="http://schemas.openxmlformats.org/markup-compatibility/2006" xmlns:aink="http://schemas.microsoft.com/office/drawing/2016/ink" xmlns:am3d="http://schemas.microsoft.com/office/drawing/2017/model3d" xmlns:o="urn:schemas-microsoft-com:office:office" xmlns:oel="http://schemas.microsoft.com/office/2019/extlst" xmlns:r="http://schemas.openxmlformats.org/officeDocument/2006/relationships" xmlns:m="http://schemas.openxmlformats.org/officeDocument/2006/math" xmlns:v="urn:schemas-microsoft-com:vml" xmlns:wp14="http://schemas.microsoft.com/office/word/2010/wordprocessingDrawing" xmlns:wp="http://schemas.openxmlformats.org/drawingml/2006/wordprocessingDrawing" xmlns:w10="urn:schemas-microsoft-com:office:word" xmlns:w="http://schemas.openxmlformats.org/wordprocessingml/2006/main" xmlns:w14="http://schemas.microsoft.com/office/word/2010/wordml" xmlns:w15="http://schemas.microsoft.com/office/word/2012/wordml" xmlns:w16cex="http://schemas.microsoft.com/office/word/2018/wordml/cex" xmlns:w16cid="http://schemas.microsoft.com/office/word/2016/wordml/cid" xmlns:w16="http://schemas.microsoft.com/office/word/2018/wordml" xmlns:w16du="http://schemas.microsoft.com/office/word/2023/wordml/word16du" xmlns:w16sdtdh="http://schemas.microsoft.com/office/word/2020/wordml/sdtdatahash" xmlns:w16sdtfl="http://schemas.microsoft.com/office/word/2024/wordml/sdtformatlock" xmlns:w16se="http://schemas.microsoft.com/office/word/2015/wordml/symex" xmlns:wpg="http://schemas.microsoft.com/office/word/2010/wordprocessingGroup" xmlns:wpi="http://schemas.microsoft.com/office/word/2010/wordprocessingInk" xmlns:wne="http://schemas.microsoft.com/office/word/2006/wordml" xmlns:wps="http://schemas.microsoft.com/office/word/2010/wordprocessingShape" mc:Ignorable="w14 w15 w16se w16cid w16 w16cex w16sdtdh w16sdtfl w16du wp14">
   <w:footnote w:type="separator" w:id="-1">
     <w:p>
       <w:pPr>
@@ -12690,7 +11294,7 @@
 </file>
 
 <file path=word/header1.xml><?xml version="1.0" encoding="utf-8"?>
-<w:hdr xmlns:wpc="http://schemas.microsoft.com/office/word/2010/wordprocessingCanvas" xmlns:cx="http://schemas.microsoft.com/office/drawing/2014/chartex" xmlns:cx1="http://schemas.microsoft.com/office/drawing/2015/9/8/chartex" xmlns:cx2="http://schemas.microsoft.com/office/drawing/2015/10/21/chartex" xmlns:cx3="http://schemas.microsoft.com/office/drawing/2016/5/9/chartex" xmlns:cx4="http://schemas.microsoft.com/office/drawing/2016/5/10/chartex" xmlns:cx5="http://schemas.microsoft.com/office/drawing/2016/5/11/chartex" xmlns:cx6="http://schemas.microsoft.com/office/drawing/2016/5/12/chartex" xmlns:cx7="http://schemas.microsoft.com/office/drawing/2016/5/13/chartex" xmlns:cx8="http://schemas.microsoft.com/office/drawing/2016/5/14/chartex" xmlns:mc="http://schemas.openxmlformats.org/markup-compatibility/2006" xmlns:aink="http://schemas.microsoft.com/office/drawing/2016/ink" xmlns:am3d="http://schemas.microsoft.com/office/drawing/2017/model3d" xmlns:o="urn:schemas-microsoft-com:office:office" xmlns:r="http://schemas.openxmlformats.org/officeDocument/2006/relationships" xmlns:m="http://schemas.openxmlformats.org/officeDocument/2006/math" xmlns:v="urn:schemas-microsoft-com:vml" xmlns:wp14="http://schemas.microsoft.com/office/word/2010/wordprocessingDrawing" xmlns:wp="http://schemas.openxmlformats.org/drawingml/2006/wordprocessingDrawing" xmlns:w10="urn:schemas-microsoft-com:office:word" xmlns:w="http://schemas.openxmlformats.org/wordprocessingml/2006/main" xmlns:w14="http://schemas.microsoft.com/office/word/2010/wordml" xmlns:w15="http://schemas.microsoft.com/office/word/2012/wordml" xmlns:w16cex="http://schemas.microsoft.com/office/word/2018/wordml/cex" xmlns:w16cid="http://schemas.microsoft.com/office/word/2016/wordml/cid" xmlns:w16="http://schemas.microsoft.com/office/word/2018/wordml" xmlns:w16sdtdh="http://schemas.microsoft.com/office/word/2020/wordml/sdtdatahash" xmlns:w16se="http://schemas.microsoft.com/office/word/2015/wordml/symex" xmlns:wpg="http://schemas.microsoft.com/office/word/2010/wordprocessingGroup" xmlns:wpi="http://schemas.microsoft.com/office/word/2010/wordprocessingInk" xmlns:wne="http://schemas.microsoft.com/office/word/2006/wordml" xmlns:wps="http://schemas.microsoft.com/office/word/2010/wordprocessingShape" mc:Ignorable="w14 w15 w16se w16cid w16 w16cex w16sdtdh wp14">
+<w:hdr xmlns:wpc="http://schemas.microsoft.com/office/word/2010/wordprocessingCanvas" xmlns:cx="http://schemas.microsoft.com/office/drawing/2014/chartex" xmlns:cx1="http://schemas.microsoft.com/office/drawing/2015/9/8/chartex" xmlns:cx2="http://schemas.microsoft.com/office/drawing/2015/10/21/chartex" xmlns:cx3="http://schemas.microsoft.com/office/drawing/2016/5/9/chartex" xmlns:cx4="http://schemas.microsoft.com/office/drawing/2016/5/10/chartex" xmlns:cx5="http://schemas.microsoft.com/office/drawing/2016/5/11/chartex" xmlns:cx6="http://schemas.microsoft.com/office/drawing/2016/5/12/chartex" xmlns:cx7="http://schemas.microsoft.com/office/drawing/2016/5/13/chartex" xmlns:cx8="http://schemas.microsoft.com/office/drawing/2016/5/14/chartex" xmlns:mc="http://schemas.openxmlformats.org/markup-compatibility/2006" xmlns:aink="http://schemas.microsoft.com/office/drawing/2016/ink" xmlns:am3d="http://schemas.microsoft.com/office/drawing/2017/model3d" xmlns:o="urn:schemas-microsoft-com:office:office" xmlns:oel="http://schemas.microsoft.com/office/2019/extlst" xmlns:r="http://schemas.openxmlformats.org/officeDocument/2006/relationships" xmlns:m="http://schemas.openxmlformats.org/officeDocument/2006/math" xmlns:v="urn:schemas-microsoft-com:vml" xmlns:wp14="http://schemas.microsoft.com/office/word/2010/wordprocessingDrawing" xmlns:wp="http://schemas.openxmlformats.org/drawingml/2006/wordprocessingDrawing" xmlns:w10="urn:schemas-microsoft-com:office:word" xmlns:w="http://schemas.openxmlformats.org/wordprocessingml/2006/main" xmlns:w14="http://schemas.microsoft.com/office/word/2010/wordml" xmlns:w15="http://schemas.microsoft.com/office/word/2012/wordml" xmlns:w16cex="http://schemas.microsoft.com/office/word/2018/wordml/cex" xmlns:w16cid="http://schemas.microsoft.com/office/word/2016/wordml/cid" xmlns:w16="http://schemas.microsoft.com/office/word/2018/wordml" xmlns:w16du="http://schemas.microsoft.com/office/word/2023/wordml/word16du" xmlns:w16sdtdh="http://schemas.microsoft.com/office/word/2020/wordml/sdtdatahash" xmlns:w16sdtfl="http://schemas.microsoft.com/office/word/2024/wordml/sdtformatlock" xmlns:w16se="http://schemas.microsoft.com/office/word/2015/wordml/symex" xmlns:wpg="http://schemas.microsoft.com/office/word/2010/wordprocessingGroup" xmlns:wpi="http://schemas.microsoft.com/office/word/2010/wordprocessingInk" xmlns:wne="http://schemas.microsoft.com/office/word/2006/wordml" xmlns:wps="http://schemas.microsoft.com/office/word/2010/wordprocessingShape" mc:Ignorable="w14 w15 w16se w16cid w16 w16cex w16sdtdh w16sdtfl w16du wp14">
   <w:p>
     <w:pPr>
       <w:pStyle w:val="Encabezado"/>
@@ -12776,7 +11380,7 @@
 </file>
 
 <file path=word/numbering.xml><?xml version="1.0" encoding="utf-8"?>
-<w:numbering xmlns:wpc="http://schemas.microsoft.com/office/word/2010/wordprocessingCanvas" xmlns:cx="http://schemas.microsoft.com/office/drawing/2014/chartex" xmlns:cx1="http://schemas.microsoft.com/office/drawing/2015/9/8/chartex" xmlns:cx2="http://schemas.microsoft.com/office/drawing/2015/10/21/chartex" xmlns:cx3="http://schemas.microsoft.com/office/drawing/2016/5/9/chartex" xmlns:cx4="http://schemas.microsoft.com/office/drawing/2016/5/10/chartex" xmlns:cx5="http://schemas.microsoft.com/office/drawing/2016/5/11/chartex" xmlns:cx6="http://schemas.microsoft.com/office/drawing/2016/5/12/chartex" xmlns:cx7="http://schemas.microsoft.com/office/drawing/2016/5/13/chartex" xmlns:cx8="http://schemas.microsoft.com/office/drawing/2016/5/14/chartex" xmlns:mc="http://schemas.openxmlformats.org/markup-compatibility/2006" xmlns:aink="http://schemas.microsoft.com/office/drawing/2016/ink" xmlns:am3d="http://schemas.microsoft.com/office/drawing/2017/model3d" xmlns:o="urn:schemas-microsoft-com:office:office" xmlns:r="http://schemas.openxmlformats.org/officeDocument/2006/relationships" xmlns:m="http://schemas.openxmlformats.org/officeDocument/2006/math" xmlns:v="urn:schemas-microsoft-com:vml" xmlns:wp14="http://schemas.microsoft.com/office/word/2010/wordprocessingDrawing" xmlns:wp="http://schemas.openxmlformats.org/drawingml/2006/wordprocessingDrawing" xmlns:w10="urn:schemas-microsoft-com:office:word" xmlns:w="http://schemas.openxmlformats.org/wordprocessingml/2006/main" xmlns:w14="http://schemas.microsoft.com/office/word/2010/wordml" xmlns:w15="http://schemas.microsoft.com/office/word/2012/wordml" xmlns:w16cex="http://schemas.microsoft.com/office/word/2018/wordml/cex" xmlns:w16cid="http://schemas.microsoft.com/office/word/2016/wordml/cid" xmlns:w16="http://schemas.microsoft.com/office/word/2018/wordml" xmlns:w16sdtdh="http://schemas.microsoft.com/office/word/2020/wordml/sdtdatahash" xmlns:w16se="http://schemas.microsoft.com/office/word/2015/wordml/symex" xmlns:wpg="http://schemas.microsoft.com/office/word/2010/wordprocessingGroup" xmlns:wpi="http://schemas.microsoft.com/office/word/2010/wordprocessingInk" xmlns:wne="http://schemas.microsoft.com/office/word/2006/wordml" xmlns:wps="http://schemas.microsoft.com/office/word/2010/wordprocessingShape" mc:Ignorable="w14 w15 w16se w16cid w16 w16cex w16sdtdh wp14">
+<w:numbering xmlns:wpc="http://schemas.microsoft.com/office/word/2010/wordprocessingCanvas" xmlns:cx="http://schemas.microsoft.com/office/drawing/2014/chartex" xmlns:cx1="http://schemas.microsoft.com/office/drawing/2015/9/8/chartex" xmlns:cx2="http://schemas.microsoft.com/office/drawing/2015/10/21/chartex" xmlns:cx3="http://schemas.microsoft.com/office/drawing/2016/5/9/chartex" xmlns:cx4="http://schemas.microsoft.com/office/drawing/2016/5/10/chartex" xmlns:cx5="http://schemas.microsoft.com/office/drawing/2016/5/11/chartex" xmlns:cx6="http://schemas.microsoft.com/office/drawing/2016/5/12/chartex" xmlns:cx7="http://schemas.microsoft.com/office/drawing/2016/5/13/chartex" xmlns:cx8="http://schemas.microsoft.com/office/drawing/2016/5/14/chartex" xmlns:mc="http://schemas.openxmlformats.org/markup-compatibility/2006" xmlns:aink="http://schemas.microsoft.com/office/drawing/2016/ink" xmlns:am3d="http://schemas.microsoft.com/office/drawing/2017/model3d" xmlns:o="urn:schemas-microsoft-com:office:office" xmlns:oel="http://schemas.microsoft.com/office/2019/extlst" xmlns:r="http://schemas.openxmlformats.org/officeDocument/2006/relationships" xmlns:m="http://schemas.openxmlformats.org/officeDocument/2006/math" xmlns:v="urn:schemas-microsoft-com:vml" xmlns:wp14="http://schemas.microsoft.com/office/word/2010/wordprocessingDrawing" xmlns:wp="http://schemas.openxmlformats.org/drawingml/2006/wordprocessingDrawing" xmlns:w10="urn:schemas-microsoft-com:office:word" xmlns:w="http://schemas.openxmlformats.org/wordprocessingml/2006/main" xmlns:w14="http://schemas.microsoft.com/office/word/2010/wordml" xmlns:w15="http://schemas.microsoft.com/office/word/2012/wordml" xmlns:w16cex="http://schemas.microsoft.com/office/word/2018/wordml/cex" xmlns:w16cid="http://schemas.microsoft.com/office/word/2016/wordml/cid" xmlns:w16="http://schemas.microsoft.com/office/word/2018/wordml" xmlns:w16du="http://schemas.microsoft.com/office/word/2023/wordml/word16du" xmlns:w16sdtdh="http://schemas.microsoft.com/office/word/2020/wordml/sdtdatahash" xmlns:w16sdtfl="http://schemas.microsoft.com/office/word/2024/wordml/sdtformatlock" xmlns:w16se="http://schemas.microsoft.com/office/word/2015/wordml/symex" xmlns:wpg="http://schemas.microsoft.com/office/word/2010/wordprocessingGroup" xmlns:wpi="http://schemas.microsoft.com/office/word/2010/wordprocessingInk" xmlns:wne="http://schemas.microsoft.com/office/word/2006/wordml" xmlns:wps="http://schemas.microsoft.com/office/word/2010/wordprocessingShape" mc:Ignorable="w14 w15 w16se w16cid w16 w16cex w16sdtdh w16sdtfl w16du wp14">
   <w:abstractNum w:abstractNumId="0" w15:restartNumberingAfterBreak="0">
     <w:nsid w:val="FFFFFF89"/>
     <w:multiLevelType w:val="singleLevel"/>
@@ -16782,115 +15386,115 @@
       </w:pPr>
     </w:lvl>
   </w:abstractNum>
-  <w:num w:numId="1">
+  <w:num w:numId="1" w16cid:durableId="1149520680">
     <w:abstractNumId w:val="36"/>
   </w:num>
-  <w:num w:numId="2">
+  <w:num w:numId="2" w16cid:durableId="480315006">
     <w:abstractNumId w:val="0"/>
   </w:num>
-  <w:num w:numId="3">
+  <w:num w:numId="3" w16cid:durableId="715396311">
     <w:abstractNumId w:val="16"/>
   </w:num>
-  <w:num w:numId="4">
+  <w:num w:numId="4" w16cid:durableId="1425493726">
     <w:abstractNumId w:val="27"/>
   </w:num>
-  <w:num w:numId="5">
+  <w:num w:numId="5" w16cid:durableId="917859877">
     <w:abstractNumId w:val="23"/>
   </w:num>
-  <w:num w:numId="6">
+  <w:num w:numId="6" w16cid:durableId="54134662">
     <w:abstractNumId w:val="26"/>
   </w:num>
-  <w:num w:numId="7">
+  <w:num w:numId="7" w16cid:durableId="1482697693">
     <w:abstractNumId w:val="30"/>
   </w:num>
-  <w:num w:numId="8">
+  <w:num w:numId="8" w16cid:durableId="1495216608">
     <w:abstractNumId w:val="5"/>
   </w:num>
-  <w:num w:numId="9">
+  <w:num w:numId="9" w16cid:durableId="1777167210">
     <w:abstractNumId w:val="14"/>
   </w:num>
-  <w:num w:numId="10">
+  <w:num w:numId="10" w16cid:durableId="352343889">
     <w:abstractNumId w:val="21"/>
   </w:num>
-  <w:num w:numId="11">
+  <w:num w:numId="11" w16cid:durableId="1237596198">
     <w:abstractNumId w:val="25"/>
   </w:num>
-  <w:num w:numId="12">
+  <w:num w:numId="12" w16cid:durableId="1222520898">
     <w:abstractNumId w:val="35"/>
   </w:num>
-  <w:num w:numId="13">
+  <w:num w:numId="13" w16cid:durableId="202448043">
     <w:abstractNumId w:val="34"/>
   </w:num>
-  <w:num w:numId="14">
+  <w:num w:numId="14" w16cid:durableId="1669013499">
     <w:abstractNumId w:val="4"/>
   </w:num>
-  <w:num w:numId="15">
+  <w:num w:numId="15" w16cid:durableId="1556701396">
     <w:abstractNumId w:val="6"/>
   </w:num>
-  <w:num w:numId="16">
+  <w:num w:numId="16" w16cid:durableId="523371584">
     <w:abstractNumId w:val="19"/>
   </w:num>
-  <w:num w:numId="17">
+  <w:num w:numId="17" w16cid:durableId="2103062114">
     <w:abstractNumId w:val="17"/>
   </w:num>
-  <w:num w:numId="18">
+  <w:num w:numId="18" w16cid:durableId="1649938101">
     <w:abstractNumId w:val="22"/>
   </w:num>
-  <w:num w:numId="19">
+  <w:num w:numId="19" w16cid:durableId="1300914345">
     <w:abstractNumId w:val="3"/>
   </w:num>
-  <w:num w:numId="20">
+  <w:num w:numId="20" w16cid:durableId="5181394">
     <w:abstractNumId w:val="2"/>
   </w:num>
-  <w:num w:numId="21">
+  <w:num w:numId="21" w16cid:durableId="1655838800">
     <w:abstractNumId w:val="32"/>
   </w:num>
-  <w:num w:numId="22">
+  <w:num w:numId="22" w16cid:durableId="540437312">
     <w:abstractNumId w:val="33"/>
   </w:num>
-  <w:num w:numId="23">
+  <w:num w:numId="23" w16cid:durableId="1655141073">
     <w:abstractNumId w:val="29"/>
   </w:num>
-  <w:num w:numId="24">
+  <w:num w:numId="24" w16cid:durableId="913777449">
     <w:abstractNumId w:val="31"/>
   </w:num>
-  <w:num w:numId="25">
+  <w:num w:numId="25" w16cid:durableId="12849769">
     <w:abstractNumId w:val="7"/>
   </w:num>
-  <w:num w:numId="26">
+  <w:num w:numId="26" w16cid:durableId="580456537">
     <w:abstractNumId w:val="20"/>
   </w:num>
-  <w:num w:numId="27">
+  <w:num w:numId="27" w16cid:durableId="1759204552">
     <w:abstractNumId w:val="15"/>
   </w:num>
-  <w:num w:numId="28">
+  <w:num w:numId="28" w16cid:durableId="1375035815">
     <w:abstractNumId w:val="10"/>
   </w:num>
-  <w:num w:numId="29">
+  <w:num w:numId="29" w16cid:durableId="22051184">
     <w:abstractNumId w:val="13"/>
   </w:num>
-  <w:num w:numId="30">
+  <w:num w:numId="30" w16cid:durableId="452094886">
     <w:abstractNumId w:val="18"/>
   </w:num>
-  <w:num w:numId="31">
+  <w:num w:numId="31" w16cid:durableId="1284263547">
     <w:abstractNumId w:val="24"/>
   </w:num>
-  <w:num w:numId="32">
+  <w:num w:numId="32" w16cid:durableId="47074744">
     <w:abstractNumId w:val="28"/>
   </w:num>
-  <w:num w:numId="33">
+  <w:num w:numId="33" w16cid:durableId="2028292223">
     <w:abstractNumId w:val="8"/>
   </w:num>
-  <w:num w:numId="34">
+  <w:num w:numId="34" w16cid:durableId="98255061">
     <w:abstractNumId w:val="9"/>
   </w:num>
-  <w:num w:numId="35">
+  <w:num w:numId="35" w16cid:durableId="1551726025">
     <w:abstractNumId w:val="11"/>
   </w:num>
-  <w:num w:numId="36">
+  <w:num w:numId="36" w16cid:durableId="1063017319">
     <w:abstractNumId w:val="1"/>
   </w:num>
-  <w:num w:numId="37">
+  <w:num w:numId="37" w16cid:durableId="1579635597">
     <w:abstractNumId w:val="12"/>
   </w:num>
   <w:numIdMacAtCleanup w:val="36"/>
@@ -16898,7 +15502,7 @@
 </file>
 
 <file path=word/styles.xml><?xml version="1.0" encoding="utf-8"?>
-<w:styles xmlns:mc="http://schemas.openxmlformats.org/markup-compatibility/2006" xmlns:r="http://schemas.openxmlformats.org/officeDocument/2006/relationships" xmlns:w="http://schemas.openxmlformats.org/wordprocessingml/2006/main" xmlns:w14="http://schemas.microsoft.com/office/word/2010/wordml" xmlns:w15="http://schemas.microsoft.com/office/word/2012/wordml" xmlns:w16cex="http://schemas.microsoft.com/office/word/2018/wordml/cex" xmlns:w16cid="http://schemas.microsoft.com/office/word/2016/wordml/cid" xmlns:w16="http://schemas.microsoft.com/office/word/2018/wordml" xmlns:w16sdtdh="http://schemas.microsoft.com/office/word/2020/wordml/sdtdatahash" xmlns:w16se="http://schemas.microsoft.com/office/word/2015/wordml/symex" mc:Ignorable="w14 w15 w16se w16cid w16 w16cex w16sdtdh">
+<w:styles xmlns:mc="http://schemas.openxmlformats.org/markup-compatibility/2006" xmlns:r="http://schemas.openxmlformats.org/officeDocument/2006/relationships" xmlns:w="http://schemas.openxmlformats.org/wordprocessingml/2006/main" xmlns:w14="http://schemas.microsoft.com/office/word/2010/wordml" xmlns:w15="http://schemas.microsoft.com/office/word/2012/wordml" xmlns:w16cex="http://schemas.microsoft.com/office/word/2018/wordml/cex" xmlns:w16cid="http://schemas.microsoft.com/office/word/2016/wordml/cid" xmlns:w16="http://schemas.microsoft.com/office/word/2018/wordml" xmlns:w16du="http://schemas.microsoft.com/office/word/2023/wordml/word16du" xmlns:w16sdtdh="http://schemas.microsoft.com/office/word/2020/wordml/sdtdatahash" xmlns:w16sdtfl="http://schemas.microsoft.com/office/word/2024/wordml/sdtformatlock" xmlns:w16se="http://schemas.microsoft.com/office/word/2015/wordml/symex" mc:Ignorable="w14 w15 w16se w16cid w16 w16cex w16sdtdh w16sdtfl w16du">
   <w:docDefaults>
     <w:rPrDefault>
       <w:rPr>
@@ -17482,7 +16086,6 @@
   <w:style w:type="character" w:default="1" w:styleId="Fuentedeprrafopredeter">
     <w:name w:val="Default Paragraph Font"/>
     <w:uiPriority w:val="1"/>
-    <w:semiHidden/>
     <w:unhideWhenUsed/>
   </w:style>
   <w:style w:type="table" w:default="1" w:styleId="Tablanormal">
@@ -18265,7 +16868,7 @@
       </w:rPr>
     </w:tblStylePr>
   </w:style>
-  <w:style w:type="character" w:styleId="Textoennegrita">
+  <w:style w:type="character" w:styleId="Fuerte">
     <w:name w:val="Strong"/>
     <w:basedOn w:val="Fuentedeprrafopredeter"/>
     <w:uiPriority w:val="22"/>
@@ -18729,19 +17332,10 @@
 </file>
 
 <file path=customXml/item1.xml><?xml version="1.0" encoding="utf-8"?>
-<?mso-contentType ?>
-<FormTemplates xmlns="http://schemas.microsoft.com/sharepoint/v3/contenttype/forms">
-  <Display>DocumentLibraryForm</Display>
-  <Edit>DocumentLibraryForm</Edit>
-  <New>DocumentLibraryForm</New>
-</FormTemplates>
+<b:Sources xmlns:b="http://schemas.openxmlformats.org/officeDocument/2006/bibliography" xmlns="http://schemas.openxmlformats.org/officeDocument/2006/bibliography" SelectedStyle="\APASixthEditionOfficeOnline.xsl" StyleName="APA" Version="6"/>
 </file>
 
 <file path=customXml/item2.xml><?xml version="1.0" encoding="utf-8"?>
-<b:Sources xmlns:b="http://schemas.openxmlformats.org/officeDocument/2006/bibliography" xmlns="http://schemas.openxmlformats.org/officeDocument/2006/bibliography" SelectedStyle="\APASixthEditionOfficeOnline.xsl" StyleName="APA" Version="6"/>
-</file>
-
-<file path=customXml/item3.xml><?xml version="1.0" encoding="utf-8"?>
 <ct:contentTypeSchema xmlns:ct="http://schemas.microsoft.com/office/2006/metadata/contentType" xmlns:ma="http://schemas.microsoft.com/office/2006/metadata/properties/metaAttributes" ct:_="" ma:_="" ma:contentTypeName="Documento" ma:contentTypeID="0x0101006A81D6BD42E8DF4C91013959704817E1" ma:contentTypeVersion="15" ma:contentTypeDescription="Crear nuevo documento." ma:contentTypeScope="" ma:versionID="bf4f72ffd194f0963ff564daca6869f7">
   <xsd:schema xmlns:xsd="http://www.w3.org/2001/XMLSchema" xmlns:xs="http://www.w3.org/2001/XMLSchema" xmlns:p="http://schemas.microsoft.com/office/2006/metadata/properties" xmlns:ns2="13c90a0b-73bc-4dc0-be5f-28d77b615beb" xmlns:ns3="13c93bba-48ce-428c-bfe5-88b42c19b028" targetNamespace="http://schemas.microsoft.com/office/2006/metadata/properties" ma:root="true" ma:fieldsID="8718d6f4873a5b1392a45044efa78385" ns2:_="" ns3:_="">
     <xsd:import namespace="13c90a0b-73bc-4dc0-be5f-28d77b615beb"/>
@@ -18976,7 +17570,7 @@
 </ct:contentTypeSchema>
 </file>
 
-<file path=customXml/item4.xml><?xml version="1.0" encoding="utf-8"?>
+<file path=customXml/item3.xml><?xml version="1.0" encoding="utf-8"?>
 <p:properties xmlns:p="http://schemas.microsoft.com/office/2006/metadata/properties" xmlns:xsi="http://www.w3.org/2001/XMLSchema-instance" xmlns:pc="http://schemas.microsoft.com/office/infopath/2007/PartnerControls">
   <documentManagement>
     <TaxCatchAll xmlns="13c90a0b-73bc-4dc0-be5f-28d77b615beb" xsi:nil="true"/>
@@ -18987,15 +17581,16 @@
 </p:properties>
 </file>
 
-<file path=customXml/itemProps1.xml><?xml version="1.0" encoding="utf-8"?>
-<ds:datastoreItem xmlns:ds="http://schemas.openxmlformats.org/officeDocument/2006/customXml" ds:itemID="{10663269-2064-4804-8290-36D4A57F5557}">
-  <ds:schemaRefs>
-    <ds:schemaRef ds:uri="http://schemas.microsoft.com/sharepoint/v3/contenttype/forms"/>
-  </ds:schemaRefs>
-</ds:datastoreItem>
+<file path=customXml/item4.xml><?xml version="1.0" encoding="utf-8"?>
+<?mso-contentType ?>
+<FormTemplates xmlns="http://schemas.microsoft.com/sharepoint/v3/contenttype/forms">
+  <Display>DocumentLibraryForm</Display>
+  <Edit>DocumentLibraryForm</Edit>
+  <New>DocumentLibraryForm</New>
+</FormTemplates>
 </file>
 
-<file path=customXml/itemProps2.xml><?xml version="1.0" encoding="utf-8"?>
+<file path=customXml/itemProps1.xml><?xml version="1.0" encoding="utf-8"?>
 <ds:datastoreItem xmlns:ds="http://schemas.openxmlformats.org/officeDocument/2006/customXml" ds:itemID="{EAE431FD-7059-4C09-804B-C9D69EB7B213}">
   <ds:schemaRefs>
     <ds:schemaRef ds:uri="http://schemas.openxmlformats.org/officeDocument/2006/bibliography"/>
@@ -19003,7 +17598,7 @@
 </ds:datastoreItem>
 </file>
 
-<file path=customXml/itemProps3.xml><?xml version="1.0" encoding="utf-8"?>
+<file path=customXml/itemProps2.xml><?xml version="1.0" encoding="utf-8"?>
 <ds:datastoreItem xmlns:ds="http://schemas.openxmlformats.org/officeDocument/2006/customXml" ds:itemID="{BD927250-160E-4371-8189-2EC2B07614D3}">
   <ds:schemaRefs>
     <ds:schemaRef ds:uri="http://schemas.microsoft.com/office/2006/metadata/contentType"/>
@@ -19022,7 +17617,7 @@
 </ds:datastoreItem>
 </file>
 
-<file path=customXml/itemProps4.xml><?xml version="1.0" encoding="utf-8"?>
+<file path=customXml/itemProps3.xml><?xml version="1.0" encoding="utf-8"?>
 <ds:datastoreItem xmlns:ds="http://schemas.openxmlformats.org/officeDocument/2006/customXml" ds:itemID="{1279454D-02BE-4A9C-A117-DCD1573E2608}">
   <ds:schemaRefs>
     <ds:schemaRef ds:uri="http://schemas.microsoft.com/office/2006/metadata/properties"/>
@@ -19031,4 +17626,12 @@
     <ds:schemaRef ds:uri="13c93bba-48ce-428c-bfe5-88b42c19b028"/>
   </ds:schemaRefs>
 </ds:datastoreItem>
+</file>
+
+<file path=customXml/itemProps4.xml><?xml version="1.0" encoding="utf-8"?>
+<ds:datastoreItem xmlns:ds="http://schemas.openxmlformats.org/officeDocument/2006/customXml" ds:itemID="{10663269-2064-4804-8290-36D4A57F5557}">
+  <ds:schemaRefs>
+    <ds:schemaRef ds:uri="http://schemas.microsoft.com/sharepoint/v3/contenttype/forms"/>
+  </ds:schemaRefs>
+</ds:datastoreItem>
 </file>